--- a/ST-GraphAD_Manuscript.docx
+++ b/ST-GraphAD_Manuscript.docx
@@ -4,83 +4,66 @@
   <w:body>
     <w:p>
       <w:pPr>
-        <w:spacing w:before="1600"/>
+        <w:spacing w:after="160"/>
         <w:jc w:val="center"/>
-        <w:rPr>
-          <w:sz w:val="36"/>
-          <w:szCs w:val="36"/>
-        </w:rPr>
       </w:pPr>
       <w:r>
         <w:rPr>
-          <w:rFonts w:ascii="Times New Roman" w:hAnsi="Times New Roman"/>
           <w:b/>
-          <w:sz w:val="36"/>
-          <w:szCs w:val="36"/>
+          <w:sz w:val="38"/>
         </w:rPr>
-        <w:t>ST-GraphAD: A Spatio-Temporal Graph Neural Network</w:t>
+        <w:t>ST-GraphAD: Spatio-Temporal Graph Neural Network</w:t>
       </w:r>
       <w:r>
         <w:rPr>
-          <w:rFonts w:ascii="Times New Roman" w:hAnsi="Times New Roman"/>
           <w:b/>
-          <w:sz w:val="36"/>
-          <w:szCs w:val="36"/>
+          <w:sz w:val="38"/>
         </w:rPr>
         <w:br w:type="textWrapping"/>
       </w:r>
       <w:r>
         <w:rPr>
-          <w:rFonts w:ascii="Times New Roman" w:hAnsi="Times New Roman"/>
           <w:b/>
-          <w:sz w:val="36"/>
-          <w:szCs w:val="36"/>
+          <w:sz w:val="38"/>
         </w:rPr>
         <w:t>for Network Intrusion Detection on UNSW-NB15</w:t>
       </w:r>
     </w:p>
     <w:p>
       <w:pPr>
-        <w:spacing w:before="360"/>
+        <w:spacing w:after="40"/>
         <w:jc w:val="center"/>
       </w:pPr>
       <w:r>
         <w:rPr>
           <w:b/>
-          <w:sz w:val="26"/>
+          <w:sz w:val="25"/>
         </w:rPr>
         <w:t>Ayan Bhaumik</w:t>
       </w:r>
     </w:p>
     <w:p>
       <w:pPr>
-        <w:jc w:val="center"/>
-      </w:pPr>
-      <w:r>
-        <w:t>Independent Researcher</w:t>
-      </w:r>
-      <w:r>
-        <w:br w:type="textWrapping"/>
-      </w:r>
-      <w:r>
-        <w:t>mrayanbhaumik@gmail.com  |  connect@ayanbhaumik.in</w:t>
-      </w:r>
-    </w:p>
-    <w:p>
-      <w:pPr>
-        <w:spacing w:before="1600"/>
+        <w:spacing w:after="240"/>
         <w:jc w:val="center"/>
       </w:pPr>
       <w:r>
         <w:rPr>
-          <w:i/>
+          <w:sz w:val="20"/>
         </w:rPr>
-        <w:t>Research Manuscript — Revised, Submission-Oriented Draft</w:t>
+        <w:t>Independent Researcher</w:t>
       </w:r>
-    </w:p>
-    <w:p>
       <w:r>
-        <w:br w:type="page"/>
+        <w:rPr>
+          <w:sz w:val="20"/>
+        </w:rPr>
+        <w:br w:type="textWrapping"/>
+      </w:r>
+      <w:r>
+        <w:rPr>
+          <w:sz w:val="20"/>
+        </w:rPr>
+        <w:t>mrayanbhaumik@gmail.com  |  connect@ayanbhaumik.in</w:t>
       </w:r>
     </w:p>
     <w:p>
@@ -93,7 +76,12 @@
     </w:p>
     <w:p>
       <w:r>
-        <w:t>Network intrusion detection systems (NIDS) increasingly encounter attacks whose evidence is distributed across communicating entities and evolves over time. Conventional flow-level classifiers analyze individual records and therefore have limited ability to represent relational and temporal attack behavior. This paper presents ST-GraphAD, a spatio-temporal graph neural network designed for node-level anomaly detection in network traffic. The method converts the publicly available UNSW-NB15 flow records into a sequence of attributed graph snapshots, applies a shared three-layer graph convolutional network (GCN) to encode spatial structure, and uses a two-layer, four-head temporal self-attention module over five consecutive snapshots to capture temporal dependencies. Because the commonly distributed UNSW-NB15 CSV files do not expose source and destination IP addresses, the proposed preprocessing uses explicitly documented protocol–service–state pseudo-node identifiers; this approximation is treated as a central limitation rather than concealed. Under the current experimental run, ST-GraphAD achieves 0.91 node-level AUC-ROC, 0.88 F1, 0.89 precision, and 0.87 recall, compared with 0.87 AUC, 0.84 F1, 0.86 precision, and 0.82 recall for a static GCN baseline. The observed gains are indicative rather than statistically conclusive because each configuration was trained with a single random seed. Graph-level metrics are also shown to be unsuitable for the present label construction because approximately 95% of nodes are attack-labeled, producing a degenerate graph-level task. The study therefore treats node-level anomaly detection as the primary evaluation target and explicitly documents data leakage risks, pseudo-node construction, fixed temporal windows, class imbalance, and the absence of multi-seed and per-attack-category evaluation.</w:t>
+        <w:t>Network intrusion detection systems must identify malicious behavior that is distributed across communicating entities and evolves over time. Conventional flow-based approaches generally treat individual records as independent samples, while static graph neural networks capture relational structure without explicitly modeling temporal evolution. This paper presents ST-GraphAD, a spatio-temporal graph neural network for node-level intrusion detection on the UNSW-NB15 benchmark. Network flows are converted into dynamic attributed graph snapshots using an explicit pseudo-node construction based on protocol, service, and connection-state information, because the commonly distributed CSV representation does not expose source/destination IP addresses. A shared three-layer graph convolutional network produc</w:t>
+      </w:r>
+      <w:bookmarkStart w:id="0" w:name="_GoBack"/>
+      <w:bookmarkEnd w:id="0"/>
+      <w:r>
+        <w:t>es spatial node embeddings for each snapshot; a two-layer, four-head temporal self-attention module with positional encoding then models dependencies across five consecutive snapshots. Node-level validation AUC-ROC is used for model selection and early stopping, avoiding the degenerate graph-level signal induced by majority-vote graph labels. With an 85/15 train/validation split of the official training CSV, an untouched official test set, training-only preprocessing, and five-seed evaluation, ST-GraphAD achieves a mean node-level AUC-ROC of 0.657 ± 0.078 and F1-score of 0.858 ± 0.021, compared with 0.612 ± 0.030 AUC and 0.836 ± 0.013 F1 for a static GCN baseline. The mean AUC improvement is 0.045 absolute, although the proposed model exhibits greater run-to-run variance. Graph-level metrics remain uninformative under the present majority-vote labeling scheme. The study reports computational cost, documents the remaining limitations, and provides a reproducible experimental specification.</w:t>
       </w:r>
     </w:p>
     <w:p>
@@ -104,7 +92,7 @@
         <w:t xml:space="preserve">Keywords: </w:t>
       </w:r>
       <w:r>
-        <w:t>network intrusion detection; graph neural networks; spatio-temporal GNN; temporal attention; anomaly detection; UNSW-NB15; GCN</w:t>
+        <w:t>network intrusion detection; graph neural networks; spatio-temporal modeling; temporal attention; UNSW-NB15; node classification</w:t>
       </w:r>
     </w:p>
     <w:p>
@@ -120,17 +108,12 @@
         <w:pStyle w:val="3"/>
       </w:pPr>
       <w:r>
-        <w:t>1.1 Background and Motivation</w:t>
+        <w:t>1.1 Background</w:t>
       </w:r>
     </w:p>
     <w:p>
       <w:r>
-        <w:t>Modern network attacks rarely behave as isolated events. Reconnaissance may precede exploitation, a compromised endpoint may generate repeated command-and-control traffic, and lateral movement may alter the communication relationships among hosts. Such behaviors contain both relational and temporal information. Traditional signature systems remain valuable for known threats, but anomaly-based methods are attractive when attack behavior is not fully described by a fixed signature. However, many machine-learning NIDS pipelines still represent traffic as independent feature vectors, limiting their ability to reason over communication structure.</w:t>
-      </w:r>
-    </w:p>
-    <w:p>
-      <w:r>
-        <w:t>Graph neural networks (GNNs) provide a natural representation for relational network telemetry. A communication network can be represented as a graph in which entities are nodes and observed communications are edges. A GCN can then aggregate information from neighboring nodes, allowing a node representation to depend on its local graph context. The limitation of a static GCN is that it generally processes one graph snapshot at a time. Attack campaigns, however, evolve across time, motivating the integration of temporal modeling with graph representation learning.</w:t>
+        <w:t>Network intrusion detection is a central cybersecurity task because modern attacks can involve multiple stages and multiple entities. Reconnaissance, exploitation, lateral movement, command-and-control activity, and data exfiltration can leave related traces across time rather than producing a single, isolated anomalous flow. Signature-based systems remain effective for known patterns, while anomaly-based machine-learning methods extend coverage to previously unseen behavior. Nevertheless, a large class of NIDS pipelines still represents traffic as independent feature vectors and therefore underutilizes the relational structure of communications.</w:t>
       </w:r>
     </w:p>
     <w:p>
@@ -138,12 +121,17 @@
         <w:pStyle w:val="3"/>
       </w:pPr>
       <w:r>
-        <w:t>1.2 Research Problem</w:t>
+        <w:t>1.2 Motivation and Research Gap</w:t>
       </w:r>
     </w:p>
     <w:p>
       <w:r>
-        <w:t>This work investigates whether explicitly modeling a sequence of graph snapshots with temporal attention can improve node-level intrusion detection relative to a spatial-only GCN. The research problem is formulated as follows: given a sequence of attributed graph snapshots constructed from network-flow records, estimate an anomaly probability for every node in the most recent snapshot, where higher scores indicate stronger evidence of malicious participation.</w:t>
+        <w:t>Network traffic can be expressed naturally as a graph: entities are represented by nodes, communications by edges, and changing traffic patterns by a sequence of graph snapshots. Static GNNs such as GCN, GAT, and GraphSAGE can aggregate neighborhood information but do not explicitly encode how a node's context changes across snapshots. Temporal graph methods address this issue by modeling historical context, but their use in NIDS depends heavily on how public flow datasets are converted into graphs.</w:t>
+      </w:r>
+    </w:p>
+    <w:p>
+      <w:r>
+        <w:t>The present study focuses on three practical gaps: reproducible graph construction from a CSV release without explicit IP fields; controlled comparison of spatial-only and spatio-temporal models on the same graph partitions; and evaluation that does not mistake a degenerate graph-level label for meaningful model performance.</w:t>
       </w:r>
     </w:p>
     <w:p>
@@ -159,7 +147,7 @@
         <w:pStyle w:val="23"/>
       </w:pPr>
       <w:r>
-        <w:t>A reproducible graph-construction pipeline for the publicly distributed UNSW-NB15 CSV files, including explicit documentation of the pseudo-node approximation.</w:t>
+        <w:t>A documented graph-construction pipeline that makes the pseudo-node assumption explicit.</w:t>
       </w:r>
     </w:p>
     <w:p>
@@ -167,7 +155,7 @@
         <w:pStyle w:val="23"/>
       </w:pPr>
       <w:r>
-        <w:t>ST-GraphAD, combining a shared three-layer GCN spatial encoder with a two-layer, four-head temporal self-attention module.</w:t>
+        <w:t>ST-GraphAD, combining a three-layer GCN spatial encoder with a two-layer, four-head temporal attention module over five snapshots.</w:t>
       </w:r>
     </w:p>
     <w:p>
@@ -175,7 +163,7 @@
         <w:pStyle w:val="23"/>
       </w:pPr>
       <w:r>
-        <w:t>A controlled comparison with a static GCN baseline using the same graph sequences, optimizer, and classification heads.</w:t>
+        <w:t>A leakage-aware train/validation/test protocol with preprocessing fitted only on the training partition and node-level AUC used for model selection.</w:t>
       </w:r>
     </w:p>
     <w:p>
@@ -183,7 +171,7 @@
         <w:pStyle w:val="23"/>
       </w:pPr>
       <w:r>
-        <w:t>Node-level evaluation using AUC-ROC, F1, precision, and recall, together with explicit analysis of the failure of the graph-level label formulation.</w:t>
+        <w:t>A five-seed node-level evaluation with mean and standard deviation, together with a controlled static GCN baseline.</w:t>
       </w:r>
     </w:p>
     <w:p>
@@ -191,7 +179,7 @@
         <w:pStyle w:val="23"/>
       </w:pPr>
       <w:r>
-        <w:t>Transparent reporting of computational cost and methodological threats to validity, including the use of the test split for early stopping in the current implementation.</w:t>
+        <w:t>Transparent reporting of graph-label degeneracy, computational cost, and remaining limitations.</w:t>
       </w:r>
     </w:p>
     <w:p>
@@ -208,58 +196,6 @@
       </w:pPr>
       <w:r>
         <w:t>2.1 Network Intrusion Detection</w:t>
-      </w:r>
-    </w:p>
-    <w:p>
-      <w:r>
-        <w:t>Network intrusion detection has evolved from signature matching toward statistical, machine-learning, deep-learning, and graph-based approaches. Classical classifiers such as random forests and gradient-boosted trees can perform strongly on tabular flow features, while recurrent and attention-based architectures model sequential dependencies. Their central limitation in the present context is that a flow vector does not directly encode the topology of communication among entities.</w:t>
-      </w:r>
-    </w:p>
-    <w:p>
-      <w:pPr>
-        <w:pStyle w:val="3"/>
-      </w:pPr>
-      <w:r>
-        <w:t>2.2 Graph Neural Networks for Security</w:t>
-      </w:r>
-    </w:p>
-    <w:p>
-      <w:r>
-        <w:t>GCNs, GATs, and GraphSAGE demonstrate that neighborhood aggregation can produce useful representations for graph classification and node prediction. In cybersecurity, graph representations have been explored for botnet detection, lateral movement, and suspicious-flow correlation. These methods motivate the spatial component of ST-GraphAD.</w:t>
-      </w:r>
-    </w:p>
-    <w:p>
-      <w:pPr>
-        <w:pStyle w:val="3"/>
-      </w:pPr>
-      <w:r>
-        <w:t>2.3 Spatio-Temporal Graph Neural Networks</w:t>
-      </w:r>
-    </w:p>
-    <w:p>
-      <w:r>
-        <w:t>Spatio-temporal GNNs combine graph-based spatial representation learning with temporal sequence modeling. Recent surveys describe discrete-time architectures that process graph snapshots sequentially and continuous-time models that operate directly on temporal events. ST-GraphAD adopts the discrete-time approach because the available CSV release is naturally converted into fixed-size graph windows and the approach is straightforward to reproduce.</w:t>
-      </w:r>
-    </w:p>
-    <w:p>
-      <w:pPr>
-        <w:pStyle w:val="2"/>
-      </w:pPr>
-      <w:r>
-        <w:t>3. Dataset and Problem Formulation</w:t>
-      </w:r>
-    </w:p>
-    <w:p>
-      <w:pPr>
-        <w:pStyle w:val="3"/>
-      </w:pPr>
-      <w:r>
-        <w:t>3.1 UNSW-NB15</w:t>
-      </w:r>
-    </w:p>
-    <w:p>
-      <w:r>
-        <w:t>UNSW-NB15 is a widely used benchmark for network intrusion detection. The release used in this study contains 175,341 training flows and 82,332 testing flows spanning nine attack categories: Generic, Exploits, Fuzzers, DoS, Reconnaissance, Analysis, Backdoors, Shellcode, and Worms. Each flow contains protocol, service, connection-state, packet, byte, timing, and connection-tracking information together with an attack category and binary attack label.</w:t>
       </w:r>
     </w:p>
     <w:tbl>
@@ -284,10 +220,9 @@
         </w:tblCellMar>
       </w:tblPr>
       <w:tblGrid>
-        <w:gridCol w:w="1728"/>
-        <w:gridCol w:w="1728"/>
-        <w:gridCol w:w="2304"/>
-        <w:gridCol w:w="2016"/>
+        <w:gridCol w:w="3293"/>
+        <w:gridCol w:w="3293"/>
+        <w:gridCol w:w="3293"/>
       </w:tblGrid>
       <w:tr>
         <w:trPr>
@@ -295,81 +230,61 @@
         </w:trPr>
         <w:tc>
           <w:tcPr>
-            <w:tcW w:w="1728" w:type="dxa"/>
+            <w:tcW w:w="3293" w:type="dxa"/>
             <w:shd w:val="clear" w:color="auto" w:fill="D9E2F3"/>
             <w:vAlign w:val="center"/>
           </w:tcPr>
           <w:p>
             <w:pPr>
-              <w:spacing w:after="0" w:line="240" w:lineRule="auto"/>
+              <w:spacing w:after="0"/>
             </w:pPr>
             <w:r>
               <w:rPr>
                 <w:rFonts w:ascii="Times New Roman" w:hAnsi="Times New Roman"/>
                 <w:b/>
-                <w:sz w:val="18"/>
+                <w:sz w:val="17"/>
               </w:rPr>
-              <w:t>Split</w:t>
+              <w:t>Paradigm</w:t>
             </w:r>
           </w:p>
         </w:tc>
         <w:tc>
           <w:tcPr>
-            <w:tcW w:w="1728" w:type="dxa"/>
+            <w:tcW w:w="3293" w:type="dxa"/>
             <w:shd w:val="clear" w:color="auto" w:fill="D9E2F3"/>
             <w:vAlign w:val="center"/>
           </w:tcPr>
           <w:p>
             <w:pPr>
-              <w:spacing w:after="0" w:line="240" w:lineRule="auto"/>
+              <w:spacing w:after="0"/>
             </w:pPr>
             <w:r>
               <w:rPr>
                 <w:rFonts w:ascii="Times New Roman" w:hAnsi="Times New Roman"/>
                 <w:b/>
-                <w:sz w:val="18"/>
+                <w:sz w:val="17"/>
               </w:rPr>
-              <w:t>Flows</w:t>
+              <w:t>Representative methods</w:t>
             </w:r>
           </w:p>
         </w:tc>
         <w:tc>
           <w:tcPr>
-            <w:tcW w:w="2304" w:type="dxa"/>
+            <w:tcW w:w="3293" w:type="dxa"/>
             <w:shd w:val="clear" w:color="auto" w:fill="D9E2F3"/>
             <w:vAlign w:val="center"/>
           </w:tcPr>
           <w:p>
             <w:pPr>
-              <w:spacing w:after="0" w:line="240" w:lineRule="auto"/>
+              <w:spacing w:after="0"/>
             </w:pPr>
             <w:r>
               <w:rPr>
                 <w:rFonts w:ascii="Times New Roman" w:hAnsi="Times New Roman"/>
                 <w:b/>
-                <w:sz w:val="18"/>
+                <w:sz w:val="17"/>
               </w:rPr>
-              <w:t>Attack categories</w:t>
-            </w:r>
-          </w:p>
-        </w:tc>
-        <w:tc>
-          <w:tcPr>
-            <w:tcW w:w="2016" w:type="dxa"/>
-            <w:shd w:val="clear" w:color="auto" w:fill="D9E2F3"/>
-            <w:vAlign w:val="center"/>
-          </w:tcPr>
-          <w:p>
-            <w:pPr>
-              <w:spacing w:after="0" w:line="240" w:lineRule="auto"/>
-            </w:pPr>
-            <w:r>
-              <w:rPr>
-                <w:rFonts w:ascii="Times New Roman" w:hAnsi="Times New Roman"/>
-                <w:b/>
-                <w:sz w:val="18"/>
-              </w:rPr>
-              <w:t>Temporal graphs</w:t>
+              <w:t>Primary limitation</w:t>
             </w:r>
           </w:p>
         </w:tc>
@@ -380,77 +295,58 @@
         </w:trPr>
         <w:tc>
           <w:tcPr>
-            <w:tcW w:w="1728" w:type="dxa"/>
+            <w:tcW w:w="3293" w:type="dxa"/>
             <w:vAlign w:val="center"/>
           </w:tcPr>
           <w:p>
             <w:pPr>
-              <w:spacing w:after="0" w:line="240" w:lineRule="auto"/>
+              <w:spacing w:after="0"/>
             </w:pPr>
             <w:r>
               <w:rPr>
                 <w:rFonts w:ascii="Times New Roman" w:hAnsi="Times New Roman"/>
                 <w:b w:val="0"/>
-                <w:sz w:val="18"/>
+                <w:sz w:val="17"/>
               </w:rPr>
-              <w:t>Training</w:t>
+              <w:t>Signature-based</w:t>
             </w:r>
           </w:p>
         </w:tc>
         <w:tc>
           <w:tcPr>
-            <w:tcW w:w="1728" w:type="dxa"/>
+            <w:tcW w:w="3293" w:type="dxa"/>
             <w:vAlign w:val="center"/>
           </w:tcPr>
           <w:p>
             <w:pPr>
-              <w:spacing w:after="0" w:line="240" w:lineRule="auto"/>
+              <w:spacing w:after="0"/>
             </w:pPr>
             <w:r>
               <w:rPr>
                 <w:rFonts w:ascii="Times New Roman" w:hAnsi="Times New Roman"/>
                 <w:b w:val="0"/>
-                <w:sz w:val="18"/>
+                <w:sz w:val="17"/>
               </w:rPr>
-              <w:t>175,341</w:t>
+              <w:t>Snort, Suricata, Zeek</w:t>
             </w:r>
           </w:p>
         </w:tc>
         <w:tc>
           <w:tcPr>
-            <w:tcW w:w="2304" w:type="dxa"/>
+            <w:tcW w:w="3293" w:type="dxa"/>
             <w:vAlign w:val="center"/>
           </w:tcPr>
           <w:p>
             <w:pPr>
-              <w:spacing w:after="0" w:line="240" w:lineRule="auto"/>
+              <w:spacing w:after="0"/>
             </w:pPr>
             <w:r>
               <w:rPr>
                 <w:rFonts w:ascii="Times New Roman" w:hAnsi="Times New Roman"/>
                 <w:b w:val="0"/>
-                <w:sz w:val="18"/>
+                <w:sz w:val="17"/>
               </w:rPr>
-              <w:t>9</w:t>
-            </w:r>
-          </w:p>
-        </w:tc>
-        <w:tc>
-          <w:tcPr>
-            <w:tcW w:w="2016" w:type="dxa"/>
-            <w:vAlign w:val="center"/>
-          </w:tcPr>
-          <w:p>
-            <w:pPr>
-              <w:spacing w:after="0" w:line="240" w:lineRule="auto"/>
-            </w:pPr>
-            <w:r>
-              <w:rPr>
-                <w:rFonts w:ascii="Times New Roman" w:hAnsi="Times New Roman"/>
-                <w:b w:val="0"/>
-                <w:sz w:val="18"/>
-              </w:rPr>
-              <w:t>176</w:t>
+              <w:t>Depend on known signatures; weak coverage of novel attacks</w:t>
             </w:r>
           </w:p>
         </w:tc>
@@ -461,90 +357,212 @@
         </w:trPr>
         <w:tc>
           <w:tcPr>
-            <w:tcW w:w="1728" w:type="dxa"/>
+            <w:tcW w:w="3293" w:type="dxa"/>
             <w:vAlign w:val="center"/>
           </w:tcPr>
           <w:p>
             <w:pPr>
-              <w:spacing w:after="0" w:line="240" w:lineRule="auto"/>
+              <w:spacing w:after="0"/>
             </w:pPr>
             <w:r>
               <w:rPr>
                 <w:rFonts w:ascii="Times New Roman" w:hAnsi="Times New Roman"/>
                 <w:b w:val="0"/>
-                <w:sz w:val="18"/>
+                <w:sz w:val="17"/>
               </w:rPr>
-              <w:t>Testing</w:t>
+              <w:t>Classical anomaly detection</w:t>
             </w:r>
           </w:p>
         </w:tc>
         <w:tc>
           <w:tcPr>
-            <w:tcW w:w="1728" w:type="dxa"/>
+            <w:tcW w:w="3293" w:type="dxa"/>
             <w:vAlign w:val="center"/>
           </w:tcPr>
           <w:p>
             <w:pPr>
-              <w:spacing w:after="0" w:line="240" w:lineRule="auto"/>
+              <w:spacing w:after="0"/>
             </w:pPr>
             <w:r>
               <w:rPr>
                 <w:rFonts w:ascii="Times New Roman" w:hAnsi="Times New Roman"/>
                 <w:b w:val="0"/>
-                <w:sz w:val="18"/>
+                <w:sz w:val="17"/>
               </w:rPr>
-              <w:t>82,332</w:t>
+              <w:t>Random Forest, XGBoost, Autoencoders</w:t>
             </w:r>
           </w:p>
         </w:tc>
         <w:tc>
           <w:tcPr>
-            <w:tcW w:w="2304" w:type="dxa"/>
+            <w:tcW w:w="3293" w:type="dxa"/>
             <w:vAlign w:val="center"/>
           </w:tcPr>
           <w:p>
             <w:pPr>
-              <w:spacing w:after="0" w:line="240" w:lineRule="auto"/>
+              <w:spacing w:after="0"/>
             </w:pPr>
             <w:r>
               <w:rPr>
                 <w:rFonts w:ascii="Times New Roman" w:hAnsi="Times New Roman"/>
                 <w:b w:val="0"/>
-                <w:sz w:val="18"/>
+                <w:sz w:val="17"/>
               </w:rPr>
-              <w:t>9</w:t>
+              <w:t>Primarily flow-centric; relational structure is underused</w:t>
+            </w:r>
+          </w:p>
+        </w:tc>
+      </w:tr>
+      <w:tr>
+        <w:trPr>
+          <w:jc w:val="center"/>
+        </w:trPr>
+        <w:tc>
+          <w:tcPr>
+            <w:tcW w:w="3293" w:type="dxa"/>
+            <w:vAlign w:val="center"/>
+          </w:tcPr>
+          <w:p>
+            <w:pPr>
+              <w:spacing w:after="0"/>
+            </w:pPr>
+            <w:r>
+              <w:rPr>
+                <w:rFonts w:ascii="Times New Roman" w:hAnsi="Times New Roman"/>
+                <w:b w:val="0"/>
+                <w:sz w:val="17"/>
+              </w:rPr>
+              <w:t>Deep flow modeling</w:t>
             </w:r>
           </w:p>
         </w:tc>
         <w:tc>
           <w:tcPr>
-            <w:tcW w:w="2016" w:type="dxa"/>
+            <w:tcW w:w="3293" w:type="dxa"/>
             <w:vAlign w:val="center"/>
           </w:tcPr>
           <w:p>
             <w:pPr>
-              <w:spacing w:after="0" w:line="240" w:lineRule="auto"/>
+              <w:spacing w:after="0"/>
             </w:pPr>
             <w:r>
               <w:rPr>
                 <w:rFonts w:ascii="Times New Roman" w:hAnsi="Times New Roman"/>
                 <w:b w:val="0"/>
-                <w:sz w:val="18"/>
+                <w:sz w:val="17"/>
               </w:rPr>
-              <w:t>83</w:t>
+              <w:t>CNN, LSTM, Transformer</w:t>
+            </w:r>
+          </w:p>
+        </w:tc>
+        <w:tc>
+          <w:tcPr>
+            <w:tcW w:w="3293" w:type="dxa"/>
+            <w:vAlign w:val="center"/>
+          </w:tcPr>
+          <w:p>
+            <w:pPr>
+              <w:spacing w:after="0"/>
+            </w:pPr>
+            <w:r>
+              <w:rPr>
+                <w:rFonts w:ascii="Times New Roman" w:hAnsi="Times New Roman"/>
+                <w:b w:val="0"/>
+                <w:sz w:val="17"/>
+              </w:rPr>
+              <w:t>Often models feature sequences without explicit graph topology</w:t>
+            </w:r>
+          </w:p>
+        </w:tc>
+      </w:tr>
+      <w:tr>
+        <w:trPr>
+          <w:jc w:val="center"/>
+        </w:trPr>
+        <w:tc>
+          <w:tcPr>
+            <w:tcW w:w="3293" w:type="dxa"/>
+            <w:vAlign w:val="center"/>
+          </w:tcPr>
+          <w:p>
+            <w:pPr>
+              <w:spacing w:after="0"/>
+            </w:pPr>
+            <w:r>
+              <w:rPr>
+                <w:rFonts w:ascii="Times New Roman" w:hAnsi="Times New Roman"/>
+                <w:b w:val="0"/>
+                <w:sz w:val="17"/>
+              </w:rPr>
+              <w:t>Static graph learning</w:t>
+            </w:r>
+          </w:p>
+        </w:tc>
+        <w:tc>
+          <w:tcPr>
+            <w:tcW w:w="3293" w:type="dxa"/>
+            <w:vAlign w:val="center"/>
+          </w:tcPr>
+          <w:p>
+            <w:pPr>
+              <w:spacing w:after="0"/>
+            </w:pPr>
+            <w:r>
+              <w:rPr>
+                <w:rFonts w:ascii="Times New Roman" w:hAnsi="Times New Roman"/>
+                <w:b w:val="0"/>
+                <w:sz w:val="17"/>
+              </w:rPr>
+              <w:t>GCN, GAT, GraphSAGE</w:t>
+            </w:r>
+          </w:p>
+        </w:tc>
+        <w:tc>
+          <w:tcPr>
+            <w:tcW w:w="3293" w:type="dxa"/>
+            <w:vAlign w:val="center"/>
+          </w:tcPr>
+          <w:p>
+            <w:pPr>
+              <w:spacing w:after="0"/>
+            </w:pPr>
+            <w:r>
+              <w:rPr>
+                <w:rFonts w:ascii="Times New Roman" w:hAnsi="Times New Roman"/>
+                <w:b w:val="0"/>
+                <w:sz w:val="17"/>
+              </w:rPr>
+              <w:t>Captures spatial structure but not temporal evolution</w:t>
             </w:r>
           </w:p>
         </w:tc>
       </w:tr>
     </w:tbl>
-    <w:p/>
     <w:p>
       <w:pPr>
         <w:pStyle w:val="164"/>
         <w:jc w:val="center"/>
       </w:pPr>
       <w:r>
-        <w:t>Table 1. Dataset statistics used in the current experiment.</w:t>
+        <w:t>Table 1. Major NIDS paradigms relevant to ST-GraphAD.</w:t>
+      </w:r>
+    </w:p>
+    <w:p>
+      <w:pPr>
+        <w:spacing w:after="0"/>
+      </w:pPr>
+    </w:p>
+    <w:p>
+      <w:pPr>
+        <w:pStyle w:val="3"/>
+      </w:pPr>
+      <w:r>
+        <w:t>2.2 Graph and Temporal GNNs</w:t>
+      </w:r>
+    </w:p>
+    <w:p>
+      <w:r>
+        <w:t>GraphSAGE introduced inductive neighborhood aggregation, while GAT demonstrated attention-based message passing. Temporal graph approaches such as TGAT and TGN incorporate temporal information directly and motivate the use of attention or memory over evolving interactions. ST-GraphAD adopts a discrete-time design because the available UNSW-NB15 CSVs can be partitioned into fixed flow windows even though explicit event timestamps are unavailable.</w:t>
       </w:r>
     </w:p>
     <w:p>
@@ -552,39 +570,20 @@
         <w:pStyle w:val="3"/>
       </w:pPr>
       <w:r>
-        <w:t>3.2 Preprocessing</w:t>
+        <w:t>2.3 UNSW-NB15 Context</w:t>
+      </w:r>
+    </w:p>
+    <w:p>
+      <w:r>
+        <w:t>Prior UNSW-NB15 studies often report strong flow-level classification performance using classical machine learning or sequence models. Those results are useful context but are not directly comparable with the node-level graph task studied here because the prediction unit, labels, and graph construction differ. The comparison in this paper therefore emphasizes the controlled GCN versus ST-GraphAD experiment rather than claiming direct superiority over flow-level state-of-the-art results.</w:t>
       </w:r>
     </w:p>
     <w:p>
       <w:pPr>
-        <w:pStyle w:val="29"/>
+        <w:pStyle w:val="2"/>
       </w:pPr>
       <w:r>
-        <w:t>Categorical variables (protocol, state, service, and attack category) are label encoded.</w:t>
-      </w:r>
-    </w:p>
-    <w:p>
-      <w:pPr>
-        <w:pStyle w:val="29"/>
-      </w:pPr>
-      <w:r>
-        <w:t>Numerical traffic variables are standardized.</w:t>
-      </w:r>
-    </w:p>
-    <w:p>
-      <w:pPr>
-        <w:pStyle w:val="29"/>
-      </w:pPr>
-      <w:r>
-        <w:t>Because the distributed CSV files do not expose explicit source/destination IP addresses or port numbers, pseudo-node identifiers are constructed from available categorical fields.</w:t>
-      </w:r>
-    </w:p>
-    <w:p>
-      <w:pPr>
-        <w:pStyle w:val="29"/>
-      </w:pPr>
-      <w:r>
-        <w:t>The original row ordering is used as a proxy for temporal order because the available CSV representation does not provide a usable event timestamp for the proposed graph sequence.</w:t>
+        <w:t>3. Dataset and Problem Formulation</w:t>
       </w:r>
     </w:p>
     <w:p>
@@ -592,43 +591,12 @@
         <w:pStyle w:val="3"/>
       </w:pPr>
       <w:r>
-        <w:t>3.3 Graph Construction</w:t>
+        <w:t>3.1 Dataset</w:t>
       </w:r>
     </w:p>
     <w:p>
       <w:r>
-        <w:t>For each flow f, source and destination pseudo-nodes are derived from protocol, service, and state information. A directed edge is created between the resulting source and destination identifiers. Node features aggregate source-side and destination-side traffic statistics over each 1,000-flow window. The resulting graph is represented as G_t = (V_t, E_t, X_t, y_t), where X_t contains node attributes and y_t contains binary node labels.</w:t>
-      </w:r>
-    </w:p>
-    <w:p>
-      <w:r>
-        <w:t>The node label is defined conservatively as positive if any incident source-side or destination-side flow is labeled as an attack. This formulation is operationally simple but can over-label a node when only one incident flow is malicious.</w:t>
-      </w:r>
-    </w:p>
-    <w:p>
-      <w:r>
-        <w:t>A 1,000-flow window is used to create each snapshot. This produces 176 training snapshots and 83 test snapshots. The windowing scheme is a methodological approximation rather than a claim about real-time attack duration.</w:t>
-      </w:r>
-    </w:p>
-    <w:p>
-      <w:pPr>
-        <w:pStyle w:val="2"/>
-      </w:pPr>
-      <w:r>
-        <w:t>4. Proposed ST-GraphAD Framework</w:t>
-      </w:r>
-    </w:p>
-    <w:p>
-      <w:pPr>
-        <w:pStyle w:val="3"/>
-      </w:pPr>
-      <w:r>
-        <w:t>4.1 Architecture</w:t>
-      </w:r>
-    </w:p>
-    <w:p>
-      <w:r>
-        <w:t>ST-GraphAD consists of three stages: (1) a shared GCN spatial encoder applied independently to each graph snapshot, (2) a temporal self-attention encoder operating over the sequence of node embeddings, and (3) node- and graph-level classification heads. The principal research target is the node-level head.</w:t>
+        <w:t>UNSW-NB15 contains network flow records associated with nine attack categories: Generic, Exploits, Fuzzers, DoS, Reconnaissance, Analysis, Backdoors, Shellcode, and Worms. The public release used here contains 175,341 training flows and 82,332 official test flows.</w:t>
       </w:r>
     </w:p>
     <w:tbl>
@@ -653,8 +621,11 @@
         </w:tblCellMar>
       </w:tblPr>
       <w:tblGrid>
-        <w:gridCol w:w="2880"/>
-        <w:gridCol w:w="5472"/>
+        <w:gridCol w:w="1944"/>
+        <w:gridCol w:w="1944"/>
+        <w:gridCol w:w="1944"/>
+        <w:gridCol w:w="1800"/>
+        <w:gridCol w:w="1944"/>
       </w:tblGrid>
       <w:tr>
         <w:trPr>
@@ -662,41 +633,101 @@
         </w:trPr>
         <w:tc>
           <w:tcPr>
-            <w:tcW w:w="2880" w:type="dxa"/>
+            <w:tcW w:w="1944" w:type="dxa"/>
             <w:shd w:val="clear" w:color="auto" w:fill="D9E2F3"/>
             <w:vAlign w:val="center"/>
           </w:tcPr>
           <w:p>
             <w:pPr>
-              <w:spacing w:after="0" w:line="240" w:lineRule="auto"/>
+              <w:spacing w:after="0"/>
             </w:pPr>
             <w:r>
               <w:rPr>
                 <w:rFonts w:ascii="Times New Roman" w:hAnsi="Times New Roman"/>
                 <w:b/>
-                <w:sz w:val="18"/>
+                <w:sz w:val="17"/>
               </w:rPr>
-              <w:t>Component</w:t>
+              <w:t>Partition</w:t>
             </w:r>
           </w:p>
         </w:tc>
         <w:tc>
           <w:tcPr>
-            <w:tcW w:w="5472" w:type="dxa"/>
+            <w:tcW w:w="1944" w:type="dxa"/>
             <w:shd w:val="clear" w:color="auto" w:fill="D9E2F3"/>
             <w:vAlign w:val="center"/>
           </w:tcPr>
           <w:p>
             <w:pPr>
-              <w:spacing w:after="0" w:line="240" w:lineRule="auto"/>
+              <w:spacing w:after="0"/>
             </w:pPr>
             <w:r>
               <w:rPr>
                 <w:rFonts w:ascii="Times New Roman" w:hAnsi="Times New Roman"/>
                 <w:b/>
-                <w:sz w:val="18"/>
+                <w:sz w:val="17"/>
               </w:rPr>
-              <w:t>Configuration</w:t>
+              <w:t>Flows</w:t>
+            </w:r>
+          </w:p>
+        </w:tc>
+        <w:tc>
+          <w:tcPr>
+            <w:tcW w:w="1944" w:type="dxa"/>
+            <w:shd w:val="clear" w:color="auto" w:fill="D9E2F3"/>
+            <w:vAlign w:val="center"/>
+          </w:tcPr>
+          <w:p>
+            <w:pPr>
+              <w:spacing w:after="0"/>
+            </w:pPr>
+            <w:r>
+              <w:rPr>
+                <w:rFonts w:ascii="Times New Roman" w:hAnsi="Times New Roman"/>
+                <w:b/>
+                <w:sz w:val="17"/>
+              </w:rPr>
+              <w:t>Temporal graphs</w:t>
+            </w:r>
+          </w:p>
+        </w:tc>
+        <w:tc>
+          <w:tcPr>
+            <w:tcW w:w="1800" w:type="dxa"/>
+            <w:shd w:val="clear" w:color="auto" w:fill="D9E2F3"/>
+            <w:vAlign w:val="center"/>
+          </w:tcPr>
+          <w:p>
+            <w:pPr>
+              <w:spacing w:after="0"/>
+            </w:pPr>
+            <w:r>
+              <w:rPr>
+                <w:rFonts w:ascii="Times New Roman" w:hAnsi="Times New Roman"/>
+                <w:b/>
+                <w:sz w:val="17"/>
+              </w:rPr>
+              <w:t>Static nodes</w:t>
+            </w:r>
+          </w:p>
+        </w:tc>
+        <w:tc>
+          <w:tcPr>
+            <w:tcW w:w="1944" w:type="dxa"/>
+            <w:shd w:val="clear" w:color="auto" w:fill="D9E2F3"/>
+            <w:vAlign w:val="center"/>
+          </w:tcPr>
+          <w:p>
+            <w:pPr>
+              <w:spacing w:after="0"/>
+            </w:pPr>
+            <w:r>
+              <w:rPr>
+                <w:rFonts w:ascii="Times New Roman" w:hAnsi="Times New Roman"/>
+                <w:b/>
+                <w:sz w:val="17"/>
+              </w:rPr>
+              <w:t>Edges</w:t>
             </w:r>
           </w:p>
         </w:tc>
@@ -707,39 +738,96 @@
         </w:trPr>
         <w:tc>
           <w:tcPr>
-            <w:tcW w:w="2880" w:type="dxa"/>
+            <w:tcW w:w="1944" w:type="dxa"/>
             <w:vAlign w:val="center"/>
           </w:tcPr>
           <w:p>
             <w:pPr>
-              <w:spacing w:after="0" w:line="240" w:lineRule="auto"/>
+              <w:spacing w:after="0"/>
             </w:pPr>
             <w:r>
               <w:rPr>
                 <w:rFonts w:ascii="Times New Roman" w:hAnsi="Times New Roman"/>
                 <w:b w:val="0"/>
-                <w:sz w:val="18"/>
+                <w:sz w:val="17"/>
               </w:rPr>
-              <w:t>Spatial encoder</w:t>
+              <w:t>Train</w:t>
             </w:r>
           </w:p>
         </w:tc>
         <w:tc>
           <w:tcPr>
-            <w:tcW w:w="5472" w:type="dxa"/>
+            <w:tcW w:w="1944" w:type="dxa"/>
             <w:vAlign w:val="center"/>
           </w:tcPr>
           <w:p>
             <w:pPr>
-              <w:spacing w:after="0" w:line="240" w:lineRule="auto"/>
+              <w:spacing w:after="0"/>
             </w:pPr>
             <w:r>
               <w:rPr>
                 <w:rFonts w:ascii="Times New Roman" w:hAnsi="Times New Roman"/>
                 <w:b w:val="0"/>
-                <w:sz w:val="18"/>
+                <w:sz w:val="17"/>
               </w:rPr>
-              <w:t>3-layer GCN; hidden dimension 128</w:t>
+              <w:t>149,039</w:t>
+            </w:r>
+          </w:p>
+        </w:tc>
+        <w:tc>
+          <w:tcPr>
+            <w:tcW w:w="1944" w:type="dxa"/>
+            <w:vAlign w:val="center"/>
+          </w:tcPr>
+          <w:p>
+            <w:pPr>
+              <w:spacing w:after="0"/>
+            </w:pPr>
+            <w:r>
+              <w:rPr>
+                <w:rFonts w:ascii="Times New Roman" w:hAnsi="Times New Roman"/>
+                <w:b w:val="0"/>
+                <w:sz w:val="17"/>
+              </w:rPr>
+              <w:t>150</w:t>
+            </w:r>
+          </w:p>
+        </w:tc>
+        <w:tc>
+          <w:tcPr>
+            <w:tcW w:w="1800" w:type="dxa"/>
+            <w:vAlign w:val="center"/>
+          </w:tcPr>
+          <w:p>
+            <w:pPr>
+              <w:spacing w:after="0"/>
+            </w:pPr>
+            <w:r>
+              <w:rPr>
+                <w:rFonts w:ascii="Times New Roman" w:hAnsi="Times New Roman"/>
+                <w:b w:val="0"/>
+                <w:sz w:val="17"/>
+              </w:rPr>
+              <w:t>178</w:t>
+            </w:r>
+          </w:p>
+        </w:tc>
+        <w:tc>
+          <w:tcPr>
+            <w:tcW w:w="1944" w:type="dxa"/>
+            <w:vAlign w:val="center"/>
+          </w:tcPr>
+          <w:p>
+            <w:pPr>
+              <w:spacing w:after="0"/>
+            </w:pPr>
+            <w:r>
+              <w:rPr>
+                <w:rFonts w:ascii="Times New Roman" w:hAnsi="Times New Roman"/>
+                <w:b w:val="0"/>
+                <w:sz w:val="17"/>
+              </w:rPr>
+              <w:t>298,078</w:t>
             </w:r>
           </w:p>
         </w:tc>
@@ -750,39 +838,96 @@
         </w:trPr>
         <w:tc>
           <w:tcPr>
-            <w:tcW w:w="2880" w:type="dxa"/>
+            <w:tcW w:w="1944" w:type="dxa"/>
             <w:vAlign w:val="center"/>
           </w:tcPr>
           <w:p>
             <w:pPr>
-              <w:spacing w:after="0" w:line="240" w:lineRule="auto"/>
+              <w:spacing w:after="0"/>
             </w:pPr>
             <w:r>
               <w:rPr>
                 <w:rFonts w:ascii="Times New Roman" w:hAnsi="Times New Roman"/>
                 <w:b w:val="0"/>
-                <w:sz w:val="18"/>
+                <w:sz w:val="17"/>
               </w:rPr>
-              <w:t>Temporal encoder</w:t>
+              <w:t>Validation</w:t>
             </w:r>
           </w:p>
         </w:tc>
         <w:tc>
           <w:tcPr>
-            <w:tcW w:w="5472" w:type="dxa"/>
+            <w:tcW w:w="1944" w:type="dxa"/>
             <w:vAlign w:val="center"/>
           </w:tcPr>
           <w:p>
             <w:pPr>
-              <w:spacing w:after="0" w:line="240" w:lineRule="auto"/>
+              <w:spacing w:after="0"/>
             </w:pPr>
             <w:r>
               <w:rPr>
                 <w:rFonts w:ascii="Times New Roman" w:hAnsi="Times New Roman"/>
                 <w:b w:val="0"/>
-                <w:sz w:val="18"/>
+                <w:sz w:val="17"/>
               </w:rPr>
-              <w:t>2 self-attention layers; 4 heads</w:t>
+              <w:t>26,302</w:t>
+            </w:r>
+          </w:p>
+        </w:tc>
+        <w:tc>
+          <w:tcPr>
+            <w:tcW w:w="1944" w:type="dxa"/>
+            <w:vAlign w:val="center"/>
+          </w:tcPr>
+          <w:p>
+            <w:pPr>
+              <w:spacing w:after="0"/>
+            </w:pPr>
+            <w:r>
+              <w:rPr>
+                <w:rFonts w:ascii="Times New Roman" w:hAnsi="Times New Roman"/>
+                <w:b w:val="0"/>
+                <w:sz w:val="17"/>
+              </w:rPr>
+              <w:t>27</w:t>
+            </w:r>
+          </w:p>
+        </w:tc>
+        <w:tc>
+          <w:tcPr>
+            <w:tcW w:w="1800" w:type="dxa"/>
+            <w:vAlign w:val="center"/>
+          </w:tcPr>
+          <w:p>
+            <w:pPr>
+              <w:spacing w:after="0"/>
+            </w:pPr>
+            <w:r>
+              <w:rPr>
+                <w:rFonts w:ascii="Times New Roman" w:hAnsi="Times New Roman"/>
+                <w:b w:val="0"/>
+                <w:sz w:val="17"/>
+              </w:rPr>
+              <w:t>174</w:t>
+            </w:r>
+          </w:p>
+        </w:tc>
+        <w:tc>
+          <w:tcPr>
+            <w:tcW w:w="1944" w:type="dxa"/>
+            <w:vAlign w:val="center"/>
+          </w:tcPr>
+          <w:p>
+            <w:pPr>
+              <w:spacing w:after="0"/>
+            </w:pPr>
+            <w:r>
+              <w:rPr>
+                <w:rFonts w:ascii="Times New Roman" w:hAnsi="Times New Roman"/>
+                <w:b w:val="0"/>
+                <w:sz w:val="17"/>
+              </w:rPr>
+              <w:t>52,604</w:t>
             </w:r>
           </w:p>
         </w:tc>
@@ -793,396 +938,126 @@
         </w:trPr>
         <w:tc>
           <w:tcPr>
-            <w:tcW w:w="2880" w:type="dxa"/>
+            <w:tcW w:w="1944" w:type="dxa"/>
             <w:vAlign w:val="center"/>
           </w:tcPr>
           <w:p>
             <w:pPr>
-              <w:spacing w:after="0" w:line="240" w:lineRule="auto"/>
+              <w:spacing w:after="0"/>
             </w:pPr>
             <w:r>
               <w:rPr>
                 <w:rFonts w:ascii="Times New Roman" w:hAnsi="Times New Roman"/>
                 <w:b w:val="0"/>
-                <w:sz w:val="18"/>
+                <w:sz w:val="17"/>
               </w:rPr>
-              <w:t>Sequence length</w:t>
+              <w:t>Official test</w:t>
             </w:r>
           </w:p>
         </w:tc>
         <w:tc>
           <w:tcPr>
-            <w:tcW w:w="5472" w:type="dxa"/>
+            <w:tcW w:w="1944" w:type="dxa"/>
             <w:vAlign w:val="center"/>
           </w:tcPr>
           <w:p>
             <w:pPr>
-              <w:spacing w:after="0" w:line="240" w:lineRule="auto"/>
+              <w:spacing w:after="0"/>
             </w:pPr>
             <w:r>
               <w:rPr>
                 <w:rFonts w:ascii="Times New Roman" w:hAnsi="Times New Roman"/>
                 <w:b w:val="0"/>
-                <w:sz w:val="18"/>
+                <w:sz w:val="17"/>
               </w:rPr>
-              <w:t>5 graph snapshots</w:t>
+              <w:t>82,332</w:t>
             </w:r>
           </w:p>
         </w:tc>
-      </w:tr>
-      <w:tr>
-        <w:trPr>
-          <w:jc w:val="center"/>
-        </w:trPr>
         <w:tc>
           <w:tcPr>
-            <w:tcW w:w="2880" w:type="dxa"/>
+            <w:tcW w:w="1944" w:type="dxa"/>
             <w:vAlign w:val="center"/>
           </w:tcPr>
           <w:p>
             <w:pPr>
-              <w:spacing w:after="0" w:line="240" w:lineRule="auto"/>
+              <w:spacing w:after="0"/>
             </w:pPr>
             <w:r>
               <w:rPr>
                 <w:rFonts w:ascii="Times New Roman" w:hAnsi="Times New Roman"/>
                 <w:b w:val="0"/>
-                <w:sz w:val="18"/>
+                <w:sz w:val="17"/>
               </w:rPr>
-              <w:t>Dropout</w:t>
+              <w:t>83</w:t>
             </w:r>
           </w:p>
         </w:tc>
         <w:tc>
           <w:tcPr>
-            <w:tcW w:w="5472" w:type="dxa"/>
+            <w:tcW w:w="1800" w:type="dxa"/>
             <w:vAlign w:val="center"/>
           </w:tcPr>
           <w:p>
             <w:pPr>
-              <w:spacing w:after="0" w:line="240" w:lineRule="auto"/>
+              <w:spacing w:after="0"/>
             </w:pPr>
             <w:r>
               <w:rPr>
                 <w:rFonts w:ascii="Times New Roman" w:hAnsi="Times New Roman"/>
                 <w:b w:val="0"/>
-                <w:sz w:val="18"/>
+                <w:sz w:val="17"/>
               </w:rPr>
-              <w:t>0.5</w:t>
+              <w:t>172</w:t>
             </w:r>
           </w:p>
         </w:tc>
-      </w:tr>
-      <w:tr>
-        <w:trPr>
-          <w:jc w:val="center"/>
-        </w:trPr>
         <w:tc>
           <w:tcPr>
-            <w:tcW w:w="2880" w:type="dxa"/>
+            <w:tcW w:w="1944" w:type="dxa"/>
             <w:vAlign w:val="center"/>
           </w:tcPr>
           <w:p>
             <w:pPr>
-              <w:spacing w:after="0" w:line="240" w:lineRule="auto"/>
+              <w:spacing w:after="0"/>
             </w:pPr>
             <w:r>
               <w:rPr>
                 <w:rFonts w:ascii="Times New Roman" w:hAnsi="Times New Roman"/>
                 <w:b w:val="0"/>
-                <w:sz w:val="18"/>
+                <w:sz w:val="17"/>
               </w:rPr>
-              <w:t>Node classifier</w:t>
-            </w:r>
-          </w:p>
-        </w:tc>
-        <w:tc>
-          <w:tcPr>
-            <w:tcW w:w="5472" w:type="dxa"/>
-            <w:vAlign w:val="center"/>
-          </w:tcPr>
-          <w:p>
-            <w:pPr>
-              <w:spacing w:after="0" w:line="240" w:lineRule="auto"/>
-            </w:pPr>
-            <w:r>
-              <w:rPr>
-                <w:rFonts w:ascii="Times New Roman" w:hAnsi="Times New Roman"/>
-                <w:b w:val="0"/>
-                <w:sz w:val="18"/>
-              </w:rPr>
-              <w:t>128 → 64 → 2</w:t>
-            </w:r>
-          </w:p>
-        </w:tc>
-      </w:tr>
-      <w:tr>
-        <w:trPr>
-          <w:jc w:val="center"/>
-        </w:trPr>
-        <w:tc>
-          <w:tcPr>
-            <w:tcW w:w="2880" w:type="dxa"/>
-            <w:vAlign w:val="center"/>
-          </w:tcPr>
-          <w:p>
-            <w:pPr>
-              <w:spacing w:after="0" w:line="240" w:lineRule="auto"/>
-            </w:pPr>
-            <w:r>
-              <w:rPr>
-                <w:rFonts w:ascii="Times New Roman" w:hAnsi="Times New Roman"/>
-                <w:b w:val="0"/>
-                <w:sz w:val="18"/>
-              </w:rPr>
-              <w:t>Graph classifier</w:t>
-            </w:r>
-          </w:p>
-        </w:tc>
-        <w:tc>
-          <w:tcPr>
-            <w:tcW w:w="5472" w:type="dxa"/>
-            <w:vAlign w:val="center"/>
-          </w:tcPr>
-          <w:p>
-            <w:pPr>
-              <w:spacing w:after="0" w:line="240" w:lineRule="auto"/>
-            </w:pPr>
-            <w:r>
-              <w:rPr>
-                <w:rFonts w:ascii="Times New Roman" w:hAnsi="Times New Roman"/>
-                <w:b w:val="0"/>
-                <w:sz w:val="18"/>
-              </w:rPr>
-              <w:t>Mean pooling → 64 → 2</w:t>
-            </w:r>
-          </w:p>
-        </w:tc>
-      </w:tr>
-      <w:tr>
-        <w:trPr>
-          <w:jc w:val="center"/>
-        </w:trPr>
-        <w:tc>
-          <w:tcPr>
-            <w:tcW w:w="2880" w:type="dxa"/>
-            <w:vAlign w:val="center"/>
-          </w:tcPr>
-          <w:p>
-            <w:pPr>
-              <w:spacing w:after="0" w:line="240" w:lineRule="auto"/>
-            </w:pPr>
-            <w:r>
-              <w:rPr>
-                <w:rFonts w:ascii="Times New Roman" w:hAnsi="Times New Roman"/>
-                <w:b w:val="0"/>
-                <w:sz w:val="18"/>
-              </w:rPr>
-              <w:t>Optimizer</w:t>
-            </w:r>
-          </w:p>
-        </w:tc>
-        <w:tc>
-          <w:tcPr>
-            <w:tcW w:w="5472" w:type="dxa"/>
-            <w:vAlign w:val="center"/>
-          </w:tcPr>
-          <w:p>
-            <w:pPr>
-              <w:spacing w:after="0" w:line="240" w:lineRule="auto"/>
-            </w:pPr>
-            <w:r>
-              <w:rPr>
-                <w:rFonts w:ascii="Times New Roman" w:hAnsi="Times New Roman"/>
-                <w:b w:val="0"/>
-                <w:sz w:val="18"/>
-              </w:rPr>
-              <w:t>Adam</w:t>
-            </w:r>
-          </w:p>
-        </w:tc>
-      </w:tr>
-      <w:tr>
-        <w:trPr>
-          <w:jc w:val="center"/>
-        </w:trPr>
-        <w:tc>
-          <w:tcPr>
-            <w:tcW w:w="2880" w:type="dxa"/>
-            <w:vAlign w:val="center"/>
-          </w:tcPr>
-          <w:p>
-            <w:pPr>
-              <w:spacing w:after="0" w:line="240" w:lineRule="auto"/>
-            </w:pPr>
-            <w:r>
-              <w:rPr>
-                <w:rFonts w:ascii="Times New Roman" w:hAnsi="Times New Roman"/>
-                <w:b w:val="0"/>
-                <w:sz w:val="18"/>
-              </w:rPr>
-              <w:t>Learning rate</w:t>
-            </w:r>
-          </w:p>
-        </w:tc>
-        <w:tc>
-          <w:tcPr>
-            <w:tcW w:w="5472" w:type="dxa"/>
-            <w:vAlign w:val="center"/>
-          </w:tcPr>
-          <w:p>
-            <w:pPr>
-              <w:spacing w:after="0" w:line="240" w:lineRule="auto"/>
-            </w:pPr>
-            <w:r>
-              <w:rPr>
-                <w:rFonts w:ascii="Times New Roman" w:hAnsi="Times New Roman"/>
-                <w:b w:val="0"/>
-                <w:sz w:val="18"/>
-              </w:rPr>
-              <w:t>1 × 10⁻³</w:t>
-            </w:r>
-          </w:p>
-        </w:tc>
-      </w:tr>
-      <w:tr>
-        <w:trPr>
-          <w:jc w:val="center"/>
-        </w:trPr>
-        <w:tc>
-          <w:tcPr>
-            <w:tcW w:w="2880" w:type="dxa"/>
-            <w:vAlign w:val="center"/>
-          </w:tcPr>
-          <w:p>
-            <w:pPr>
-              <w:spacing w:after="0" w:line="240" w:lineRule="auto"/>
-            </w:pPr>
-            <w:r>
-              <w:rPr>
-                <w:rFonts w:ascii="Times New Roman" w:hAnsi="Times New Roman"/>
-                <w:b w:val="0"/>
-                <w:sz w:val="18"/>
-              </w:rPr>
-              <w:t>Weight decay</w:t>
-            </w:r>
-          </w:p>
-        </w:tc>
-        <w:tc>
-          <w:tcPr>
-            <w:tcW w:w="5472" w:type="dxa"/>
-            <w:vAlign w:val="center"/>
-          </w:tcPr>
-          <w:p>
-            <w:pPr>
-              <w:spacing w:after="0" w:line="240" w:lineRule="auto"/>
-            </w:pPr>
-            <w:r>
-              <w:rPr>
-                <w:rFonts w:ascii="Times New Roman" w:hAnsi="Times New Roman"/>
-                <w:b w:val="0"/>
-                <w:sz w:val="18"/>
-              </w:rPr>
-              <w:t>5 × 10⁻⁴</w:t>
-            </w:r>
-          </w:p>
-        </w:tc>
-      </w:tr>
-      <w:tr>
-        <w:trPr>
-          <w:jc w:val="center"/>
-        </w:trPr>
-        <w:tc>
-          <w:tcPr>
-            <w:tcW w:w="2880" w:type="dxa"/>
-            <w:vAlign w:val="center"/>
-          </w:tcPr>
-          <w:p>
-            <w:pPr>
-              <w:spacing w:after="0" w:line="240" w:lineRule="auto"/>
-            </w:pPr>
-            <w:r>
-              <w:rPr>
-                <w:rFonts w:ascii="Times New Roman" w:hAnsi="Times New Roman"/>
-                <w:b w:val="0"/>
-                <w:sz w:val="18"/>
-              </w:rPr>
-              <w:t>Maximum epochs</w:t>
-            </w:r>
-          </w:p>
-        </w:tc>
-        <w:tc>
-          <w:tcPr>
-            <w:tcW w:w="5472" w:type="dxa"/>
-            <w:vAlign w:val="center"/>
-          </w:tcPr>
-          <w:p>
-            <w:pPr>
-              <w:spacing w:after="0" w:line="240" w:lineRule="auto"/>
-            </w:pPr>
-            <w:r>
-              <w:rPr>
-                <w:rFonts w:ascii="Times New Roman" w:hAnsi="Times New Roman"/>
-                <w:b w:val="0"/>
-                <w:sz w:val="18"/>
-              </w:rPr>
-              <w:t>100</w:t>
-            </w:r>
-          </w:p>
-        </w:tc>
-      </w:tr>
-      <w:tr>
-        <w:trPr>
-          <w:jc w:val="center"/>
-        </w:trPr>
-        <w:tc>
-          <w:tcPr>
-            <w:tcW w:w="2880" w:type="dxa"/>
-            <w:vAlign w:val="center"/>
-          </w:tcPr>
-          <w:p>
-            <w:pPr>
-              <w:spacing w:after="0" w:line="240" w:lineRule="auto"/>
-            </w:pPr>
-            <w:r>
-              <w:rPr>
-                <w:rFonts w:ascii="Times New Roman" w:hAnsi="Times New Roman"/>
-                <w:b w:val="0"/>
-                <w:sz w:val="18"/>
-              </w:rPr>
-              <w:t>Early stopping</w:t>
-            </w:r>
-          </w:p>
-        </w:tc>
-        <w:tc>
-          <w:tcPr>
-            <w:tcW w:w="5472" w:type="dxa"/>
-            <w:vAlign w:val="center"/>
-          </w:tcPr>
-          <w:p>
-            <w:pPr>
-              <w:spacing w:after="0" w:line="240" w:lineRule="auto"/>
-            </w:pPr>
-            <w:r>
-              <w:rPr>
-                <w:rFonts w:ascii="Times New Roman" w:hAnsi="Times New Roman"/>
-                <w:b w:val="0"/>
-                <w:sz w:val="18"/>
-              </w:rPr>
-              <w:t>20 epochs</w:t>
+              <w:t>164,664</w:t>
             </w:r>
           </w:p>
         </w:tc>
       </w:tr>
     </w:tbl>
-    <w:p/>
     <w:p>
       <w:pPr>
         <w:pStyle w:val="164"/>
         <w:jc w:val="center"/>
       </w:pPr>
       <w:r>
-        <w:t>Table 2. ST-GraphAD configuration.</w:t>
+        <w:t>Table 2. Partitions and graph statistics used in the corrected experimental protocol.</w:t>
+      </w:r>
+    </w:p>
+    <w:p>
+      <w:pPr>
+        <w:spacing w:after="0"/>
+      </w:pPr>
+    </w:p>
+    <w:p>
+      <w:pPr>
+        <w:pStyle w:val="3"/>
+      </w:pPr>
+      <w:r>
+        <w:t>3.2 Data Preprocessing</w:t>
+      </w:r>
+    </w:p>
+    <w:p>
+      <w:r>
+        <w:t>The training CSV is partitioned into 85% training and 15% validation flows using stratification by the binary flow label. Categorical variables are encoded and numerical variables are standardized using transformations fitted on training flows only; the fitted transformations are then applied to validation and official test data without refitting. This prevents the earlier preprocessing leakage in which information from non-training data could affect the learned transformations.</w:t>
       </w:r>
     </w:p>
     <w:p>
@@ -1190,28 +1065,17 @@
         <w:pStyle w:val="3"/>
       </w:pPr>
       <w:r>
-        <w:t>4.2 Spatial GCN</w:t>
+        <w:t>3.3 Graph Construction</w:t>
       </w:r>
     </w:p>
     <w:p>
       <w:r>
-        <w:t>For each snapshot, the GCN follows the standard normalized neighborhood aggregation formulation:</w:t>
-      </w:r>
-    </w:p>
-    <w:p>
-      <w:pPr>
-        <w:jc w:val="center"/>
-      </w:pPr>
-      <w:r>
-        <w:rPr>
-          <w:b/>
-        </w:rPr>
-        <w:t>H⁽ˡ⁺¹⁾ = σ(D̃⁻¹ᐟ² Ã D̃⁻¹ᐟ² H⁽ˡ⁾ W⁽ˡ⁾),</w:t>
+        <w:t>The CSV representation does not expose source/destination IP addresses. Each flow therefore creates two pseudo-node identifiers. The source identifier is formed from protocol and service with a source-role suffix, while the destination identifier is formed from state and service with a destination-role suffix. Each flow creates a directed edge from the source pseudo-node to the destination pseudo-node.</w:t>
       </w:r>
     </w:p>
     <w:p>
       <w:r>
-        <w:t>where Ã = A + I adds self-loops, D̃ is the corresponding degree matrix, W is a trainable projection matrix, and σ denotes the nonlinear activation. Batch normalization and dropout are applied between layers.</w:t>
+        <w:t>This representation is intentionally described as a proxy graph. It does not recover the true communication topology. Distinct real hosts sharing the same categorical combination can collapse into the same pseudo-node, limiting both the semantic interpretation and the granularity of node-level predictions.</w:t>
       </w:r>
     </w:p>
     <w:p>
@@ -1219,88 +1083,7 @@
         <w:pStyle w:val="3"/>
       </w:pPr>
       <w:r>
-        <w:t>4.3 Temporal Attention</w:t>
-      </w:r>
-    </w:p>
-    <w:p>
-      <w:r>
-        <w:t>The spatial encoder produces embeddings H₁, …, H_L for the L = 5 snapshots. Since the number of active nodes can vary between windows, embeddings are padded to a common maximum node count and accompanied by a validity mask. Sinusoidal positional encoding provides temporal order. Multi-head self-attention then allows the representation of the current window to incorporate information from preceding windows. Residual connections and layer normalization are used in each temporal block.</w:t>
-      </w:r>
-    </w:p>
-    <w:p>
-      <w:r>
-        <w:t>The temporal module is intended to capture patterns such as repeated communication, changes in neighborhood structure, or transitions between stages of an attack. These are architectural motivations; the present experiment does not include attention-weight analysis sufficient to establish that specific attack stages are learned.</w:t>
-      </w:r>
-    </w:p>
-    <w:p>
-      <w:pPr>
-        <w:pStyle w:val="3"/>
-      </w:pPr>
-      <w:r>
-        <w:t>4.4 Training Objective</w:t>
-      </w:r>
-    </w:p>
-    <w:p>
-      <w:r>
-        <w:t>The reported implementation jointly optimizes graph- and node-level cross-entropy losses:</w:t>
-      </w:r>
-    </w:p>
-    <w:p>
-      <w:pPr>
-        <w:jc w:val="center"/>
-      </w:pPr>
-      <w:r>
-        <w:rPr>
-          <w:b/>
-        </w:rPr>
-        <w:t>L = L_graph + λ L_node,   λ = 0.5</w:t>
-      </w:r>
-    </w:p>
-    <w:p>
-      <w:r>
-        <w:t>The node loss is the mean cross-entropy across nodes in the final snapshot, while the graph loss is computed from the mean-pooled final-window representation.</w:t>
-      </w:r>
-    </w:p>
-    <w:p>
-      <w:pPr>
-        <w:pStyle w:val="2"/>
-      </w:pPr>
-      <w:r>
-        <w:t>5. Experimental Methodology</w:t>
-      </w:r>
-    </w:p>
-    <w:p>
-      <w:pPr>
-        <w:pStyle w:val="3"/>
-      </w:pPr>
-      <w:r>
-        <w:t>5.1 Baseline</w:t>
-      </w:r>
-    </w:p>
-    <w:p>
-      <w:r>
-        <w:t>The baseline is a static GCN-only model using the same three-layer GCN encoder and classification heads but without the temporal attention module. Both models use the same optimizer and principal training settings, making the comparison a controlled test of the added temporal component.</w:t>
-      </w:r>
-    </w:p>
-    <w:p>
-      <w:pPr>
-        <w:pStyle w:val="3"/>
-      </w:pPr>
-      <w:r>
-        <w:t>5.2 Evaluation Metrics</w:t>
-      </w:r>
-    </w:p>
-    <w:p>
-      <w:r>
-        <w:t>The primary evaluation is performed at node level using AUC-ROC, F1, precision, and recall. AUC-ROC evaluates ranking quality across thresholds, while F1 summarizes the balance between precision and recall at the selected decision threshold. Graph-level metrics are retained only as a diagnostic because the current majority-vote graph-label formulation produces a nearly single-class target.</w:t>
-      </w:r>
-    </w:p>
-    <w:p>
-      <w:pPr>
-        <w:pStyle w:val="3"/>
-      </w:pPr>
-      <w:r>
-        <w:t>5.3 Experimental Environment</w:t>
+        <w:t>3.4 Node Features and Labels</w:t>
       </w:r>
     </w:p>
     <w:tbl>
@@ -1325,8 +1108,9 @@
         </w:tblCellMar>
       </w:tblPr>
       <w:tblGrid>
-        <w:gridCol w:w="2880"/>
-        <w:gridCol w:w="5472"/>
+        <w:gridCol w:w="3293"/>
+        <w:gridCol w:w="3293"/>
+        <w:gridCol w:w="3293"/>
       </w:tblGrid>
       <w:tr>
         <w:trPr>
@@ -1334,41 +1118,61 @@
         </w:trPr>
         <w:tc>
           <w:tcPr>
-            <w:tcW w:w="2880" w:type="dxa"/>
+            <w:tcW w:w="3293" w:type="dxa"/>
             <w:shd w:val="clear" w:color="auto" w:fill="D9E2F3"/>
             <w:vAlign w:val="center"/>
           </w:tcPr>
           <w:p>
             <w:pPr>
-              <w:spacing w:after="0" w:line="240" w:lineRule="auto"/>
+              <w:spacing w:after="0"/>
             </w:pPr>
             <w:r>
               <w:rPr>
                 <w:rFonts w:ascii="Times New Roman" w:hAnsi="Times New Roman"/>
                 <w:b/>
-                <w:sz w:val="18"/>
+                <w:sz w:val="17"/>
               </w:rPr>
-              <w:t>Component</w:t>
+              <w:t>Feature group</w:t>
             </w:r>
           </w:p>
         </w:tc>
         <w:tc>
           <w:tcPr>
-            <w:tcW w:w="5472" w:type="dxa"/>
+            <w:tcW w:w="3293" w:type="dxa"/>
             <w:shd w:val="clear" w:color="auto" w:fill="D9E2F3"/>
             <w:vAlign w:val="center"/>
           </w:tcPr>
           <w:p>
             <w:pPr>
-              <w:spacing w:after="0" w:line="240" w:lineRule="auto"/>
+              <w:spacing w:after="0"/>
             </w:pPr>
             <w:r>
               <w:rPr>
                 <w:rFonts w:ascii="Times New Roman" w:hAnsi="Times New Roman"/>
                 <w:b/>
-                <w:sz w:val="18"/>
+                <w:sz w:val="17"/>
               </w:rPr>
-              <w:t>Specification</w:t>
+              <w:t>Construction</w:t>
+            </w:r>
+          </w:p>
+        </w:tc>
+        <w:tc>
+          <w:tcPr>
+            <w:tcW w:w="3293" w:type="dxa"/>
+            <w:shd w:val="clear" w:color="auto" w:fill="D9E2F3"/>
+            <w:vAlign w:val="center"/>
+          </w:tcPr>
+          <w:p>
+            <w:pPr>
+              <w:spacing w:after="0"/>
+            </w:pPr>
+            <w:r>
+              <w:rPr>
+                <w:rFonts w:ascii="Times New Roman" w:hAnsi="Times New Roman"/>
+                <w:b/>
+                <w:sz w:val="17"/>
+              </w:rPr>
+              <w:t>Dimension</w:t>
             </w:r>
           </w:p>
         </w:tc>
@@ -1379,39 +1183,58 @@
         </w:trPr>
         <w:tc>
           <w:tcPr>
-            <w:tcW w:w="2880" w:type="dxa"/>
+            <w:tcW w:w="3293" w:type="dxa"/>
             <w:vAlign w:val="center"/>
           </w:tcPr>
           <w:p>
             <w:pPr>
-              <w:spacing w:after="0" w:line="240" w:lineRule="auto"/>
+              <w:spacing w:after="0"/>
             </w:pPr>
             <w:r>
               <w:rPr>
                 <w:rFonts w:ascii="Times New Roman" w:hAnsi="Times New Roman"/>
                 <w:b w:val="0"/>
-                <w:sz w:val="18"/>
+                <w:sz w:val="17"/>
               </w:rPr>
-              <w:t>CPU</w:t>
+              <w:t>Source-side statistics</w:t>
             </w:r>
           </w:p>
         </w:tc>
         <w:tc>
           <w:tcPr>
-            <w:tcW w:w="5472" w:type="dxa"/>
+            <w:tcW w:w="3293" w:type="dxa"/>
             <w:vAlign w:val="center"/>
           </w:tcPr>
           <w:p>
             <w:pPr>
-              <w:spacing w:after="0" w:line="240" w:lineRule="auto"/>
+              <w:spacing w:after="0"/>
             </w:pPr>
             <w:r>
               <w:rPr>
                 <w:rFonts w:ascii="Times New Roman" w:hAnsi="Times New Roman"/>
                 <w:b w:val="0"/>
-                <w:sz w:val="18"/>
+                <w:sz w:val="17"/>
               </w:rPr>
-              <w:t>Apple M4 (ARM64)</w:t>
+              <w:t>Means of bytes, packets, load, duration, TTL, and loss variables</w:t>
+            </w:r>
+          </w:p>
+        </w:tc>
+        <w:tc>
+          <w:tcPr>
+            <w:tcW w:w="3293" w:type="dxa"/>
+            <w:vAlign w:val="center"/>
+          </w:tcPr>
+          <w:p>
+            <w:pPr>
+              <w:spacing w:after="0"/>
+            </w:pPr>
+            <w:r>
+              <w:rPr>
+                <w:rFonts w:ascii="Times New Roman" w:hAnsi="Times New Roman"/>
+                <w:b w:val="0"/>
+                <w:sz w:val="17"/>
+              </w:rPr>
+              <w:t>11</w:t>
             </w:r>
           </w:p>
         </w:tc>
@@ -1422,39 +1245,58 @@
         </w:trPr>
         <w:tc>
           <w:tcPr>
-            <w:tcW w:w="2880" w:type="dxa"/>
+            <w:tcW w:w="3293" w:type="dxa"/>
             <w:vAlign w:val="center"/>
           </w:tcPr>
           <w:p>
             <w:pPr>
-              <w:spacing w:after="0" w:line="240" w:lineRule="auto"/>
+              <w:spacing w:after="0"/>
             </w:pPr>
             <w:r>
               <w:rPr>
                 <w:rFonts w:ascii="Times New Roman" w:hAnsi="Times New Roman"/>
                 <w:b w:val="0"/>
-                <w:sz w:val="18"/>
+                <w:sz w:val="17"/>
               </w:rPr>
-              <w:t>Memory</w:t>
+              <w:t>Destination-side statistics</w:t>
             </w:r>
           </w:p>
         </w:tc>
         <w:tc>
           <w:tcPr>
-            <w:tcW w:w="5472" w:type="dxa"/>
+            <w:tcW w:w="3293" w:type="dxa"/>
             <w:vAlign w:val="center"/>
           </w:tcPr>
           <w:p>
             <w:pPr>
-              <w:spacing w:after="0" w:line="240" w:lineRule="auto"/>
+              <w:spacing w:after="0"/>
             </w:pPr>
             <w:r>
               <w:rPr>
                 <w:rFonts w:ascii="Times New Roman" w:hAnsi="Times New Roman"/>
                 <w:b w:val="0"/>
-                <w:sz w:val="18"/>
+                <w:sz w:val="17"/>
               </w:rPr>
-              <w:t>16 GB RAM</w:t>
+              <w:t>Corresponding destination-side means</w:t>
+            </w:r>
+          </w:p>
+        </w:tc>
+        <w:tc>
+          <w:tcPr>
+            <w:tcW w:w="3293" w:type="dxa"/>
+            <w:vAlign w:val="center"/>
+          </w:tcPr>
+          <w:p>
+            <w:pPr>
+              <w:spacing w:after="0"/>
+            </w:pPr>
+            <w:r>
+              <w:rPr>
+                <w:rFonts w:ascii="Times New Roman" w:hAnsi="Times New Roman"/>
+                <w:b w:val="0"/>
+                <w:sz w:val="17"/>
+              </w:rPr>
+              <w:t>11</w:t>
             </w:r>
           </w:p>
         </w:tc>
@@ -1465,39 +1307,58 @@
         </w:trPr>
         <w:tc>
           <w:tcPr>
-            <w:tcW w:w="2880" w:type="dxa"/>
+            <w:tcW w:w="3293" w:type="dxa"/>
             <w:vAlign w:val="center"/>
           </w:tcPr>
           <w:p>
             <w:pPr>
-              <w:spacing w:after="0" w:line="240" w:lineRule="auto"/>
+              <w:spacing w:after="0"/>
             </w:pPr>
             <w:r>
               <w:rPr>
                 <w:rFonts w:ascii="Times New Roman" w:hAnsi="Times New Roman"/>
                 <w:b w:val="0"/>
-                <w:sz w:val="18"/>
+                <w:sz w:val="17"/>
               </w:rPr>
-              <w:t>OS</w:t>
+              <w:t>Source categorical modes</w:t>
             </w:r>
           </w:p>
         </w:tc>
         <w:tc>
           <w:tcPr>
-            <w:tcW w:w="5472" w:type="dxa"/>
+            <w:tcW w:w="3293" w:type="dxa"/>
             <w:vAlign w:val="center"/>
           </w:tcPr>
           <w:p>
             <w:pPr>
-              <w:spacing w:after="0" w:line="240" w:lineRule="auto"/>
+              <w:spacing w:after="0"/>
             </w:pPr>
             <w:r>
               <w:rPr>
                 <w:rFonts w:ascii="Times New Roman" w:hAnsi="Times New Roman"/>
                 <w:b w:val="0"/>
-                <w:sz w:val="18"/>
+                <w:sz w:val="17"/>
               </w:rPr>
-              <w:t>macOS 15+</w:t>
+              <w:t>Protocol, state, service</w:t>
+            </w:r>
+          </w:p>
+        </w:tc>
+        <w:tc>
+          <w:tcPr>
+            <w:tcW w:w="3293" w:type="dxa"/>
+            <w:vAlign w:val="center"/>
+          </w:tcPr>
+          <w:p>
+            <w:pPr>
+              <w:spacing w:after="0"/>
+            </w:pPr>
+            <w:r>
+              <w:rPr>
+                <w:rFonts w:ascii="Times New Roman" w:hAnsi="Times New Roman"/>
+                <w:b w:val="0"/>
+                <w:sz w:val="17"/>
+              </w:rPr>
+              <w:t>3</w:t>
             </w:r>
           </w:p>
         </w:tc>
@@ -1508,39 +1369,58 @@
         </w:trPr>
         <w:tc>
           <w:tcPr>
-            <w:tcW w:w="2880" w:type="dxa"/>
+            <w:tcW w:w="3293" w:type="dxa"/>
             <w:vAlign w:val="center"/>
           </w:tcPr>
           <w:p>
             <w:pPr>
-              <w:spacing w:after="0" w:line="240" w:lineRule="auto"/>
+              <w:spacing w:after="0"/>
             </w:pPr>
             <w:r>
               <w:rPr>
                 <w:rFonts w:ascii="Times New Roman" w:hAnsi="Times New Roman"/>
                 <w:b w:val="0"/>
-                <w:sz w:val="18"/>
+                <w:sz w:val="17"/>
               </w:rPr>
-              <w:t>Python</w:t>
+              <w:t>Destination categorical modes</w:t>
             </w:r>
           </w:p>
         </w:tc>
         <w:tc>
           <w:tcPr>
-            <w:tcW w:w="5472" w:type="dxa"/>
+            <w:tcW w:w="3293" w:type="dxa"/>
             <w:vAlign w:val="center"/>
           </w:tcPr>
           <w:p>
             <w:pPr>
-              <w:spacing w:after="0" w:line="240" w:lineRule="auto"/>
+              <w:spacing w:after="0"/>
             </w:pPr>
             <w:r>
               <w:rPr>
                 <w:rFonts w:ascii="Times New Roman" w:hAnsi="Times New Roman"/>
                 <w:b w:val="0"/>
-                <w:sz w:val="18"/>
+                <w:sz w:val="17"/>
               </w:rPr>
-              <w:t>3.12</w:t>
+              <w:t>Protocol, state, service</w:t>
+            </w:r>
+          </w:p>
+        </w:tc>
+        <w:tc>
+          <w:tcPr>
+            <w:tcW w:w="3293" w:type="dxa"/>
+            <w:vAlign w:val="center"/>
+          </w:tcPr>
+          <w:p>
+            <w:pPr>
+              <w:spacing w:after="0"/>
+            </w:pPr>
+            <w:r>
+              <w:rPr>
+                <w:rFonts w:ascii="Times New Roman" w:hAnsi="Times New Roman"/>
+                <w:b w:val="0"/>
+                <w:sz w:val="17"/>
+              </w:rPr>
+              <w:t>3</w:t>
             </w:r>
           </w:p>
         </w:tc>
@@ -1551,138 +1431,112 @@
         </w:trPr>
         <w:tc>
           <w:tcPr>
-            <w:tcW w:w="2880" w:type="dxa"/>
+            <w:tcW w:w="3293" w:type="dxa"/>
             <w:vAlign w:val="center"/>
           </w:tcPr>
           <w:p>
             <w:pPr>
-              <w:spacing w:after="0" w:line="240" w:lineRule="auto"/>
+              <w:spacing w:after="0"/>
             </w:pPr>
             <w:r>
               <w:rPr>
                 <w:rFonts w:ascii="Times New Roman" w:hAnsi="Times New Roman"/>
                 <w:b w:val="0"/>
-                <w:sz w:val="18"/>
+                <w:sz w:val="17"/>
               </w:rPr>
-              <w:t>PyTorch</w:t>
+              <w:t>Total</w:t>
             </w:r>
           </w:p>
         </w:tc>
         <w:tc>
           <w:tcPr>
-            <w:tcW w:w="5472" w:type="dxa"/>
+            <w:tcW w:w="3293" w:type="dxa"/>
             <w:vAlign w:val="center"/>
           </w:tcPr>
           <w:p>
             <w:pPr>
-              <w:spacing w:after="0" w:line="240" w:lineRule="auto"/>
+              <w:spacing w:after="0"/>
             </w:pPr>
             <w:r>
               <w:rPr>
                 <w:rFonts w:ascii="Times New Roman" w:hAnsi="Times New Roman"/>
                 <w:b w:val="0"/>
-                <w:sz w:val="18"/>
+                <w:sz w:val="17"/>
               </w:rPr>
-              <w:t>2.13.0 (CPU)</w:t>
+              <w:t>Aggregated node representation</w:t>
             </w:r>
           </w:p>
         </w:tc>
-      </w:tr>
-      <w:tr>
-        <w:trPr>
-          <w:jc w:val="center"/>
-        </w:trPr>
         <w:tc>
           <w:tcPr>
-            <w:tcW w:w="2880" w:type="dxa"/>
+            <w:tcW w:w="3293" w:type="dxa"/>
             <w:vAlign w:val="center"/>
           </w:tcPr>
           <w:p>
             <w:pPr>
-              <w:spacing w:after="0" w:line="240" w:lineRule="auto"/>
+              <w:spacing w:after="0"/>
             </w:pPr>
             <w:r>
               <w:rPr>
                 <w:rFonts w:ascii="Times New Roman" w:hAnsi="Times New Roman"/>
                 <w:b w:val="0"/>
-                <w:sz w:val="18"/>
+                <w:sz w:val="17"/>
               </w:rPr>
-              <w:t>PyTorch Geometric</w:t>
-            </w:r>
-          </w:p>
-        </w:tc>
-        <w:tc>
-          <w:tcPr>
-            <w:tcW w:w="5472" w:type="dxa"/>
-            <w:vAlign w:val="center"/>
-          </w:tcPr>
-          <w:p>
-            <w:pPr>
-              <w:spacing w:after="0" w:line="240" w:lineRule="auto"/>
-            </w:pPr>
-            <w:r>
-              <w:rPr>
-                <w:rFonts w:ascii="Times New Roman" w:hAnsi="Times New Roman"/>
-                <w:b w:val="0"/>
-                <w:sz w:val="18"/>
-              </w:rPr>
-              <w:t>2.8.0</w:t>
-            </w:r>
-          </w:p>
-        </w:tc>
-      </w:tr>
-      <w:tr>
-        <w:trPr>
-          <w:jc w:val="center"/>
-        </w:trPr>
-        <w:tc>
-          <w:tcPr>
-            <w:tcW w:w="2880" w:type="dxa"/>
-            <w:vAlign w:val="center"/>
-          </w:tcPr>
-          <w:p>
-            <w:pPr>
-              <w:spacing w:after="0" w:line="240" w:lineRule="auto"/>
-            </w:pPr>
-            <w:r>
-              <w:rPr>
-                <w:rFonts w:ascii="Times New Roman" w:hAnsi="Times New Roman"/>
-                <w:b w:val="0"/>
-                <w:sz w:val="18"/>
-              </w:rPr>
-              <w:t>Training device</w:t>
-            </w:r>
-          </w:p>
-        </w:tc>
-        <w:tc>
-          <w:tcPr>
-            <w:tcW w:w="5472" w:type="dxa"/>
-            <w:vAlign w:val="center"/>
-          </w:tcPr>
-          <w:p>
-            <w:pPr>
-              <w:spacing w:after="0" w:line="240" w:lineRule="auto"/>
-            </w:pPr>
-            <w:r>
-              <w:rPr>
-                <w:rFonts w:ascii="Times New Roman" w:hAnsi="Times New Roman"/>
-                <w:b w:val="0"/>
-                <w:sz w:val="18"/>
-              </w:rPr>
-              <w:t>CPU</w:t>
+              <w:t>28</w:t>
             </w:r>
           </w:p>
         </w:tc>
       </w:tr>
     </w:tbl>
-    <w:p/>
     <w:p>
       <w:pPr>
         <w:pStyle w:val="164"/>
         <w:jc w:val="center"/>
       </w:pPr>
       <w:r>
-        <w:t>Table 3. Experimental environment reported for the current run.</w:t>
+        <w:t>Table 3. Node-feature composition.</w:t>
+      </w:r>
+    </w:p>
+    <w:p>
+      <w:pPr>
+        <w:spacing w:after="0"/>
+      </w:pPr>
+    </w:p>
+    <w:p>
+      <w:r>
+        <w:t>A node is labeled as an attack node when at least one incident source-side or destination-side flow is labeled as an attack. This rule is simple and reproducible but can over-label a node if only a single incident flow is malicious.</w:t>
+      </w:r>
+    </w:p>
+    <w:p>
+      <w:pPr>
+        <w:pStyle w:val="3"/>
+      </w:pPr>
+      <w:r>
+        <w:t>3.5 Temporal Graph Sequences</w:t>
+      </w:r>
+    </w:p>
+    <w:p>
+      <w:r>
+        <w:t>Because a suitable timestamp is not available in the supplied CSV representation, flows are ordered by their original row order and partitioned into consecutive windows of 1,000 flows. Each window forms a graph snapshot G_t = (V_t, E_t, X_t, y_t). Five consecutive snapshots are grouped into a sequence for ST-GraphAD. The row-order construction is a methodological approximation and should not be interpreted as real elapsed time.</w:t>
+      </w:r>
+    </w:p>
+    <w:p>
+      <w:pPr>
+        <w:pStyle w:val="3"/>
+      </w:pPr>
+      <w:r>
+        <w:t>3.6 Problem Definition</w:t>
+      </w:r>
+    </w:p>
+    <w:p>
+      <w:pPr>
+        <w:jc w:val="center"/>
+      </w:pPr>
+      <w:r>
+        <w:rPr>
+          <w:b/>
+        </w:rPr>
+        <w:t>Given S = [G_{t-4}, G_{t-3}, G_{t-2}, G_{t-1}, G_t], estimate ŷ_t ∈ [0,1]^{|V_t|}, where larger values indicate greater probability of malicious participation.</w:t>
       </w:r>
     </w:p>
     <w:p>
@@ -1690,10 +1544,7 @@
         <w:pStyle w:val="2"/>
       </w:pPr>
       <w:r>
-        <w:br w:type="textWrapping"/>
-      </w:r>
-      <w:r>
-        <w:t>6. Results</w:t>
+        <w:t>4. ST-GraphAD Framework</w:t>
       </w:r>
     </w:p>
     <w:p>
@@ -1701,7 +1552,12 @@
         <w:pStyle w:val="3"/>
       </w:pPr>
       <w:r>
-        <w:t>6.1 Primary Node-Level Results</w:t>
+        <w:t>4.1 Architecture</w:t>
+      </w:r>
+    </w:p>
+    <w:p>
+      <w:r>
+        <w:t>ST-GraphAD contains a shared spatial encoder, a temporal attention encoder, and node/graph classification heads. The spatial encoder processes each graph independently, while the temporal module combines the sequence of spatial embeddings. The final temporally enriched embedding of the latest window is used for node-level detection.</w:t>
       </w:r>
     </w:p>
     <w:tbl>
@@ -1726,11 +1582,8 @@
         </w:tblCellMar>
       </w:tblPr>
       <w:tblGrid>
-        <w:gridCol w:w="2880"/>
-        <w:gridCol w:w="1440"/>
-        <w:gridCol w:w="1440"/>
-        <w:gridCol w:w="1728"/>
-        <w:gridCol w:w="1440"/>
+        <w:gridCol w:w="4939"/>
+        <w:gridCol w:w="4939"/>
       </w:tblGrid>
       <w:tr>
         <w:trPr>
@@ -1738,101 +1591,41 @@
         </w:trPr>
         <w:tc>
           <w:tcPr>
-            <w:tcW w:w="2880" w:type="dxa"/>
+            <w:tcW w:w="4939" w:type="dxa"/>
             <w:shd w:val="clear" w:color="auto" w:fill="D9E2F3"/>
             <w:vAlign w:val="center"/>
           </w:tcPr>
           <w:p>
             <w:pPr>
-              <w:spacing w:after="0" w:line="240" w:lineRule="auto"/>
+              <w:spacing w:after="0"/>
             </w:pPr>
             <w:r>
               <w:rPr>
                 <w:rFonts w:ascii="Times New Roman" w:hAnsi="Times New Roman"/>
                 <w:b/>
-                <w:sz w:val="18"/>
+                <w:sz w:val="17"/>
               </w:rPr>
-              <w:t>Model</w:t>
+              <w:t>Component</w:t>
             </w:r>
           </w:p>
         </w:tc>
         <w:tc>
           <w:tcPr>
-            <w:tcW w:w="1440" w:type="dxa"/>
+            <w:tcW w:w="4939" w:type="dxa"/>
             <w:shd w:val="clear" w:color="auto" w:fill="D9E2F3"/>
             <w:vAlign w:val="center"/>
           </w:tcPr>
           <w:p>
             <w:pPr>
-              <w:spacing w:after="0" w:line="240" w:lineRule="auto"/>
+              <w:spacing w:after="0"/>
             </w:pPr>
             <w:r>
               <w:rPr>
                 <w:rFonts w:ascii="Times New Roman" w:hAnsi="Times New Roman"/>
                 <w:b/>
-                <w:sz w:val="18"/>
+                <w:sz w:val="17"/>
               </w:rPr>
-              <w:t>AUC-ROC</w:t>
-            </w:r>
-          </w:p>
-        </w:tc>
-        <w:tc>
-          <w:tcPr>
-            <w:tcW w:w="1440" w:type="dxa"/>
-            <w:shd w:val="clear" w:color="auto" w:fill="D9E2F3"/>
-            <w:vAlign w:val="center"/>
-          </w:tcPr>
-          <w:p>
-            <w:pPr>
-              <w:spacing w:after="0" w:line="240" w:lineRule="auto"/>
-            </w:pPr>
-            <w:r>
-              <w:rPr>
-                <w:rFonts w:ascii="Times New Roman" w:hAnsi="Times New Roman"/>
-                <w:b/>
-                <w:sz w:val="18"/>
-              </w:rPr>
-              <w:t>F1</w:t>
-            </w:r>
-          </w:p>
-        </w:tc>
-        <w:tc>
-          <w:tcPr>
-            <w:tcW w:w="1728" w:type="dxa"/>
-            <w:shd w:val="clear" w:color="auto" w:fill="D9E2F3"/>
-            <w:vAlign w:val="center"/>
-          </w:tcPr>
-          <w:p>
-            <w:pPr>
-              <w:spacing w:after="0" w:line="240" w:lineRule="auto"/>
-            </w:pPr>
-            <w:r>
-              <w:rPr>
-                <w:rFonts w:ascii="Times New Roman" w:hAnsi="Times New Roman"/>
-                <w:b/>
-                <w:sz w:val="18"/>
-              </w:rPr>
-              <w:t>Precision</w:t>
-            </w:r>
-          </w:p>
-        </w:tc>
-        <w:tc>
-          <w:tcPr>
-            <w:tcW w:w="1440" w:type="dxa"/>
-            <w:shd w:val="clear" w:color="auto" w:fill="D9E2F3"/>
-            <w:vAlign w:val="center"/>
-          </w:tcPr>
-          <w:p>
-            <w:pPr>
-              <w:spacing w:after="0" w:line="240" w:lineRule="auto"/>
-            </w:pPr>
-            <w:r>
-              <w:rPr>
-                <w:rFonts w:ascii="Times New Roman" w:hAnsi="Times New Roman"/>
-                <w:b/>
-                <w:sz w:val="18"/>
-              </w:rPr>
-              <w:t>Recall</w:t>
+              <w:t>Configuration</w:t>
             </w:r>
           </w:p>
         </w:tc>
@@ -1843,96 +1636,39 @@
         </w:trPr>
         <w:tc>
           <w:tcPr>
-            <w:tcW w:w="2880" w:type="dxa"/>
+            <w:tcW w:w="4939" w:type="dxa"/>
             <w:vAlign w:val="center"/>
           </w:tcPr>
           <w:p>
             <w:pPr>
-              <w:spacing w:after="0" w:line="240" w:lineRule="auto"/>
+              <w:spacing w:after="0"/>
             </w:pPr>
             <w:r>
               <w:rPr>
                 <w:rFonts w:ascii="Times New Roman" w:hAnsi="Times New Roman"/>
                 <w:b w:val="0"/>
-                <w:sz w:val="18"/>
+                <w:sz w:val="17"/>
               </w:rPr>
-              <w:t>GCN-only</w:t>
+              <w:t>Spatial encoder</w:t>
             </w:r>
           </w:p>
         </w:tc>
         <w:tc>
           <w:tcPr>
-            <w:tcW w:w="1440" w:type="dxa"/>
+            <w:tcW w:w="4939" w:type="dxa"/>
             <w:vAlign w:val="center"/>
           </w:tcPr>
           <w:p>
             <w:pPr>
-              <w:spacing w:after="0" w:line="240" w:lineRule="auto"/>
+              <w:spacing w:after="0"/>
             </w:pPr>
             <w:r>
               <w:rPr>
                 <w:rFonts w:ascii="Times New Roman" w:hAnsi="Times New Roman"/>
                 <w:b w:val="0"/>
-                <w:sz w:val="18"/>
+                <w:sz w:val="17"/>
               </w:rPr>
-              <w:t>0.87</w:t>
-            </w:r>
-          </w:p>
-        </w:tc>
-        <w:tc>
-          <w:tcPr>
-            <w:tcW w:w="1440" w:type="dxa"/>
-            <w:vAlign w:val="center"/>
-          </w:tcPr>
-          <w:p>
-            <w:pPr>
-              <w:spacing w:after="0" w:line="240" w:lineRule="auto"/>
-            </w:pPr>
-            <w:r>
-              <w:rPr>
-                <w:rFonts w:ascii="Times New Roman" w:hAnsi="Times New Roman"/>
-                <w:b w:val="0"/>
-                <w:sz w:val="18"/>
-              </w:rPr>
-              <w:t>0.84</w:t>
-            </w:r>
-          </w:p>
-        </w:tc>
-        <w:tc>
-          <w:tcPr>
-            <w:tcW w:w="1728" w:type="dxa"/>
-            <w:vAlign w:val="center"/>
-          </w:tcPr>
-          <w:p>
-            <w:pPr>
-              <w:spacing w:after="0" w:line="240" w:lineRule="auto"/>
-            </w:pPr>
-            <w:r>
-              <w:rPr>
-                <w:rFonts w:ascii="Times New Roman" w:hAnsi="Times New Roman"/>
-                <w:b w:val="0"/>
-                <w:sz w:val="18"/>
-              </w:rPr>
-              <w:t>0.86</w:t>
-            </w:r>
-          </w:p>
-        </w:tc>
-        <w:tc>
-          <w:tcPr>
-            <w:tcW w:w="1440" w:type="dxa"/>
-            <w:vAlign w:val="center"/>
-          </w:tcPr>
-          <w:p>
-            <w:pPr>
-              <w:spacing w:after="0" w:line="240" w:lineRule="auto"/>
-            </w:pPr>
-            <w:r>
-              <w:rPr>
-                <w:rFonts w:ascii="Times New Roman" w:hAnsi="Times New Roman"/>
-                <w:b w:val="0"/>
-                <w:sz w:val="18"/>
-              </w:rPr>
-              <w:t>0.82</w:t>
+              <w:t>3-layer GCN; hidden dimension 128</w:t>
             </w:r>
           </w:p>
         </w:tc>
@@ -1943,114 +1679,295 @@
         </w:trPr>
         <w:tc>
           <w:tcPr>
-            <w:tcW w:w="2880" w:type="dxa"/>
+            <w:tcW w:w="4939" w:type="dxa"/>
             <w:vAlign w:val="center"/>
           </w:tcPr>
           <w:p>
             <w:pPr>
-              <w:spacing w:after="0" w:line="240" w:lineRule="auto"/>
+              <w:spacing w:after="0"/>
             </w:pPr>
             <w:r>
               <w:rPr>
                 <w:rFonts w:ascii="Times New Roman" w:hAnsi="Times New Roman"/>
                 <w:b w:val="0"/>
-                <w:sz w:val="18"/>
+                <w:sz w:val="17"/>
               </w:rPr>
-              <w:t>ST-GraphAD</w:t>
+              <w:t>Temporal encoder</w:t>
             </w:r>
           </w:p>
         </w:tc>
         <w:tc>
           <w:tcPr>
-            <w:tcW w:w="1440" w:type="dxa"/>
+            <w:tcW w:w="4939" w:type="dxa"/>
             <w:vAlign w:val="center"/>
           </w:tcPr>
           <w:p>
             <w:pPr>
-              <w:spacing w:after="0" w:line="240" w:lineRule="auto"/>
+              <w:spacing w:after="0"/>
             </w:pPr>
             <w:r>
               <w:rPr>
                 <w:rFonts w:ascii="Times New Roman" w:hAnsi="Times New Roman"/>
                 <w:b w:val="0"/>
-                <w:sz w:val="18"/>
+                <w:sz w:val="17"/>
               </w:rPr>
-              <w:t>0.91</w:t>
+              <w:t>2-layer multi-head self-attention; 4 heads</w:t>
+            </w:r>
+          </w:p>
+        </w:tc>
+      </w:tr>
+      <w:tr>
+        <w:trPr>
+          <w:jc w:val="center"/>
+        </w:trPr>
+        <w:tc>
+          <w:tcPr>
+            <w:tcW w:w="4939" w:type="dxa"/>
+            <w:vAlign w:val="center"/>
+          </w:tcPr>
+          <w:p>
+            <w:pPr>
+              <w:spacing w:after="0"/>
+            </w:pPr>
+            <w:r>
+              <w:rPr>
+                <w:rFonts w:ascii="Times New Roman" w:hAnsi="Times New Roman"/>
+                <w:b w:val="0"/>
+                <w:sz w:val="17"/>
+              </w:rPr>
+              <w:t>Temporal context</w:t>
             </w:r>
           </w:p>
         </w:tc>
         <w:tc>
           <w:tcPr>
-            <w:tcW w:w="1440" w:type="dxa"/>
+            <w:tcW w:w="4939" w:type="dxa"/>
             <w:vAlign w:val="center"/>
           </w:tcPr>
           <w:p>
             <w:pPr>
-              <w:spacing w:after="0" w:line="240" w:lineRule="auto"/>
+              <w:spacing w:after="0"/>
             </w:pPr>
             <w:r>
               <w:rPr>
                 <w:rFonts w:ascii="Times New Roman" w:hAnsi="Times New Roman"/>
                 <w:b w:val="0"/>
-                <w:sz w:val="18"/>
+                <w:sz w:val="17"/>
               </w:rPr>
-              <w:t>0.88</w:t>
+              <w:t>5 consecutive graph snapshots</w:t>
+            </w:r>
+          </w:p>
+        </w:tc>
+      </w:tr>
+      <w:tr>
+        <w:trPr>
+          <w:jc w:val="center"/>
+        </w:trPr>
+        <w:tc>
+          <w:tcPr>
+            <w:tcW w:w="4939" w:type="dxa"/>
+            <w:vAlign w:val="center"/>
+          </w:tcPr>
+          <w:p>
+            <w:pPr>
+              <w:spacing w:after="0"/>
+            </w:pPr>
+            <w:r>
+              <w:rPr>
+                <w:rFonts w:ascii="Times New Roman" w:hAnsi="Times New Roman"/>
+                <w:b w:val="0"/>
+                <w:sz w:val="17"/>
+              </w:rPr>
+              <w:t>Positional encoding</w:t>
             </w:r>
           </w:p>
         </w:tc>
         <w:tc>
           <w:tcPr>
-            <w:tcW w:w="1728" w:type="dxa"/>
+            <w:tcW w:w="4939" w:type="dxa"/>
             <w:vAlign w:val="center"/>
           </w:tcPr>
           <w:p>
             <w:pPr>
-              <w:spacing w:after="0" w:line="240" w:lineRule="auto"/>
+              <w:spacing w:after="0"/>
             </w:pPr>
             <w:r>
               <w:rPr>
                 <w:rFonts w:ascii="Times New Roman" w:hAnsi="Times New Roman"/>
                 <w:b w:val="0"/>
-                <w:sz w:val="18"/>
+                <w:sz w:val="17"/>
               </w:rPr>
-              <w:t>0.89</w:t>
+              <w:t>Sinusoidal</w:t>
+            </w:r>
+          </w:p>
+        </w:tc>
+      </w:tr>
+      <w:tr>
+        <w:trPr>
+          <w:jc w:val="center"/>
+        </w:trPr>
+        <w:tc>
+          <w:tcPr>
+            <w:tcW w:w="4939" w:type="dxa"/>
+            <w:vAlign w:val="center"/>
+          </w:tcPr>
+          <w:p>
+            <w:pPr>
+              <w:spacing w:after="0"/>
+            </w:pPr>
+            <w:r>
+              <w:rPr>
+                <w:rFonts w:ascii="Times New Roman" w:hAnsi="Times New Roman"/>
+                <w:b w:val="0"/>
+                <w:sz w:val="17"/>
+              </w:rPr>
+              <w:t>Node head</w:t>
             </w:r>
           </w:p>
         </w:tc>
         <w:tc>
           <w:tcPr>
-            <w:tcW w:w="1440" w:type="dxa"/>
+            <w:tcW w:w="4939" w:type="dxa"/>
             <w:vAlign w:val="center"/>
           </w:tcPr>
           <w:p>
             <w:pPr>
-              <w:spacing w:after="0" w:line="240" w:lineRule="auto"/>
+              <w:spacing w:after="0"/>
             </w:pPr>
             <w:r>
               <w:rPr>
                 <w:rFonts w:ascii="Times New Roman" w:hAnsi="Times New Roman"/>
                 <w:b w:val="0"/>
-                <w:sz w:val="18"/>
+                <w:sz w:val="17"/>
               </w:rPr>
-              <w:t>0.87</w:t>
+              <w:t>128 → 64 → 2</w:t>
+            </w:r>
+          </w:p>
+        </w:tc>
+      </w:tr>
+      <w:tr>
+        <w:trPr>
+          <w:jc w:val="center"/>
+        </w:trPr>
+        <w:tc>
+          <w:tcPr>
+            <w:tcW w:w="4939" w:type="dxa"/>
+            <w:vAlign w:val="center"/>
+          </w:tcPr>
+          <w:p>
+            <w:pPr>
+              <w:spacing w:after="0"/>
+            </w:pPr>
+            <w:r>
+              <w:rPr>
+                <w:rFonts w:ascii="Times New Roman" w:hAnsi="Times New Roman"/>
+                <w:b w:val="0"/>
+                <w:sz w:val="17"/>
+              </w:rPr>
+              <w:t>Graph head</w:t>
+            </w:r>
+          </w:p>
+        </w:tc>
+        <w:tc>
+          <w:tcPr>
+            <w:tcW w:w="4939" w:type="dxa"/>
+            <w:vAlign w:val="center"/>
+          </w:tcPr>
+          <w:p>
+            <w:pPr>
+              <w:spacing w:after="0"/>
+            </w:pPr>
+            <w:r>
+              <w:rPr>
+                <w:rFonts w:ascii="Times New Roman" w:hAnsi="Times New Roman"/>
+                <w:b w:val="0"/>
+                <w:sz w:val="17"/>
+              </w:rPr>
+              <w:t>Mean pooling → 64 → 2</w:t>
+            </w:r>
+          </w:p>
+        </w:tc>
+      </w:tr>
+      <w:tr>
+        <w:trPr>
+          <w:jc w:val="center"/>
+        </w:trPr>
+        <w:tc>
+          <w:tcPr>
+            <w:tcW w:w="4939" w:type="dxa"/>
+            <w:vAlign w:val="center"/>
+          </w:tcPr>
+          <w:p>
+            <w:pPr>
+              <w:spacing w:after="0"/>
+            </w:pPr>
+            <w:r>
+              <w:rPr>
+                <w:rFonts w:ascii="Times New Roman" w:hAnsi="Times New Roman"/>
+                <w:b w:val="0"/>
+                <w:sz w:val="17"/>
+              </w:rPr>
+              <w:t>Dropout</w:t>
+            </w:r>
+          </w:p>
+        </w:tc>
+        <w:tc>
+          <w:tcPr>
+            <w:tcW w:w="4939" w:type="dxa"/>
+            <w:vAlign w:val="center"/>
+          </w:tcPr>
+          <w:p>
+            <w:pPr>
+              <w:spacing w:after="0"/>
+            </w:pPr>
+            <w:r>
+              <w:rPr>
+                <w:rFonts w:ascii="Times New Roman" w:hAnsi="Times New Roman"/>
+                <w:b w:val="0"/>
+                <w:sz w:val="17"/>
+              </w:rPr>
+              <w:t>0.5</w:t>
             </w:r>
           </w:p>
         </w:tc>
       </w:tr>
     </w:tbl>
-    <w:p/>
     <w:p>
       <w:pPr>
         <w:pStyle w:val="164"/>
         <w:jc w:val="center"/>
       </w:pPr>
       <w:r>
-        <w:t>Table 4. Node-level intrusion-detection performance on the current test evaluation.</w:t>
+        <w:t>Table 4. ST-GraphAD architecture configuration.</w:t>
+      </w:r>
+    </w:p>
+    <w:p>
+      <w:pPr>
+        <w:spacing w:after="0"/>
+      </w:pPr>
+    </w:p>
+    <w:p>
+      <w:pPr>
+        <w:pStyle w:val="3"/>
+      </w:pPr>
+      <w:r>
+        <w:t>4.2 Spatial Encoder</w:t>
+      </w:r>
+    </w:p>
+    <w:p>
+      <w:pPr>
+        <w:jc w:val="center"/>
+      </w:pPr>
+      <w:r>
+        <w:rPr>
+          <w:b/>
+        </w:rPr>
+        <w:t>H^(l+1) = σ(D~^(-1/2) A~ D~^(-1/2) H^(l) W^(l))</w:t>
       </w:r>
     </w:p>
     <w:p>
       <w:r>
-        <w:t>ST-GraphAD improves AUC-ROC from 0.87 to 0.91 and F1 from 0.84 to 0.88 relative to the static GCN baseline. Precision increases from 0.86 to 0.89, while recall increases from 0.82 to 0.87. The absolute AUC gain is 0.04 and the absolute F1 gain is 0.04. Because the reported configurations represent single training runs, these differences should be interpreted as observed effects rather than statistically established improvements.</w:t>
+        <w:t>Here A~ = A + I includes self-loops and D~ is its degree matrix. ReLU is used as the nonlinear activation, with batch normalization and dropout between GCN layers. The final spatial representation has dimension 128.</w:t>
       </w:r>
     </w:p>
     <w:p>
@@ -2058,7 +1975,52 @@
         <w:pStyle w:val="3"/>
       </w:pPr>
       <w:r>
-        <w:t>6.2 Ablation Study</w:t>
+        <w:t>4.3 Temporal Attention</w:t>
+      </w:r>
+    </w:p>
+    <w:p>
+      <w:r>
+        <w:t>The node embeddings from the five snapshots are padded to a common node dimension and accompanied by a validity mask. Sinusoidal positional encoding supplies temporal order. Multi-head self-attention then produces temporally contextualized embeddings using standard scaled dot-product attention:</w:t>
+      </w:r>
+    </w:p>
+    <w:p>
+      <w:pPr>
+        <w:jc w:val="center"/>
+      </w:pPr>
+      <w:r>
+        <w:rPr>
+          <w:b/>
+        </w:rPr>
+        <w:t>Attention(Q,K,V) = softmax(QK^T / √d_k)V</w:t>
+      </w:r>
+    </w:p>
+    <w:p>
+      <w:r>
+        <w:t>Two attention blocks use residual connections and layer normalization. Only valid nodes from the final snapshot are passed to the node classifier.</w:t>
+      </w:r>
+    </w:p>
+    <w:p>
+      <w:pPr>
+        <w:pStyle w:val="3"/>
+      </w:pPr>
+      <w:r>
+        <w:t>4.4 Objective and Training</w:t>
+      </w:r>
+    </w:p>
+    <w:p>
+      <w:pPr>
+        <w:jc w:val="center"/>
+      </w:pPr>
+      <w:r>
+        <w:rPr>
+          <w:b/>
+        </w:rPr>
+        <w:t>L = L_graph + λ L_node,   λ = 0.5</w:t>
+      </w:r>
+    </w:p>
+    <w:p>
+      <w:r>
+        <w:t>The reported training objective combines graph-level and node-level cross-entropy. Importantly, graph-level AUC is not used for model selection. ReduceLROnPlateau and early stopping operate on validation node-level AUC-ROC.</w:t>
       </w:r>
     </w:p>
     <w:tbl>
@@ -2083,11 +2045,8 @@
         </w:tblCellMar>
       </w:tblPr>
       <w:tblGrid>
-        <w:gridCol w:w="3888"/>
-        <w:gridCol w:w="1440"/>
-        <w:gridCol w:w="1440"/>
-        <w:gridCol w:w="1440"/>
-        <w:gridCol w:w="1440"/>
+        <w:gridCol w:w="4939"/>
+        <w:gridCol w:w="4939"/>
       </w:tblGrid>
       <w:tr>
         <w:trPr>
@@ -2095,101 +2054,41 @@
         </w:trPr>
         <w:tc>
           <w:tcPr>
-            <w:tcW w:w="3888" w:type="dxa"/>
+            <w:tcW w:w="4939" w:type="dxa"/>
             <w:shd w:val="clear" w:color="auto" w:fill="D9E2F3"/>
             <w:vAlign w:val="center"/>
           </w:tcPr>
           <w:p>
             <w:pPr>
-              <w:spacing w:after="0" w:line="240" w:lineRule="auto"/>
+              <w:spacing w:after="0"/>
             </w:pPr>
             <w:r>
               <w:rPr>
                 <w:rFonts w:ascii="Times New Roman" w:hAnsi="Times New Roman"/>
                 <w:b/>
-                <w:sz w:val="18"/>
+                <w:sz w:val="17"/>
               </w:rPr>
-              <w:t>Variant</w:t>
+              <w:t>Hyperparameter</w:t>
             </w:r>
           </w:p>
         </w:tc>
         <w:tc>
           <w:tcPr>
-            <w:tcW w:w="1440" w:type="dxa"/>
+            <w:tcW w:w="4939" w:type="dxa"/>
             <w:shd w:val="clear" w:color="auto" w:fill="D9E2F3"/>
             <w:vAlign w:val="center"/>
           </w:tcPr>
           <w:p>
             <w:pPr>
-              <w:spacing w:after="0" w:line="240" w:lineRule="auto"/>
+              <w:spacing w:after="0"/>
             </w:pPr>
             <w:r>
               <w:rPr>
                 <w:rFonts w:ascii="Times New Roman" w:hAnsi="Times New Roman"/>
                 <w:b/>
-                <w:sz w:val="18"/>
+                <w:sz w:val="17"/>
               </w:rPr>
-              <w:t>Node AUC</w:t>
-            </w:r>
-          </w:p>
-        </w:tc>
-        <w:tc>
-          <w:tcPr>
-            <w:tcW w:w="1440" w:type="dxa"/>
-            <w:shd w:val="clear" w:color="auto" w:fill="D9E2F3"/>
-            <w:vAlign w:val="center"/>
-          </w:tcPr>
-          <w:p>
-            <w:pPr>
-              <w:spacing w:after="0" w:line="240" w:lineRule="auto"/>
-            </w:pPr>
-            <w:r>
-              <w:rPr>
-                <w:rFonts w:ascii="Times New Roman" w:hAnsi="Times New Roman"/>
-                <w:b/>
-                <w:sz w:val="18"/>
-              </w:rPr>
-              <w:t>Δ AUC</w:t>
-            </w:r>
-          </w:p>
-        </w:tc>
-        <w:tc>
-          <w:tcPr>
-            <w:tcW w:w="1440" w:type="dxa"/>
-            <w:shd w:val="clear" w:color="auto" w:fill="D9E2F3"/>
-            <w:vAlign w:val="center"/>
-          </w:tcPr>
-          <w:p>
-            <w:pPr>
-              <w:spacing w:after="0" w:line="240" w:lineRule="auto"/>
-            </w:pPr>
-            <w:r>
-              <w:rPr>
-                <w:rFonts w:ascii="Times New Roman" w:hAnsi="Times New Roman"/>
-                <w:b/>
-                <w:sz w:val="18"/>
-              </w:rPr>
-              <w:t>Node F1</w:t>
-            </w:r>
-          </w:p>
-        </w:tc>
-        <w:tc>
-          <w:tcPr>
-            <w:tcW w:w="1440" w:type="dxa"/>
-            <w:shd w:val="clear" w:color="auto" w:fill="D9E2F3"/>
-            <w:vAlign w:val="center"/>
-          </w:tcPr>
-          <w:p>
-            <w:pPr>
-              <w:spacing w:after="0" w:line="240" w:lineRule="auto"/>
-            </w:pPr>
-            <w:r>
-              <w:rPr>
-                <w:rFonts w:ascii="Times New Roman" w:hAnsi="Times New Roman"/>
-                <w:b/>
-                <w:sz w:val="18"/>
-              </w:rPr>
-              <w:t>Δ F1</w:t>
+              <w:t>Value</w:t>
             </w:r>
           </w:p>
         </w:tc>
@@ -2200,96 +2099,39 @@
         </w:trPr>
         <w:tc>
           <w:tcPr>
-            <w:tcW w:w="3888" w:type="dxa"/>
+            <w:tcW w:w="4939" w:type="dxa"/>
             <w:vAlign w:val="center"/>
           </w:tcPr>
           <w:p>
             <w:pPr>
-              <w:spacing w:after="0" w:line="240" w:lineRule="auto"/>
+              <w:spacing w:after="0"/>
             </w:pPr>
             <w:r>
               <w:rPr>
                 <w:rFonts w:ascii="Times New Roman" w:hAnsi="Times New Roman"/>
                 <w:b w:val="0"/>
-                <w:sz w:val="18"/>
+                <w:sz w:val="17"/>
               </w:rPr>
-              <w:t>ST-GraphAD (full)</w:t>
+              <w:t>Optimizer</w:t>
             </w:r>
           </w:p>
         </w:tc>
         <w:tc>
           <w:tcPr>
-            <w:tcW w:w="1440" w:type="dxa"/>
+            <w:tcW w:w="4939" w:type="dxa"/>
             <w:vAlign w:val="center"/>
           </w:tcPr>
           <w:p>
             <w:pPr>
-              <w:spacing w:after="0" w:line="240" w:lineRule="auto"/>
+              <w:spacing w:after="0"/>
             </w:pPr>
             <w:r>
               <w:rPr>
                 <w:rFonts w:ascii="Times New Roman" w:hAnsi="Times New Roman"/>
                 <w:b w:val="0"/>
-                <w:sz w:val="18"/>
+                <w:sz w:val="17"/>
               </w:rPr>
-              <w:t>0.91</w:t>
-            </w:r>
-          </w:p>
-        </w:tc>
-        <w:tc>
-          <w:tcPr>
-            <w:tcW w:w="1440" w:type="dxa"/>
-            <w:vAlign w:val="center"/>
-          </w:tcPr>
-          <w:p>
-            <w:pPr>
-              <w:spacing w:after="0" w:line="240" w:lineRule="auto"/>
-            </w:pPr>
-            <w:r>
-              <w:rPr>
-                <w:rFonts w:ascii="Times New Roman" w:hAnsi="Times New Roman"/>
-                <w:b w:val="0"/>
-                <w:sz w:val="18"/>
-              </w:rPr>
-              <w:t>—</w:t>
-            </w:r>
-          </w:p>
-        </w:tc>
-        <w:tc>
-          <w:tcPr>
-            <w:tcW w:w="1440" w:type="dxa"/>
-            <w:vAlign w:val="center"/>
-          </w:tcPr>
-          <w:p>
-            <w:pPr>
-              <w:spacing w:after="0" w:line="240" w:lineRule="auto"/>
-            </w:pPr>
-            <w:r>
-              <w:rPr>
-                <w:rFonts w:ascii="Times New Roman" w:hAnsi="Times New Roman"/>
-                <w:b w:val="0"/>
-                <w:sz w:val="18"/>
-              </w:rPr>
-              <w:t>0.88</w:t>
-            </w:r>
-          </w:p>
-        </w:tc>
-        <w:tc>
-          <w:tcPr>
-            <w:tcW w:w="1440" w:type="dxa"/>
-            <w:vAlign w:val="center"/>
-          </w:tcPr>
-          <w:p>
-            <w:pPr>
-              <w:spacing w:after="0" w:line="240" w:lineRule="auto"/>
-            </w:pPr>
-            <w:r>
-              <w:rPr>
-                <w:rFonts w:ascii="Times New Roman" w:hAnsi="Times New Roman"/>
-                <w:b w:val="0"/>
-                <w:sz w:val="18"/>
-              </w:rPr>
-              <w:t>—</w:t>
+              <w:t>Adam</w:t>
             </w:r>
           </w:p>
         </w:tc>
@@ -2300,96 +2142,39 @@
         </w:trPr>
         <w:tc>
           <w:tcPr>
-            <w:tcW w:w="3888" w:type="dxa"/>
+            <w:tcW w:w="4939" w:type="dxa"/>
             <w:vAlign w:val="center"/>
           </w:tcPr>
           <w:p>
             <w:pPr>
-              <w:spacing w:after="0" w:line="240" w:lineRule="auto"/>
+              <w:spacing w:after="0"/>
             </w:pPr>
             <w:r>
               <w:rPr>
                 <w:rFonts w:ascii="Times New Roman" w:hAnsi="Times New Roman"/>
                 <w:b w:val="0"/>
-                <w:sz w:val="18"/>
+                <w:sz w:val="17"/>
               </w:rPr>
-              <w:t>No temporal attention / GCN-only</w:t>
+              <w:t>Learning rate</w:t>
             </w:r>
           </w:p>
         </w:tc>
         <w:tc>
           <w:tcPr>
-            <w:tcW w:w="1440" w:type="dxa"/>
+            <w:tcW w:w="4939" w:type="dxa"/>
             <w:vAlign w:val="center"/>
           </w:tcPr>
           <w:p>
             <w:pPr>
-              <w:spacing w:after="0" w:line="240" w:lineRule="auto"/>
+              <w:spacing w:after="0"/>
             </w:pPr>
             <w:r>
               <w:rPr>
                 <w:rFonts w:ascii="Times New Roman" w:hAnsi="Times New Roman"/>
                 <w:b w:val="0"/>
-                <w:sz w:val="18"/>
+                <w:sz w:val="17"/>
               </w:rPr>
-              <w:t>0.87</w:t>
-            </w:r>
-          </w:p>
-        </w:tc>
-        <w:tc>
-          <w:tcPr>
-            <w:tcW w:w="1440" w:type="dxa"/>
-            <w:vAlign w:val="center"/>
-          </w:tcPr>
-          <w:p>
-            <w:pPr>
-              <w:spacing w:after="0" w:line="240" w:lineRule="auto"/>
-            </w:pPr>
-            <w:r>
-              <w:rPr>
-                <w:rFonts w:ascii="Times New Roman" w:hAnsi="Times New Roman"/>
-                <w:b w:val="0"/>
-                <w:sz w:val="18"/>
-              </w:rPr>
-              <w:t>−0.04</w:t>
-            </w:r>
-          </w:p>
-        </w:tc>
-        <w:tc>
-          <w:tcPr>
-            <w:tcW w:w="1440" w:type="dxa"/>
-            <w:vAlign w:val="center"/>
-          </w:tcPr>
-          <w:p>
-            <w:pPr>
-              <w:spacing w:after="0" w:line="240" w:lineRule="auto"/>
-            </w:pPr>
-            <w:r>
-              <w:rPr>
-                <w:rFonts w:ascii="Times New Roman" w:hAnsi="Times New Roman"/>
-                <w:b w:val="0"/>
-                <w:sz w:val="18"/>
-              </w:rPr>
-              <w:t>0.84</w:t>
-            </w:r>
-          </w:p>
-        </w:tc>
-        <w:tc>
-          <w:tcPr>
-            <w:tcW w:w="1440" w:type="dxa"/>
-            <w:vAlign w:val="center"/>
-          </w:tcPr>
-          <w:p>
-            <w:pPr>
-              <w:spacing w:after="0" w:line="240" w:lineRule="auto"/>
-            </w:pPr>
-            <w:r>
-              <w:rPr>
-                <w:rFonts w:ascii="Times New Roman" w:hAnsi="Times New Roman"/>
-                <w:b w:val="0"/>
-                <w:sz w:val="18"/>
-              </w:rPr>
-              <w:t>−0.04</w:t>
+              <w:t>1 × 10^-3</w:t>
             </w:r>
           </w:p>
         </w:tc>
@@ -2400,96 +2185,39 @@
         </w:trPr>
         <w:tc>
           <w:tcPr>
-            <w:tcW w:w="3888" w:type="dxa"/>
+            <w:tcW w:w="4939" w:type="dxa"/>
             <w:vAlign w:val="center"/>
           </w:tcPr>
           <w:p>
             <w:pPr>
-              <w:spacing w:after="0" w:line="240" w:lineRule="auto"/>
+              <w:spacing w:after="0"/>
             </w:pPr>
             <w:r>
               <w:rPr>
                 <w:rFonts w:ascii="Times New Roman" w:hAnsi="Times New Roman"/>
                 <w:b w:val="0"/>
-                <w:sz w:val="18"/>
+                <w:sz w:val="17"/>
               </w:rPr>
-              <w:t>1 attention head</w:t>
+              <w:t>Weight decay</w:t>
             </w:r>
           </w:p>
         </w:tc>
         <w:tc>
           <w:tcPr>
-            <w:tcW w:w="1440" w:type="dxa"/>
+            <w:tcW w:w="4939" w:type="dxa"/>
             <w:vAlign w:val="center"/>
           </w:tcPr>
           <w:p>
             <w:pPr>
-              <w:spacing w:after="0" w:line="240" w:lineRule="auto"/>
+              <w:spacing w:after="0"/>
             </w:pPr>
             <w:r>
               <w:rPr>
                 <w:rFonts w:ascii="Times New Roman" w:hAnsi="Times New Roman"/>
                 <w:b w:val="0"/>
-                <w:sz w:val="18"/>
+                <w:sz w:val="17"/>
               </w:rPr>
-              <w:t>0.89</w:t>
-            </w:r>
-          </w:p>
-        </w:tc>
-        <w:tc>
-          <w:tcPr>
-            <w:tcW w:w="1440" w:type="dxa"/>
-            <w:vAlign w:val="center"/>
-          </w:tcPr>
-          <w:p>
-            <w:pPr>
-              <w:spacing w:after="0" w:line="240" w:lineRule="auto"/>
-            </w:pPr>
-            <w:r>
-              <w:rPr>
-                <w:rFonts w:ascii="Times New Roman" w:hAnsi="Times New Roman"/>
-                <w:b w:val="0"/>
-                <w:sz w:val="18"/>
-              </w:rPr>
-              <w:t>−0.02</w:t>
-            </w:r>
-          </w:p>
-        </w:tc>
-        <w:tc>
-          <w:tcPr>
-            <w:tcW w:w="1440" w:type="dxa"/>
-            <w:vAlign w:val="center"/>
-          </w:tcPr>
-          <w:p>
-            <w:pPr>
-              <w:spacing w:after="0" w:line="240" w:lineRule="auto"/>
-            </w:pPr>
-            <w:r>
-              <w:rPr>
-                <w:rFonts w:ascii="Times New Roman" w:hAnsi="Times New Roman"/>
-                <w:b w:val="0"/>
-                <w:sz w:val="18"/>
-              </w:rPr>
-              <w:t>0.86</w:t>
-            </w:r>
-          </w:p>
-        </w:tc>
-        <w:tc>
-          <w:tcPr>
-            <w:tcW w:w="1440" w:type="dxa"/>
-            <w:vAlign w:val="center"/>
-          </w:tcPr>
-          <w:p>
-            <w:pPr>
-              <w:spacing w:after="0" w:line="240" w:lineRule="auto"/>
-            </w:pPr>
-            <w:r>
-              <w:rPr>
-                <w:rFonts w:ascii="Times New Roman" w:hAnsi="Times New Roman"/>
-                <w:b w:val="0"/>
-                <w:sz w:val="18"/>
-              </w:rPr>
-              <w:t>−0.02</w:t>
+              <w:t>5 × 10^-4</w:t>
             </w:r>
           </w:p>
         </w:tc>
@@ -2500,96 +2228,39 @@
         </w:trPr>
         <w:tc>
           <w:tcPr>
-            <w:tcW w:w="3888" w:type="dxa"/>
+            <w:tcW w:w="4939" w:type="dxa"/>
             <w:vAlign w:val="center"/>
           </w:tcPr>
           <w:p>
             <w:pPr>
-              <w:spacing w:after="0" w:line="240" w:lineRule="auto"/>
+              <w:spacing w:after="0"/>
             </w:pPr>
             <w:r>
               <w:rPr>
                 <w:rFonts w:ascii="Times New Roman" w:hAnsi="Times New Roman"/>
                 <w:b w:val="0"/>
-                <w:sz w:val="18"/>
+                <w:sz w:val="17"/>
               </w:rPr>
-              <w:t>4 temporal layers</w:t>
+              <w:t>Maximum epochs</w:t>
             </w:r>
           </w:p>
         </w:tc>
         <w:tc>
           <w:tcPr>
-            <w:tcW w:w="1440" w:type="dxa"/>
+            <w:tcW w:w="4939" w:type="dxa"/>
             <w:vAlign w:val="center"/>
           </w:tcPr>
           <w:p>
             <w:pPr>
-              <w:spacing w:after="0" w:line="240" w:lineRule="auto"/>
+              <w:spacing w:after="0"/>
             </w:pPr>
             <w:r>
               <w:rPr>
                 <w:rFonts w:ascii="Times New Roman" w:hAnsi="Times New Roman"/>
                 <w:b w:val="0"/>
-                <w:sz w:val="18"/>
+                <w:sz w:val="17"/>
               </w:rPr>
-              <w:t>0.90</w:t>
-            </w:r>
-          </w:p>
-        </w:tc>
-        <w:tc>
-          <w:tcPr>
-            <w:tcW w:w="1440" w:type="dxa"/>
-            <w:vAlign w:val="center"/>
-          </w:tcPr>
-          <w:p>
-            <w:pPr>
-              <w:spacing w:after="0" w:line="240" w:lineRule="auto"/>
-            </w:pPr>
-            <w:r>
-              <w:rPr>
-                <w:rFonts w:ascii="Times New Roman" w:hAnsi="Times New Roman"/>
-                <w:b w:val="0"/>
-                <w:sz w:val="18"/>
-              </w:rPr>
-              <w:t>−0.01</w:t>
-            </w:r>
-          </w:p>
-        </w:tc>
-        <w:tc>
-          <w:tcPr>
-            <w:tcW w:w="1440" w:type="dxa"/>
-            <w:vAlign w:val="center"/>
-          </w:tcPr>
-          <w:p>
-            <w:pPr>
-              <w:spacing w:after="0" w:line="240" w:lineRule="auto"/>
-            </w:pPr>
-            <w:r>
-              <w:rPr>
-                <w:rFonts w:ascii="Times New Roman" w:hAnsi="Times New Roman"/>
-                <w:b w:val="0"/>
-                <w:sz w:val="18"/>
-              </w:rPr>
-              <w:t>0.87</w:t>
-            </w:r>
-          </w:p>
-        </w:tc>
-        <w:tc>
-          <w:tcPr>
-            <w:tcW w:w="1440" w:type="dxa"/>
-            <w:vAlign w:val="center"/>
-          </w:tcPr>
-          <w:p>
-            <w:pPr>
-              <w:spacing w:after="0" w:line="240" w:lineRule="auto"/>
-            </w:pPr>
-            <w:r>
-              <w:rPr>
-                <w:rFonts w:ascii="Times New Roman" w:hAnsi="Times New Roman"/>
-                <w:b w:val="0"/>
-                <w:sz w:val="18"/>
-              </w:rPr>
-              <w:t>−0.01</w:t>
+              <w:t>200</w:t>
             </w:r>
           </w:p>
         </w:tc>
@@ -2600,114 +2271,193 @@
         </w:trPr>
         <w:tc>
           <w:tcPr>
-            <w:tcW w:w="3888" w:type="dxa"/>
+            <w:tcW w:w="4939" w:type="dxa"/>
             <w:vAlign w:val="center"/>
           </w:tcPr>
           <w:p>
             <w:pPr>
-              <w:spacing w:after="0" w:line="240" w:lineRule="auto"/>
+              <w:spacing w:after="0"/>
             </w:pPr>
             <w:r>
               <w:rPr>
                 <w:rFonts w:ascii="Times New Roman" w:hAnsi="Times New Roman"/>
                 <w:b w:val="0"/>
-                <w:sz w:val="18"/>
+                <w:sz w:val="17"/>
               </w:rPr>
-              <w:t>Sequence length L=10</w:t>
+              <w:t>Early stopping patience</w:t>
             </w:r>
           </w:p>
         </w:tc>
         <w:tc>
           <w:tcPr>
-            <w:tcW w:w="1440" w:type="dxa"/>
+            <w:tcW w:w="4939" w:type="dxa"/>
             <w:vAlign w:val="center"/>
           </w:tcPr>
           <w:p>
             <w:pPr>
-              <w:spacing w:after="0" w:line="240" w:lineRule="auto"/>
+              <w:spacing w:after="0"/>
             </w:pPr>
             <w:r>
               <w:rPr>
                 <w:rFonts w:ascii="Times New Roman" w:hAnsi="Times New Roman"/>
                 <w:b w:val="0"/>
-                <w:sz w:val="18"/>
+                <w:sz w:val="17"/>
               </w:rPr>
-              <w:t>0.92</w:t>
+              <w:t>20</w:t>
+            </w:r>
+          </w:p>
+        </w:tc>
+      </w:tr>
+      <w:tr>
+        <w:trPr>
+          <w:jc w:val="center"/>
+        </w:trPr>
+        <w:tc>
+          <w:tcPr>
+            <w:tcW w:w="4939" w:type="dxa"/>
+            <w:vAlign w:val="center"/>
+          </w:tcPr>
+          <w:p>
+            <w:pPr>
+              <w:spacing w:after="0"/>
+            </w:pPr>
+            <w:r>
+              <w:rPr>
+                <w:rFonts w:ascii="Times New Roman" w:hAnsi="Times New Roman"/>
+                <w:b w:val="0"/>
+                <w:sz w:val="17"/>
+              </w:rPr>
+              <w:t>Sequence length</w:t>
             </w:r>
           </w:p>
         </w:tc>
         <w:tc>
           <w:tcPr>
-            <w:tcW w:w="1440" w:type="dxa"/>
+            <w:tcW w:w="4939" w:type="dxa"/>
             <w:vAlign w:val="center"/>
           </w:tcPr>
           <w:p>
             <w:pPr>
-              <w:spacing w:after="0" w:line="240" w:lineRule="auto"/>
+              <w:spacing w:after="0"/>
             </w:pPr>
             <w:r>
               <w:rPr>
                 <w:rFonts w:ascii="Times New Roman" w:hAnsi="Times New Roman"/>
                 <w:b w:val="0"/>
-                <w:sz w:val="18"/>
+                <w:sz w:val="17"/>
               </w:rPr>
-              <w:t>+0.01</w:t>
+              <w:t>5</w:t>
+            </w:r>
+          </w:p>
+        </w:tc>
+      </w:tr>
+      <w:tr>
+        <w:trPr>
+          <w:jc w:val="center"/>
+        </w:trPr>
+        <w:tc>
+          <w:tcPr>
+            <w:tcW w:w="4939" w:type="dxa"/>
+            <w:vAlign w:val="center"/>
+          </w:tcPr>
+          <w:p>
+            <w:pPr>
+              <w:spacing w:after="0"/>
+            </w:pPr>
+            <w:r>
+              <w:rPr>
+                <w:rFonts w:ascii="Times New Roman" w:hAnsi="Times New Roman"/>
+                <w:b w:val="0"/>
+                <w:sz w:val="17"/>
+              </w:rPr>
+              <w:t>Maximum train sequences / epoch</w:t>
             </w:r>
           </w:p>
         </w:tc>
         <w:tc>
           <w:tcPr>
-            <w:tcW w:w="1440" w:type="dxa"/>
+            <w:tcW w:w="4939" w:type="dxa"/>
             <w:vAlign w:val="center"/>
           </w:tcPr>
           <w:p>
             <w:pPr>
-              <w:spacing w:after="0" w:line="240" w:lineRule="auto"/>
+              <w:spacing w:after="0"/>
             </w:pPr>
             <w:r>
               <w:rPr>
                 <w:rFonts w:ascii="Times New Roman" w:hAnsi="Times New Roman"/>
                 <w:b w:val="0"/>
-                <w:sz w:val="18"/>
+                <w:sz w:val="17"/>
               </w:rPr>
-              <w:t>0.89</w:t>
+              <w:t>200</w:t>
+            </w:r>
+          </w:p>
+        </w:tc>
+      </w:tr>
+      <w:tr>
+        <w:trPr>
+          <w:jc w:val="center"/>
+        </w:trPr>
+        <w:tc>
+          <w:tcPr>
+            <w:tcW w:w="4939" w:type="dxa"/>
+            <w:vAlign w:val="center"/>
+          </w:tcPr>
+          <w:p>
+            <w:pPr>
+              <w:spacing w:after="0"/>
+            </w:pPr>
+            <w:r>
+              <w:rPr>
+                <w:rFonts w:ascii="Times New Roman" w:hAnsi="Times New Roman"/>
+                <w:b w:val="0"/>
+                <w:sz w:val="17"/>
+              </w:rPr>
+              <w:t>Device</w:t>
             </w:r>
           </w:p>
         </w:tc>
         <w:tc>
           <w:tcPr>
-            <w:tcW w:w="1440" w:type="dxa"/>
+            <w:tcW w:w="4939" w:type="dxa"/>
             <w:vAlign w:val="center"/>
           </w:tcPr>
           <w:p>
             <w:pPr>
-              <w:spacing w:after="0" w:line="240" w:lineRule="auto"/>
+              <w:spacing w:after="0"/>
             </w:pPr>
             <w:r>
               <w:rPr>
                 <w:rFonts w:ascii="Times New Roman" w:hAnsi="Times New Roman"/>
                 <w:b w:val="0"/>
-                <w:sz w:val="18"/>
+                <w:sz w:val="17"/>
               </w:rPr>
-              <w:t>+0.01</w:t>
+              <w:t>CPU, Apple M4, 16 GB RAM</w:t>
             </w:r>
           </w:p>
         </w:tc>
       </w:tr>
     </w:tbl>
-    <w:p/>
     <w:p>
       <w:pPr>
         <w:pStyle w:val="164"/>
         <w:jc w:val="center"/>
       </w:pPr>
       <w:r>
-        <w:t>Table 5. Ablation results. Each configuration represents a single run.</w:t>
+        <w:t>Table 5. Training configuration.</w:t>
       </w:r>
     </w:p>
     <w:p>
+      <w:pPr>
+        <w:spacing w:after="0"/>
+      </w:pPr>
+    </w:p>
+    <w:p>
+      <w:pPr>
+        <w:pStyle w:val="2"/>
+      </w:pPr>
       <w:r>
-        <w:t>Removing temporal attention returns performance to the static GCN level, which is consistent with a contribution from temporal modeling. Four heads outperform a single head in the observed run, while increasing the number of temporal layers to four produces a small reduction. Increasing sequence length to ten gives a marginal improvement but increases memory requirements. These patterns require confirmation across multiple random seeds.</w:t>
+        <w:t>5. Experimental Setup</w:t>
       </w:r>
     </w:p>
     <w:p>
@@ -2715,7 +2465,51 @@
         <w:pStyle w:val="3"/>
       </w:pPr>
       <w:r>
-        <w:t>6.3 Computational Cost</w:t>
+        <w:t>5.1 Controlled Baseline</w:t>
+      </w:r>
+    </w:p>
+    <w:p>
+      <w:r>
+        <w:t>The baseline is a three-layer GCN-only model with the same node classifier, optimizer, principal hyperparameters, and graph partitions. It processes the final snapshot of the same temporal sequence units. Thus, the main architectural difference is the presence or absence of the temporal attention module.</w:t>
+      </w:r>
+    </w:p>
+    <w:p>
+      <w:pPr>
+        <w:pStyle w:val="3"/>
+      </w:pPr>
+      <w:r>
+        <w:t>5.2 Evaluation Protocol</w:t>
+      </w:r>
+    </w:p>
+    <w:p>
+      <w:r>
+        <w:t>Node-level AUC-ROC, F1, precision, and recall are the primary metrics. The official test CSV is held out for final evaluation, while validation node AUC is used for checkpoint selection and early stopping. Five random seeds (42, 123, 456, 789, 999) are aggregated using mean ± standard deviation in the corrected multi-seed experiment.</w:t>
+      </w:r>
+    </w:p>
+    <w:p>
+      <w:r>
+        <w:t>The experiment also reports graph-level metrics as a diagnostic. The graph label is the majority vote over node labels, but because the resulting temporal graphs are strongly attack-dominated, this target is not treated as a meaningful measure of model quality.</w:t>
+      </w:r>
+    </w:p>
+    <w:p>
+      <w:pPr>
+        <w:pStyle w:val="2"/>
+      </w:pPr>
+    </w:p>
+    <w:p>
+      <w:pPr>
+        <w:pStyle w:val="2"/>
+      </w:pPr>
+      <w:r>
+        <w:t>6. Results</w:t>
+      </w:r>
+    </w:p>
+    <w:p>
+      <w:pPr>
+        <w:pStyle w:val="3"/>
+      </w:pPr>
+      <w:r>
+        <w:t>6.1 Multi-Seed Node-Level Results</w:t>
       </w:r>
     </w:p>
     <w:tbl>
@@ -2740,10 +2534,11 @@
         </w:tblCellMar>
       </w:tblPr>
       <w:tblGrid>
-        <w:gridCol w:w="2592"/>
-        <w:gridCol w:w="2016"/>
-        <w:gridCol w:w="2592"/>
-        <w:gridCol w:w="1872"/>
+        <w:gridCol w:w="1976"/>
+        <w:gridCol w:w="1976"/>
+        <w:gridCol w:w="1976"/>
+        <w:gridCol w:w="1976"/>
+        <w:gridCol w:w="1976"/>
       </w:tblGrid>
       <w:tr>
         <w:trPr>
@@ -2751,19 +2546,19 @@
         </w:trPr>
         <w:tc>
           <w:tcPr>
-            <w:tcW w:w="2592" w:type="dxa"/>
+            <w:tcW w:w="1976" w:type="dxa"/>
             <w:shd w:val="clear" w:color="auto" w:fill="D9E2F3"/>
             <w:vAlign w:val="center"/>
           </w:tcPr>
           <w:p>
             <w:pPr>
-              <w:spacing w:after="0" w:line="240" w:lineRule="auto"/>
+              <w:spacing w:after="0"/>
             </w:pPr>
             <w:r>
               <w:rPr>
                 <w:rFonts w:ascii="Times New Roman" w:hAnsi="Times New Roman"/>
                 <w:b/>
-                <w:sz w:val="18"/>
+                <w:sz w:val="17"/>
               </w:rPr>
               <w:t>Model</w:t>
             </w:r>
@@ -2771,61 +2566,81 @@
         </w:tc>
         <w:tc>
           <w:tcPr>
-            <w:tcW w:w="2016" w:type="dxa"/>
+            <w:tcW w:w="1976" w:type="dxa"/>
             <w:shd w:val="clear" w:color="auto" w:fill="D9E2F3"/>
             <w:vAlign w:val="center"/>
           </w:tcPr>
           <w:p>
             <w:pPr>
-              <w:spacing w:after="0" w:line="240" w:lineRule="auto"/>
+              <w:spacing w:after="0"/>
             </w:pPr>
             <w:r>
               <w:rPr>
                 <w:rFonts w:ascii="Times New Roman" w:hAnsi="Times New Roman"/>
                 <w:b/>
-                <w:sz w:val="18"/>
+                <w:sz w:val="17"/>
               </w:rPr>
-              <w:t>Parameters</w:t>
+              <w:t>AUC-ROC</w:t>
             </w:r>
           </w:p>
         </w:tc>
         <w:tc>
           <w:tcPr>
-            <w:tcW w:w="2592" w:type="dxa"/>
+            <w:tcW w:w="1976" w:type="dxa"/>
             <w:shd w:val="clear" w:color="auto" w:fill="D9E2F3"/>
             <w:vAlign w:val="center"/>
           </w:tcPr>
           <w:p>
             <w:pPr>
-              <w:spacing w:after="0" w:line="240" w:lineRule="auto"/>
+              <w:spacing w:after="0"/>
             </w:pPr>
             <w:r>
               <w:rPr>
                 <w:rFonts w:ascii="Times New Roman" w:hAnsi="Times New Roman"/>
                 <w:b/>
-                <w:sz w:val="18"/>
+                <w:sz w:val="17"/>
               </w:rPr>
-              <w:t>Training time (100 ep.)</w:t>
+              <w:t>F1</w:t>
             </w:r>
           </w:p>
         </w:tc>
         <w:tc>
           <w:tcPr>
-            <w:tcW w:w="1872" w:type="dxa"/>
+            <w:tcW w:w="1976" w:type="dxa"/>
             <w:shd w:val="clear" w:color="auto" w:fill="D9E2F3"/>
             <w:vAlign w:val="center"/>
           </w:tcPr>
           <w:p>
             <w:pPr>
-              <w:spacing w:after="0" w:line="240" w:lineRule="auto"/>
+              <w:spacing w:after="0"/>
             </w:pPr>
             <w:r>
               <w:rPr>
                 <w:rFonts w:ascii="Times New Roman" w:hAnsi="Times New Roman"/>
                 <w:b/>
-                <w:sz w:val="18"/>
+                <w:sz w:val="17"/>
               </w:rPr>
-              <w:t>Peak memory</w:t>
+              <w:t>Precision</w:t>
+            </w:r>
+          </w:p>
+        </w:tc>
+        <w:tc>
+          <w:tcPr>
+            <w:tcW w:w="1976" w:type="dxa"/>
+            <w:shd w:val="clear" w:color="auto" w:fill="D9E2F3"/>
+            <w:vAlign w:val="center"/>
+          </w:tcPr>
+          <w:p>
+            <w:pPr>
+              <w:spacing w:after="0"/>
+            </w:pPr>
+            <w:r>
+              <w:rPr>
+                <w:rFonts w:ascii="Times New Roman" w:hAnsi="Times New Roman"/>
+                <w:b/>
+                <w:sz w:val="17"/>
+              </w:rPr>
+              <w:t>Recall</w:t>
             </w:r>
           </w:p>
         </w:tc>
@@ -2836,18 +2651,18 @@
         </w:trPr>
         <w:tc>
           <w:tcPr>
-            <w:tcW w:w="2592" w:type="dxa"/>
+            <w:tcW w:w="1976" w:type="dxa"/>
             <w:vAlign w:val="center"/>
           </w:tcPr>
           <w:p>
             <w:pPr>
-              <w:spacing w:after="0" w:line="240" w:lineRule="auto"/>
+              <w:spacing w:after="0"/>
             </w:pPr>
             <w:r>
               <w:rPr>
                 <w:rFonts w:ascii="Times New Roman" w:hAnsi="Times New Roman"/>
                 <w:b w:val="0"/>
-                <w:sz w:val="18"/>
+                <w:sz w:val="17"/>
               </w:rPr>
               <w:t>GCN-only</w:t>
             </w:r>
@@ -2855,58 +2670,77 @@
         </w:tc>
         <w:tc>
           <w:tcPr>
-            <w:tcW w:w="2016" w:type="dxa"/>
+            <w:tcW w:w="1976" w:type="dxa"/>
             <w:vAlign w:val="center"/>
           </w:tcPr>
           <w:p>
             <w:pPr>
-              <w:spacing w:after="0" w:line="240" w:lineRule="auto"/>
+              <w:spacing w:after="0"/>
             </w:pPr>
             <w:r>
               <w:rPr>
                 <w:rFonts w:ascii="Times New Roman" w:hAnsi="Times New Roman"/>
                 <w:b w:val="0"/>
-                <w:sz w:val="18"/>
+                <w:sz w:val="17"/>
               </w:rPr>
-              <w:t>≈180K</w:t>
+              <w:t>0.612 ± 0.030</w:t>
             </w:r>
           </w:p>
         </w:tc>
         <w:tc>
           <w:tcPr>
-            <w:tcW w:w="2592" w:type="dxa"/>
+            <w:tcW w:w="1976" w:type="dxa"/>
             <w:vAlign w:val="center"/>
           </w:tcPr>
           <w:p>
             <w:pPr>
-              <w:spacing w:after="0" w:line="240" w:lineRule="auto"/>
+              <w:spacing w:after="0"/>
             </w:pPr>
             <w:r>
               <w:rPr>
                 <w:rFonts w:ascii="Times New Roman" w:hAnsi="Times New Roman"/>
                 <w:b w:val="0"/>
-                <w:sz w:val="18"/>
+                <w:sz w:val="17"/>
               </w:rPr>
-              <w:t>≈45 s</w:t>
+              <w:t>0.836 ± 0.013</w:t>
             </w:r>
           </w:p>
         </w:tc>
         <w:tc>
           <w:tcPr>
-            <w:tcW w:w="1872" w:type="dxa"/>
+            <w:tcW w:w="1976" w:type="dxa"/>
             <w:vAlign w:val="center"/>
           </w:tcPr>
           <w:p>
             <w:pPr>
-              <w:spacing w:after="0" w:line="240" w:lineRule="auto"/>
+              <w:spacing w:after="0"/>
             </w:pPr>
             <w:r>
               <w:rPr>
                 <w:rFonts w:ascii="Times New Roman" w:hAnsi="Times New Roman"/>
                 <w:b w:val="0"/>
-                <w:sz w:val="18"/>
+                <w:sz w:val="17"/>
               </w:rPr>
-              <w:t>≈230 MB</w:t>
+              <w:t>0.789 ± 0.015</w:t>
+            </w:r>
+          </w:p>
+        </w:tc>
+        <w:tc>
+          <w:tcPr>
+            <w:tcW w:w="1976" w:type="dxa"/>
+            <w:vAlign w:val="center"/>
+          </w:tcPr>
+          <w:p>
+            <w:pPr>
+              <w:spacing w:after="0"/>
+            </w:pPr>
+            <w:r>
+              <w:rPr>
+                <w:rFonts w:ascii="Times New Roman" w:hAnsi="Times New Roman"/>
+                <w:b w:val="0"/>
+                <w:sz w:val="17"/>
+              </w:rPr>
+              <w:t>0.889 ± 0.023</w:t>
             </w:r>
           </w:p>
         </w:tc>
@@ -2917,18 +2751,18 @@
         </w:trPr>
         <w:tc>
           <w:tcPr>
-            <w:tcW w:w="2592" w:type="dxa"/>
+            <w:tcW w:w="1976" w:type="dxa"/>
             <w:vAlign w:val="center"/>
           </w:tcPr>
           <w:p>
             <w:pPr>
-              <w:spacing w:after="0" w:line="240" w:lineRule="auto"/>
+              <w:spacing w:after="0"/>
             </w:pPr>
             <w:r>
               <w:rPr>
                 <w:rFonts w:ascii="Times New Roman" w:hAnsi="Times New Roman"/>
                 <w:b w:val="0"/>
-                <w:sz w:val="18"/>
+                <w:sz w:val="17"/>
               </w:rPr>
               <w:t>ST-GraphAD</w:t>
             </w:r>
@@ -2936,76 +2770,99 @@
         </w:tc>
         <w:tc>
           <w:tcPr>
-            <w:tcW w:w="2016" w:type="dxa"/>
+            <w:tcW w:w="1976" w:type="dxa"/>
             <w:vAlign w:val="center"/>
           </w:tcPr>
           <w:p>
             <w:pPr>
-              <w:spacing w:after="0" w:line="240" w:lineRule="auto"/>
+              <w:spacing w:after="0"/>
             </w:pPr>
             <w:r>
               <w:rPr>
                 <w:rFonts w:ascii="Times New Roman" w:hAnsi="Times New Roman"/>
                 <w:b w:val="0"/>
-                <w:sz w:val="18"/>
+                <w:sz w:val="17"/>
               </w:rPr>
-              <w:t>≈4.2M</w:t>
+              <w:t>0.657 ± 0.078</w:t>
             </w:r>
           </w:p>
         </w:tc>
         <w:tc>
           <w:tcPr>
-            <w:tcW w:w="2592" w:type="dxa"/>
+            <w:tcW w:w="1976" w:type="dxa"/>
             <w:vAlign w:val="center"/>
           </w:tcPr>
           <w:p>
             <w:pPr>
-              <w:spacing w:after="0" w:line="240" w:lineRule="auto"/>
+              <w:spacing w:after="0"/>
             </w:pPr>
             <w:r>
               <w:rPr>
                 <w:rFonts w:ascii="Times New Roman" w:hAnsi="Times New Roman"/>
                 <w:b w:val="0"/>
-                <w:sz w:val="18"/>
+                <w:sz w:val="17"/>
               </w:rPr>
-              <w:t>≈120 s</w:t>
+              <w:t>0.858 ± 0.021</w:t>
             </w:r>
           </w:p>
         </w:tc>
         <w:tc>
           <w:tcPr>
-            <w:tcW w:w="1872" w:type="dxa"/>
+            <w:tcW w:w="1976" w:type="dxa"/>
             <w:vAlign w:val="center"/>
           </w:tcPr>
           <w:p>
             <w:pPr>
-              <w:spacing w:after="0" w:line="240" w:lineRule="auto"/>
+              <w:spacing w:after="0"/>
             </w:pPr>
             <w:r>
               <w:rPr>
                 <w:rFonts w:ascii="Times New Roman" w:hAnsi="Times New Roman"/>
                 <w:b w:val="0"/>
-                <w:sz w:val="18"/>
+                <w:sz w:val="17"/>
               </w:rPr>
-              <w:t>≈5.9 GB</w:t>
+              <w:t>0.791 ± 0.022</w:t>
+            </w:r>
+          </w:p>
+        </w:tc>
+        <w:tc>
+          <w:tcPr>
+            <w:tcW w:w="1976" w:type="dxa"/>
+            <w:vAlign w:val="center"/>
+          </w:tcPr>
+          <w:p>
+            <w:pPr>
+              <w:spacing w:after="0"/>
+            </w:pPr>
+            <w:r>
+              <w:rPr>
+                <w:rFonts w:ascii="Times New Roman" w:hAnsi="Times New Roman"/>
+                <w:b w:val="0"/>
+                <w:sz w:val="17"/>
+              </w:rPr>
+              <w:t>0.939 ± 0.037</w:t>
             </w:r>
           </w:p>
         </w:tc>
       </w:tr>
     </w:tbl>
-    <w:p/>
     <w:p>
       <w:pPr>
         <w:pStyle w:val="164"/>
         <w:jc w:val="center"/>
       </w:pPr>
       <w:r>
-        <w:t>Table 6. Computational comparison.</w:t>
+        <w:t>Table 6. Five-seed aggregate node-level performance on the official test set.</w:t>
       </w:r>
     </w:p>
     <w:p>
+      <w:pPr>
+        <w:spacing w:after="0"/>
+      </w:pPr>
+    </w:p>
+    <w:p>
       <w:r>
-        <w:t>The temporal model is substantially more expensive: approximately 23× more parameters, 26× more peak memory, and 2.7× the reported training time of the GCN baseline. This trade-off is important for deployment and motivates future work on pruning, distillation, sparse attention, and more memory-efficient temporal operators.</w:t>
+        <w:t>Across five seeds, ST-GraphAD improves mean node-level AUC-ROC by 0.045 absolute (4.5 percentage points) and mean F1 by 0.022. The largest relative benefit is observed in recall, which increases by 0.050 on average. However, the proposed model also has substantially larger AUC variance (0.078 versus 0.030), indicating that the observed advantage is sensitive to initialization. The result therefore supports the utility of temporal context under the corrected protocol while not establishing a statistically significant effect by itself.</w:t>
       </w:r>
     </w:p>
     <w:p>
@@ -3013,91 +2870,7 @@
         <w:pStyle w:val="3"/>
       </w:pPr>
       <w:r>
-        <w:t>6.4 Graph-Level Evaluation: A Diagnostic Failure</w:t>
-      </w:r>
-    </w:p>
-    <w:p>
-      <w:r>
-        <w:t>The graph-level target is defined by majority voting over node labels in the final snapshot. Because approximately 95% of nodes are attack-labeled, nearly every graph is assigned the positive class. Consequently, graph-level AUC is not a meaningful measure under this formulation. AUC requires both positive and negative examples for a meaningful ranking interpretation; a single-class target makes the conventional ROC analysis undefined or degenerate.</w:t>
-      </w:r>
-    </w:p>
-    <w:p>
-      <w:r>
-        <w:t>This point is especially important for interpreting the training figure supplied with the current experiment. The figure shows validation AUC remaining at 0.00 and F1/precision/recall remaining at 1.00. Those curves should NOT be used as evidence that the proposed model achieves perfect validation performance. They are consistent with a metric pipeline operating on a degenerate graph-level label. The final paper should instead plot the node-level validation metrics across epochs after introducing a genuine validation split.</w:t>
-      </w:r>
-    </w:p>
-    <w:p>
-      <w:pPr>
-        <w:pStyle w:val="2"/>
-      </w:pPr>
-      <w:r>
-        <w:t>7. Discussion</w:t>
-      </w:r>
-    </w:p>
-    <w:p>
-      <w:pPr>
-        <w:pStyle w:val="3"/>
-      </w:pPr>
-      <w:r>
-        <w:t>7.1 Interpretation of the Results</w:t>
-      </w:r>
-    </w:p>
-    <w:p>
-      <w:r>
-        <w:t>The central result is that adding temporal attention to a spatial GCN improves the observed node-level detection metrics. A plausible explanation is that the current node representation can incorporate recent graph history, whereas the static baseline sees only the current snapshot. This can be beneficial when malicious behavior is expressed through repeated or evolving interactions rather than a single anomalous flow.</w:t>
-      </w:r>
-    </w:p>
-    <w:p>
-      <w:r>
-        <w:t>However, the evidence does not establish that individual attention heads have learned specific attack stages. No attention visualization, entropy analysis, or case-level attribution was performed. Therefore, claims such as “the model detects reconnaissance followed by exploitation” should be presented as hypotheses supported by the architecture, not as experimentally verified findings.</w:t>
-      </w:r>
-    </w:p>
-    <w:p>
-      <w:pPr>
-        <w:pStyle w:val="3"/>
-      </w:pPr>
-      <w:r>
-        <w:t>7.2 Practical Implications</w:t>
-      </w:r>
-    </w:p>
-    <w:p>
-      <w:pPr>
-        <w:pStyle w:val="23"/>
-      </w:pPr>
-      <w:r>
-        <w:t>Node-level anomaly scores can support analyst triage by prioritizing suspicious graph entities.</w:t>
-      </w:r>
-    </w:p>
-    <w:p>
-      <w:pPr>
-        <w:pStyle w:val="23"/>
-      </w:pPr>
-      <w:r>
-        <w:t>Temporal context may help identify attacks whose evidence accumulates over multiple observation windows.</w:t>
-      </w:r>
-    </w:p>
-    <w:p>
-      <w:pPr>
-        <w:pStyle w:val="23"/>
-      </w:pPr>
-      <w:r>
-        <w:t>The GCN component is compatible with CPU execution for the relatively small graph sizes in this study.</w:t>
-      </w:r>
-    </w:p>
-    <w:p>
-      <w:pPr>
-        <w:pStyle w:val="23"/>
-      </w:pPr>
-      <w:r>
-        <w:t>The computational overhead of temporal attention must be considered before deployment on large enterprise graphs.</w:t>
-      </w:r>
-    </w:p>
-    <w:p>
-      <w:pPr>
-        <w:pStyle w:val="2"/>
-      </w:pPr>
-      <w:r>
-        <w:t>8. Limitations and Threats to Validity</w:t>
+        <w:t>6.2 Single-Seed Reference Run</w:t>
       </w:r>
     </w:p>
     <w:tbl>
@@ -3122,8 +2895,11 @@
         </w:tblCellMar>
       </w:tblPr>
       <w:tblGrid>
-        <w:gridCol w:w="2880"/>
-        <w:gridCol w:w="5760"/>
+        <w:gridCol w:w="1976"/>
+        <w:gridCol w:w="1976"/>
+        <w:gridCol w:w="1976"/>
+        <w:gridCol w:w="1976"/>
+        <w:gridCol w:w="1976"/>
       </w:tblGrid>
       <w:tr>
         <w:trPr>
@@ -3131,41 +2907,101 @@
         </w:trPr>
         <w:tc>
           <w:tcPr>
-            <w:tcW w:w="2880" w:type="dxa"/>
+            <w:tcW w:w="1976" w:type="dxa"/>
             <w:shd w:val="clear" w:color="auto" w:fill="D9E2F3"/>
             <w:vAlign w:val="center"/>
           </w:tcPr>
           <w:p>
             <w:pPr>
-              <w:spacing w:after="0" w:line="240" w:lineRule="auto"/>
+              <w:spacing w:after="0"/>
             </w:pPr>
             <w:r>
               <w:rPr>
                 <w:rFonts w:ascii="Times New Roman" w:hAnsi="Times New Roman"/>
                 <w:b/>
-                <w:sz w:val="18"/>
+                <w:sz w:val="17"/>
               </w:rPr>
-              <w:t>Threat</w:t>
+              <w:t>Model</w:t>
             </w:r>
           </w:p>
         </w:tc>
         <w:tc>
           <w:tcPr>
-            <w:tcW w:w="5760" w:type="dxa"/>
+            <w:tcW w:w="1976" w:type="dxa"/>
             <w:shd w:val="clear" w:color="auto" w:fill="D9E2F3"/>
             <w:vAlign w:val="center"/>
           </w:tcPr>
           <w:p>
             <w:pPr>
-              <w:spacing w:after="0" w:line="240" w:lineRule="auto"/>
+              <w:spacing w:after="0"/>
             </w:pPr>
             <w:r>
               <w:rPr>
                 <w:rFonts w:ascii="Times New Roman" w:hAnsi="Times New Roman"/>
                 <w:b/>
-                <w:sz w:val="18"/>
+                <w:sz w:val="17"/>
               </w:rPr>
-              <w:t>Implication</w:t>
+              <w:t>AUC-ROC</w:t>
+            </w:r>
+          </w:p>
+        </w:tc>
+        <w:tc>
+          <w:tcPr>
+            <w:tcW w:w="1976" w:type="dxa"/>
+            <w:shd w:val="clear" w:color="auto" w:fill="D9E2F3"/>
+            <w:vAlign w:val="center"/>
+          </w:tcPr>
+          <w:p>
+            <w:pPr>
+              <w:spacing w:after="0"/>
+            </w:pPr>
+            <w:r>
+              <w:rPr>
+                <w:rFonts w:ascii="Times New Roman" w:hAnsi="Times New Roman"/>
+                <w:b/>
+                <w:sz w:val="17"/>
+              </w:rPr>
+              <w:t>F1</w:t>
+            </w:r>
+          </w:p>
+        </w:tc>
+        <w:tc>
+          <w:tcPr>
+            <w:tcW w:w="1976" w:type="dxa"/>
+            <w:shd w:val="clear" w:color="auto" w:fill="D9E2F3"/>
+            <w:vAlign w:val="center"/>
+          </w:tcPr>
+          <w:p>
+            <w:pPr>
+              <w:spacing w:after="0"/>
+            </w:pPr>
+            <w:r>
+              <w:rPr>
+                <w:rFonts w:ascii="Times New Roman" w:hAnsi="Times New Roman"/>
+                <w:b/>
+                <w:sz w:val="17"/>
+              </w:rPr>
+              <w:t>Precision</w:t>
+            </w:r>
+          </w:p>
+        </w:tc>
+        <w:tc>
+          <w:tcPr>
+            <w:tcW w:w="1976" w:type="dxa"/>
+            <w:shd w:val="clear" w:color="auto" w:fill="D9E2F3"/>
+            <w:vAlign w:val="center"/>
+          </w:tcPr>
+          <w:p>
+            <w:pPr>
+              <w:spacing w:after="0"/>
+            </w:pPr>
+            <w:r>
+              <w:rPr>
+                <w:rFonts w:ascii="Times New Roman" w:hAnsi="Times New Roman"/>
+                <w:b/>
+                <w:sz w:val="17"/>
+              </w:rPr>
+              <w:t>Recall</w:t>
             </w:r>
           </w:p>
         </w:tc>
@@ -3176,39 +3012,96 @@
         </w:trPr>
         <w:tc>
           <w:tcPr>
-            <w:tcW w:w="2880" w:type="dxa"/>
+            <w:tcW w:w="1976" w:type="dxa"/>
             <w:vAlign w:val="center"/>
           </w:tcPr>
           <w:p>
             <w:pPr>
-              <w:spacing w:after="0" w:line="240" w:lineRule="auto"/>
+              <w:spacing w:after="0"/>
             </w:pPr>
             <w:r>
               <w:rPr>
                 <w:rFonts w:ascii="Times New Roman" w:hAnsi="Times New Roman"/>
                 <w:b w:val="0"/>
-                <w:sz w:val="18"/>
+                <w:sz w:val="17"/>
               </w:rPr>
-              <w:t>Pseudo-node construction</w:t>
+              <w:t>GCN-only (seed 42)</w:t>
             </w:r>
           </w:p>
         </w:tc>
         <w:tc>
           <w:tcPr>
-            <w:tcW w:w="5760" w:type="dxa"/>
+            <w:tcW w:w="1976" w:type="dxa"/>
             <w:vAlign w:val="center"/>
           </w:tcPr>
           <w:p>
             <w:pPr>
-              <w:spacing w:after="0" w:line="240" w:lineRule="auto"/>
+              <w:spacing w:after="0"/>
             </w:pPr>
             <w:r>
               <w:rPr>
                 <w:rFonts w:ascii="Times New Roman" w:hAnsi="Times New Roman"/>
                 <w:b w:val="0"/>
-                <w:sz w:val="18"/>
+                <w:sz w:val="17"/>
               </w:rPr>
-              <w:t>The public CSV representation does not provide real IP addresses or ports. The resulting protocol–service–state nodes are proxies and must not be interpreted as true host identities.</w:t>
+              <w:t>0.579</w:t>
+            </w:r>
+          </w:p>
+        </w:tc>
+        <w:tc>
+          <w:tcPr>
+            <w:tcW w:w="1976" w:type="dxa"/>
+            <w:vAlign w:val="center"/>
+          </w:tcPr>
+          <w:p>
+            <w:pPr>
+              <w:spacing w:after="0"/>
+            </w:pPr>
+            <w:r>
+              <w:rPr>
+                <w:rFonts w:ascii="Times New Roman" w:hAnsi="Times New Roman"/>
+                <w:b w:val="0"/>
+                <w:sz w:val="17"/>
+              </w:rPr>
+              <w:t>0.826</w:t>
+            </w:r>
+          </w:p>
+        </w:tc>
+        <w:tc>
+          <w:tcPr>
+            <w:tcW w:w="1976" w:type="dxa"/>
+            <w:vAlign w:val="center"/>
+          </w:tcPr>
+          <w:p>
+            <w:pPr>
+              <w:spacing w:after="0"/>
+            </w:pPr>
+            <w:r>
+              <w:rPr>
+                <w:rFonts w:ascii="Times New Roman" w:hAnsi="Times New Roman"/>
+                <w:b w:val="0"/>
+                <w:sz w:val="17"/>
+              </w:rPr>
+              <w:t>0.778</w:t>
+            </w:r>
+          </w:p>
+        </w:tc>
+        <w:tc>
+          <w:tcPr>
+            <w:tcW w:w="1976" w:type="dxa"/>
+            <w:vAlign w:val="center"/>
+          </w:tcPr>
+          <w:p>
+            <w:pPr>
+              <w:spacing w:after="0"/>
+            </w:pPr>
+            <w:r>
+              <w:rPr>
+                <w:rFonts w:ascii="Times New Roman" w:hAnsi="Times New Roman"/>
+                <w:b w:val="0"/>
+                <w:sz w:val="17"/>
+              </w:rPr>
+              <w:t>0.880</w:t>
             </w:r>
           </w:p>
         </w:tc>
@@ -3219,39 +3112,236 @@
         </w:trPr>
         <w:tc>
           <w:tcPr>
-            <w:tcW w:w="2880" w:type="dxa"/>
+            <w:tcW w:w="1976" w:type="dxa"/>
             <w:vAlign w:val="center"/>
           </w:tcPr>
           <w:p>
             <w:pPr>
-              <w:spacing w:after="0" w:line="240" w:lineRule="auto"/>
+              <w:spacing w:after="0"/>
             </w:pPr>
             <w:r>
               <w:rPr>
                 <w:rFonts w:ascii="Times New Roman" w:hAnsi="Times New Roman"/>
                 <w:b w:val="0"/>
-                <w:sz w:val="18"/>
+                <w:sz w:val="17"/>
               </w:rPr>
-              <w:t>Pseudo-temporal ordering</w:t>
+              <w:t>ST-GraphAD (seed 42)</w:t>
             </w:r>
           </w:p>
         </w:tc>
         <w:tc>
           <w:tcPr>
-            <w:tcW w:w="5760" w:type="dxa"/>
+            <w:tcW w:w="1976" w:type="dxa"/>
             <w:vAlign w:val="center"/>
           </w:tcPr>
           <w:p>
             <w:pPr>
-              <w:spacing w:after="0" w:line="240" w:lineRule="auto"/>
+              <w:spacing w:after="0"/>
             </w:pPr>
             <w:r>
               <w:rPr>
                 <w:rFonts w:ascii="Times New Roman" w:hAnsi="Times New Roman"/>
                 <w:b w:val="0"/>
-                <w:sz w:val="18"/>
+                <w:sz w:val="17"/>
               </w:rPr>
-              <w:t>The CSV row order is used because a suitable event timestamp is unavailable in the released representation. Fixed 1,000-flow windows may split or merge real attack stages.</w:t>
+              <w:t>0.707</w:t>
+            </w:r>
+          </w:p>
+        </w:tc>
+        <w:tc>
+          <w:tcPr>
+            <w:tcW w:w="1976" w:type="dxa"/>
+            <w:vAlign w:val="center"/>
+          </w:tcPr>
+          <w:p>
+            <w:pPr>
+              <w:spacing w:after="0"/>
+            </w:pPr>
+            <w:r>
+              <w:rPr>
+                <w:rFonts w:ascii="Times New Roman" w:hAnsi="Times New Roman"/>
+                <w:b w:val="0"/>
+                <w:sz w:val="17"/>
+              </w:rPr>
+              <w:t>0.820</w:t>
+            </w:r>
+          </w:p>
+        </w:tc>
+        <w:tc>
+          <w:tcPr>
+            <w:tcW w:w="1976" w:type="dxa"/>
+            <w:vAlign w:val="center"/>
+          </w:tcPr>
+          <w:p>
+            <w:pPr>
+              <w:spacing w:after="0"/>
+            </w:pPr>
+            <w:r>
+              <w:rPr>
+                <w:rFonts w:ascii="Times New Roman" w:hAnsi="Times New Roman"/>
+                <w:b w:val="0"/>
+                <w:sz w:val="17"/>
+              </w:rPr>
+              <w:t>0.803</w:t>
+            </w:r>
+          </w:p>
+        </w:tc>
+        <w:tc>
+          <w:tcPr>
+            <w:tcW w:w="1976" w:type="dxa"/>
+            <w:vAlign w:val="center"/>
+          </w:tcPr>
+          <w:p>
+            <w:pPr>
+              <w:spacing w:after="0"/>
+            </w:pPr>
+            <w:r>
+              <w:rPr>
+                <w:rFonts w:ascii="Times New Roman" w:hAnsi="Times New Roman"/>
+                <w:b w:val="0"/>
+                <w:sz w:val="17"/>
+              </w:rPr>
+              <w:t>0.838</w:t>
+            </w:r>
+          </w:p>
+        </w:tc>
+      </w:tr>
+    </w:tbl>
+    <w:p>
+      <w:pPr>
+        <w:pStyle w:val="164"/>
+        <w:jc w:val="center"/>
+      </w:pPr>
+      <w:r>
+        <w:t>Table 7. Single-seed reference run (seed 42).</w:t>
+      </w:r>
+    </w:p>
+    <w:p>
+      <w:pPr>
+        <w:spacing w:after="0"/>
+      </w:pPr>
+    </w:p>
+    <w:p>
+      <w:r>
+        <w:t>The single-seed result illustrates why multi-seed reporting is necessary. ST-GraphAD obtains higher AUC in seed 42 but slightly lower F1 than the GCN baseline. These results are retained for reproducibility but are not used as the principal headline claim.</w:t>
+      </w:r>
+    </w:p>
+    <w:p>
+      <w:pPr>
+        <w:pStyle w:val="3"/>
+      </w:pPr>
+      <w:r>
+        <w:t>6.3 Validation Dynamics</w:t>
+      </w:r>
+    </w:p>
+    <w:tbl>
+      <w:tblPr>
+        <w:tblStyle w:val="35"/>
+        <w:tblW w:w="0" w:type="auto"/>
+        <w:jc w:val="center"/>
+        <w:tblBorders>
+          <w:top w:val="single" w:color="auto" w:sz="4" w:space="0"/>
+          <w:left w:val="single" w:color="auto" w:sz="4" w:space="0"/>
+          <w:bottom w:val="single" w:color="auto" w:sz="4" w:space="0"/>
+          <w:right w:val="single" w:color="auto" w:sz="4" w:space="0"/>
+          <w:insideH w:val="single" w:color="auto" w:sz="4" w:space="0"/>
+          <w:insideV w:val="single" w:color="auto" w:sz="4" w:space="0"/>
+        </w:tblBorders>
+        <w:tblLayout w:type="autofit"/>
+        <w:tblCellMar>
+          <w:top w:w="0" w:type="dxa"/>
+          <w:left w:w="108" w:type="dxa"/>
+          <w:bottom w:w="0" w:type="dxa"/>
+          <w:right w:w="108" w:type="dxa"/>
+        </w:tblCellMar>
+      </w:tblPr>
+      <w:tblGrid>
+        <w:gridCol w:w="2469"/>
+        <w:gridCol w:w="2469"/>
+        <w:gridCol w:w="2469"/>
+        <w:gridCol w:w="2469"/>
+      </w:tblGrid>
+      <w:tr>
+        <w:trPr>
+          <w:jc w:val="center"/>
+        </w:trPr>
+        <w:tc>
+          <w:tcPr>
+            <w:tcW w:w="2469" w:type="dxa"/>
+            <w:shd w:val="clear" w:color="auto" w:fill="D9E2F3"/>
+            <w:vAlign w:val="center"/>
+          </w:tcPr>
+          <w:p>
+            <w:pPr>
+              <w:spacing w:after="0"/>
+            </w:pPr>
+            <w:r>
+              <w:rPr>
+                <w:rFonts w:ascii="Times New Roman" w:hAnsi="Times New Roman"/>
+                <w:b/>
+                <w:sz w:val="17"/>
+              </w:rPr>
+              <w:t>Model</w:t>
+            </w:r>
+          </w:p>
+        </w:tc>
+        <w:tc>
+          <w:tcPr>
+            <w:tcW w:w="2469" w:type="dxa"/>
+            <w:shd w:val="clear" w:color="auto" w:fill="D9E2F3"/>
+            <w:vAlign w:val="center"/>
+          </w:tcPr>
+          <w:p>
+            <w:pPr>
+              <w:spacing w:after="0"/>
+            </w:pPr>
+            <w:r>
+              <w:rPr>
+                <w:rFonts w:ascii="Times New Roman" w:hAnsi="Times New Roman"/>
+                <w:b/>
+                <w:sz w:val="17"/>
+              </w:rPr>
+              <w:t>Epoch 0 loss</w:t>
+            </w:r>
+          </w:p>
+        </w:tc>
+        <w:tc>
+          <w:tcPr>
+            <w:tcW w:w="2469" w:type="dxa"/>
+            <w:shd w:val="clear" w:color="auto" w:fill="D9E2F3"/>
+            <w:vAlign w:val="center"/>
+          </w:tcPr>
+          <w:p>
+            <w:pPr>
+              <w:spacing w:after="0"/>
+            </w:pPr>
+            <w:r>
+              <w:rPr>
+                <w:rFonts w:ascii="Times New Roman" w:hAnsi="Times New Roman"/>
+                <w:b/>
+                <w:sz w:val="17"/>
+              </w:rPr>
+              <w:t>Best validation epoch</w:t>
+            </w:r>
+          </w:p>
+        </w:tc>
+        <w:tc>
+          <w:tcPr>
+            <w:tcW w:w="2469" w:type="dxa"/>
+            <w:shd w:val="clear" w:color="auto" w:fill="D9E2F3"/>
+            <w:vAlign w:val="center"/>
+          </w:tcPr>
+          <w:p>
+            <w:pPr>
+              <w:spacing w:after="0"/>
+            </w:pPr>
+            <w:r>
+              <w:rPr>
+                <w:rFonts w:ascii="Times New Roman" w:hAnsi="Times New Roman"/>
+                <w:b/>
+                <w:sz w:val="17"/>
+              </w:rPr>
+              <w:t>Best validation AUC</w:t>
             </w:r>
           </w:p>
         </w:tc>
@@ -3262,39 +3352,77 @@
         </w:trPr>
         <w:tc>
           <w:tcPr>
-            <w:tcW w:w="2880" w:type="dxa"/>
+            <w:tcW w:w="2469" w:type="dxa"/>
             <w:vAlign w:val="center"/>
           </w:tcPr>
           <w:p>
             <w:pPr>
-              <w:spacing w:after="0" w:line="240" w:lineRule="auto"/>
+              <w:spacing w:after="0"/>
             </w:pPr>
             <w:r>
               <w:rPr>
                 <w:rFonts w:ascii="Times New Roman" w:hAnsi="Times New Roman"/>
                 <w:b w:val="0"/>
-                <w:sz w:val="18"/>
+                <w:sz w:val="17"/>
               </w:rPr>
-              <w:t>Validation leakage</w:t>
+              <w:t>GCN-only</w:t>
             </w:r>
           </w:p>
         </w:tc>
         <w:tc>
           <w:tcPr>
-            <w:tcW w:w="5760" w:type="dxa"/>
+            <w:tcW w:w="2469" w:type="dxa"/>
             <w:vAlign w:val="center"/>
           </w:tcPr>
           <w:p>
             <w:pPr>
-              <w:spacing w:after="0" w:line="240" w:lineRule="auto"/>
+              <w:spacing w:after="0"/>
             </w:pPr>
             <w:r>
               <w:rPr>
                 <w:rFonts w:ascii="Times New Roman" w:hAnsi="Times New Roman"/>
                 <w:b w:val="0"/>
-                <w:sz w:val="18"/>
+                <w:sz w:val="17"/>
               </w:rPr>
-              <w:t>The current implementation uses the test split for early stopping. A proper train/validation/test separation is required before claiming final generalization.</w:t>
+              <w:t>0.61</w:t>
+            </w:r>
+          </w:p>
+        </w:tc>
+        <w:tc>
+          <w:tcPr>
+            <w:tcW w:w="2469" w:type="dxa"/>
+            <w:vAlign w:val="center"/>
+          </w:tcPr>
+          <w:p>
+            <w:pPr>
+              <w:spacing w:after="0"/>
+            </w:pPr>
+            <w:r>
+              <w:rPr>
+                <w:rFonts w:ascii="Times New Roman" w:hAnsi="Times New Roman"/>
+                <w:b w:val="0"/>
+                <w:sz w:val="17"/>
+              </w:rPr>
+              <w:t>89</w:t>
+            </w:r>
+          </w:p>
+        </w:tc>
+        <w:tc>
+          <w:tcPr>
+            <w:tcW w:w="2469" w:type="dxa"/>
+            <w:vAlign w:val="center"/>
+          </w:tcPr>
+          <w:p>
+            <w:pPr>
+              <w:spacing w:after="0"/>
+            </w:pPr>
+            <w:r>
+              <w:rPr>
+                <w:rFonts w:ascii="Times New Roman" w:hAnsi="Times New Roman"/>
+                <w:b w:val="0"/>
+                <w:sz w:val="17"/>
+              </w:rPr>
+              <w:t>0.979</w:t>
             </w:r>
           </w:p>
         </w:tc>
@@ -3305,39 +3433,230 @@
         </w:trPr>
         <w:tc>
           <w:tcPr>
-            <w:tcW w:w="2880" w:type="dxa"/>
+            <w:tcW w:w="2469" w:type="dxa"/>
             <w:vAlign w:val="center"/>
           </w:tcPr>
           <w:p>
             <w:pPr>
-              <w:spacing w:after="0" w:line="240" w:lineRule="auto"/>
+              <w:spacing w:after="0"/>
             </w:pPr>
             <w:r>
               <w:rPr>
                 <w:rFonts w:ascii="Times New Roman" w:hAnsi="Times New Roman"/>
                 <w:b w:val="0"/>
-                <w:sz w:val="18"/>
+                <w:sz w:val="17"/>
               </w:rPr>
-              <w:t>Single random seed</w:t>
+              <w:t>ST-GraphAD</w:t>
             </w:r>
           </w:p>
         </w:tc>
         <w:tc>
           <w:tcPr>
-            <w:tcW w:w="5760" w:type="dxa"/>
+            <w:tcW w:w="2469" w:type="dxa"/>
             <w:vAlign w:val="center"/>
           </w:tcPr>
           <w:p>
             <w:pPr>
-              <w:spacing w:after="0" w:line="240" w:lineRule="auto"/>
+              <w:spacing w:after="0"/>
             </w:pPr>
             <w:r>
               <w:rPr>
                 <w:rFonts w:ascii="Times New Roman" w:hAnsi="Times New Roman"/>
                 <w:b w:val="0"/>
-                <w:sz w:val="18"/>
+                <w:sz w:val="17"/>
               </w:rPr>
-              <w:t>Each reported configuration is a single run. Means, standard deviations, confidence intervals, and statistical tests are not yet available.</w:t>
+              <w:t>0.18</w:t>
+            </w:r>
+          </w:p>
+        </w:tc>
+        <w:tc>
+          <w:tcPr>
+            <w:tcW w:w="2469" w:type="dxa"/>
+            <w:vAlign w:val="center"/>
+          </w:tcPr>
+          <w:p>
+            <w:pPr>
+              <w:spacing w:after="0"/>
+            </w:pPr>
+            <w:r>
+              <w:rPr>
+                <w:rFonts w:ascii="Times New Roman" w:hAnsi="Times New Roman"/>
+                <w:b w:val="0"/>
+                <w:sz w:val="17"/>
+              </w:rPr>
+              <w:t>152</w:t>
+            </w:r>
+          </w:p>
+        </w:tc>
+        <w:tc>
+          <w:tcPr>
+            <w:tcW w:w="2469" w:type="dxa"/>
+            <w:vAlign w:val="center"/>
+          </w:tcPr>
+          <w:p>
+            <w:pPr>
+              <w:spacing w:after="0"/>
+            </w:pPr>
+            <w:r>
+              <w:rPr>
+                <w:rFonts w:ascii="Times New Roman" w:hAnsi="Times New Roman"/>
+                <w:b w:val="0"/>
+                <w:sz w:val="17"/>
+              </w:rPr>
+              <w:t>0.994</w:t>
+            </w:r>
+          </w:p>
+        </w:tc>
+      </w:tr>
+    </w:tbl>
+    <w:p>
+      <w:pPr>
+        <w:pStyle w:val="164"/>
+        <w:jc w:val="center"/>
+      </w:pPr>
+      <w:r>
+        <w:t>Table 8. Representative training dynamics for the seed-42 corrected run.</w:t>
+      </w:r>
+    </w:p>
+    <w:p>
+      <w:pPr>
+        <w:spacing w:after="0"/>
+      </w:pPr>
+    </w:p>
+    <w:p>
+      <w:r>
+        <w:t>The supplied training figure shows both models reducing training loss while node-level validation AUC rises during training. ST-GraphAD reaches a higher best validation AUC in the displayed run. This figure should be interpreted alongside the official test results rather than as evidence that validation performance alone guarantees generalization.</w:t>
+      </w:r>
+    </w:p>
+    <w:p>
+      <w:pPr>
+        <w:pStyle w:val="3"/>
+      </w:pPr>
+      <w:r>
+        <w:t>6.4 Graph-Level Evaluation</w:t>
+      </w:r>
+    </w:p>
+    <w:p>
+      <w:r>
+        <w:t>Under the current majority-vote formulation, graph-level AUC is 0.00 and graph-level F1/precision/recall can become artificially perfect when almost every graph is labeled Attack. Such values are a property of the target construction, not evidence of perfect intrusion detection. For this reason, graph-level metrics are explicitly demoted to diagnostic status and are excluded from checkpoint selection.</w:t>
+      </w:r>
+    </w:p>
+    <w:p>
+      <w:pPr>
+        <w:pStyle w:val="3"/>
+      </w:pPr>
+      <w:r>
+        <w:t>6.5 Computational Cost</w:t>
+      </w:r>
+    </w:p>
+    <w:tbl>
+      <w:tblPr>
+        <w:tblStyle w:val="35"/>
+        <w:tblW w:w="0" w:type="auto"/>
+        <w:jc w:val="center"/>
+        <w:tblBorders>
+          <w:top w:val="single" w:color="auto" w:sz="4" w:space="0"/>
+          <w:left w:val="single" w:color="auto" w:sz="4" w:space="0"/>
+          <w:bottom w:val="single" w:color="auto" w:sz="4" w:space="0"/>
+          <w:right w:val="single" w:color="auto" w:sz="4" w:space="0"/>
+          <w:insideH w:val="single" w:color="auto" w:sz="4" w:space="0"/>
+          <w:insideV w:val="single" w:color="auto" w:sz="4" w:space="0"/>
+        </w:tblBorders>
+        <w:tblLayout w:type="autofit"/>
+        <w:tblCellMar>
+          <w:top w:w="0" w:type="dxa"/>
+          <w:left w:w="108" w:type="dxa"/>
+          <w:bottom w:w="0" w:type="dxa"/>
+          <w:right w:w="108" w:type="dxa"/>
+        </w:tblCellMar>
+      </w:tblPr>
+      <w:tblGrid>
+        <w:gridCol w:w="2469"/>
+        <w:gridCol w:w="2469"/>
+        <w:gridCol w:w="2469"/>
+        <w:gridCol w:w="2469"/>
+      </w:tblGrid>
+      <w:tr>
+        <w:trPr>
+          <w:jc w:val="center"/>
+        </w:trPr>
+        <w:tc>
+          <w:tcPr>
+            <w:tcW w:w="2469" w:type="dxa"/>
+            <w:shd w:val="clear" w:color="auto" w:fill="D9E2F3"/>
+            <w:vAlign w:val="center"/>
+          </w:tcPr>
+          <w:p>
+            <w:pPr>
+              <w:spacing w:after="0"/>
+            </w:pPr>
+            <w:r>
+              <w:rPr>
+                <w:rFonts w:ascii="Times New Roman" w:hAnsi="Times New Roman"/>
+                <w:b/>
+                <w:sz w:val="17"/>
+              </w:rPr>
+              <w:t>Model</w:t>
+            </w:r>
+          </w:p>
+        </w:tc>
+        <w:tc>
+          <w:tcPr>
+            <w:tcW w:w="2469" w:type="dxa"/>
+            <w:shd w:val="clear" w:color="auto" w:fill="D9E2F3"/>
+            <w:vAlign w:val="center"/>
+          </w:tcPr>
+          <w:p>
+            <w:pPr>
+              <w:spacing w:after="0"/>
+            </w:pPr>
+            <w:r>
+              <w:rPr>
+                <w:rFonts w:ascii="Times New Roman" w:hAnsi="Times New Roman"/>
+                <w:b/>
+                <w:sz w:val="17"/>
+              </w:rPr>
+              <w:t>Parameters</w:t>
+            </w:r>
+          </w:p>
+        </w:tc>
+        <w:tc>
+          <w:tcPr>
+            <w:tcW w:w="2469" w:type="dxa"/>
+            <w:shd w:val="clear" w:color="auto" w:fill="D9E2F3"/>
+            <w:vAlign w:val="center"/>
+          </w:tcPr>
+          <w:p>
+            <w:pPr>
+              <w:spacing w:after="0"/>
+            </w:pPr>
+            <w:r>
+              <w:rPr>
+                <w:rFonts w:ascii="Times New Roman" w:hAnsi="Times New Roman"/>
+                <w:b/>
+                <w:sz w:val="17"/>
+              </w:rPr>
+              <w:t>Full training time</w:t>
+            </w:r>
+          </w:p>
+        </w:tc>
+        <w:tc>
+          <w:tcPr>
+            <w:tcW w:w="2469" w:type="dxa"/>
+            <w:shd w:val="clear" w:color="auto" w:fill="D9E2F3"/>
+            <w:vAlign w:val="center"/>
+          </w:tcPr>
+          <w:p>
+            <w:pPr>
+              <w:spacing w:after="0"/>
+            </w:pPr>
+            <w:r>
+              <w:rPr>
+                <w:rFonts w:ascii="Times New Roman" w:hAnsi="Times New Roman"/>
+                <w:b/>
+                <w:sz w:val="17"/>
+              </w:rPr>
+              <w:t>Peak CPU memory</w:t>
             </w:r>
           </w:p>
         </w:tc>
@@ -3348,39 +3667,77 @@
         </w:trPr>
         <w:tc>
           <w:tcPr>
-            <w:tcW w:w="2880" w:type="dxa"/>
+            <w:tcW w:w="2469" w:type="dxa"/>
             <w:vAlign w:val="center"/>
           </w:tcPr>
           <w:p>
             <w:pPr>
-              <w:spacing w:after="0" w:line="240" w:lineRule="auto"/>
+              <w:spacing w:after="0"/>
             </w:pPr>
             <w:r>
               <w:rPr>
                 <w:rFonts w:ascii="Times New Roman" w:hAnsi="Times New Roman"/>
                 <w:b w:val="0"/>
-                <w:sz w:val="18"/>
+                <w:sz w:val="17"/>
               </w:rPr>
-              <w:t>Binary evaluation</w:t>
+              <w:t>GCN-only</w:t>
             </w:r>
           </w:p>
         </w:tc>
         <w:tc>
           <w:tcPr>
-            <w:tcW w:w="5760" w:type="dxa"/>
+            <w:tcW w:w="2469" w:type="dxa"/>
             <w:vAlign w:val="center"/>
           </w:tcPr>
           <w:p>
             <w:pPr>
-              <w:spacing w:after="0" w:line="240" w:lineRule="auto"/>
+              <w:spacing w:after="0"/>
             </w:pPr>
             <w:r>
               <w:rPr>
                 <w:rFonts w:ascii="Times New Roman" w:hAnsi="Times New Roman"/>
                 <w:b w:val="0"/>
-                <w:sz w:val="18"/>
+                <w:sz w:val="17"/>
               </w:rPr>
-              <w:t>Only attack-vs-normal node labels are evaluated. Per-category results for all nine UNSW-NB15 attack families are absent.</w:t>
+              <w:t>~180K</w:t>
+            </w:r>
+          </w:p>
+        </w:tc>
+        <w:tc>
+          <w:tcPr>
+            <w:tcW w:w="2469" w:type="dxa"/>
+            <w:vAlign w:val="center"/>
+          </w:tcPr>
+          <w:p>
+            <w:pPr>
+              <w:spacing w:after="0"/>
+            </w:pPr>
+            <w:r>
+              <w:rPr>
+                <w:rFonts w:ascii="Times New Roman" w:hAnsi="Times New Roman"/>
+                <w:b w:val="0"/>
+                <w:sz w:val="17"/>
+              </w:rPr>
+              <w:t>~33 s</w:t>
+            </w:r>
+          </w:p>
+        </w:tc>
+        <w:tc>
+          <w:tcPr>
+            <w:tcW w:w="2469" w:type="dxa"/>
+            <w:vAlign w:val="center"/>
+          </w:tcPr>
+          <w:p>
+            <w:pPr>
+              <w:spacing w:after="0"/>
+            </w:pPr>
+            <w:r>
+              <w:rPr>
+                <w:rFonts w:ascii="Times New Roman" w:hAnsi="Times New Roman"/>
+                <w:b w:val="0"/>
+                <w:sz w:val="17"/>
+              </w:rPr>
+              <w:t>~300 MB</w:t>
             </w:r>
           </w:p>
         </w:tc>
@@ -3391,385 +3748,99 @@
         </w:trPr>
         <w:tc>
           <w:tcPr>
-            <w:tcW w:w="2880" w:type="dxa"/>
+            <w:tcW w:w="2469" w:type="dxa"/>
             <w:vAlign w:val="center"/>
           </w:tcPr>
           <w:p>
             <w:pPr>
-              <w:spacing w:after="0" w:line="240" w:lineRule="auto"/>
+              <w:spacing w:after="0"/>
             </w:pPr>
             <w:r>
               <w:rPr>
                 <w:rFonts w:ascii="Times New Roman" w:hAnsi="Times New Roman"/>
                 <w:b w:val="0"/>
-                <w:sz w:val="18"/>
+                <w:sz w:val="17"/>
               </w:rPr>
-              <w:t>Graph-level metric degeneracy</w:t>
+              <w:t>ST-GraphAD</w:t>
             </w:r>
           </w:p>
         </w:tc>
         <w:tc>
           <w:tcPr>
-            <w:tcW w:w="5760" w:type="dxa"/>
+            <w:tcW w:w="2469" w:type="dxa"/>
             <w:vAlign w:val="center"/>
           </w:tcPr>
           <w:p>
             <w:pPr>
-              <w:spacing w:after="0" w:line="240" w:lineRule="auto"/>
+              <w:spacing w:after="0"/>
             </w:pPr>
             <w:r>
               <w:rPr>
                 <w:rFonts w:ascii="Times New Roman" w:hAnsi="Times New Roman"/>
                 <w:b w:val="0"/>
-                <w:sz w:val="18"/>
+                <w:sz w:val="17"/>
               </w:rPr>
-              <w:t>The majority-vote graph label is dominated by the attack class and is therefore unsuitable as the principal evaluation target.</w:t>
+              <w:t>~4.2M</w:t>
             </w:r>
           </w:p>
         </w:tc>
-      </w:tr>
-      <w:tr>
-        <w:trPr>
-          <w:jc w:val="center"/>
-        </w:trPr>
         <w:tc>
           <w:tcPr>
-            <w:tcW w:w="2880" w:type="dxa"/>
+            <w:tcW w:w="2469" w:type="dxa"/>
             <w:vAlign w:val="center"/>
           </w:tcPr>
           <w:p>
             <w:pPr>
-              <w:spacing w:after="0" w:line="240" w:lineRule="auto"/>
+              <w:spacing w:after="0"/>
             </w:pPr>
             <w:r>
               <w:rPr>
                 <w:rFonts w:ascii="Times New Roman" w:hAnsi="Times New Roman"/>
                 <w:b w:val="0"/>
-                <w:sz w:val="18"/>
+                <w:sz w:val="17"/>
               </w:rPr>
-              <w:t>Single dataset</w:t>
+              <w:t>~418 s</w:t>
             </w:r>
           </w:p>
         </w:tc>
         <w:tc>
           <w:tcPr>
-            <w:tcW w:w="5760" w:type="dxa"/>
+            <w:tcW w:w="2469" w:type="dxa"/>
             <w:vAlign w:val="center"/>
           </w:tcPr>
           <w:p>
             <w:pPr>
-              <w:spacing w:after="0" w:line="240" w:lineRule="auto"/>
+              <w:spacing w:after="0"/>
             </w:pPr>
             <w:r>
               <w:rPr>
                 <w:rFonts w:ascii="Times New Roman" w:hAnsi="Times New Roman"/>
                 <w:b w:val="0"/>
-                <w:sz w:val="18"/>
+                <w:sz w:val="17"/>
               </w:rPr>
-              <w:t>Results on UNSW-NB15 may not generalize to CICIDS2017, CSE-CIC-IDS2018, or real enterprise traffic.</w:t>
-            </w:r>
-          </w:p>
-        </w:tc>
-      </w:tr>
-      <w:tr>
-        <w:trPr>
-          <w:jc w:val="center"/>
-        </w:trPr>
-        <w:tc>
-          <w:tcPr>
-            <w:tcW w:w="2880" w:type="dxa"/>
-            <w:vAlign w:val="center"/>
-          </w:tcPr>
-          <w:p>
-            <w:pPr>
-              <w:spacing w:after="0" w:line="240" w:lineRule="auto"/>
-            </w:pPr>
-            <w:r>
-              <w:rPr>
-                <w:rFonts w:ascii="Times New Roman" w:hAnsi="Times New Roman"/>
-                <w:b w:val="0"/>
-                <w:sz w:val="18"/>
-              </w:rPr>
-              <w:t>Computational scale</w:t>
-            </w:r>
-          </w:p>
-        </w:tc>
-        <w:tc>
-          <w:tcPr>
-            <w:tcW w:w="5760" w:type="dxa"/>
-            <w:vAlign w:val="center"/>
-          </w:tcPr>
-          <w:p>
-            <w:pPr>
-              <w:spacing w:after="0" w:line="240" w:lineRule="auto"/>
-            </w:pPr>
-            <w:r>
-              <w:rPr>
-                <w:rFonts w:ascii="Times New Roman" w:hAnsi="Times New Roman"/>
-                <w:b w:val="0"/>
-                <w:sz w:val="18"/>
-              </w:rPr>
-              <w:t>The current model is evaluated on small graphs. Scaling to tens of thousands of real hosts requires additional memory and sampling strategies.</w:t>
+              <w:t>~1.2 GB</w:t>
             </w:r>
           </w:p>
         </w:tc>
       </w:tr>
     </w:tbl>
-    <w:p/>
     <w:p>
       <w:pPr>
         <w:pStyle w:val="164"/>
         <w:jc w:val="center"/>
       </w:pPr>
       <w:r>
-        <w:t>Table 7. Principal threats to validity.</w:t>
+        <w:t>Table 9. Reported computational cost for the corrected configuration.</w:t>
       </w:r>
     </w:p>
     <w:p>
       <w:pPr>
-        <w:pStyle w:val="2"/>
+        <w:spacing w:after="0"/>
       </w:pPr>
-      <w:r>
-        <w:t>9. Reproducibility and Recommended Experimental Revision</w:t>
-      </w:r>
     </w:p>
     <w:p>
       <w:r>
-        <w:t>The current manuscript should be treated as a research prototype rather than a final benchmark claim. Before journal or conference submission, the experimental protocol should be revised in the following order:</w:t>
-      </w:r>
-    </w:p>
-    <w:p>
-      <w:pPr>
-        <w:pStyle w:val="29"/>
-      </w:pPr>
-      <w:r>
-        <w:t>Create a true train/validation/test split. For example, split the original training data into training and validation partitions while retaining the official test set for final evaluation.</w:t>
-      </w:r>
-    </w:p>
-    <w:p>
-      <w:pPr>
-        <w:pStyle w:val="29"/>
-      </w:pPr>
-      <w:r>
-        <w:t>Fit preprocessing transforms on training data only and apply the learned transformations to validation and test data.</w:t>
-      </w:r>
-    </w:p>
-    <w:p>
-      <w:pPr>
-        <w:pStyle w:val="29"/>
-      </w:pPr>
-      <w:r>
-        <w:t>Use five to ten random seeds and report mean ± standard deviation for every principal metric.</w:t>
-      </w:r>
-    </w:p>
-    <w:p>
-      <w:pPr>
-        <w:pStyle w:val="29"/>
-      </w:pPr>
-      <w:r>
-        <w:t>Report per-attack-category node-level performance for Generic, Exploits, Fuzzers, DoS, Reconnaissance, Analysis, Backdoors, Shellcode, and Worms.</w:t>
-      </w:r>
-    </w:p>
-    <w:p>
-      <w:pPr>
-        <w:pStyle w:val="29"/>
-      </w:pPr>
-      <w:r>
-        <w:t>Replace the degenerate graph-level majority-vote objective with graph-level regression of attack proportion, or remove graph-level evaluation entirely if it is not part of the research question.</w:t>
-      </w:r>
-    </w:p>
-    <w:p>
-      <w:pPr>
-        <w:pStyle w:val="29"/>
-      </w:pPr>
-      <w:r>
-        <w:t>Generate validation curves using node-level AUC/F1 rather than the current graph-level AUC curve.</w:t>
-      </w:r>
-    </w:p>
-    <w:p>
-      <w:pPr>
-        <w:pStyle w:val="29"/>
-      </w:pPr>
-      <w:r>
-        <w:t>Add temporal baselines such as an LSTM over node embeddings or a lightweight temporal GNN to distinguish the value of attention from the value of temporal modeling in general.</w:t>
-      </w:r>
-    </w:p>
-    <w:p>
-      <w:pPr>
-        <w:pStyle w:val="29"/>
-      </w:pPr>
-      <w:r>
-        <w:t>If PCAP or timestamped data become available, reconstruct graphs from true source/destination entities and evaluate real temporal windows.</w:t>
-      </w:r>
-    </w:p>
-    <w:p>
-      <w:pPr>
-        <w:pStyle w:val="2"/>
-      </w:pPr>
-      <w:r>
-        <w:t>10. Conclusion</w:t>
-      </w:r>
-    </w:p>
-    <w:p>
-      <w:r>
-        <w:t>This paper presented ST-GraphAD, a spatio-temporal graph neural network for node-level network intrusion detection. The approach combines a three-layer GCN with a two-layer, four-head temporal attention module over sequences of five graph snapshots. On the current UNSW-NB15 experiment, ST-GraphAD achieves 0.91 AUC-ROC and 0.88 F1, exceeding the static GCN baseline at 0.87 AUC and 0.84 F1. The observed improvement supports the hypothesis that temporal context can provide useful information beyond a single graph snapshot.</w:t>
-      </w:r>
-    </w:p>
-    <w:p>
-      <w:r>
-        <w:t>At the same time, the study deliberately avoids overstating these findings. The current graph construction uses pseudo-nodes, temporal order is approximated from row order, the test split is used for early stopping, and results are based on single runs. Most importantly, the graph-level validation curves supplied with the experiment are degenerate and should not be interpreted as perfect model performance. The strongest next step is therefore not cosmetic polishing but an improved experimental protocol with a clean validation split, multi-seed evaluation, per-attack-category analysis, and corrected node-level validation curves.</w:t>
-      </w:r>
-    </w:p>
-    <w:p>
-      <w:pPr>
-        <w:pStyle w:val="2"/>
-      </w:pPr>
-      <w:r>
-        <w:t>Data and Code Availability</w:t>
-      </w:r>
-    </w:p>
-    <w:p>
-      <w:r>
-        <w:t>The study uses the publicly available UNSW-NB15 benchmark. The accompanying implementation is intended to provide the preprocessing, graph-construction, training, and evaluation pipeline needed to reproduce the reported experiment. A final submission should provide a persistent public repository and a versioned release identifier.</w:t>
-      </w:r>
-    </w:p>
-    <w:p>
-      <w:pPr>
-        <w:pStyle w:val="2"/>
-      </w:pPr>
-      <w:r>
-        <w:t>Declaration</w:t>
-      </w:r>
-    </w:p>
-    <w:p>
-      <w:r>
-        <w:t>Conflict of Interest: The author declares no known competing interests.</w:t>
-      </w:r>
-    </w:p>
-    <w:p>
-      <w:r>
-        <w:t>Funding: No external funding is reported for this study.</w:t>
-      </w:r>
-    </w:p>
-    <w:p>
-      <w:r>
-        <w:t>Reproducibility statement: Numerical results in this manuscript are based on the current experimental record supplied with the project. Claims that require additional experiments are explicitly identified as future work.</w:t>
-      </w:r>
-    </w:p>
-    <w:p>
-      <w:pPr>
-        <w:pStyle w:val="2"/>
-      </w:pPr>
-      <w:r>
-        <w:t>References</w:t>
-      </w:r>
-    </w:p>
-    <w:p>
-      <w:pPr>
-        <w:spacing w:after="60"/>
-        <w:ind w:left="360" w:hanging="360"/>
-      </w:pPr>
-      <w:r>
-        <w:t>[1] N. Moustafa and J. Slay, “UNSW-NB15: A comprehensive data set for network intrusion detection systems,” Military Communications and Information Systems Conference (MilCIS), 2015.</w:t>
-      </w:r>
-    </w:p>
-    <w:p>
-      <w:pPr>
-        <w:spacing w:after="60"/>
-        <w:ind w:left="360" w:hanging="360"/>
-      </w:pPr>
-      <w:r>
-        <w:t>[2] T. N. Kipf and M. Welling, “Semi-Supervised Classification with Graph Convolutional Networks,” International Conference on Learning Representations (ICLR), 2017.</w:t>
-      </w:r>
-    </w:p>
-    <w:p>
-      <w:pPr>
-        <w:spacing w:after="60"/>
-        <w:ind w:left="360" w:hanging="360"/>
-      </w:pPr>
-      <w:r>
-        <w:t>[3] P. Veličković et al., “Graph Attention Networks,” ICLR, 2018.</w:t>
-      </w:r>
-    </w:p>
-    <w:p>
-      <w:pPr>
-        <w:spacing w:after="60"/>
-        <w:ind w:left="360" w:hanging="360"/>
-      </w:pPr>
-      <w:r>
-        <w:t>[4] W. Hamilton, Z. Ying, and J. Leskovec, “Inductive Representation Learning on Large Graphs,” Advances in Neural Information Processing Systems (NeurIPS), 2017.</w:t>
-      </w:r>
-    </w:p>
-    <w:p>
-      <w:pPr>
-        <w:spacing w:after="60"/>
-        <w:ind w:left="360" w:hanging="360"/>
-      </w:pPr>
-      <w:r>
-        <w:t>[5] A. Vaswani et al., “Attention Is All You Need,” NeurIPS, 2017.</w:t>
-      </w:r>
-    </w:p>
-    <w:p>
-      <w:pPr>
-        <w:spacing w:after="60"/>
-        <w:ind w:left="360" w:hanging="360"/>
-      </w:pPr>
-      <w:r>
-        <w:t>[6] D. Xu et al., “Inductive Representation Learning on Temporal Graphs,” ICLR, 2020.</w:t>
-      </w:r>
-    </w:p>
-    <w:p>
-      <w:pPr>
-        <w:spacing w:after="60"/>
-        <w:ind w:left="360" w:hanging="360"/>
-      </w:pPr>
-      <w:r>
-        <w:t>[7] E. Rossi et al., “Temporal Graph Networks for Deep Learning on Dynamic Graphs,” ICML Workshop, 2020.</w:t>
-      </w:r>
-    </w:p>
-    <w:p>
-      <w:pPr>
-        <w:spacing w:after="60"/>
-        <w:ind w:left="360" w:hanging="360"/>
-      </w:pPr>
-      <w:r>
-        <w:t>[8] S. M. Milajerdi et al., “HOLMES: Real-Time APT Detection through Correlation of Suspicious Information Flows,” IEEE Symposium on Security and Privacy, 2019.</w:t>
-      </w:r>
-    </w:p>
-    <w:p>
-      <w:pPr>
-        <w:spacing w:after="60"/>
-        <w:ind w:left="360" w:hanging="360"/>
-      </w:pPr>
-      <w:r>
-        <w:t>[9] Y. Zhang et al., “Botnet Detection Based on Graph Convolutional Networks,” IEEE Access, 2019.</w:t>
-      </w:r>
-    </w:p>
-    <w:p>
-      <w:pPr>
-        <w:spacing w:after="60"/>
-        <w:ind w:left="360" w:hanging="360"/>
-      </w:pPr>
-      <w:r>
-        <w:t>[10] T.-Y. Lin et al., “Focal Loss for Dense Object Detection,” ICCV, 2017.</w:t>
-      </w:r>
-    </w:p>
-    <w:p>
-      <w:pPr>
-        <w:spacing w:after="60"/>
-        <w:ind w:left="360" w:hanging="360"/>
-      </w:pPr>
-      <w:r>
-        <w:t>[11] W. Jiang and J. Luo, “Graph Neural Network for Traffic Forecasting: A Survey,” Expert Systems with Applications, vol. 207, 2022.</w:t>
-      </w:r>
-    </w:p>
-    <w:p>
-      <w:pPr>
-        <w:spacing w:after="60"/>
-        <w:ind w:left="360" w:hanging="360"/>
-      </w:pPr>
-      <w:r>
-        <w:t>[12] F. Corradini et al., “A systematic literature review of spatio-temporal graph neural network models for time series forecasting and classification,” Neural Networks, vol. 195, 2026.</w:t>
+        <w:t>ST-GraphAD uses approximately 23 times more parameters, approximately four times more memory, and approximately 12 times the full training time of the GCN baseline. The principal source of overhead is the temporal attention module and the padded sequence representation.</w:t>
       </w:r>
     </w:p>
     <w:p>
@@ -3782,123 +3853,7 @@
         <w:pStyle w:val="2"/>
       </w:pPr>
       <w:r>
-        <w:t>Appendix A. Diagnostic Review of the Supplied Training Figure</w:t>
-      </w:r>
-    </w:p>
-    <w:p>
-      <w:r>
-        <w:t>The supplied four-panel figure contains: (a) training loss, (b) validation AUC-ROC, (c) validation F1-score, and (d) precision/recall. The validation AUC curve is flat at 0.00, while the F1, precision, and recall curves are flat at 1.00. This combination is not a credible indication of perfect model performance because it conflicts with the reported node-level test metrics and is consistent with the degenerate graph-level label construction.</w:t>
-      </w:r>
-    </w:p>
-    <w:p>
-      <w:r>
-        <w:t>For the final paper, this figure should be replaced with a corrected training/validation figure generated from a proper validation split. At minimum, the figure should show training loss and node-level validation AUC-ROC/F1 for both GCN-only and ST-GraphAD. The current figure can be retained only as a debugging/diagnostic artifact in supplementary material, with an explicit explanation of why its graph-level metrics are not suitable for model-quality claims.</w:t>
-      </w:r>
-    </w:p>
-    <w:p>
-      <w:pPr>
-        <w:pStyle w:val="2"/>
-      </w:pPr>
-      <w:r>
-        <w:t>Appendix B. Recommended Final Figures and Tables</w:t>
-      </w:r>
-    </w:p>
-    <w:p>
-      <w:pPr>
-        <w:pStyle w:val="23"/>
-      </w:pPr>
-      <w:r>
-        <w:t>Figure 1 — ST-GraphAD architecture: graph snapshots → shared GCN → temporal attention → node classifier.</w:t>
-      </w:r>
-    </w:p>
-    <w:p>
-      <w:pPr>
-        <w:pStyle w:val="23"/>
-      </w:pPr>
-      <w:r>
-        <w:t>Figure 2 — Corrected training/validation curves using a genuine validation split and node-level metrics.</w:t>
-      </w:r>
-    </w:p>
-    <w:p>
-      <w:pPr>
-        <w:pStyle w:val="23"/>
-      </w:pPr>
-      <w:r>
-        <w:t>Figure 3 — ROC curves for GCN-only and ST-GraphAD on the node-level test set.</w:t>
-      </w:r>
-    </w:p>
-    <w:p>
-      <w:pPr>
-        <w:pStyle w:val="23"/>
-      </w:pPr>
-      <w:r>
-        <w:t>Figure 4 — Per-attack-category F1/AUC comparison across the nine UNSW-NB15 attack categories.</w:t>
-      </w:r>
-    </w:p>
-    <w:p>
-      <w:pPr>
-        <w:pStyle w:val="23"/>
-      </w:pPr>
-      <w:r>
-        <w:t>Figure 5 — Confusion matrices for both models.</w:t>
-      </w:r>
-    </w:p>
-    <w:p>
-      <w:pPr>
-        <w:pStyle w:val="23"/>
-      </w:pPr>
-      <w:r>
-        <w:t>Table 1 — Dataset and graph statistics.</w:t>
-      </w:r>
-    </w:p>
-    <w:p>
-      <w:pPr>
-        <w:pStyle w:val="23"/>
-      </w:pPr>
-      <w:r>
-        <w:t>Table 2 — Hyperparameters and environment.</w:t>
-      </w:r>
-    </w:p>
-    <w:p>
-      <w:pPr>
-        <w:pStyle w:val="23"/>
-      </w:pPr>
-      <w:r>
-        <w:t>Table 3 — Main node-level results with mean ± standard deviation over multiple seeds.</w:t>
-      </w:r>
-    </w:p>
-    <w:p>
-      <w:pPr>
-        <w:pStyle w:val="23"/>
-      </w:pPr>
-      <w:r>
-        <w:t>Table 4 — Ablation results.</w:t>
-      </w:r>
-    </w:p>
-    <w:p>
-      <w:pPr>
-        <w:pStyle w:val="23"/>
-      </w:pPr>
-      <w:r>
-        <w:t>Table 5 — Computational cost.</w:t>
-      </w:r>
-    </w:p>
-    <w:p>
-      <w:r>
-        <w:br w:type="page"/>
-      </w:r>
-    </w:p>
-    <w:p>
-      <w:pPr>
-        <w:pStyle w:val="2"/>
-      </w:pPr>
-      <w:r>
-        <w:t>Appendix C. Experimental Training Results</w:t>
-      </w:r>
-    </w:p>
-    <w:p>
-      <w:r>
-        <w:t>Figure C1 presents the training and validation results supplied with the current ST-GraphAD experiment. The upper-left panel shows training loss for the GCN and STGNN models across 20 epochs. The remaining panels show the recorded validation AUC-ROC, validation F1-score, and precision/recall curves.</w:t>
+        <w:t>7. Experimental Training Curves</w:t>
       </w:r>
     </w:p>
     <w:p>
@@ -3908,8 +3863,8 @@
       <w:r>
         <w:drawing>
           <wp:inline distT="0" distB="0" distL="114300" distR="114300">
-            <wp:extent cx="6035040" cy="5026025"/>
-            <wp:effectExtent l="0" t="0" r="0" b="0"/>
+            <wp:extent cx="6080760" cy="3362960"/>
+            <wp:effectExtent l="0" t="0" r="15240" b="15240"/>
             <wp:docPr id="1" name="Picture 1"/>
             <wp:cNvGraphicFramePr>
               <a:graphicFrameLocks xmlns:a="http://schemas.openxmlformats.org/drawingml/2006/main" noChangeAspect="1"/>
@@ -3932,7 +3887,7 @@
                   <pic:spPr>
                     <a:xfrm>
                       <a:off x="0" y="0"/>
-                      <a:ext cx="6035040" cy="5026379"/>
+                      <a:ext cx="6080760" cy="3363102"/>
                     </a:xfrm>
                     <a:prstGeom prst="rect">
                       <a:avLst/>
@@ -3947,30 +3902,1168 @@
     </w:p>
     <w:p>
       <w:pPr>
+        <w:pStyle w:val="164"/>
         <w:jc w:val="center"/>
       </w:pPr>
       <w:r>
-        <w:rPr>
-          <w:rFonts w:ascii="Times New Roman" w:hAnsi="Times New Roman"/>
-          <w:i/>
-          <w:sz w:val="18"/>
-        </w:rPr>
-        <w:t>Figure C1. Training loss, validation AUC-ROC, validation F1-score, and precision/recall for the GCN and STGNN configurations over 20 epochs.</w:t>
+        <w:t>Figure 1. Supplied corrected-run training results: training loss, validation node AUC-ROC, validation node F1, validation node precision/recall, and the ST-GNN test confusion matrix.</w:t>
       </w:r>
     </w:p>
     <w:p>
       <w:r>
-        <w:t>Interpretation: the training-loss panel shows a steady reduction in GCN loss, whereas the STGNN loss remains higher and fluctuates substantially before declining toward the final epochs. The validation panels are flat at AUC-ROC = 0.00 and F1/precision/recall = 1.00. As discussed in the main manuscript, these validation curves should be treated as diagnostic output from the current metric pipeline rather than evidence of perfect validation performance, because the graph-level evaluation target is degenerate. For the final experimental version of the paper, these panels should be rege</w:t>
+        <w:t>The figure provides an epoch-level view of the corrected evaluation. Validation AUC and F1 are now explicitly node-level metrics and evolve over training, in contrast to the earlier graph-level plots in which AUC remained at 0.00 because of the degenerate graph label. The confusion matrix demonstrates non-trivial classification of both Normal and Attack nodes. The numerical values in the main Results section are taken from the logged evaluation outputs rather than visually estimated from the chart.</w:t>
       </w:r>
-      <w:bookmarkStart w:id="0" w:name="_GoBack"/>
-      <w:bookmarkEnd w:id="0"/>
+    </w:p>
+    <w:p>
+      <w:pPr>
+        <w:pStyle w:val="2"/>
+      </w:pPr>
       <w:r>
-        <w:t>nerated using a genuine validation split and node-level metrics.</w:t>
+        <w:t>8. Discussion</w:t>
+      </w:r>
+    </w:p>
+    <w:p>
+      <w:pPr>
+        <w:pStyle w:val="3"/>
+      </w:pPr>
+      <w:r>
+        <w:t>8.1 Effect of Temporal Modeling</w:t>
+      </w:r>
+    </w:p>
+    <w:p>
+      <w:r>
+        <w:t>The corrected multi-seed experiment shows a mean AUC advantage for ST-GraphAD over the spatial-only GCN. A plausible mechanistic explanation is that temporal attention allows the latest node representation to incorporate recent graph history. This can help when malicious behavior is distributed across successive windows. Nevertheless, the experiment does not independently establish which specific attack stages are encoded by individual attention heads; such claims would require explicit attention analysis and case-level attribution.</w:t>
+      </w:r>
+    </w:p>
+    <w:p>
+      <w:pPr>
+        <w:pStyle w:val="3"/>
+      </w:pPr>
+      <w:r>
+        <w:t>8.2 Operational Interpretation</w:t>
+      </w:r>
+    </w:p>
+    <w:p>
+      <w:r>
+        <w:t>The node-level formulation produces an anomaly score for each pseudo-node, which can support analyst prioritization. The temporal mechanism provides additional context beyond a single snapshot. At the same time, the computational cost and the pseudo-node representation limit direct deployment claims for large, real enterprise networks.</w:t>
+      </w:r>
+    </w:p>
+    <w:p>
+      <w:pPr>
+        <w:pStyle w:val="3"/>
+      </w:pPr>
+    </w:p>
+    <w:p>
+      <w:pPr>
+        <w:pStyle w:val="3"/>
+      </w:pPr>
+    </w:p>
+    <w:p>
+      <w:pPr>
+        <w:pStyle w:val="3"/>
+      </w:pPr>
+      <w:r>
+        <w:br w:type="textWrapping"/>
+      </w:r>
+    </w:p>
+    <w:p>
+      <w:pPr>
+        <w:pStyle w:val="3"/>
+      </w:pPr>
+      <w:r>
+        <w:t>8.3 Limitations and Threats to Validity</w:t>
+      </w:r>
+    </w:p>
+    <w:tbl>
+      <w:tblPr>
+        <w:tblStyle w:val="35"/>
+        <w:tblW w:w="0" w:type="auto"/>
+        <w:jc w:val="center"/>
+        <w:tblBorders>
+          <w:top w:val="single" w:color="auto" w:sz="4" w:space="0"/>
+          <w:left w:val="single" w:color="auto" w:sz="4" w:space="0"/>
+          <w:bottom w:val="single" w:color="auto" w:sz="4" w:space="0"/>
+          <w:right w:val="single" w:color="auto" w:sz="4" w:space="0"/>
+          <w:insideH w:val="single" w:color="auto" w:sz="4" w:space="0"/>
+          <w:insideV w:val="single" w:color="auto" w:sz="4" w:space="0"/>
+        </w:tblBorders>
+        <w:tblLayout w:type="autofit"/>
+        <w:tblCellMar>
+          <w:top w:w="0" w:type="dxa"/>
+          <w:left w:w="108" w:type="dxa"/>
+          <w:bottom w:w="0" w:type="dxa"/>
+          <w:right w:w="108" w:type="dxa"/>
+        </w:tblCellMar>
+      </w:tblPr>
+      <w:tblGrid>
+        <w:gridCol w:w="3293"/>
+        <w:gridCol w:w="3293"/>
+        <w:gridCol w:w="3293"/>
+      </w:tblGrid>
+      <w:tr>
+        <w:trPr>
+          <w:jc w:val="center"/>
+        </w:trPr>
+        <w:tc>
+          <w:tcPr>
+            <w:tcW w:w="3293" w:type="dxa"/>
+            <w:shd w:val="clear" w:color="auto" w:fill="D9E2F3"/>
+            <w:vAlign w:val="center"/>
+          </w:tcPr>
+          <w:p>
+            <w:pPr>
+              <w:spacing w:after="0"/>
+            </w:pPr>
+            <w:r>
+              <w:rPr>
+                <w:rFonts w:ascii="Times New Roman" w:hAnsi="Times New Roman"/>
+                <w:b/>
+                <w:sz w:val="17"/>
+              </w:rPr>
+              <w:t>Threat</w:t>
+            </w:r>
+          </w:p>
+        </w:tc>
+        <w:tc>
+          <w:tcPr>
+            <w:tcW w:w="3293" w:type="dxa"/>
+            <w:shd w:val="clear" w:color="auto" w:fill="D9E2F3"/>
+            <w:vAlign w:val="center"/>
+          </w:tcPr>
+          <w:p>
+            <w:pPr>
+              <w:spacing w:after="0"/>
+            </w:pPr>
+            <w:r>
+              <w:rPr>
+                <w:rFonts w:ascii="Times New Roman" w:hAnsi="Times New Roman"/>
+                <w:b/>
+                <w:sz w:val="17"/>
+              </w:rPr>
+              <w:t>Severity</w:t>
+            </w:r>
+          </w:p>
+        </w:tc>
+        <w:tc>
+          <w:tcPr>
+            <w:tcW w:w="3293" w:type="dxa"/>
+            <w:shd w:val="clear" w:color="auto" w:fill="D9E2F3"/>
+            <w:vAlign w:val="center"/>
+          </w:tcPr>
+          <w:p>
+            <w:pPr>
+              <w:spacing w:after="0"/>
+            </w:pPr>
+            <w:r>
+              <w:rPr>
+                <w:rFonts w:ascii="Times New Roman" w:hAnsi="Times New Roman"/>
+                <w:b/>
+                <w:sz w:val="17"/>
+              </w:rPr>
+              <w:t>Current status</w:t>
+            </w:r>
+          </w:p>
+        </w:tc>
+      </w:tr>
+      <w:tr>
+        <w:trPr>
+          <w:jc w:val="center"/>
+        </w:trPr>
+        <w:tc>
+          <w:tcPr>
+            <w:tcW w:w="3293" w:type="dxa"/>
+            <w:vAlign w:val="center"/>
+          </w:tcPr>
+          <w:p>
+            <w:pPr>
+              <w:spacing w:after="0"/>
+            </w:pPr>
+            <w:r>
+              <w:rPr>
+                <w:rFonts w:ascii="Times New Roman" w:hAnsi="Times New Roman"/>
+                <w:b w:val="0"/>
+                <w:sz w:val="17"/>
+              </w:rPr>
+              <w:t>Pseudo-node construction</w:t>
+            </w:r>
+          </w:p>
+        </w:tc>
+        <w:tc>
+          <w:tcPr>
+            <w:tcW w:w="3293" w:type="dxa"/>
+            <w:vAlign w:val="center"/>
+          </w:tcPr>
+          <w:p>
+            <w:pPr>
+              <w:spacing w:after="0"/>
+            </w:pPr>
+            <w:r>
+              <w:rPr>
+                <w:rFonts w:ascii="Times New Roman" w:hAnsi="Times New Roman"/>
+                <w:b w:val="0"/>
+                <w:sz w:val="17"/>
+              </w:rPr>
+              <w:t>High</w:t>
+            </w:r>
+          </w:p>
+        </w:tc>
+        <w:tc>
+          <w:tcPr>
+            <w:tcW w:w="3293" w:type="dxa"/>
+            <w:vAlign w:val="center"/>
+          </w:tcPr>
+          <w:p>
+            <w:pPr>
+              <w:spacing w:after="0"/>
+            </w:pPr>
+            <w:r>
+              <w:rPr>
+                <w:rFonts w:ascii="Times New Roman" w:hAnsi="Times New Roman"/>
+                <w:b w:val="0"/>
+                <w:sz w:val="17"/>
+              </w:rPr>
+              <w:t>Unfixed; graph nodes are categorical proxies, not real hosts/IPs.</w:t>
+            </w:r>
+          </w:p>
+        </w:tc>
+      </w:tr>
+      <w:tr>
+        <w:trPr>
+          <w:jc w:val="center"/>
+        </w:trPr>
+        <w:tc>
+          <w:tcPr>
+            <w:tcW w:w="3293" w:type="dxa"/>
+            <w:vAlign w:val="center"/>
+          </w:tcPr>
+          <w:p>
+            <w:pPr>
+              <w:spacing w:after="0"/>
+            </w:pPr>
+            <w:r>
+              <w:rPr>
+                <w:rFonts w:ascii="Times New Roman" w:hAnsi="Times New Roman"/>
+                <w:b w:val="0"/>
+                <w:sz w:val="17"/>
+              </w:rPr>
+              <w:t>Fixed 1,000-flow windows</w:t>
+            </w:r>
+          </w:p>
+        </w:tc>
+        <w:tc>
+          <w:tcPr>
+            <w:tcW w:w="3293" w:type="dxa"/>
+            <w:vAlign w:val="center"/>
+          </w:tcPr>
+          <w:p>
+            <w:pPr>
+              <w:spacing w:after="0"/>
+            </w:pPr>
+            <w:r>
+              <w:rPr>
+                <w:rFonts w:ascii="Times New Roman" w:hAnsi="Times New Roman"/>
+                <w:b w:val="0"/>
+                <w:sz w:val="17"/>
+              </w:rPr>
+              <w:t>High</w:t>
+            </w:r>
+          </w:p>
+        </w:tc>
+        <w:tc>
+          <w:tcPr>
+            <w:tcW w:w="3293" w:type="dxa"/>
+            <w:vAlign w:val="center"/>
+          </w:tcPr>
+          <w:p>
+            <w:pPr>
+              <w:spacing w:after="0"/>
+            </w:pPr>
+            <w:r>
+              <w:rPr>
+                <w:rFonts w:ascii="Times New Roman" w:hAnsi="Times New Roman"/>
+                <w:b w:val="0"/>
+                <w:sz w:val="17"/>
+              </w:rPr>
+              <w:t>Unfixed; row order substitutes for real timestamps.</w:t>
+            </w:r>
+          </w:p>
+        </w:tc>
+      </w:tr>
+      <w:tr>
+        <w:trPr>
+          <w:jc w:val="center"/>
+        </w:trPr>
+        <w:tc>
+          <w:tcPr>
+            <w:tcW w:w="3293" w:type="dxa"/>
+            <w:vAlign w:val="center"/>
+          </w:tcPr>
+          <w:p>
+            <w:pPr>
+              <w:spacing w:after="0"/>
+            </w:pPr>
+            <w:r>
+              <w:rPr>
+                <w:rFonts w:ascii="Times New Roman" w:hAnsi="Times New Roman"/>
+                <w:b w:val="0"/>
+                <w:sz w:val="17"/>
+              </w:rPr>
+              <w:t>Binary node labels</w:t>
+            </w:r>
+          </w:p>
+        </w:tc>
+        <w:tc>
+          <w:tcPr>
+            <w:tcW w:w="3293" w:type="dxa"/>
+            <w:vAlign w:val="center"/>
+          </w:tcPr>
+          <w:p>
+            <w:pPr>
+              <w:spacing w:after="0"/>
+            </w:pPr>
+            <w:r>
+              <w:rPr>
+                <w:rFonts w:ascii="Times New Roman" w:hAnsi="Times New Roman"/>
+                <w:b w:val="0"/>
+                <w:sz w:val="17"/>
+              </w:rPr>
+              <w:t>Medium</w:t>
+            </w:r>
+          </w:p>
+        </w:tc>
+        <w:tc>
+          <w:tcPr>
+            <w:tcW w:w="3293" w:type="dxa"/>
+            <w:vAlign w:val="center"/>
+          </w:tcPr>
+          <w:p>
+            <w:pPr>
+              <w:spacing w:after="0"/>
+            </w:pPr>
+            <w:r>
+              <w:rPr>
+                <w:rFonts w:ascii="Times New Roman" w:hAnsi="Times New Roman"/>
+                <w:b w:val="0"/>
+                <w:sz w:val="17"/>
+              </w:rPr>
+              <w:t>Only attack vs. normal is currently evaluated.</w:t>
+            </w:r>
+          </w:p>
+        </w:tc>
+      </w:tr>
+      <w:tr>
+        <w:trPr>
+          <w:jc w:val="center"/>
+        </w:trPr>
+        <w:tc>
+          <w:tcPr>
+            <w:tcW w:w="3293" w:type="dxa"/>
+            <w:vAlign w:val="center"/>
+          </w:tcPr>
+          <w:p>
+            <w:pPr>
+              <w:spacing w:after="0"/>
+            </w:pPr>
+            <w:r>
+              <w:rPr>
+                <w:rFonts w:ascii="Times New Roman" w:hAnsi="Times New Roman"/>
+                <w:b w:val="0"/>
+                <w:sz w:val="17"/>
+              </w:rPr>
+              <w:t>Per-attack-category evaluation</w:t>
+            </w:r>
+          </w:p>
+        </w:tc>
+        <w:tc>
+          <w:tcPr>
+            <w:tcW w:w="3293" w:type="dxa"/>
+            <w:vAlign w:val="center"/>
+          </w:tcPr>
+          <w:p>
+            <w:pPr>
+              <w:spacing w:after="0"/>
+            </w:pPr>
+            <w:r>
+              <w:rPr>
+                <w:rFonts w:ascii="Times New Roman" w:hAnsi="Times New Roman"/>
+                <w:b w:val="0"/>
+                <w:sz w:val="17"/>
+              </w:rPr>
+              <w:t>Medium</w:t>
+            </w:r>
+          </w:p>
+        </w:tc>
+        <w:tc>
+          <w:tcPr>
+            <w:tcW w:w="3293" w:type="dxa"/>
+            <w:vAlign w:val="center"/>
+          </w:tcPr>
+          <w:p>
+            <w:pPr>
+              <w:spacing w:after="0"/>
+            </w:pPr>
+            <w:r>
+              <w:rPr>
+                <w:rFonts w:ascii="Times New Roman" w:hAnsi="Times New Roman"/>
+                <w:b w:val="0"/>
+                <w:sz w:val="17"/>
+              </w:rPr>
+              <w:t>Not yet implemented.</w:t>
+            </w:r>
+          </w:p>
+        </w:tc>
+      </w:tr>
+      <w:tr>
+        <w:trPr>
+          <w:jc w:val="center"/>
+        </w:trPr>
+        <w:tc>
+          <w:tcPr>
+            <w:tcW w:w="3293" w:type="dxa"/>
+            <w:vAlign w:val="center"/>
+          </w:tcPr>
+          <w:p>
+            <w:pPr>
+              <w:spacing w:after="0"/>
+            </w:pPr>
+            <w:r>
+              <w:rPr>
+                <w:rFonts w:ascii="Times New Roman" w:hAnsi="Times New Roman"/>
+                <w:b w:val="0"/>
+                <w:sz w:val="17"/>
+              </w:rPr>
+              <w:t>Attention interpretability</w:t>
+            </w:r>
+          </w:p>
+        </w:tc>
+        <w:tc>
+          <w:tcPr>
+            <w:tcW w:w="3293" w:type="dxa"/>
+            <w:vAlign w:val="center"/>
+          </w:tcPr>
+          <w:p>
+            <w:pPr>
+              <w:spacing w:after="0"/>
+            </w:pPr>
+            <w:r>
+              <w:rPr>
+                <w:rFonts w:ascii="Times New Roman" w:hAnsi="Times New Roman"/>
+                <w:b w:val="0"/>
+                <w:sz w:val="17"/>
+              </w:rPr>
+              <w:t>Medium</w:t>
+            </w:r>
+          </w:p>
+        </w:tc>
+        <w:tc>
+          <w:tcPr>
+            <w:tcW w:w="3293" w:type="dxa"/>
+            <w:vAlign w:val="center"/>
+          </w:tcPr>
+          <w:p>
+            <w:pPr>
+              <w:spacing w:after="0"/>
+            </w:pPr>
+            <w:r>
+              <w:rPr>
+                <w:rFonts w:ascii="Times New Roman" w:hAnsi="Times New Roman"/>
+                <w:b w:val="0"/>
+                <w:sz w:val="17"/>
+              </w:rPr>
+              <w:t>No quantitative head/entropy analysis yet.</w:t>
+            </w:r>
+          </w:p>
+        </w:tc>
+      </w:tr>
+      <w:tr>
+        <w:trPr>
+          <w:jc w:val="center"/>
+        </w:trPr>
+        <w:tc>
+          <w:tcPr>
+            <w:tcW w:w="3293" w:type="dxa"/>
+            <w:vAlign w:val="center"/>
+          </w:tcPr>
+          <w:p>
+            <w:pPr>
+              <w:spacing w:after="0"/>
+            </w:pPr>
+            <w:r>
+              <w:rPr>
+                <w:rFonts w:ascii="Times New Roman" w:hAnsi="Times New Roman"/>
+                <w:b w:val="0"/>
+                <w:sz w:val="17"/>
+              </w:rPr>
+              <w:t>Single-dataset evaluation</w:t>
+            </w:r>
+          </w:p>
+        </w:tc>
+        <w:tc>
+          <w:tcPr>
+            <w:tcW w:w="3293" w:type="dxa"/>
+            <w:vAlign w:val="center"/>
+          </w:tcPr>
+          <w:p>
+            <w:pPr>
+              <w:spacing w:after="0"/>
+            </w:pPr>
+            <w:r>
+              <w:rPr>
+                <w:rFonts w:ascii="Times New Roman" w:hAnsi="Times New Roman"/>
+                <w:b w:val="0"/>
+                <w:sz w:val="17"/>
+              </w:rPr>
+              <w:t>Medium</w:t>
+            </w:r>
+          </w:p>
+        </w:tc>
+        <w:tc>
+          <w:tcPr>
+            <w:tcW w:w="3293" w:type="dxa"/>
+            <w:vAlign w:val="center"/>
+          </w:tcPr>
+          <w:p>
+            <w:pPr>
+              <w:spacing w:after="0"/>
+            </w:pPr>
+            <w:r>
+              <w:rPr>
+                <w:rFonts w:ascii="Times New Roman" w:hAnsi="Times New Roman"/>
+                <w:b w:val="0"/>
+                <w:sz w:val="17"/>
+              </w:rPr>
+              <w:t>Generalization beyond UNSW-NB15 remains untested.</w:t>
+            </w:r>
+          </w:p>
+        </w:tc>
+      </w:tr>
+      <w:tr>
+        <w:trPr>
+          <w:jc w:val="center"/>
+        </w:trPr>
+        <w:tc>
+          <w:tcPr>
+            <w:tcW w:w="3293" w:type="dxa"/>
+            <w:vAlign w:val="center"/>
+          </w:tcPr>
+          <w:p>
+            <w:pPr>
+              <w:spacing w:after="0"/>
+            </w:pPr>
+            <w:r>
+              <w:rPr>
+                <w:rFonts w:ascii="Times New Roman" w:hAnsi="Times New Roman"/>
+                <w:b w:val="0"/>
+                <w:sz w:val="17"/>
+              </w:rPr>
+              <w:t>Higher ST-GraphAD variance</w:t>
+            </w:r>
+          </w:p>
+        </w:tc>
+        <w:tc>
+          <w:tcPr>
+            <w:tcW w:w="3293" w:type="dxa"/>
+            <w:vAlign w:val="center"/>
+          </w:tcPr>
+          <w:p>
+            <w:pPr>
+              <w:spacing w:after="0"/>
+            </w:pPr>
+            <w:r>
+              <w:rPr>
+                <w:rFonts w:ascii="Times New Roman" w:hAnsi="Times New Roman"/>
+                <w:b w:val="0"/>
+                <w:sz w:val="17"/>
+              </w:rPr>
+              <w:t>Medium</w:t>
+            </w:r>
+          </w:p>
+        </w:tc>
+        <w:tc>
+          <w:tcPr>
+            <w:tcW w:w="3293" w:type="dxa"/>
+            <w:vAlign w:val="center"/>
+          </w:tcPr>
+          <w:p>
+            <w:pPr>
+              <w:spacing w:after="0"/>
+            </w:pPr>
+            <w:r>
+              <w:rPr>
+                <w:rFonts w:ascii="Times New Roman" w:hAnsi="Times New Roman"/>
+                <w:b w:val="0"/>
+                <w:sz w:val="17"/>
+              </w:rPr>
+              <w:t>Five-seed evaluation shows AUC std 0.078 vs 0.030 for GCN.</w:t>
+            </w:r>
+          </w:p>
+        </w:tc>
+      </w:tr>
+    </w:tbl>
+    <w:p>
+      <w:pPr>
+        <w:pStyle w:val="164"/>
+        <w:jc w:val="center"/>
+      </w:pPr>
+      <w:r>
+        <w:t>Table 10. Remaining methodological limitations.</w:t>
+      </w:r>
+    </w:p>
+    <w:p>
+      <w:pPr>
+        <w:spacing w:after="0"/>
+      </w:pPr>
+    </w:p>
+    <w:p>
+      <w:r>
+        <w:t>The corrected protocol removes the earlier use of the official test set for early stopping and fits preprocessing on training flows only. The printed implementation sanity checks may still report overlapping node identifiers across partitions. Such overlap is not, by itself, proof of flow-level leakage because the same pseudo-node type can occur in multiple partitions; however, the code should make this distinction explicit by testing flow/index disjointness separately from node-identifier overlap before final release.</w:t>
+      </w:r>
+    </w:p>
+    <w:p>
+      <w:pPr>
+        <w:pStyle w:val="2"/>
+      </w:pPr>
+      <w:r>
+        <w:t>9. Reproducibility and Study Status</w:t>
+      </w:r>
+    </w:p>
+    <w:p>
+      <w:r>
+        <w:t>The corrected experiment uses the public UNSW-NB15 train/test CSVs, an 85/15 stratified split of the training CSV, training-only preprocessing, node-level validation AUC for model selection, and five random seeds for the headline aggregate results. The complete protocol is specified in this paper so that an independent implementation can reproduce the reported configuration.</w:t>
+      </w:r>
+    </w:p>
+    <w:p>
+      <w:r>
+        <w:t>The current implementation does not yet include per-attack-category node-level evaluation or a statistically powered ablation study. These omissions are stated explicitly rather than represented by placeholder values. In particular, the earlier aspirational 0.91/0.88 results are not used as the principal result of the corrected study.</w:t>
+      </w:r>
+    </w:p>
+    <w:p>
+      <w:pPr>
+        <w:pStyle w:val="2"/>
+      </w:pPr>
+      <w:r>
+        <w:t>10. Conclusion and Future Work</w:t>
+      </w:r>
+    </w:p>
+    <w:p>
+      <w:r>
+        <w:t>This work introduced ST-GraphAD, a spatio-temporal graph neural network for node-level network intrusion detection on UNSW-NB15. The corrected experimental protocol replaces the earlier graph-level validation signal with node-level validation AUC, reserves the official test set for final evaluation, and fits preprocessing transformations only on training data. Under five-seed evaluation, ST-GraphAD reaches 0.657 ± 0.078 AUC-ROC and 0.858 ± 0.021 F1, compared with 0.612 ± 0.030 AUC and 0.836 ± 0.013 F1 for the static GCN baseline. The mean AUC advantage is 0.045 absolute, but the larger variance of ST-GraphAD indicates that the effect is not yet a stable universal estimate.</w:t>
+      </w:r>
+    </w:p>
+    <w:p>
+      <w:r>
+        <w:t>The most important next steps are to replace pseudo-nodes with real IP/port entities when packet captures are available, use real timestamps or continuous-time temporal GNNs, evaluate all nine attack categories, quantify attention behavior, and add statistically controlled temporal baselines and ablations.</w:t>
+      </w:r>
+    </w:p>
+    <w:p>
+      <w:pPr>
+        <w:pStyle w:val="2"/>
+      </w:pPr>
+      <w:r>
+        <w:t>References</w:t>
+      </w:r>
+    </w:p>
+    <w:p>
+      <w:pPr>
+        <w:pStyle w:val="165"/>
+      </w:pPr>
+      <w:r>
+        <w:t>[1] N. Moustafa and J. Slay, “UNSW-NB15: A comprehensive data set for network intrusion detection systems,” Military Communications and Information Systems Conference (MilCIS), 2015.</w:t>
+      </w:r>
+    </w:p>
+    <w:p>
+      <w:pPr>
+        <w:pStyle w:val="165"/>
+      </w:pPr>
+      <w:r>
+        <w:t>[2] T. N. Kipf and M. Welling, “Semi-Supervised Classification with Graph Convolutional Networks,” International Conference on Learning Representations (ICLR), 2017.</w:t>
+      </w:r>
+    </w:p>
+    <w:p>
+      <w:pPr>
+        <w:pStyle w:val="165"/>
+      </w:pPr>
+      <w:r>
+        <w:t>[3] P. Veličković et al., “Graph Attention Networks,” ICLR, 2018.</w:t>
+      </w:r>
+    </w:p>
+    <w:p>
+      <w:pPr>
+        <w:pStyle w:val="165"/>
+      </w:pPr>
+      <w:r>
+        <w:t>[4] W. Hamilton, Z. Ying, and J. Leskovec, “Inductive Representation Learning on Large Graphs,” Advances in Neural Information Processing Systems (NeurIPS), 2017.</w:t>
+      </w:r>
+    </w:p>
+    <w:p>
+      <w:pPr>
+        <w:pStyle w:val="165"/>
+      </w:pPr>
+      <w:r>
+        <w:t>[5] A. Vaswani et al., “Attention Is All You Need,” NeurIPS, 2017.</w:t>
+      </w:r>
+    </w:p>
+    <w:p>
+      <w:pPr>
+        <w:pStyle w:val="165"/>
+      </w:pPr>
+      <w:r>
+        <w:t>[6] D. Xu et al., “Inductive Representation Learning on Temporal Graphs,” ICLR, 2020.</w:t>
+      </w:r>
+    </w:p>
+    <w:p>
+      <w:pPr>
+        <w:pStyle w:val="165"/>
+      </w:pPr>
+      <w:r>
+        <w:t>[7] E. Rossi et al., “Temporal Graph Networks for Deep Learning on Dynamic Graphs,” ICML Workshop, 2020.</w:t>
+      </w:r>
+    </w:p>
+    <w:p>
+      <w:pPr>
+        <w:pStyle w:val="165"/>
+      </w:pPr>
+      <w:r>
+        <w:t>[8] Y. Zhang et al., “Botnet Detection Based on Graph Convolutional Networks,” IEEE Access, 2019.</w:t>
+      </w:r>
+    </w:p>
+    <w:p>
+      <w:pPr>
+        <w:pStyle w:val="165"/>
+      </w:pPr>
+      <w:r>
+        <w:t>[9] S. M. Milajerdi et al., “HOLMES: Real-Time APT Detection through Correlation of Suspicious Information Flows,” IEEE Symposium on Security and Privacy, 2019.</w:t>
+      </w:r>
+    </w:p>
+    <w:p>
+      <w:pPr>
+        <w:pStyle w:val="165"/>
+      </w:pPr>
+      <w:r>
+        <w:t>[10] T.-Y. Lin et al., “Focal Loss for Dense Object Detection,” ICCV, 2017.</w:t>
+      </w:r>
+    </w:p>
+    <w:p>
+      <w:pPr>
+        <w:pStyle w:val="2"/>
+      </w:pPr>
+      <w:r>
+        <w:t>Appendix A. Architecture Summary</w:t>
+      </w:r>
+    </w:p>
+    <w:p>
+      <w:r>
+        <w:t>The forward path is: five graph snapshots → shared three-layer GCN → five sets of 128-dimensional node embeddings → padding and temporal positional encoding → two-layer, four-head self-attention → final-window node embeddings → node-level and graph-level classification heads.</w:t>
+      </w:r>
+    </w:p>
+    <w:p>
+      <w:pPr>
+        <w:pStyle w:val="2"/>
+      </w:pPr>
+      <w:r>
+        <w:t>Appendix B. Graph Construction Pseudocode</w:t>
+      </w:r>
+    </w:p>
+    <w:p>
+      <w:r>
+        <w:rPr>
+          <w:rFonts w:ascii="Courier New" w:hAnsi="Courier New"/>
+          <w:sz w:val="17"/>
+        </w:rPr>
+        <w:t>def construct_graphs(csv, window_size=1000):</w:t>
+      </w:r>
+      <w:r>
+        <w:rPr>
+          <w:rFonts w:ascii="Courier New" w:hAnsi="Courier New"/>
+          <w:sz w:val="17"/>
+        </w:rPr>
+        <w:br w:type="textWrapping"/>
+      </w:r>
+      <w:r>
+        <w:rPr>
+          <w:rFonts w:ascii="Courier New" w:hAnsi="Courier New"/>
+          <w:sz w:val="17"/>
+        </w:rPr>
+        <w:t xml:space="preserve">    df = read_csv(csv)</w:t>
+      </w:r>
+      <w:r>
+        <w:rPr>
+          <w:rFonts w:ascii="Courier New" w:hAnsi="Courier New"/>
+          <w:sz w:val="17"/>
+        </w:rPr>
+        <w:br w:type="textWrapping"/>
+      </w:r>
+      <w:r>
+        <w:rPr>
+          <w:rFonts w:ascii="Courier New" w:hAnsi="Courier New"/>
+          <w:sz w:val="17"/>
+        </w:rPr>
+        <w:br w:type="textWrapping"/>
+      </w:r>
+      <w:r>
+        <w:rPr>
+          <w:rFonts w:ascii="Courier New" w:hAnsi="Courier New"/>
+          <w:sz w:val="17"/>
+        </w:rPr>
+        <w:t xml:space="preserve">    # Fit categorical encoders/scaler on TRAINING DATA ONLY.</w:t>
+      </w:r>
+      <w:r>
+        <w:rPr>
+          <w:rFonts w:ascii="Courier New" w:hAnsi="Courier New"/>
+          <w:sz w:val="17"/>
+        </w:rPr>
+        <w:br w:type="textWrapping"/>
+      </w:r>
+      <w:r>
+        <w:rPr>
+          <w:rFonts w:ascii="Courier New" w:hAnsi="Courier New"/>
+          <w:sz w:val="17"/>
+        </w:rPr>
+        <w:t xml:space="preserve">    df = encode_and_scale(df)</w:t>
+      </w:r>
+      <w:r>
+        <w:rPr>
+          <w:rFonts w:ascii="Courier New" w:hAnsi="Courier New"/>
+          <w:sz w:val="17"/>
+        </w:rPr>
+        <w:br w:type="textWrapping"/>
+      </w:r>
+      <w:r>
+        <w:rPr>
+          <w:rFonts w:ascii="Courier New" w:hAnsi="Courier New"/>
+          <w:sz w:val="17"/>
+        </w:rPr>
+        <w:br w:type="textWrapping"/>
+      </w:r>
+      <w:r>
+        <w:rPr>
+          <w:rFonts w:ascii="Courier New" w:hAnsi="Courier New"/>
+          <w:sz w:val="17"/>
+        </w:rPr>
+        <w:t xml:space="preserve">    df["src_node"] = df["proto"] + "_" + df["service"] + "_src"</w:t>
+      </w:r>
+      <w:r>
+        <w:rPr>
+          <w:rFonts w:ascii="Courier New" w:hAnsi="Courier New"/>
+          <w:sz w:val="17"/>
+        </w:rPr>
+        <w:br w:type="textWrapping"/>
+      </w:r>
+      <w:r>
+        <w:rPr>
+          <w:rFonts w:ascii="Courier New" w:hAnsi="Courier New"/>
+          <w:sz w:val="17"/>
+        </w:rPr>
+        <w:t xml:space="preserve">    df["dst_node"] = df["state"] + "_" + df["service"] + "_dst"</w:t>
+      </w:r>
+      <w:r>
+        <w:rPr>
+          <w:rFonts w:ascii="Courier New" w:hAnsi="Courier New"/>
+          <w:sz w:val="17"/>
+        </w:rPr>
+        <w:br w:type="textWrapping"/>
+      </w:r>
+      <w:r>
+        <w:rPr>
+          <w:rFonts w:ascii="Courier New" w:hAnsi="Courier New"/>
+          <w:sz w:val="17"/>
+        </w:rPr>
+        <w:br w:type="textWrapping"/>
+      </w:r>
+      <w:r>
+        <w:rPr>
+          <w:rFonts w:ascii="Courier New" w:hAnsi="Courier New"/>
+          <w:sz w:val="17"/>
+        </w:rPr>
+        <w:t xml:space="preserve">    df["window_id"] = df.index // window_size</w:t>
+      </w:r>
+      <w:r>
+        <w:rPr>
+          <w:rFonts w:ascii="Courier New" w:hAnsi="Courier New"/>
+          <w:sz w:val="17"/>
+        </w:rPr>
+        <w:br w:type="textWrapping"/>
+      </w:r>
+      <w:r>
+        <w:rPr>
+          <w:rFonts w:ascii="Courier New" w:hAnsi="Courier New"/>
+          <w:sz w:val="17"/>
+        </w:rPr>
+        <w:br w:type="textWrapping"/>
+      </w:r>
+      <w:r>
+        <w:rPr>
+          <w:rFonts w:ascii="Courier New" w:hAnsi="Courier New"/>
+          <w:sz w:val="17"/>
+        </w:rPr>
+        <w:t xml:space="preserve">    graphs = []</w:t>
+      </w:r>
+      <w:r>
+        <w:rPr>
+          <w:rFonts w:ascii="Courier New" w:hAnsi="Courier New"/>
+          <w:sz w:val="17"/>
+        </w:rPr>
+        <w:br w:type="textWrapping"/>
+      </w:r>
+      <w:r>
+        <w:rPr>
+          <w:rFonts w:ascii="Courier New" w:hAnsi="Courier New"/>
+          <w:sz w:val="17"/>
+        </w:rPr>
+        <w:t xml:space="preserve">    for _, wdf in df.groupby("window_id"):</w:t>
+      </w:r>
+      <w:r>
+        <w:rPr>
+          <w:rFonts w:ascii="Courier New" w:hAnsi="Courier New"/>
+          <w:sz w:val="17"/>
+        </w:rPr>
+        <w:br w:type="textWrapping"/>
+      </w:r>
+      <w:r>
+        <w:rPr>
+          <w:rFonts w:ascii="Courier New" w:hAnsi="Courier New"/>
+          <w:sz w:val="17"/>
+        </w:rPr>
+        <w:t xml:space="preserve">        if len(wdf) &lt; 10:</w:t>
+      </w:r>
+      <w:r>
+        <w:rPr>
+          <w:rFonts w:ascii="Courier New" w:hAnsi="Courier New"/>
+          <w:sz w:val="17"/>
+        </w:rPr>
+        <w:br w:type="textWrapping"/>
+      </w:r>
+      <w:r>
+        <w:rPr>
+          <w:rFonts w:ascii="Courier New" w:hAnsi="Courier New"/>
+          <w:sz w:val="17"/>
+        </w:rPr>
+        <w:t xml:space="preserve">            continue</w:t>
+      </w:r>
+      <w:r>
+        <w:rPr>
+          <w:rFonts w:ascii="Courier New" w:hAnsi="Courier New"/>
+          <w:sz w:val="17"/>
+        </w:rPr>
+        <w:br w:type="textWrapping"/>
+      </w:r>
+      <w:r>
+        <w:rPr>
+          <w:rFonts w:ascii="Courier New" w:hAnsi="Courier New"/>
+          <w:sz w:val="17"/>
+        </w:rPr>
+        <w:br w:type="textWrapping"/>
+      </w:r>
+      <w:r>
+        <w:rPr>
+          <w:rFonts w:ascii="Courier New" w:hAnsi="Courier New"/>
+          <w:sz w:val="17"/>
+        </w:rPr>
+        <w:t xml:space="preserve">        node_features = aggregate_node_statistics(wdf)</w:t>
+      </w:r>
+      <w:r>
+        <w:rPr>
+          <w:rFonts w:ascii="Courier New" w:hAnsi="Courier New"/>
+          <w:sz w:val="17"/>
+        </w:rPr>
+        <w:br w:type="textWrapping"/>
+      </w:r>
+      <w:r>
+        <w:rPr>
+          <w:rFonts w:ascii="Courier New" w:hAnsi="Courier New"/>
+          <w:sz w:val="17"/>
+        </w:rPr>
+        <w:t xml:space="preserve">        node_labels = aggregate_binary_labels(wdf)</w:t>
+      </w:r>
+      <w:r>
+        <w:rPr>
+          <w:rFonts w:ascii="Courier New" w:hAnsi="Courier New"/>
+          <w:sz w:val="17"/>
+        </w:rPr>
+        <w:br w:type="textWrapping"/>
+      </w:r>
+      <w:r>
+        <w:rPr>
+          <w:rFonts w:ascii="Courier New" w:hAnsi="Courier New"/>
+          <w:sz w:val="17"/>
+        </w:rPr>
+        <w:t xml:space="preserve">        edge_index = build_directed_edges(wdf)</w:t>
+      </w:r>
+      <w:r>
+        <w:rPr>
+          <w:rFonts w:ascii="Courier New" w:hAnsi="Courier New"/>
+          <w:sz w:val="17"/>
+        </w:rPr>
+        <w:br w:type="textWrapping"/>
+      </w:r>
+      <w:r>
+        <w:rPr>
+          <w:rFonts w:ascii="Courier New" w:hAnsi="Courier New"/>
+          <w:sz w:val="17"/>
+        </w:rPr>
+        <w:br w:type="textWrapping"/>
+      </w:r>
+      <w:r>
+        <w:rPr>
+          <w:rFonts w:ascii="Courier New" w:hAnsi="Courier New"/>
+          <w:sz w:val="17"/>
+        </w:rPr>
+        <w:t xml:space="preserve">        graphs.append(</w:t>
+      </w:r>
+      <w:r>
+        <w:rPr>
+          <w:rFonts w:ascii="Courier New" w:hAnsi="Courier New"/>
+          <w:sz w:val="17"/>
+        </w:rPr>
+        <w:br w:type="textWrapping"/>
+      </w:r>
+      <w:r>
+        <w:rPr>
+          <w:rFonts w:ascii="Courier New" w:hAnsi="Courier New"/>
+          <w:sz w:val="17"/>
+        </w:rPr>
+        <w:t xml:space="preserve">            Data(x=node_features,</w:t>
+      </w:r>
+      <w:r>
+        <w:rPr>
+          <w:rFonts w:ascii="Courier New" w:hAnsi="Courier New"/>
+          <w:sz w:val="17"/>
+        </w:rPr>
+        <w:br w:type="textWrapping"/>
+      </w:r>
+      <w:r>
+        <w:rPr>
+          <w:rFonts w:ascii="Courier New" w:hAnsi="Courier New"/>
+          <w:sz w:val="17"/>
+        </w:rPr>
+        <w:t xml:space="preserve">                 edge_index=edge_index,</w:t>
+      </w:r>
+      <w:r>
+        <w:rPr>
+          <w:rFonts w:ascii="Courier New" w:hAnsi="Courier New"/>
+          <w:sz w:val="17"/>
+        </w:rPr>
+        <w:br w:type="textWrapping"/>
+      </w:r>
+      <w:r>
+        <w:rPr>
+          <w:rFonts w:ascii="Courier New" w:hAnsi="Courier New"/>
+          <w:sz w:val="17"/>
+        </w:rPr>
+        <w:t xml:space="preserve">                 y=node_labels)</w:t>
+      </w:r>
+      <w:r>
+        <w:rPr>
+          <w:rFonts w:ascii="Courier New" w:hAnsi="Courier New"/>
+          <w:sz w:val="17"/>
+        </w:rPr>
+        <w:br w:type="textWrapping"/>
+      </w:r>
+      <w:r>
+        <w:rPr>
+          <w:rFonts w:ascii="Courier New" w:hAnsi="Courier New"/>
+          <w:sz w:val="17"/>
+        </w:rPr>
+        <w:t xml:space="preserve">        )</w:t>
+      </w:r>
+      <w:r>
+        <w:rPr>
+          <w:rFonts w:ascii="Courier New" w:hAnsi="Courier New"/>
+          <w:sz w:val="17"/>
+        </w:rPr>
+        <w:br w:type="textWrapping"/>
+      </w:r>
+      <w:r>
+        <w:rPr>
+          <w:rFonts w:ascii="Courier New" w:hAnsi="Courier New"/>
+          <w:sz w:val="17"/>
+        </w:rPr>
+        <w:br w:type="textWrapping"/>
+      </w:r>
+      <w:r>
+        <w:rPr>
+          <w:rFonts w:ascii="Courier New" w:hAnsi="Courier New"/>
+          <w:sz w:val="17"/>
+        </w:rPr>
+        <w:t xml:space="preserve">    return graphs</w:t>
+      </w:r>
+      <w:r>
+        <w:rPr>
+          <w:rFonts w:ascii="Courier New" w:hAnsi="Courier New"/>
+          <w:sz w:val="17"/>
+        </w:rPr>
+        <w:br w:type="textWrapping"/>
+      </w:r>
+    </w:p>
+    <w:p>
+      <w:pPr>
+        <w:pStyle w:val="2"/>
+      </w:pPr>
+      <w:r>
+        <w:t>Appendix C. Experimental Result Figure</w:t>
+      </w:r>
+    </w:p>
+    <w:p>
+      <w:r>
+        <w:t>The following figure is the supplied corrected-run result and is retained as an experimental record. The paper's headline numerical results should always be taken from the saved evaluation output rather than from visual estimation of plotted curves.</w:t>
+      </w:r>
+    </w:p>
+    <w:p>
+      <w:pPr>
+        <w:jc w:val="center"/>
+      </w:pPr>
+      <w:r>
+        <w:drawing>
+          <wp:inline distT="0" distB="0" distL="114300" distR="114300">
+            <wp:extent cx="6035040" cy="3337560"/>
+            <wp:effectExtent l="0" t="0" r="10160" b="15240"/>
+            <wp:docPr id="2" name="Picture 2"/>
+            <wp:cNvGraphicFramePr>
+              <a:graphicFrameLocks xmlns:a="http://schemas.openxmlformats.org/drawingml/2006/main" noChangeAspect="1"/>
+            </wp:cNvGraphicFramePr>
+            <a:graphic xmlns:a="http://schemas.openxmlformats.org/drawingml/2006/main">
+              <a:graphicData uri="http://schemas.openxmlformats.org/drawingml/2006/picture">
+                <pic:pic xmlns:pic="http://schemas.openxmlformats.org/drawingml/2006/picture">
+                  <pic:nvPicPr>
+                    <pic:cNvPr id="2" name="Picture 2"/>
+                    <pic:cNvPicPr>
+                      <a:picLocks noChangeAspect="1"/>
+                    </pic:cNvPicPr>
+                  </pic:nvPicPr>
+                  <pic:blipFill>
+                    <a:blip r:embed="rId6"/>
+                    <a:stretch>
+                      <a:fillRect/>
+                    </a:stretch>
+                  </pic:blipFill>
+                  <pic:spPr>
+                    <a:xfrm>
+                      <a:off x="0" y="0"/>
+                      <a:ext cx="6035040" cy="3337815"/>
+                    </a:xfrm>
+                    <a:prstGeom prst="rect">
+                      <a:avLst/>
+                    </a:prstGeom>
+                  </pic:spPr>
+                </pic:pic>
+              </a:graphicData>
+            </a:graphic>
+          </wp:inline>
+        </w:drawing>
+      </w:r>
+    </w:p>
+    <w:p>
+      <w:pPr>
+        <w:pStyle w:val="164"/>
+        <w:jc w:val="center"/>
+      </w:pPr>
+      <w:r>
+        <w:t>Figure C1. Corrected-run training loss, validation node metrics, and ST-GNN test confusion matrix.</w:t>
       </w:r>
     </w:p>
     <w:sectPr>
       <w:pgSz w:w="12240" w:h="15840"/>
-      <w:pgMar w:top="1080" w:right="1224" w:bottom="1080" w:left="1224" w:header="720" w:footer="720" w:gutter="0"/>
+      <w:pgMar w:top="1037" w:right="1181" w:bottom="1037" w:left="1181" w:header="720" w:footer="720" w:gutter="0"/>
       <w:cols w:space="720" w:num="1"/>
       <w:docGrid w:linePitch="360" w:charSpace="0"/>
     </w:sectPr>
@@ -4008,7 +5101,7 @@
   <w:footnote w:type="separator" w:id="0">
     <w:p>
       <w:pPr>
-        <w:spacing w:before="0" w:after="0" w:line="276" w:lineRule="auto"/>
+        <w:spacing w:before="0" w:after="0" w:line="252" w:lineRule="auto"/>
       </w:pPr>
       <w:r>
         <w:separator/>
@@ -4018,7 +5111,7 @@
   <w:footnote w:type="continuationSeparator" w:id="1">
     <w:p>
       <w:pPr>
-        <w:spacing w:before="0" w:after="0" w:line="276" w:lineRule="auto"/>
+        <w:spacing w:before="0" w:after="0" w:line="252" w:lineRule="auto"/>
       </w:pPr>
       <w:r>
         <w:continuationSeparator/>
@@ -4437,7 +5530,7 @@
     <w:qFormat/>
     <w:uiPriority w:val="0"/>
     <w:pPr>
-      <w:spacing w:after="200" w:line="276" w:lineRule="auto"/>
+      <w:spacing w:after="100" w:line="252" w:lineRule="auto"/>
     </w:pPr>
     <w:rPr>
       <w:rFonts w:ascii="Times New Roman" w:hAnsi="Times New Roman" w:eastAsiaTheme="minorEastAsia" w:cstheme="minorBidi"/>
@@ -4487,7 +5580,7 @@
       <w:b/>
       <w:bCs/>
       <w:color w:val="4F81BD" w:themeColor="accent1"/>
-      <w:sz w:val="24"/>
+      <w:sz w:val="23"/>
       <w:szCs w:val="26"/>
       <w14:textFill>
         <w14:solidFill>
@@ -4515,7 +5608,7 @@
       <w:b/>
       <w:bCs/>
       <w:color w:val="4F81BD" w:themeColor="accent1"/>
-      <w:sz w:val="22"/>
+      <w:sz w:val="21"/>
       <w14:textFill>
         <w14:solidFill>
           <w14:schemeClr w14:val="accent1"/>
@@ -5039,7 +6132,7 @@
       <w:color w:val="17375E" w:themeColor="text2" w:themeShade="BF"/>
       <w:spacing w:val="5"/>
       <w:kern w:val="28"/>
-      <w:sz w:val="36"/>
+      <w:sz w:val="38"/>
       <w:szCs w:val="52"/>
     </w:rPr>
   </w:style>
@@ -16882,14 +17975,28 @@
     </w:pPr>
   </w:style>
   <w:style w:type="paragraph" w:customStyle="1" w:styleId="164">
-    <w:name w:val="CaptionCustom"/>
+    <w:name w:val="PaperCaption"/>
     <w:uiPriority w:val="0"/>
     <w:pPr>
-      <w:spacing w:after="120" w:line="276" w:lineRule="auto"/>
+      <w:spacing w:after="100" w:line="276" w:lineRule="auto"/>
     </w:pPr>
     <w:rPr>
       <w:rFonts w:ascii="Times New Roman" w:hAnsi="Times New Roman" w:eastAsiaTheme="minorEastAsia" w:cstheme="minorBidi"/>
       <w:i/>
+      <w:sz w:val="18"/>
+      <w:szCs w:val="22"/>
+      <w:lang w:val="en-US" w:eastAsia="en-US" w:bidi="ar-SA"/>
+    </w:rPr>
+  </w:style>
+  <w:style w:type="paragraph" w:customStyle="1" w:styleId="165">
+    <w:name w:val="Reference"/>
+    <w:uiPriority w:val="0"/>
+    <w:pPr>
+      <w:spacing w:after="60" w:line="276" w:lineRule="auto"/>
+      <w:ind w:left="317" w:hanging="317"/>
+    </w:pPr>
+    <w:rPr>
+      <w:rFonts w:ascii="Times New Roman" w:hAnsi="Times New Roman" w:eastAsiaTheme="minorEastAsia" w:cstheme="minorBidi"/>
       <w:sz w:val="18"/>
       <w:szCs w:val="22"/>
       <w:lang w:val="en-US" w:eastAsia="en-US" w:bidi="ar-SA"/>
@@ -17218,7 +18325,7 @@
 </file>
 
 <file path=customXml/item1.xml><?xml version="1.0" encoding="utf-8"?>
-<b:Sources xmlns:b="http://schemas.openxmlformats.org/officeDocument/2006/bibliography" xmlns="http://schemas.openxmlformats.org/officeDocument/2006/bibliography" SelectedStyle="/APA.XSL" StyleName="APA"/>
+<b:Sources xmlns="http://schemas.openxmlformats.org/officeDocument/2006/bibliography" xmlns:b="http://schemas.openxmlformats.org/officeDocument/2006/bibliography" StyleName="APA" SelectedStyle="/APA.XSL"/>
 </file>
 
 <file path=customXml/itemProps1.xml><?xml version="1.0" encoding="utf-8"?>

--- a/ST-GraphAD_Manuscript.docx
+++ b/ST-GraphAD_Manuscript.docx
@@ -4,11 +4,12 @@
   <w:body>
     <w:p>
       <w:pPr>
-        <w:spacing w:after="160"/>
+        <w:spacing w:before="1300"/>
         <w:jc w:val="center"/>
       </w:pPr>
       <w:r>
         <w:rPr>
+          <w:rFonts w:ascii="Times New Roman" w:hAnsi="Times New Roman"/>
           <w:b/>
           <w:sz w:val="38"/>
         </w:rPr>
@@ -16,6 +17,7 @@
       </w:r>
       <w:r>
         <w:rPr>
+          <w:rFonts w:ascii="Times New Roman" w:hAnsi="Times New Roman"/>
           <w:b/>
           <w:sz w:val="38"/>
         </w:rPr>
@@ -23,6 +25,7 @@
       </w:r>
       <w:r>
         <w:rPr>
+          <w:rFonts w:ascii="Times New Roman" w:hAnsi="Times New Roman"/>
           <w:b/>
           <w:sz w:val="38"/>
         </w:rPr>
@@ -31,7 +34,7 @@
     </w:p>
     <w:p>
       <w:pPr>
-        <w:spacing w:after="40"/>
+        <w:spacing w:before="300"/>
         <w:jc w:val="center"/>
       </w:pPr>
       <w:r>
@@ -44,26 +47,23 @@
     </w:p>
     <w:p>
       <w:pPr>
-        <w:spacing w:after="240"/>
         <w:jc w:val="center"/>
       </w:pPr>
       <w:r>
-        <w:rPr>
-          <w:sz w:val="20"/>
-        </w:rPr>
         <w:t>Independent Researcher</w:t>
       </w:r>
       <w:r>
-        <w:rPr>
-          <w:sz w:val="20"/>
-        </w:rPr>
         <w:br w:type="textWrapping"/>
       </w:r>
       <w:r>
-        <w:rPr>
-          <w:sz w:val="20"/>
-        </w:rPr>
         <w:t>mrayanbhaumik@gmail.com  |  connect@ayanbhaumik.in</w:t>
+      </w:r>
+    </w:p>
+    <w:p>
+      <w:bookmarkStart w:id="0" w:name="_GoBack"/>
+      <w:bookmarkEnd w:id="0"/>
+      <w:r>
+        <w:br w:type="page"/>
       </w:r>
     </w:p>
     <w:p>
@@ -75,13 +75,11 @@
       </w:r>
     </w:p>
     <w:p>
+      <w:pPr>
+        <w:jc w:val="both"/>
+      </w:pPr>
       <w:r>
-        <w:t>Network intrusion detection systems must identify malicious behavior that is distributed across communicating entities and evolves over time. Conventional flow-based approaches generally treat individual records as independent samples, while static graph neural networks capture relational structure without explicitly modeling temporal evolution. This paper presents ST-GraphAD, a spatio-temporal graph neural network for node-level intrusion detection on the UNSW-NB15 benchmark. Network flows are converted into dynamic attributed graph snapshots using an explicit pseudo-node construction based on protocol, service, and connection-state information, because the commonly distributed CSV representation does not expose source/destination IP addresses. A shared three-layer graph convolutional network produc</w:t>
-      </w:r>
-      <w:bookmarkStart w:id="0" w:name="_GoBack"/>
-      <w:bookmarkEnd w:id="0"/>
-      <w:r>
-        <w:t>es spatial node embeddings for each snapshot; a two-layer, four-head temporal self-attention module with positional encoding then models dependencies across five consecutive snapshots. Node-level validation AUC-ROC is used for model selection and early stopping, avoiding the degenerate graph-level signal induced by majority-vote graph labels. With an 85/15 train/validation split of the official training CSV, an untouched official test set, training-only preprocessing, and five-seed evaluation, ST-GraphAD achieves a mean node-level AUC-ROC of 0.657 ± 0.078 and F1-score of 0.858 ± 0.021, compared with 0.612 ± 0.030 AUC and 0.836 ± 0.013 F1 for a static GCN baseline. The mean AUC improvement is 0.045 absolute, although the proposed model exhibits greater run-to-run variance. Graph-level metrics remain uninformative under the present majority-vote labeling scheme. The study reports computational cost, documents the remaining limitations, and provides a reproducible experimental specification.</w:t>
+        <w:t>Network intrusion detection systems must identify malicious behavior whose evidence may be distributed across communicating entities and evolve over time. Conventional flow-based methods commonly treat network records as independent samples, while static graph neural networks model relational structure without explicitly encoding temporal evolution. We present ST-GraphAD, a spatio-temporal graph neural network for node-level intrusion detection on UNSW-NB15. Because the commonly distributed CSV release does not expose explicit source and destination IP addresses, flows are converted into dynamic attributed graphs using documented pseudo-node identifiers derived from protocol, service, and role information. A shared three-layer graph convolutional network encodes the spatial structure of each graph snapshot, and a two-layer, four-head temporal self-attention module models dependencies across sequences of five snapshots. Model selection and early stopping use node-level validation AUC-ROC rather than the degenerate graph-level metric. Under the corrected protocol, the official training CSV is split 85/15 into training and validation partitions, preprocessing transformations are fitted on the training partition only, and the official test CSV is held out for final evaluation. Across five random seeds, ST-GraphAD achieves 0.657 ± 0.078 node-level AUC-ROC and 0.858 ± 0.021 F1-score, compared with 0.612 ± 0.030 AUC and 0.836 ± 0.013 F1 for a static GCN baseline. The mean AUC advantage is 0.045 absolute, while the recall advantage is 0.050 absolute. ST-GraphAD exhibits higher run-to-run variance, so the observed improvement is not presented as statistically established. Graph-level evaluation remains degenerate under majority-vote labeling and is therefore treated only as a diagnostic. The paper documents the graph-construction approximation, experimental protocol, computational cost, and remaining limitations.</w:t>
       </w:r>
     </w:p>
     <w:p>
@@ -89,10 +87,10 @@
         <w:rPr>
           <w:b/>
         </w:rPr>
-        <w:t xml:space="preserve">Keywords: </w:t>
+        <w:t>Index Terms—</w:t>
       </w:r>
       <w:r>
-        <w:t>network intrusion detection; graph neural networks; spatio-temporal modeling; temporal attention; UNSW-NB15; node classification</w:t>
+        <w:t xml:space="preserve"> network intrusion detection; graph neural networks; spatio-temporal modeling; temporal attention; UNSW-NB15; node-level anomaly detection.</w:t>
       </w:r>
     </w:p>
     <w:p>
@@ -112,8 +110,19 @@
       </w:r>
     </w:p>
     <w:p>
+      <w:pPr>
+        <w:jc w:val="both"/>
+      </w:pPr>
       <w:r>
-        <w:t>Network intrusion detection is a central cybersecurity task because modern attacks can involve multiple stages and multiple entities. Reconnaissance, exploitation, lateral movement, command-and-control activity, and data exfiltration can leave related traces across time rather than producing a single, isolated anomalous flow. Signature-based systems remain effective for known patterns, while anomaly-based machine-learning methods extend coverage to previously unseen behavior. Nevertheless, a large class of NIDS pipelines still represents traffic as independent feature vectors and therefore underutilizes the relational structure of communications.</w:t>
+        <w:t>Network intrusion detection remains a foundational cybersecurity capability. Attack campaigns can unfold through multiple stages, including reconnaissance, exploitation, lateral movement, command-and-control, and exfiltration. These stages may leave related traces in the communication structure of a network as well as in successive traffic observations. A model that evaluates only isolated flow vectors therefore discards potentially informative context.</w:t>
+      </w:r>
+    </w:p>
+    <w:p>
+      <w:pPr>
+        <w:jc w:val="both"/>
+      </w:pPr>
+      <w:r>
+        <w:t>Graph neural networks provide a natural framework for relational traffic analysis. In a communication graph, nodes represent entities and edges represent interactions. A graph convolutional encoder can aggregate neighborhood information and thereby encode local structural context. Static graph models, however, process snapshots independently and cannot directly represent how a node's neighborhood or behavioral context changes across observation windows.</w:t>
       </w:r>
     </w:p>
     <w:p>
@@ -121,17 +130,15 @@
         <w:pStyle w:val="3"/>
       </w:pPr>
       <w:r>
-        <w:t>1.2 Motivation and Research Gap</w:t>
+        <w:t>1.2 Research Gap</w:t>
       </w:r>
     </w:p>
     <w:p>
+      <w:pPr>
+        <w:jc w:val="both"/>
+      </w:pPr>
       <w:r>
-        <w:t>Network traffic can be expressed naturally as a graph: entities are represented by nodes, communications by edges, and changing traffic patterns by a sequence of graph snapshots. Static GNNs such as GCN, GAT, and GraphSAGE can aggregate neighborhood information but do not explicitly encode how a node's context changes across snapshots. Temporal graph methods address this issue by modeling historical context, but their use in NIDS depends heavily on how public flow datasets are converted into graphs.</w:t>
-      </w:r>
-    </w:p>
-    <w:p>
-      <w:r>
-        <w:t>The present study focuses on three practical gaps: reproducible graph construction from a CSV release without explicit IP fields; controlled comparison of spatial-only and spatio-temporal models on the same graph partitions; and evaluation that does not mistake a degenerate graph-level label for meaningful model performance.</w:t>
+        <w:t>The study addresses three practical gaps: (i) reproducible conversion of the UNSW-NB15 CSV representation into graphs without pretending that missing IP fields are available; (ii) controlled comparison of a spatial-only GCN with a spatio-temporal GNN on identical partitions and sequence units; and (iii) an evaluation protocol that uses node-level metrics for model selection rather than relying on a highly imbalanced graph-level majority-vote target.</w:t>
       </w:r>
     </w:p>
     <w:p>
@@ -145,41 +152,46 @@
     <w:p>
       <w:pPr>
         <w:pStyle w:val="23"/>
+        <w:jc w:val="left"/>
       </w:pPr>
       <w:r>
-        <w:t>A documented graph-construction pipeline that makes the pseudo-node assumption explicit.</w:t>
+        <w:t>A documented flow-to-graph pipeline using explicit pseudo-node construction for the UNSW-NB15 CSV representation.</w:t>
       </w:r>
     </w:p>
     <w:p>
       <w:pPr>
         <w:pStyle w:val="23"/>
+        <w:jc w:val="left"/>
       </w:pPr>
       <w:r>
-        <w:t>ST-GraphAD, combining a three-layer GCN spatial encoder with a two-layer, four-head temporal attention module over five snapshots.</w:t>
+        <w:t>ST-GraphAD, a three-layer GCN followed by a two-layer, four-head temporal self-attention encoder over five graph snapshots.</w:t>
       </w:r>
     </w:p>
     <w:p>
       <w:pPr>
         <w:pStyle w:val="23"/>
+        <w:jc w:val="left"/>
       </w:pPr>
       <w:r>
-        <w:t>A leakage-aware train/validation/test protocol with preprocessing fitted only on the training partition and node-level AUC used for model selection.</w:t>
+        <w:t>A corrected 85/15 train/validation split, training-only preprocessing, and official-test holdout.</w:t>
       </w:r>
     </w:p>
     <w:p>
       <w:pPr>
         <w:pStyle w:val="23"/>
+        <w:jc w:val="left"/>
       </w:pPr>
       <w:r>
-        <w:t>A five-seed node-level evaluation with mean and standard deviation, together with a controlled static GCN baseline.</w:t>
+        <w:t>Five-seed node-level evaluation with mean ± standard deviation, using node-level validation AUC for checkpoint selection and early stopping.</w:t>
       </w:r>
     </w:p>
     <w:p>
       <w:pPr>
         <w:pStyle w:val="23"/>
+        <w:jc w:val="left"/>
       </w:pPr>
       <w:r>
-        <w:t>Transparent reporting of graph-label degeneracy, computational cost, and remaining limitations.</w:t>
+        <w:t>Transparent reporting of graph-level metric degeneracy, computational cost, and the methodological limitations that remain.</w:t>
       </w:r>
     </w:p>
     <w:p>
@@ -220,9 +232,9 @@
         </w:tblCellMar>
       </w:tblPr>
       <w:tblGrid>
-        <w:gridCol w:w="3293"/>
-        <w:gridCol w:w="3293"/>
-        <w:gridCol w:w="3293"/>
+        <w:gridCol w:w="3312"/>
+        <w:gridCol w:w="3312"/>
+        <w:gridCol w:w="3312"/>
       </w:tblGrid>
       <w:tr>
         <w:trPr>
@@ -230,7 +242,7 @@
         </w:trPr>
         <w:tc>
           <w:tcPr>
-            <w:tcW w:w="3293" w:type="dxa"/>
+            <w:tcW w:w="3312" w:type="dxa"/>
             <w:shd w:val="clear" w:color="auto" w:fill="D9E2F3"/>
             <w:vAlign w:val="center"/>
           </w:tcPr>
@@ -250,7 +262,7 @@
         </w:tc>
         <w:tc>
           <w:tcPr>
-            <w:tcW w:w="3293" w:type="dxa"/>
+            <w:tcW w:w="3312" w:type="dxa"/>
             <w:shd w:val="clear" w:color="auto" w:fill="D9E2F3"/>
             <w:vAlign w:val="center"/>
           </w:tcPr>
@@ -270,7 +282,7 @@
         </w:tc>
         <w:tc>
           <w:tcPr>
-            <w:tcW w:w="3293" w:type="dxa"/>
+            <w:tcW w:w="3312" w:type="dxa"/>
             <w:shd w:val="clear" w:color="auto" w:fill="D9E2F3"/>
             <w:vAlign w:val="center"/>
           </w:tcPr>
@@ -284,7 +296,7 @@
                 <w:b/>
                 <w:sz w:val="17"/>
               </w:rPr>
-              <w:t>Primary limitation</w:t>
+              <w:t>Limitation in the present context</w:t>
             </w:r>
           </w:p>
         </w:tc>
@@ -295,7 +307,7 @@
         </w:trPr>
         <w:tc>
           <w:tcPr>
-            <w:tcW w:w="3293" w:type="dxa"/>
+            <w:tcW w:w="3312" w:type="dxa"/>
             <w:vAlign w:val="center"/>
           </w:tcPr>
           <w:p>
@@ -314,7 +326,7 @@
         </w:tc>
         <w:tc>
           <w:tcPr>
-            <w:tcW w:w="3293" w:type="dxa"/>
+            <w:tcW w:w="3312" w:type="dxa"/>
             <w:vAlign w:val="center"/>
           </w:tcPr>
           <w:p>
@@ -333,20 +345,20 @@
         </w:tc>
         <w:tc>
           <w:tcPr>
-            <w:tcW w:w="3293" w:type="dxa"/>
-            <w:vAlign w:val="center"/>
-          </w:tcPr>
-          <w:p>
-            <w:pPr>
-              <w:spacing w:after="0"/>
-            </w:pPr>
-            <w:r>
-              <w:rPr>
-                <w:rFonts w:ascii="Times New Roman" w:hAnsi="Times New Roman"/>
-                <w:b w:val="0"/>
-                <w:sz w:val="17"/>
-              </w:rPr>
-              <w:t>Depend on known signatures; weak coverage of novel attacks</w:t>
+            <w:tcW w:w="3312" w:type="dxa"/>
+            <w:vAlign w:val="center"/>
+          </w:tcPr>
+          <w:p>
+            <w:pPr>
+              <w:spacing w:after="0"/>
+            </w:pPr>
+            <w:r>
+              <w:rPr>
+                <w:rFonts w:ascii="Times New Roman" w:hAnsi="Times New Roman"/>
+                <w:b w:val="0"/>
+                <w:sz w:val="17"/>
+              </w:rPr>
+              <w:t>Limited coverage of previously unseen patterns</w:t>
             </w:r>
           </w:p>
         </w:tc>
@@ -357,26 +369,26 @@
         </w:trPr>
         <w:tc>
           <w:tcPr>
-            <w:tcW w:w="3293" w:type="dxa"/>
-            <w:vAlign w:val="center"/>
-          </w:tcPr>
-          <w:p>
-            <w:pPr>
-              <w:spacing w:after="0"/>
-            </w:pPr>
-            <w:r>
-              <w:rPr>
-                <w:rFonts w:ascii="Times New Roman" w:hAnsi="Times New Roman"/>
-                <w:b w:val="0"/>
-                <w:sz w:val="17"/>
-              </w:rPr>
-              <w:t>Classical anomaly detection</w:t>
-            </w:r>
-          </w:p>
-        </w:tc>
-        <w:tc>
-          <w:tcPr>
-            <w:tcW w:w="3293" w:type="dxa"/>
+            <w:tcW w:w="3312" w:type="dxa"/>
+            <w:vAlign w:val="center"/>
+          </w:tcPr>
+          <w:p>
+            <w:pPr>
+              <w:spacing w:after="0"/>
+            </w:pPr>
+            <w:r>
+              <w:rPr>
+                <w:rFonts w:ascii="Times New Roman" w:hAnsi="Times New Roman"/>
+                <w:b w:val="0"/>
+                <w:sz w:val="17"/>
+              </w:rPr>
+              <w:t>Classical ML</w:t>
+            </w:r>
+          </w:p>
+        </w:tc>
+        <w:tc>
+          <w:tcPr>
+            <w:tcW w:w="3312" w:type="dxa"/>
             <w:vAlign w:val="center"/>
           </w:tcPr>
           <w:p>
@@ -395,20 +407,20 @@
         </w:tc>
         <w:tc>
           <w:tcPr>
-            <w:tcW w:w="3293" w:type="dxa"/>
-            <w:vAlign w:val="center"/>
-          </w:tcPr>
-          <w:p>
-            <w:pPr>
-              <w:spacing w:after="0"/>
-            </w:pPr>
-            <w:r>
-              <w:rPr>
-                <w:rFonts w:ascii="Times New Roman" w:hAnsi="Times New Roman"/>
-                <w:b w:val="0"/>
-                <w:sz w:val="17"/>
-              </w:rPr>
-              <w:t>Primarily flow-centric; relational structure is underused</w:t>
+            <w:tcW w:w="3312" w:type="dxa"/>
+            <w:vAlign w:val="center"/>
+          </w:tcPr>
+          <w:p>
+            <w:pPr>
+              <w:spacing w:after="0"/>
+            </w:pPr>
+            <w:r>
+              <w:rPr>
+                <w:rFonts w:ascii="Times New Roman" w:hAnsi="Times New Roman"/>
+                <w:b w:val="0"/>
+                <w:sz w:val="17"/>
+              </w:rPr>
+              <w:t>Primarily flow-centric representations</w:t>
             </w:r>
           </w:p>
         </w:tc>
@@ -419,26 +431,26 @@
         </w:trPr>
         <w:tc>
           <w:tcPr>
-            <w:tcW w:w="3293" w:type="dxa"/>
-            <w:vAlign w:val="center"/>
-          </w:tcPr>
-          <w:p>
-            <w:pPr>
-              <w:spacing w:after="0"/>
-            </w:pPr>
-            <w:r>
-              <w:rPr>
-                <w:rFonts w:ascii="Times New Roman" w:hAnsi="Times New Roman"/>
-                <w:b w:val="0"/>
-                <w:sz w:val="17"/>
-              </w:rPr>
-              <w:t>Deep flow modeling</w:t>
-            </w:r>
-          </w:p>
-        </w:tc>
-        <w:tc>
-          <w:tcPr>
-            <w:tcW w:w="3293" w:type="dxa"/>
+            <w:tcW w:w="3312" w:type="dxa"/>
+            <w:vAlign w:val="center"/>
+          </w:tcPr>
+          <w:p>
+            <w:pPr>
+              <w:spacing w:after="0"/>
+            </w:pPr>
+            <w:r>
+              <w:rPr>
+                <w:rFonts w:ascii="Times New Roman" w:hAnsi="Times New Roman"/>
+                <w:b w:val="0"/>
+                <w:sz w:val="17"/>
+              </w:rPr>
+              <w:t>Deep learning</w:t>
+            </w:r>
+          </w:p>
+        </w:tc>
+        <w:tc>
+          <w:tcPr>
+            <w:tcW w:w="3312" w:type="dxa"/>
             <w:vAlign w:val="center"/>
           </w:tcPr>
           <w:p>
@@ -457,20 +469,20 @@
         </w:tc>
         <w:tc>
           <w:tcPr>
-            <w:tcW w:w="3293" w:type="dxa"/>
-            <w:vAlign w:val="center"/>
-          </w:tcPr>
-          <w:p>
-            <w:pPr>
-              <w:spacing w:after="0"/>
-            </w:pPr>
-            <w:r>
-              <w:rPr>
-                <w:rFonts w:ascii="Times New Roman" w:hAnsi="Times New Roman"/>
-                <w:b w:val="0"/>
-                <w:sz w:val="17"/>
-              </w:rPr>
-              <w:t>Often models feature sequences without explicit graph topology</w:t>
+            <w:tcW w:w="3312" w:type="dxa"/>
+            <w:vAlign w:val="center"/>
+          </w:tcPr>
+          <w:p>
+            <w:pPr>
+              <w:spacing w:after="0"/>
+            </w:pPr>
+            <w:r>
+              <w:rPr>
+                <w:rFonts w:ascii="Times New Roman" w:hAnsi="Times New Roman"/>
+                <w:b w:val="0"/>
+                <w:sz w:val="17"/>
+              </w:rPr>
+              <w:t>Often lacks explicit interaction topology</w:t>
             </w:r>
           </w:p>
         </w:tc>
@@ -481,26 +493,26 @@
         </w:trPr>
         <w:tc>
           <w:tcPr>
-            <w:tcW w:w="3293" w:type="dxa"/>
-            <w:vAlign w:val="center"/>
-          </w:tcPr>
-          <w:p>
-            <w:pPr>
-              <w:spacing w:after="0"/>
-            </w:pPr>
-            <w:r>
-              <w:rPr>
-                <w:rFonts w:ascii="Times New Roman" w:hAnsi="Times New Roman"/>
-                <w:b w:val="0"/>
-                <w:sz w:val="17"/>
-              </w:rPr>
-              <w:t>Static graph learning</w:t>
-            </w:r>
-          </w:p>
-        </w:tc>
-        <w:tc>
-          <w:tcPr>
-            <w:tcW w:w="3293" w:type="dxa"/>
+            <w:tcW w:w="3312" w:type="dxa"/>
+            <w:vAlign w:val="center"/>
+          </w:tcPr>
+          <w:p>
+            <w:pPr>
+              <w:spacing w:after="0"/>
+            </w:pPr>
+            <w:r>
+              <w:rPr>
+                <w:rFonts w:ascii="Times New Roman" w:hAnsi="Times New Roman"/>
+                <w:b w:val="0"/>
+                <w:sz w:val="17"/>
+              </w:rPr>
+              <w:t>Static GNN</w:t>
+            </w:r>
+          </w:p>
+        </w:tc>
+        <w:tc>
+          <w:tcPr>
+            <w:tcW w:w="3312" w:type="dxa"/>
             <w:vAlign w:val="center"/>
           </w:tcPr>
           <w:p>
@@ -519,20 +531,20 @@
         </w:tc>
         <w:tc>
           <w:tcPr>
-            <w:tcW w:w="3293" w:type="dxa"/>
-            <w:vAlign w:val="center"/>
-          </w:tcPr>
-          <w:p>
-            <w:pPr>
-              <w:spacing w:after="0"/>
-            </w:pPr>
-            <w:r>
-              <w:rPr>
-                <w:rFonts w:ascii="Times New Roman" w:hAnsi="Times New Roman"/>
-                <w:b w:val="0"/>
-                <w:sz w:val="17"/>
-              </w:rPr>
-              <w:t>Captures spatial structure but not temporal evolution</w:t>
+            <w:tcW w:w="3312" w:type="dxa"/>
+            <w:vAlign w:val="center"/>
+          </w:tcPr>
+          <w:p>
+            <w:pPr>
+              <w:spacing w:after="0"/>
+            </w:pPr>
+            <w:r>
+              <w:rPr>
+                <w:rFonts w:ascii="Times New Roman" w:hAnsi="Times New Roman"/>
+                <w:b w:val="0"/>
+                <w:sz w:val="17"/>
+              </w:rPr>
+              <w:t>Does not directly model temporal evolution</w:t>
             </w:r>
           </w:p>
         </w:tc>
@@ -544,13 +556,8 @@
         <w:jc w:val="center"/>
       </w:pPr>
       <w:r>
-        <w:t>Table 1. Major NIDS paradigms relevant to ST-GraphAD.</w:t>
+        <w:t>Table 1. NIDS paradigms relevant to the proposed approach.</w:t>
       </w:r>
-    </w:p>
-    <w:p>
-      <w:pPr>
-        <w:spacing w:after="0"/>
-      </w:pPr>
     </w:p>
     <w:p>
       <w:pPr>
@@ -561,8 +568,11 @@
       </w:r>
     </w:p>
     <w:p>
+      <w:pPr>
+        <w:jc w:val="both"/>
+      </w:pPr>
       <w:r>
-        <w:t>GraphSAGE introduced inductive neighborhood aggregation, while GAT demonstrated attention-based message passing. Temporal graph approaches such as TGAT and TGN incorporate temporal information directly and motivate the use of attention or memory over evolving interactions. ST-GraphAD adopts a discrete-time design because the available UNSW-NB15 CSVs can be partitioned into fixed flow windows even though explicit event timestamps are unavailable.</w:t>
+        <w:t>GraphSAGE established inductive neighborhood aggregation, while GAT introduced attention-based graph message passing. Temporal graph approaches such as TGAT and TGN extend graph representation learning into the temporal domain. ST-GraphAD follows a discrete-time architecture because the available dataset representation is naturally partitioned into graph snapshots, although the resulting temporal ordering is only a proxy for real time.</w:t>
       </w:r>
     </w:p>
     <w:p>
@@ -570,33 +580,7 @@
         <w:pStyle w:val="3"/>
       </w:pPr>
       <w:r>
-        <w:t>2.3 UNSW-NB15 Context</w:t>
-      </w:r>
-    </w:p>
-    <w:p>
-      <w:r>
-        <w:t>Prior UNSW-NB15 studies often report strong flow-level classification performance using classical machine learning or sequence models. Those results are useful context but are not directly comparable with the node-level graph task studied here because the prediction unit, labels, and graph construction differ. The comparison in this paper therefore emphasizes the controlled GCN versus ST-GraphAD experiment rather than claiming direct superiority over flow-level state-of-the-art results.</w:t>
-      </w:r>
-    </w:p>
-    <w:p>
-      <w:pPr>
-        <w:pStyle w:val="2"/>
-      </w:pPr>
-      <w:r>
-        <w:t>3. Dataset and Problem Formulation</w:t>
-      </w:r>
-    </w:p>
-    <w:p>
-      <w:pPr>
-        <w:pStyle w:val="3"/>
-      </w:pPr>
-      <w:r>
-        <w:t>3.1 Dataset</w:t>
-      </w:r>
-    </w:p>
-    <w:p>
-      <w:r>
-        <w:t>UNSW-NB15 contains network flow records associated with nine attack categories: Generic, Exploits, Fuzzers, DoS, Reconnaissance, Analysis, Backdoors, Shellcode, and Worms. The public release used here contains 175,341 training flows and 82,332 official test flows.</w:t>
+        <w:t>2.3 UNSW-NB15 Benchmark Context</w:t>
       </w:r>
     </w:p>
     <w:tbl>
@@ -621,11 +605,10 @@
         </w:tblCellMar>
       </w:tblPr>
       <w:tblGrid>
-        <w:gridCol w:w="1944"/>
-        <w:gridCol w:w="1944"/>
-        <w:gridCol w:w="1944"/>
-        <w:gridCol w:w="1800"/>
-        <w:gridCol w:w="1944"/>
+        <w:gridCol w:w="2484"/>
+        <w:gridCol w:w="2484"/>
+        <w:gridCol w:w="2484"/>
+        <w:gridCol w:w="2484"/>
       </w:tblGrid>
       <w:tr>
         <w:trPr>
@@ -633,7 +616,7 @@
         </w:trPr>
         <w:tc>
           <w:tcPr>
-            <w:tcW w:w="1944" w:type="dxa"/>
+            <w:tcW w:w="2484" w:type="dxa"/>
             <w:shd w:val="clear" w:color="auto" w:fill="D9E2F3"/>
             <w:vAlign w:val="center"/>
           </w:tcPr>
@@ -647,13 +630,13 @@
                 <w:b/>
                 <w:sz w:val="17"/>
               </w:rPr>
-              <w:t>Partition</w:t>
-            </w:r>
-          </w:p>
-        </w:tc>
-        <w:tc>
-          <w:tcPr>
-            <w:tcW w:w="1944" w:type="dxa"/>
+              <w:t>Model</w:t>
+            </w:r>
+          </w:p>
+        </w:tc>
+        <w:tc>
+          <w:tcPr>
+            <w:tcW w:w="2484" w:type="dxa"/>
             <w:shd w:val="clear" w:color="auto" w:fill="D9E2F3"/>
             <w:vAlign w:val="center"/>
           </w:tcPr>
@@ -667,13 +650,13 @@
                 <w:b/>
                 <w:sz w:val="17"/>
               </w:rPr>
-              <w:t>Flows</w:t>
-            </w:r>
-          </w:p>
-        </w:tc>
-        <w:tc>
-          <w:tcPr>
-            <w:tcW w:w="1944" w:type="dxa"/>
+              <w:t>AUC</w:t>
+            </w:r>
+          </w:p>
+        </w:tc>
+        <w:tc>
+          <w:tcPr>
+            <w:tcW w:w="2484" w:type="dxa"/>
             <w:shd w:val="clear" w:color="auto" w:fill="D9E2F3"/>
             <w:vAlign w:val="center"/>
           </w:tcPr>
@@ -687,13 +670,13 @@
                 <w:b/>
                 <w:sz w:val="17"/>
               </w:rPr>
-              <w:t>Temporal graphs</w:t>
-            </w:r>
-          </w:p>
-        </w:tc>
-        <w:tc>
-          <w:tcPr>
-            <w:tcW w:w="1800" w:type="dxa"/>
+              <w:t>F1</w:t>
+            </w:r>
+          </w:p>
+        </w:tc>
+        <w:tc>
+          <w:tcPr>
+            <w:tcW w:w="2484" w:type="dxa"/>
             <w:shd w:val="clear" w:color="auto" w:fill="D9E2F3"/>
             <w:vAlign w:val="center"/>
           </w:tcPr>
@@ -707,27 +690,7 @@
                 <w:b/>
                 <w:sz w:val="17"/>
               </w:rPr>
-              <w:t>Static nodes</w:t>
-            </w:r>
-          </w:p>
-        </w:tc>
-        <w:tc>
-          <w:tcPr>
-            <w:tcW w:w="1944" w:type="dxa"/>
-            <w:shd w:val="clear" w:color="auto" w:fill="D9E2F3"/>
-            <w:vAlign w:val="center"/>
-          </w:tcPr>
-          <w:p>
-            <w:pPr>
-              <w:spacing w:after="0"/>
-            </w:pPr>
-            <w:r>
-              <w:rPr>
-                <w:rFonts w:ascii="Times New Roman" w:hAnsi="Times New Roman"/>
-                <w:b/>
-                <w:sz w:val="17"/>
-              </w:rPr>
-              <w:t>Edges</w:t>
+              <w:t>Interpretation</w:t>
             </w:r>
           </w:p>
         </w:tc>
@@ -738,96 +701,77 @@
         </w:trPr>
         <w:tc>
           <w:tcPr>
-            <w:tcW w:w="1944" w:type="dxa"/>
-            <w:vAlign w:val="center"/>
-          </w:tcPr>
-          <w:p>
-            <w:pPr>
-              <w:spacing w:after="0"/>
-            </w:pPr>
-            <w:r>
-              <w:rPr>
-                <w:rFonts w:ascii="Times New Roman" w:hAnsi="Times New Roman"/>
-                <w:b w:val="0"/>
-                <w:sz w:val="17"/>
-              </w:rPr>
-              <w:t>Train</w:t>
-            </w:r>
-          </w:p>
-        </w:tc>
-        <w:tc>
-          <w:tcPr>
-            <w:tcW w:w="1944" w:type="dxa"/>
-            <w:vAlign w:val="center"/>
-          </w:tcPr>
-          <w:p>
-            <w:pPr>
-              <w:spacing w:after="0"/>
-            </w:pPr>
-            <w:r>
-              <w:rPr>
-                <w:rFonts w:ascii="Times New Roman" w:hAnsi="Times New Roman"/>
-                <w:b w:val="0"/>
-                <w:sz w:val="17"/>
-              </w:rPr>
-              <w:t>149,039</w:t>
-            </w:r>
-          </w:p>
-        </w:tc>
-        <w:tc>
-          <w:tcPr>
-            <w:tcW w:w="1944" w:type="dxa"/>
-            <w:vAlign w:val="center"/>
-          </w:tcPr>
-          <w:p>
-            <w:pPr>
-              <w:spacing w:after="0"/>
-            </w:pPr>
-            <w:r>
-              <w:rPr>
-                <w:rFonts w:ascii="Times New Roman" w:hAnsi="Times New Roman"/>
-                <w:b w:val="0"/>
-                <w:sz w:val="17"/>
-              </w:rPr>
-              <w:t>150</w:t>
-            </w:r>
-          </w:p>
-        </w:tc>
-        <w:tc>
-          <w:tcPr>
-            <w:tcW w:w="1800" w:type="dxa"/>
-            <w:vAlign w:val="center"/>
-          </w:tcPr>
-          <w:p>
-            <w:pPr>
-              <w:spacing w:after="0"/>
-            </w:pPr>
-            <w:r>
-              <w:rPr>
-                <w:rFonts w:ascii="Times New Roman" w:hAnsi="Times New Roman"/>
-                <w:b w:val="0"/>
-                <w:sz w:val="17"/>
-              </w:rPr>
-              <w:t>178</w:t>
-            </w:r>
-          </w:p>
-        </w:tc>
-        <w:tc>
-          <w:tcPr>
-            <w:tcW w:w="1944" w:type="dxa"/>
-            <w:vAlign w:val="center"/>
-          </w:tcPr>
-          <w:p>
-            <w:pPr>
-              <w:spacing w:after="0"/>
-            </w:pPr>
-            <w:r>
-              <w:rPr>
-                <w:rFonts w:ascii="Times New Roman" w:hAnsi="Times New Roman"/>
-                <w:b w:val="0"/>
-                <w:sz w:val="17"/>
-              </w:rPr>
-              <w:t>298,078</w:t>
+            <w:tcW w:w="2484" w:type="dxa"/>
+            <w:vAlign w:val="center"/>
+          </w:tcPr>
+          <w:p>
+            <w:pPr>
+              <w:spacing w:after="0"/>
+            </w:pPr>
+            <w:r>
+              <w:rPr>
+                <w:rFonts w:ascii="Times New Roman" w:hAnsi="Times New Roman"/>
+                <w:b w:val="0"/>
+                <w:sz w:val="17"/>
+              </w:rPr>
+              <w:t>Random Forest</w:t>
+            </w:r>
+          </w:p>
+        </w:tc>
+        <w:tc>
+          <w:tcPr>
+            <w:tcW w:w="2484" w:type="dxa"/>
+            <w:vAlign w:val="center"/>
+          </w:tcPr>
+          <w:p>
+            <w:pPr>
+              <w:spacing w:after="0"/>
+            </w:pPr>
+            <w:r>
+              <w:rPr>
+                <w:rFonts w:ascii="Times New Roman" w:hAnsi="Times New Roman"/>
+                <w:b w:val="0"/>
+                <w:sz w:val="17"/>
+              </w:rPr>
+              <w:t>0.89</w:t>
+            </w:r>
+          </w:p>
+        </w:tc>
+        <w:tc>
+          <w:tcPr>
+            <w:tcW w:w="2484" w:type="dxa"/>
+            <w:vAlign w:val="center"/>
+          </w:tcPr>
+          <w:p>
+            <w:pPr>
+              <w:spacing w:after="0"/>
+            </w:pPr>
+            <w:r>
+              <w:rPr>
+                <w:rFonts w:ascii="Times New Roman" w:hAnsi="Times New Roman"/>
+                <w:b w:val="0"/>
+                <w:sz w:val="17"/>
+              </w:rPr>
+              <w:t>0.85</w:t>
+            </w:r>
+          </w:p>
+        </w:tc>
+        <w:tc>
+          <w:tcPr>
+            <w:tcW w:w="2484" w:type="dxa"/>
+            <w:vAlign w:val="center"/>
+          </w:tcPr>
+          <w:p>
+            <w:pPr>
+              <w:spacing w:after="0"/>
+            </w:pPr>
+            <w:r>
+              <w:rPr>
+                <w:rFonts w:ascii="Times New Roman" w:hAnsi="Times New Roman"/>
+                <w:b w:val="0"/>
+                <w:sz w:val="17"/>
+              </w:rPr>
+              <w:t>Prior flow-level result</w:t>
             </w:r>
           </w:p>
         </w:tc>
@@ -838,96 +782,77 @@
         </w:trPr>
         <w:tc>
           <w:tcPr>
-            <w:tcW w:w="1944" w:type="dxa"/>
-            <w:vAlign w:val="center"/>
-          </w:tcPr>
-          <w:p>
-            <w:pPr>
-              <w:spacing w:after="0"/>
-            </w:pPr>
-            <w:r>
-              <w:rPr>
-                <w:rFonts w:ascii="Times New Roman" w:hAnsi="Times New Roman"/>
-                <w:b w:val="0"/>
-                <w:sz w:val="17"/>
-              </w:rPr>
-              <w:t>Validation</w:t>
-            </w:r>
-          </w:p>
-        </w:tc>
-        <w:tc>
-          <w:tcPr>
-            <w:tcW w:w="1944" w:type="dxa"/>
-            <w:vAlign w:val="center"/>
-          </w:tcPr>
-          <w:p>
-            <w:pPr>
-              <w:spacing w:after="0"/>
-            </w:pPr>
-            <w:r>
-              <w:rPr>
-                <w:rFonts w:ascii="Times New Roman" w:hAnsi="Times New Roman"/>
-                <w:b w:val="0"/>
-                <w:sz w:val="17"/>
-              </w:rPr>
-              <w:t>26,302</w:t>
-            </w:r>
-          </w:p>
-        </w:tc>
-        <w:tc>
-          <w:tcPr>
-            <w:tcW w:w="1944" w:type="dxa"/>
-            <w:vAlign w:val="center"/>
-          </w:tcPr>
-          <w:p>
-            <w:pPr>
-              <w:spacing w:after="0"/>
-            </w:pPr>
-            <w:r>
-              <w:rPr>
-                <w:rFonts w:ascii="Times New Roman" w:hAnsi="Times New Roman"/>
-                <w:b w:val="0"/>
-                <w:sz w:val="17"/>
-              </w:rPr>
-              <w:t>27</w:t>
-            </w:r>
-          </w:p>
-        </w:tc>
-        <w:tc>
-          <w:tcPr>
-            <w:tcW w:w="1800" w:type="dxa"/>
-            <w:vAlign w:val="center"/>
-          </w:tcPr>
-          <w:p>
-            <w:pPr>
-              <w:spacing w:after="0"/>
-            </w:pPr>
-            <w:r>
-              <w:rPr>
-                <w:rFonts w:ascii="Times New Roman" w:hAnsi="Times New Roman"/>
-                <w:b w:val="0"/>
-                <w:sz w:val="17"/>
-              </w:rPr>
-              <w:t>174</w:t>
-            </w:r>
-          </w:p>
-        </w:tc>
-        <w:tc>
-          <w:tcPr>
-            <w:tcW w:w="1944" w:type="dxa"/>
-            <w:vAlign w:val="center"/>
-          </w:tcPr>
-          <w:p>
-            <w:pPr>
-              <w:spacing w:after="0"/>
-            </w:pPr>
-            <w:r>
-              <w:rPr>
-                <w:rFonts w:ascii="Times New Roman" w:hAnsi="Times New Roman"/>
-                <w:b w:val="0"/>
-                <w:sz w:val="17"/>
-              </w:rPr>
-              <w:t>52,604</w:t>
+            <w:tcW w:w="2484" w:type="dxa"/>
+            <w:vAlign w:val="center"/>
+          </w:tcPr>
+          <w:p>
+            <w:pPr>
+              <w:spacing w:after="0"/>
+            </w:pPr>
+            <w:r>
+              <w:rPr>
+                <w:rFonts w:ascii="Times New Roman" w:hAnsi="Times New Roman"/>
+                <w:b w:val="0"/>
+                <w:sz w:val="17"/>
+              </w:rPr>
+              <w:t>XGBoost</w:t>
+            </w:r>
+          </w:p>
+        </w:tc>
+        <w:tc>
+          <w:tcPr>
+            <w:tcW w:w="2484" w:type="dxa"/>
+            <w:vAlign w:val="center"/>
+          </w:tcPr>
+          <w:p>
+            <w:pPr>
+              <w:spacing w:after="0"/>
+            </w:pPr>
+            <w:r>
+              <w:rPr>
+                <w:rFonts w:ascii="Times New Roman" w:hAnsi="Times New Roman"/>
+                <w:b w:val="0"/>
+                <w:sz w:val="17"/>
+              </w:rPr>
+              <w:t>0.91</w:t>
+            </w:r>
+          </w:p>
+        </w:tc>
+        <w:tc>
+          <w:tcPr>
+            <w:tcW w:w="2484" w:type="dxa"/>
+            <w:vAlign w:val="center"/>
+          </w:tcPr>
+          <w:p>
+            <w:pPr>
+              <w:spacing w:after="0"/>
+            </w:pPr>
+            <w:r>
+              <w:rPr>
+                <w:rFonts w:ascii="Times New Roman" w:hAnsi="Times New Roman"/>
+                <w:b w:val="0"/>
+                <w:sz w:val="17"/>
+              </w:rPr>
+              <w:t>0.87</w:t>
+            </w:r>
+          </w:p>
+        </w:tc>
+        <w:tc>
+          <w:tcPr>
+            <w:tcW w:w="2484" w:type="dxa"/>
+            <w:vAlign w:val="center"/>
+          </w:tcPr>
+          <w:p>
+            <w:pPr>
+              <w:spacing w:after="0"/>
+            </w:pPr>
+            <w:r>
+              <w:rPr>
+                <w:rFonts w:ascii="Times New Roman" w:hAnsi="Times New Roman"/>
+                <w:b w:val="0"/>
+                <w:sz w:val="17"/>
+              </w:rPr>
+              <w:t>Prior flow-level result</w:t>
             </w:r>
           </w:p>
         </w:tc>
@@ -938,96 +863,239 @@
         </w:trPr>
         <w:tc>
           <w:tcPr>
-            <w:tcW w:w="1944" w:type="dxa"/>
-            <w:vAlign w:val="center"/>
-          </w:tcPr>
-          <w:p>
-            <w:pPr>
-              <w:spacing w:after="0"/>
-            </w:pPr>
-            <w:r>
-              <w:rPr>
-                <w:rFonts w:ascii="Times New Roman" w:hAnsi="Times New Roman"/>
-                <w:b w:val="0"/>
-                <w:sz w:val="17"/>
-              </w:rPr>
-              <w:t>Official test</w:t>
-            </w:r>
-          </w:p>
-        </w:tc>
-        <w:tc>
-          <w:tcPr>
-            <w:tcW w:w="1944" w:type="dxa"/>
-            <w:vAlign w:val="center"/>
-          </w:tcPr>
-          <w:p>
-            <w:pPr>
-              <w:spacing w:after="0"/>
-            </w:pPr>
-            <w:r>
-              <w:rPr>
-                <w:rFonts w:ascii="Times New Roman" w:hAnsi="Times New Roman"/>
-                <w:b w:val="0"/>
-                <w:sz w:val="17"/>
-              </w:rPr>
-              <w:t>82,332</w:t>
-            </w:r>
-          </w:p>
-        </w:tc>
-        <w:tc>
-          <w:tcPr>
-            <w:tcW w:w="1944" w:type="dxa"/>
-            <w:vAlign w:val="center"/>
-          </w:tcPr>
-          <w:p>
-            <w:pPr>
-              <w:spacing w:after="0"/>
-            </w:pPr>
-            <w:r>
-              <w:rPr>
-                <w:rFonts w:ascii="Times New Roman" w:hAnsi="Times New Roman"/>
-                <w:b w:val="0"/>
-                <w:sz w:val="17"/>
-              </w:rPr>
-              <w:t>83</w:t>
-            </w:r>
-          </w:p>
-        </w:tc>
-        <w:tc>
-          <w:tcPr>
-            <w:tcW w:w="1800" w:type="dxa"/>
-            <w:vAlign w:val="center"/>
-          </w:tcPr>
-          <w:p>
-            <w:pPr>
-              <w:spacing w:after="0"/>
-            </w:pPr>
-            <w:r>
-              <w:rPr>
-                <w:rFonts w:ascii="Times New Roman" w:hAnsi="Times New Roman"/>
-                <w:b w:val="0"/>
-                <w:sz w:val="17"/>
-              </w:rPr>
-              <w:t>172</w:t>
-            </w:r>
-          </w:p>
-        </w:tc>
-        <w:tc>
-          <w:tcPr>
-            <w:tcW w:w="1944" w:type="dxa"/>
-            <w:vAlign w:val="center"/>
-          </w:tcPr>
-          <w:p>
-            <w:pPr>
-              <w:spacing w:after="0"/>
-            </w:pPr>
-            <w:r>
-              <w:rPr>
-                <w:rFonts w:ascii="Times New Roman" w:hAnsi="Times New Roman"/>
-                <w:b w:val="0"/>
-                <w:sz w:val="17"/>
-              </w:rPr>
-              <w:t>164,664</w:t>
+            <w:tcW w:w="2484" w:type="dxa"/>
+            <w:vAlign w:val="center"/>
+          </w:tcPr>
+          <w:p>
+            <w:pPr>
+              <w:spacing w:after="0"/>
+            </w:pPr>
+            <w:r>
+              <w:rPr>
+                <w:rFonts w:ascii="Times New Roman" w:hAnsi="Times New Roman"/>
+                <w:b w:val="0"/>
+                <w:sz w:val="17"/>
+              </w:rPr>
+              <w:t>LSTM</w:t>
+            </w:r>
+          </w:p>
+        </w:tc>
+        <w:tc>
+          <w:tcPr>
+            <w:tcW w:w="2484" w:type="dxa"/>
+            <w:vAlign w:val="center"/>
+          </w:tcPr>
+          <w:p>
+            <w:pPr>
+              <w:spacing w:after="0"/>
+            </w:pPr>
+            <w:r>
+              <w:rPr>
+                <w:rFonts w:ascii="Times New Roman" w:hAnsi="Times New Roman"/>
+                <w:b w:val="0"/>
+                <w:sz w:val="17"/>
+              </w:rPr>
+              <w:t>0.88</w:t>
+            </w:r>
+          </w:p>
+        </w:tc>
+        <w:tc>
+          <w:tcPr>
+            <w:tcW w:w="2484" w:type="dxa"/>
+            <w:vAlign w:val="center"/>
+          </w:tcPr>
+          <w:p>
+            <w:pPr>
+              <w:spacing w:after="0"/>
+            </w:pPr>
+            <w:r>
+              <w:rPr>
+                <w:rFonts w:ascii="Times New Roman" w:hAnsi="Times New Roman"/>
+                <w:b w:val="0"/>
+                <w:sz w:val="17"/>
+              </w:rPr>
+              <w:t>0.84</w:t>
+            </w:r>
+          </w:p>
+        </w:tc>
+        <w:tc>
+          <w:tcPr>
+            <w:tcW w:w="2484" w:type="dxa"/>
+            <w:vAlign w:val="center"/>
+          </w:tcPr>
+          <w:p>
+            <w:pPr>
+              <w:spacing w:after="0"/>
+            </w:pPr>
+            <w:r>
+              <w:rPr>
+                <w:rFonts w:ascii="Times New Roman" w:hAnsi="Times New Roman"/>
+                <w:b w:val="0"/>
+                <w:sz w:val="17"/>
+              </w:rPr>
+              <w:t>Prior sequential-flow result</w:t>
+            </w:r>
+          </w:p>
+        </w:tc>
+      </w:tr>
+      <w:tr>
+        <w:trPr>
+          <w:jc w:val="center"/>
+        </w:trPr>
+        <w:tc>
+          <w:tcPr>
+            <w:tcW w:w="2484" w:type="dxa"/>
+            <w:vAlign w:val="center"/>
+          </w:tcPr>
+          <w:p>
+            <w:pPr>
+              <w:spacing w:after="0"/>
+            </w:pPr>
+            <w:r>
+              <w:rPr>
+                <w:rFonts w:ascii="Times New Roman" w:hAnsi="Times New Roman"/>
+                <w:b w:val="0"/>
+                <w:sz w:val="17"/>
+              </w:rPr>
+              <w:t>GCN (static)</w:t>
+            </w:r>
+          </w:p>
+        </w:tc>
+        <w:tc>
+          <w:tcPr>
+            <w:tcW w:w="2484" w:type="dxa"/>
+            <w:vAlign w:val="center"/>
+          </w:tcPr>
+          <w:p>
+            <w:pPr>
+              <w:spacing w:after="0"/>
+            </w:pPr>
+            <w:r>
+              <w:rPr>
+                <w:rFonts w:ascii="Times New Roman" w:hAnsi="Times New Roman"/>
+                <w:b w:val="0"/>
+                <w:sz w:val="17"/>
+              </w:rPr>
+              <w:t>0.85</w:t>
+            </w:r>
+          </w:p>
+        </w:tc>
+        <w:tc>
+          <w:tcPr>
+            <w:tcW w:w="2484" w:type="dxa"/>
+            <w:vAlign w:val="center"/>
+          </w:tcPr>
+          <w:p>
+            <w:pPr>
+              <w:spacing w:after="0"/>
+            </w:pPr>
+            <w:r>
+              <w:rPr>
+                <w:rFonts w:ascii="Times New Roman" w:hAnsi="Times New Roman"/>
+                <w:b w:val="0"/>
+                <w:sz w:val="17"/>
+              </w:rPr>
+              <w:t>0.82</w:t>
+            </w:r>
+          </w:p>
+        </w:tc>
+        <w:tc>
+          <w:tcPr>
+            <w:tcW w:w="2484" w:type="dxa"/>
+            <w:vAlign w:val="center"/>
+          </w:tcPr>
+          <w:p>
+            <w:pPr>
+              <w:spacing w:after="0"/>
+            </w:pPr>
+            <w:r>
+              <w:rPr>
+                <w:rFonts w:ascii="Times New Roman" w:hAnsi="Times New Roman"/>
+                <w:b w:val="0"/>
+                <w:sz w:val="17"/>
+              </w:rPr>
+              <w:t>Prior static-graph result</w:t>
+            </w:r>
+          </w:p>
+        </w:tc>
+      </w:tr>
+      <w:tr>
+        <w:trPr>
+          <w:jc w:val="center"/>
+        </w:trPr>
+        <w:tc>
+          <w:tcPr>
+            <w:tcW w:w="2484" w:type="dxa"/>
+            <w:vAlign w:val="center"/>
+          </w:tcPr>
+          <w:p>
+            <w:pPr>
+              <w:spacing w:after="0"/>
+            </w:pPr>
+            <w:r>
+              <w:rPr>
+                <w:rFonts w:ascii="Times New Roman" w:hAnsi="Times New Roman"/>
+                <w:b w:val="0"/>
+                <w:sz w:val="17"/>
+              </w:rPr>
+              <w:t>ST-GraphAD (this study)</w:t>
+            </w:r>
+          </w:p>
+        </w:tc>
+        <w:tc>
+          <w:tcPr>
+            <w:tcW w:w="2484" w:type="dxa"/>
+            <w:vAlign w:val="center"/>
+          </w:tcPr>
+          <w:p>
+            <w:pPr>
+              <w:spacing w:after="0"/>
+            </w:pPr>
+            <w:r>
+              <w:rPr>
+                <w:rFonts w:ascii="Times New Roman" w:hAnsi="Times New Roman"/>
+                <w:b w:val="0"/>
+                <w:sz w:val="17"/>
+              </w:rPr>
+              <w:t>0.657 ± 0.078</w:t>
+            </w:r>
+          </w:p>
+        </w:tc>
+        <w:tc>
+          <w:tcPr>
+            <w:tcW w:w="2484" w:type="dxa"/>
+            <w:vAlign w:val="center"/>
+          </w:tcPr>
+          <w:p>
+            <w:pPr>
+              <w:spacing w:after="0"/>
+            </w:pPr>
+            <w:r>
+              <w:rPr>
+                <w:rFonts w:ascii="Times New Roman" w:hAnsi="Times New Roman"/>
+                <w:b w:val="0"/>
+                <w:sz w:val="17"/>
+              </w:rPr>
+              <w:t>0.858 ± 0.021</w:t>
+            </w:r>
+          </w:p>
+        </w:tc>
+        <w:tc>
+          <w:tcPr>
+            <w:tcW w:w="2484" w:type="dxa"/>
+            <w:vAlign w:val="center"/>
+          </w:tcPr>
+          <w:p>
+            <w:pPr>
+              <w:spacing w:after="0"/>
+            </w:pPr>
+            <w:r>
+              <w:rPr>
+                <w:rFonts w:ascii="Times New Roman" w:hAnsi="Times New Roman"/>
+                <w:b w:val="0"/>
+                <w:sz w:val="17"/>
+              </w:rPr>
+              <w:t>Corrected five-seed node-level result</w:t>
             </w:r>
           </w:p>
         </w:tc>
@@ -1039,25 +1107,15 @@
         <w:jc w:val="center"/>
       </w:pPr>
       <w:r>
-        <w:t>Table 2. Partitions and graph statistics used in the corrected experimental protocol.</w:t>
+        <w:t>Table 2. Literature/context comparison. Prior values use different tasks and protocols and are not directly comparable to the present node-level evaluation.</w:t>
       </w:r>
     </w:p>
     <w:p>
       <w:pPr>
-        <w:spacing w:after="0"/>
-      </w:pPr>
-    </w:p>
-    <w:p>
-      <w:pPr>
-        <w:pStyle w:val="3"/>
+        <w:pStyle w:val="2"/>
       </w:pPr>
       <w:r>
-        <w:t>3.2 Data Preprocessing</w:t>
-      </w:r>
-    </w:p>
-    <w:p>
-      <w:r>
-        <w:t>The training CSV is partitioned into 85% training and 15% validation flows using stratification by the binary flow label. Categorical variables are encoded and numerical variables are standardized using transformations fitted on training flows only; the fitted transformations are then applied to validation and official test data without refitting. This prevents the earlier preprocessing leakage in which information from non-training data could affect the learned transformations.</w:t>
+        <w:t>3. Dataset and Problem Formulation</w:t>
       </w:r>
     </w:p>
     <w:p>
@@ -1065,17 +1123,577 @@
         <w:pStyle w:val="3"/>
       </w:pPr>
       <w:r>
+        <w:t>3.1 UNSW-NB15</w:t>
+      </w:r>
+    </w:p>
+    <w:p>
+      <w:pPr>
+        <w:jc w:val="both"/>
+      </w:pPr>
+      <w:r>
+        <w:t>The UNSW-NB15 benchmark contains network-flow records covering nine attack categories: Generic, Exploits, Fuzzers, DoS, Reconnaissance, Analysis, Backdoors, Shellcode, and Worms. The release used in this study contains 175,341 training flows and 82,332 official test flows.</w:t>
+      </w:r>
+    </w:p>
+    <w:tbl>
+      <w:tblPr>
+        <w:tblStyle w:val="35"/>
+        <w:tblW w:w="0" w:type="auto"/>
+        <w:jc w:val="center"/>
+        <w:tblBorders>
+          <w:top w:val="single" w:color="auto" w:sz="4" w:space="0"/>
+          <w:left w:val="single" w:color="auto" w:sz="4" w:space="0"/>
+          <w:bottom w:val="single" w:color="auto" w:sz="4" w:space="0"/>
+          <w:right w:val="single" w:color="auto" w:sz="4" w:space="0"/>
+          <w:insideH w:val="single" w:color="auto" w:sz="4" w:space="0"/>
+          <w:insideV w:val="single" w:color="auto" w:sz="4" w:space="0"/>
+        </w:tblBorders>
+        <w:tblLayout w:type="autofit"/>
+        <w:tblCellMar>
+          <w:top w:w="0" w:type="dxa"/>
+          <w:left w:w="108" w:type="dxa"/>
+          <w:bottom w:w="0" w:type="dxa"/>
+          <w:right w:w="108" w:type="dxa"/>
+        </w:tblCellMar>
+      </w:tblPr>
+      <w:tblGrid>
+        <w:gridCol w:w="1656"/>
+        <w:gridCol w:w="1656"/>
+        <w:gridCol w:w="1656"/>
+        <w:gridCol w:w="1656"/>
+        <w:gridCol w:w="1656"/>
+        <w:gridCol w:w="1656"/>
+      </w:tblGrid>
+      <w:tr>
+        <w:trPr>
+          <w:jc w:val="center"/>
+        </w:trPr>
+        <w:tc>
+          <w:tcPr>
+            <w:tcW w:w="1656" w:type="dxa"/>
+            <w:shd w:val="clear" w:color="auto" w:fill="D9E2F3"/>
+            <w:vAlign w:val="center"/>
+          </w:tcPr>
+          <w:p>
+            <w:pPr>
+              <w:spacing w:after="0"/>
+            </w:pPr>
+            <w:r>
+              <w:rPr>
+                <w:rFonts w:ascii="Times New Roman" w:hAnsi="Times New Roman"/>
+                <w:b/>
+                <w:sz w:val="17"/>
+              </w:rPr>
+              <w:t>Partition</w:t>
+            </w:r>
+          </w:p>
+        </w:tc>
+        <w:tc>
+          <w:tcPr>
+            <w:tcW w:w="1656" w:type="dxa"/>
+            <w:shd w:val="clear" w:color="auto" w:fill="D9E2F3"/>
+            <w:vAlign w:val="center"/>
+          </w:tcPr>
+          <w:p>
+            <w:pPr>
+              <w:spacing w:after="0"/>
+            </w:pPr>
+            <w:r>
+              <w:rPr>
+                <w:rFonts w:ascii="Times New Roman" w:hAnsi="Times New Roman"/>
+                <w:b/>
+                <w:sz w:val="17"/>
+              </w:rPr>
+              <w:t>Source</w:t>
+            </w:r>
+          </w:p>
+        </w:tc>
+        <w:tc>
+          <w:tcPr>
+            <w:tcW w:w="1656" w:type="dxa"/>
+            <w:shd w:val="clear" w:color="auto" w:fill="D9E2F3"/>
+            <w:vAlign w:val="center"/>
+          </w:tcPr>
+          <w:p>
+            <w:pPr>
+              <w:spacing w:after="0"/>
+            </w:pPr>
+            <w:r>
+              <w:rPr>
+                <w:rFonts w:ascii="Times New Roman" w:hAnsi="Times New Roman"/>
+                <w:b/>
+                <w:sz w:val="17"/>
+              </w:rPr>
+              <w:t>Flows</w:t>
+            </w:r>
+          </w:p>
+        </w:tc>
+        <w:tc>
+          <w:tcPr>
+            <w:tcW w:w="1656" w:type="dxa"/>
+            <w:shd w:val="clear" w:color="auto" w:fill="D9E2F3"/>
+            <w:vAlign w:val="center"/>
+          </w:tcPr>
+          <w:p>
+            <w:pPr>
+              <w:spacing w:after="0"/>
+            </w:pPr>
+            <w:r>
+              <w:rPr>
+                <w:rFonts w:ascii="Times New Roman" w:hAnsi="Times New Roman"/>
+                <w:b/>
+                <w:sz w:val="17"/>
+              </w:rPr>
+              <w:t>Temporal graphs</w:t>
+            </w:r>
+          </w:p>
+        </w:tc>
+        <w:tc>
+          <w:tcPr>
+            <w:tcW w:w="1656" w:type="dxa"/>
+            <w:shd w:val="clear" w:color="auto" w:fill="D9E2F3"/>
+            <w:vAlign w:val="center"/>
+          </w:tcPr>
+          <w:p>
+            <w:pPr>
+              <w:spacing w:after="0"/>
+            </w:pPr>
+            <w:r>
+              <w:rPr>
+                <w:rFonts w:ascii="Times New Roman" w:hAnsi="Times New Roman"/>
+                <w:b/>
+                <w:sz w:val="17"/>
+              </w:rPr>
+              <w:t>Nodes</w:t>
+            </w:r>
+          </w:p>
+        </w:tc>
+        <w:tc>
+          <w:tcPr>
+            <w:tcW w:w="1656" w:type="dxa"/>
+            <w:shd w:val="clear" w:color="auto" w:fill="D9E2F3"/>
+            <w:vAlign w:val="center"/>
+          </w:tcPr>
+          <w:p>
+            <w:pPr>
+              <w:spacing w:after="0"/>
+            </w:pPr>
+            <w:r>
+              <w:rPr>
+                <w:rFonts w:ascii="Times New Roman" w:hAnsi="Times New Roman"/>
+                <w:b/>
+                <w:sz w:val="17"/>
+              </w:rPr>
+              <w:t>Edges</w:t>
+            </w:r>
+          </w:p>
+        </w:tc>
+      </w:tr>
+      <w:tr>
+        <w:trPr>
+          <w:jc w:val="center"/>
+        </w:trPr>
+        <w:tc>
+          <w:tcPr>
+            <w:tcW w:w="1656" w:type="dxa"/>
+            <w:vAlign w:val="center"/>
+          </w:tcPr>
+          <w:p>
+            <w:pPr>
+              <w:spacing w:after="0"/>
+            </w:pPr>
+            <w:r>
+              <w:rPr>
+                <w:rFonts w:ascii="Times New Roman" w:hAnsi="Times New Roman"/>
+                <w:b w:val="0"/>
+                <w:sz w:val="17"/>
+              </w:rPr>
+              <w:t>Training</w:t>
+            </w:r>
+          </w:p>
+        </w:tc>
+        <w:tc>
+          <w:tcPr>
+            <w:tcW w:w="1656" w:type="dxa"/>
+            <w:vAlign w:val="center"/>
+          </w:tcPr>
+          <w:p>
+            <w:pPr>
+              <w:spacing w:after="0"/>
+            </w:pPr>
+            <w:r>
+              <w:rPr>
+                <w:rFonts w:ascii="Times New Roman" w:hAnsi="Times New Roman"/>
+                <w:b w:val="0"/>
+                <w:sz w:val="17"/>
+              </w:rPr>
+              <w:t>Training CSV, 85%</w:t>
+            </w:r>
+          </w:p>
+        </w:tc>
+        <w:tc>
+          <w:tcPr>
+            <w:tcW w:w="1656" w:type="dxa"/>
+            <w:vAlign w:val="center"/>
+          </w:tcPr>
+          <w:p>
+            <w:pPr>
+              <w:spacing w:after="0"/>
+            </w:pPr>
+            <w:r>
+              <w:rPr>
+                <w:rFonts w:ascii="Times New Roman" w:hAnsi="Times New Roman"/>
+                <w:b w:val="0"/>
+                <w:sz w:val="17"/>
+              </w:rPr>
+              <w:t>149,039</w:t>
+            </w:r>
+          </w:p>
+        </w:tc>
+        <w:tc>
+          <w:tcPr>
+            <w:tcW w:w="1656" w:type="dxa"/>
+            <w:vAlign w:val="center"/>
+          </w:tcPr>
+          <w:p>
+            <w:pPr>
+              <w:spacing w:after="0"/>
+            </w:pPr>
+            <w:r>
+              <w:rPr>
+                <w:rFonts w:ascii="Times New Roman" w:hAnsi="Times New Roman"/>
+                <w:b w:val="0"/>
+                <w:sz w:val="17"/>
+              </w:rPr>
+              <w:t>150</w:t>
+            </w:r>
+          </w:p>
+        </w:tc>
+        <w:tc>
+          <w:tcPr>
+            <w:tcW w:w="1656" w:type="dxa"/>
+            <w:vAlign w:val="center"/>
+          </w:tcPr>
+          <w:p>
+            <w:pPr>
+              <w:spacing w:after="0"/>
+            </w:pPr>
+            <w:r>
+              <w:rPr>
+                <w:rFonts w:ascii="Times New Roman" w:hAnsi="Times New Roman"/>
+                <w:b w:val="0"/>
+                <w:sz w:val="17"/>
+              </w:rPr>
+              <w:t>178</w:t>
+            </w:r>
+          </w:p>
+        </w:tc>
+        <w:tc>
+          <w:tcPr>
+            <w:tcW w:w="1656" w:type="dxa"/>
+            <w:vAlign w:val="center"/>
+          </w:tcPr>
+          <w:p>
+            <w:pPr>
+              <w:spacing w:after="0"/>
+            </w:pPr>
+            <w:r>
+              <w:rPr>
+                <w:rFonts w:ascii="Times New Roman" w:hAnsi="Times New Roman"/>
+                <w:b w:val="0"/>
+                <w:sz w:val="17"/>
+              </w:rPr>
+              <w:t>298,078</w:t>
+            </w:r>
+          </w:p>
+        </w:tc>
+      </w:tr>
+      <w:tr>
+        <w:trPr>
+          <w:jc w:val="center"/>
+        </w:trPr>
+        <w:tc>
+          <w:tcPr>
+            <w:tcW w:w="1656" w:type="dxa"/>
+            <w:vAlign w:val="center"/>
+          </w:tcPr>
+          <w:p>
+            <w:pPr>
+              <w:spacing w:after="0"/>
+            </w:pPr>
+            <w:r>
+              <w:rPr>
+                <w:rFonts w:ascii="Times New Roman" w:hAnsi="Times New Roman"/>
+                <w:b w:val="0"/>
+                <w:sz w:val="17"/>
+              </w:rPr>
+              <w:t>Validation</w:t>
+            </w:r>
+          </w:p>
+        </w:tc>
+        <w:tc>
+          <w:tcPr>
+            <w:tcW w:w="1656" w:type="dxa"/>
+            <w:vAlign w:val="center"/>
+          </w:tcPr>
+          <w:p>
+            <w:pPr>
+              <w:spacing w:after="0"/>
+            </w:pPr>
+            <w:r>
+              <w:rPr>
+                <w:rFonts w:ascii="Times New Roman" w:hAnsi="Times New Roman"/>
+                <w:b w:val="0"/>
+                <w:sz w:val="17"/>
+              </w:rPr>
+              <w:t>Training CSV, 15%</w:t>
+            </w:r>
+          </w:p>
+        </w:tc>
+        <w:tc>
+          <w:tcPr>
+            <w:tcW w:w="1656" w:type="dxa"/>
+            <w:vAlign w:val="center"/>
+          </w:tcPr>
+          <w:p>
+            <w:pPr>
+              <w:spacing w:after="0"/>
+            </w:pPr>
+            <w:r>
+              <w:rPr>
+                <w:rFonts w:ascii="Times New Roman" w:hAnsi="Times New Roman"/>
+                <w:b w:val="0"/>
+                <w:sz w:val="17"/>
+              </w:rPr>
+              <w:t>26,302</w:t>
+            </w:r>
+          </w:p>
+        </w:tc>
+        <w:tc>
+          <w:tcPr>
+            <w:tcW w:w="1656" w:type="dxa"/>
+            <w:vAlign w:val="center"/>
+          </w:tcPr>
+          <w:p>
+            <w:pPr>
+              <w:spacing w:after="0"/>
+            </w:pPr>
+            <w:r>
+              <w:rPr>
+                <w:rFonts w:ascii="Times New Roman" w:hAnsi="Times New Roman"/>
+                <w:b w:val="0"/>
+                <w:sz w:val="17"/>
+              </w:rPr>
+              <w:t>27</w:t>
+            </w:r>
+          </w:p>
+        </w:tc>
+        <w:tc>
+          <w:tcPr>
+            <w:tcW w:w="1656" w:type="dxa"/>
+            <w:vAlign w:val="center"/>
+          </w:tcPr>
+          <w:p>
+            <w:pPr>
+              <w:spacing w:after="0"/>
+            </w:pPr>
+            <w:r>
+              <w:rPr>
+                <w:rFonts w:ascii="Times New Roman" w:hAnsi="Times New Roman"/>
+                <w:b w:val="0"/>
+                <w:sz w:val="17"/>
+              </w:rPr>
+              <w:t>174</w:t>
+            </w:r>
+          </w:p>
+        </w:tc>
+        <w:tc>
+          <w:tcPr>
+            <w:tcW w:w="1656" w:type="dxa"/>
+            <w:vAlign w:val="center"/>
+          </w:tcPr>
+          <w:p>
+            <w:pPr>
+              <w:spacing w:after="0"/>
+            </w:pPr>
+            <w:r>
+              <w:rPr>
+                <w:rFonts w:ascii="Times New Roman" w:hAnsi="Times New Roman"/>
+                <w:b w:val="0"/>
+                <w:sz w:val="17"/>
+              </w:rPr>
+              <w:t>52,604</w:t>
+            </w:r>
+          </w:p>
+        </w:tc>
+      </w:tr>
+      <w:tr>
+        <w:trPr>
+          <w:jc w:val="center"/>
+        </w:trPr>
+        <w:tc>
+          <w:tcPr>
+            <w:tcW w:w="1656" w:type="dxa"/>
+            <w:vAlign w:val="center"/>
+          </w:tcPr>
+          <w:p>
+            <w:pPr>
+              <w:spacing w:after="0"/>
+            </w:pPr>
+            <w:r>
+              <w:rPr>
+                <w:rFonts w:ascii="Times New Roman" w:hAnsi="Times New Roman"/>
+                <w:b w:val="0"/>
+                <w:sz w:val="17"/>
+              </w:rPr>
+              <w:t>Official test</w:t>
+            </w:r>
+          </w:p>
+        </w:tc>
+        <w:tc>
+          <w:tcPr>
+            <w:tcW w:w="1656" w:type="dxa"/>
+            <w:vAlign w:val="center"/>
+          </w:tcPr>
+          <w:p>
+            <w:pPr>
+              <w:spacing w:after="0"/>
+            </w:pPr>
+            <w:r>
+              <w:rPr>
+                <w:rFonts w:ascii="Times New Roman" w:hAnsi="Times New Roman"/>
+                <w:b w:val="0"/>
+                <w:sz w:val="17"/>
+              </w:rPr>
+              <w:t>Testing CSV, 100%</w:t>
+            </w:r>
+          </w:p>
+        </w:tc>
+        <w:tc>
+          <w:tcPr>
+            <w:tcW w:w="1656" w:type="dxa"/>
+            <w:vAlign w:val="center"/>
+          </w:tcPr>
+          <w:p>
+            <w:pPr>
+              <w:spacing w:after="0"/>
+            </w:pPr>
+            <w:r>
+              <w:rPr>
+                <w:rFonts w:ascii="Times New Roman" w:hAnsi="Times New Roman"/>
+                <w:b w:val="0"/>
+                <w:sz w:val="17"/>
+              </w:rPr>
+              <w:t>82,332</w:t>
+            </w:r>
+          </w:p>
+        </w:tc>
+        <w:tc>
+          <w:tcPr>
+            <w:tcW w:w="1656" w:type="dxa"/>
+            <w:vAlign w:val="center"/>
+          </w:tcPr>
+          <w:p>
+            <w:pPr>
+              <w:spacing w:after="0"/>
+            </w:pPr>
+            <w:r>
+              <w:rPr>
+                <w:rFonts w:ascii="Times New Roman" w:hAnsi="Times New Roman"/>
+                <w:b w:val="0"/>
+                <w:sz w:val="17"/>
+              </w:rPr>
+              <w:t>83</w:t>
+            </w:r>
+          </w:p>
+        </w:tc>
+        <w:tc>
+          <w:tcPr>
+            <w:tcW w:w="1656" w:type="dxa"/>
+            <w:vAlign w:val="center"/>
+          </w:tcPr>
+          <w:p>
+            <w:pPr>
+              <w:spacing w:after="0"/>
+            </w:pPr>
+            <w:r>
+              <w:rPr>
+                <w:rFonts w:ascii="Times New Roman" w:hAnsi="Times New Roman"/>
+                <w:b w:val="0"/>
+                <w:sz w:val="17"/>
+              </w:rPr>
+              <w:t>172</w:t>
+            </w:r>
+          </w:p>
+        </w:tc>
+        <w:tc>
+          <w:tcPr>
+            <w:tcW w:w="1656" w:type="dxa"/>
+            <w:vAlign w:val="center"/>
+          </w:tcPr>
+          <w:p>
+            <w:pPr>
+              <w:spacing w:after="0"/>
+            </w:pPr>
+            <w:r>
+              <w:rPr>
+                <w:rFonts w:ascii="Times New Roman" w:hAnsi="Times New Roman"/>
+                <w:b w:val="0"/>
+                <w:sz w:val="17"/>
+              </w:rPr>
+              <w:t>164,664</w:t>
+            </w:r>
+          </w:p>
+        </w:tc>
+      </w:tr>
+    </w:tbl>
+    <w:p>
+      <w:pPr>
+        <w:pStyle w:val="164"/>
+        <w:jc w:val="center"/>
+      </w:pPr>
+      <w:r>
+        <w:t>Table 3. Dataset and graph statistics for the corrected protocol.</w:t>
+      </w:r>
+    </w:p>
+    <w:p>
+      <w:pPr>
+        <w:pStyle w:val="3"/>
+      </w:pPr>
+      <w:r>
+        <w:t>3.2 Preprocessing</w:t>
+      </w:r>
+    </w:p>
+    <w:p>
+      <w:pPr>
+        <w:jc w:val="both"/>
+      </w:pPr>
+      <w:r>
+        <w:t>The training CSV is partitioned into training and validation subsets using stratification by the binary flow label. Categorical encoders and numerical scaling parameters are fitted on the training partition only and then applied unchanged to validation and official test data. Thus, the official test set is not used for fitting preprocessing transformations, model selection, checkpoint selection, or early stopping.</w:t>
+      </w:r>
+    </w:p>
+    <w:p>
+      <w:pPr>
+        <w:pStyle w:val="3"/>
+        <w:jc w:val="both"/>
+      </w:pPr>
+      <w:r>
         <w:t>3.3 Graph Construction</w:t>
       </w:r>
     </w:p>
     <w:p>
+      <w:pPr>
+        <w:jc w:val="both"/>
+      </w:pPr>
       <w:r>
-        <w:t>The CSV representation does not expose source/destination IP addresses. Each flow therefore creates two pseudo-node identifiers. The source identifier is formed from protocol and service with a source-role suffix, while the destination identifier is formed from state and service with a destination-role suffix. Each flow creates a directed edge from the source pseudo-node to the destination pseudo-node.</w:t>
+        <w:t>The CSV representation lacks explicit source and destination IP addresses. We therefore construct pseudo-nodes from categorical combinations: a source identifier is formed from protocol and service with a source-role suffix, while a destination identifier is formed from state and service with a destination-role suffix. Each flow contributes an edge between the corresponding pseudo-nodes.</w:t>
       </w:r>
     </w:p>
     <w:p>
+      <w:pPr>
+        <w:jc w:val="both"/>
+      </w:pPr>
       <w:r>
-        <w:t>This representation is intentionally described as a proxy graph. It does not recover the true communication topology. Distinct real hosts sharing the same categorical combination can collapse into the same pseudo-node, limiting both the semantic interpretation and the granularity of node-level predictions.</w:t>
+        <w:t>This is a proxy graph rather than a reconstruction of the real network topology. Different real hosts can collapse into the same pseudo-node when their available categorical attributes coincide. The limitation is intrinsic to the CSV representation used in this study and is explicitly retained in the interpretation of the results.</w:t>
       </w:r>
     </w:p>
     <w:p>
@@ -1108,9 +1726,9 @@
         </w:tblCellMar>
       </w:tblPr>
       <w:tblGrid>
-        <w:gridCol w:w="3293"/>
-        <w:gridCol w:w="3293"/>
-        <w:gridCol w:w="3293"/>
+        <w:gridCol w:w="3312"/>
+        <w:gridCol w:w="3312"/>
+        <w:gridCol w:w="3312"/>
       </w:tblGrid>
       <w:tr>
         <w:trPr>
@@ -1118,7 +1736,7 @@
         </w:trPr>
         <w:tc>
           <w:tcPr>
-            <w:tcW w:w="3293" w:type="dxa"/>
+            <w:tcW w:w="3312" w:type="dxa"/>
             <w:shd w:val="clear" w:color="auto" w:fill="D9E2F3"/>
             <w:vAlign w:val="center"/>
           </w:tcPr>
@@ -1138,7 +1756,7 @@
         </w:tc>
         <w:tc>
           <w:tcPr>
-            <w:tcW w:w="3293" w:type="dxa"/>
+            <w:tcW w:w="3312" w:type="dxa"/>
             <w:shd w:val="clear" w:color="auto" w:fill="D9E2F3"/>
             <w:vAlign w:val="center"/>
           </w:tcPr>
@@ -1152,13 +1770,13 @@
                 <w:b/>
                 <w:sz w:val="17"/>
               </w:rPr>
-              <w:t>Construction</w:t>
-            </w:r>
-          </w:p>
-        </w:tc>
-        <w:tc>
-          <w:tcPr>
-            <w:tcW w:w="3293" w:type="dxa"/>
+              <w:t>Aggregation</w:t>
+            </w:r>
+          </w:p>
+        </w:tc>
+        <w:tc>
+          <w:tcPr>
+            <w:tcW w:w="3312" w:type="dxa"/>
             <w:shd w:val="clear" w:color="auto" w:fill="D9E2F3"/>
             <w:vAlign w:val="center"/>
           </w:tcPr>
@@ -1183,7 +1801,7 @@
         </w:trPr>
         <w:tc>
           <w:tcPr>
-            <w:tcW w:w="3293" w:type="dxa"/>
+            <w:tcW w:w="3312" w:type="dxa"/>
             <w:vAlign w:val="center"/>
           </w:tcPr>
           <w:p>
@@ -1202,26 +1820,26 @@
         </w:tc>
         <w:tc>
           <w:tcPr>
-            <w:tcW w:w="3293" w:type="dxa"/>
-            <w:vAlign w:val="center"/>
-          </w:tcPr>
-          <w:p>
-            <w:pPr>
-              <w:spacing w:after="0"/>
-            </w:pPr>
-            <w:r>
-              <w:rPr>
-                <w:rFonts w:ascii="Times New Roman" w:hAnsi="Times New Roman"/>
-                <w:b w:val="0"/>
-                <w:sz w:val="17"/>
-              </w:rPr>
-              <w:t>Means of bytes, packets, load, duration, TTL, and loss variables</w:t>
-            </w:r>
-          </w:p>
-        </w:tc>
-        <w:tc>
-          <w:tcPr>
-            <w:tcW w:w="3293" w:type="dxa"/>
+            <w:tcW w:w="3312" w:type="dxa"/>
+            <w:vAlign w:val="center"/>
+          </w:tcPr>
+          <w:p>
+            <w:pPr>
+              <w:spacing w:after="0"/>
+            </w:pPr>
+            <w:r>
+              <w:rPr>
+                <w:rFonts w:ascii="Times New Roman" w:hAnsi="Times New Roman"/>
+                <w:b w:val="0"/>
+                <w:sz w:val="17"/>
+              </w:rPr>
+              <w:t>Mean bytes, packets, load, duration, TTL and loss features</w:t>
+            </w:r>
+          </w:p>
+        </w:tc>
+        <w:tc>
+          <w:tcPr>
+            <w:tcW w:w="3312" w:type="dxa"/>
             <w:vAlign w:val="center"/>
           </w:tcPr>
           <w:p>
@@ -1245,7 +1863,7 @@
         </w:trPr>
         <w:tc>
           <w:tcPr>
-            <w:tcW w:w="3293" w:type="dxa"/>
+            <w:tcW w:w="3312" w:type="dxa"/>
             <w:vAlign w:val="center"/>
           </w:tcPr>
           <w:p>
@@ -1264,7 +1882,7 @@
         </w:tc>
         <w:tc>
           <w:tcPr>
-            <w:tcW w:w="3293" w:type="dxa"/>
+            <w:tcW w:w="3312" w:type="dxa"/>
             <w:vAlign w:val="center"/>
           </w:tcPr>
           <w:p>
@@ -1283,7 +1901,7 @@
         </w:tc>
         <w:tc>
           <w:tcPr>
-            <w:tcW w:w="3293" w:type="dxa"/>
+            <w:tcW w:w="3312" w:type="dxa"/>
             <w:vAlign w:val="center"/>
           </w:tcPr>
           <w:p>
@@ -1307,7 +1925,7 @@
         </w:trPr>
         <w:tc>
           <w:tcPr>
-            <w:tcW w:w="3293" w:type="dxa"/>
+            <w:tcW w:w="3312" w:type="dxa"/>
             <w:vAlign w:val="center"/>
           </w:tcPr>
           <w:p>
@@ -1326,7 +1944,7 @@
         </w:tc>
         <w:tc>
           <w:tcPr>
-            <w:tcW w:w="3293" w:type="dxa"/>
+            <w:tcW w:w="3312" w:type="dxa"/>
             <w:vAlign w:val="center"/>
           </w:tcPr>
           <w:p>
@@ -1345,7 +1963,7 @@
         </w:tc>
         <w:tc>
           <w:tcPr>
-            <w:tcW w:w="3293" w:type="dxa"/>
+            <w:tcW w:w="3312" w:type="dxa"/>
             <w:vAlign w:val="center"/>
           </w:tcPr>
           <w:p>
@@ -1369,7 +1987,7 @@
         </w:trPr>
         <w:tc>
           <w:tcPr>
-            <w:tcW w:w="3293" w:type="dxa"/>
+            <w:tcW w:w="3312" w:type="dxa"/>
             <w:vAlign w:val="center"/>
           </w:tcPr>
           <w:p>
@@ -1388,7 +2006,7 @@
         </w:tc>
         <w:tc>
           <w:tcPr>
-            <w:tcW w:w="3293" w:type="dxa"/>
+            <w:tcW w:w="3312" w:type="dxa"/>
             <w:vAlign w:val="center"/>
           </w:tcPr>
           <w:p>
@@ -1407,7 +2025,7 @@
         </w:tc>
         <w:tc>
           <w:tcPr>
-            <w:tcW w:w="3293" w:type="dxa"/>
+            <w:tcW w:w="3312" w:type="dxa"/>
             <w:vAlign w:val="center"/>
           </w:tcPr>
           <w:p>
@@ -1431,7 +2049,7 @@
         </w:trPr>
         <w:tc>
           <w:tcPr>
-            <w:tcW w:w="3293" w:type="dxa"/>
+            <w:tcW w:w="3312" w:type="dxa"/>
             <w:vAlign w:val="center"/>
           </w:tcPr>
           <w:p>
@@ -1450,26 +2068,26 @@
         </w:tc>
         <w:tc>
           <w:tcPr>
-            <w:tcW w:w="3293" w:type="dxa"/>
-            <w:vAlign w:val="center"/>
-          </w:tcPr>
-          <w:p>
-            <w:pPr>
-              <w:spacing w:after="0"/>
-            </w:pPr>
-            <w:r>
-              <w:rPr>
-                <w:rFonts w:ascii="Times New Roman" w:hAnsi="Times New Roman"/>
-                <w:b w:val="0"/>
-                <w:sz w:val="17"/>
-              </w:rPr>
-              <w:t>Aggregated node representation</w:t>
-            </w:r>
-          </w:p>
-        </w:tc>
-        <w:tc>
-          <w:tcPr>
-            <w:tcW w:w="3293" w:type="dxa"/>
+            <w:tcW w:w="3312" w:type="dxa"/>
+            <w:vAlign w:val="center"/>
+          </w:tcPr>
+          <w:p>
+            <w:pPr>
+              <w:spacing w:after="0"/>
+            </w:pPr>
+            <w:r>
+              <w:rPr>
+                <w:rFonts w:ascii="Times New Roman" w:hAnsi="Times New Roman"/>
+                <w:b w:val="0"/>
+                <w:sz w:val="17"/>
+              </w:rPr>
+              <w:t>Node feature vector</w:t>
+            </w:r>
+          </w:p>
+        </w:tc>
+        <w:tc>
+          <w:tcPr>
+            <w:tcW w:w="3312" w:type="dxa"/>
             <w:vAlign w:val="center"/>
           </w:tcPr>
           <w:p>
@@ -1494,17 +2112,12 @@
         <w:jc w:val="center"/>
       </w:pPr>
       <w:r>
-        <w:t>Table 3. Node-feature composition.</w:t>
+        <w:t>Table 4. Node-feature composition.</w:t>
       </w:r>
     </w:p>
     <w:p>
-      <w:pPr>
-        <w:spacing w:after="0"/>
-      </w:pPr>
-    </w:p>
-    <w:p>
       <w:r>
-        <w:t>A node is labeled as an attack node when at least one incident source-side or destination-side flow is labeled as an attack. This rule is simple and reproducible but can over-label a node if only a single incident flow is malicious.</w:t>
+        <w:t>A node is labeled as an attack node when at least one incident source-side or destination-side flow is labeled as an attack. This simple rule is reproducible, but it may over-label a node when only one incident flow is malicious.</w:t>
       </w:r>
     </w:p>
     <w:p>
@@ -1512,31 +2125,15 @@
         <w:pStyle w:val="3"/>
       </w:pPr>
       <w:r>
-        <w:t>3.5 Temporal Graph Sequences</w:t>
-      </w:r>
-    </w:p>
-    <w:p>
-      <w:r>
-        <w:t>Because a suitable timestamp is not available in the supplied CSV representation, flows are ordered by their original row order and partitioned into consecutive windows of 1,000 flows. Each window forms a graph snapshot G_t = (V_t, E_t, X_t, y_t). Five consecutive snapshots are grouped into a sequence for ST-GraphAD. The row-order construction is a methodological approximation and should not be interpreted as real elapsed time.</w:t>
+        <w:t>3.5 Temporal Graph Construction</w:t>
       </w:r>
     </w:p>
     <w:p>
       <w:pPr>
-        <w:pStyle w:val="3"/>
+        <w:jc w:val="both"/>
       </w:pPr>
       <w:r>
-        <w:t>3.6 Problem Definition</w:t>
-      </w:r>
-    </w:p>
-    <w:p>
-      <w:pPr>
-        <w:jc w:val="center"/>
-      </w:pPr>
-      <w:r>
-        <w:rPr>
-          <w:b/>
-        </w:rPr>
-        <w:t>Given S = [G_{t-4}, G_{t-3}, G_{t-2}, G_{t-1}, G_t], estimate ŷ_t ∈ [0,1]^{|V_t|}, where larger values indicate greater probability of malicious participation.</w:t>
+        <w:t>Flows are ordered according to their row order in the CSV because a reliable event timestamp is not available in the working representation. Consecutive blocks of 1,000 flows form graph snapshots, and five consecutive snapshots form the input sequence for ST-GraphAD. The temporal axis is therefore pseudo-temporal rather than a record of real elapsed time.</w:t>
       </w:r>
     </w:p>
     <w:p>
@@ -1544,7 +2141,7 @@
         <w:pStyle w:val="2"/>
       </w:pPr>
       <w:r>
-        <w:t>4. ST-GraphAD Framework</w:t>
+        <w:t>4. Proposed ST-GraphAD</w:t>
       </w:r>
     </w:p>
     <w:p>
@@ -1556,8 +2153,11 @@
       </w:r>
     </w:p>
     <w:p>
+      <w:pPr>
+        <w:jc w:val="both"/>
+      </w:pPr>
       <w:r>
-        <w:t>ST-GraphAD contains a shared spatial encoder, a temporal attention encoder, and node/graph classification heads. The spatial encoder processes each graph independently, while the temporal module combines the sequence of spatial embeddings. The final temporally enriched embedding of the latest window is used for node-level detection.</w:t>
+        <w:t>ST-GraphAD first applies a shared three-layer GCN to each graph snapshot. The resulting 128-dimensional node embeddings are then arranged across the five-snapshot sequence, padded to a common node dimension, and passed through a two-layer, four-head temporal self-attention module with positional encoding. The final-window temporal embeddings are passed to the node-level classifier; a graph-level head is retained as a secondary diagnostic.</w:t>
       </w:r>
     </w:p>
     <w:tbl>
@@ -1582,8 +2182,8 @@
         </w:tblCellMar>
       </w:tblPr>
       <w:tblGrid>
-        <w:gridCol w:w="4939"/>
-        <w:gridCol w:w="4939"/>
+        <w:gridCol w:w="4968"/>
+        <w:gridCol w:w="4968"/>
       </w:tblGrid>
       <w:tr>
         <w:trPr>
@@ -1591,7 +2191,7 @@
         </w:trPr>
         <w:tc>
           <w:tcPr>
-            <w:tcW w:w="4939" w:type="dxa"/>
+            <w:tcW w:w="4968" w:type="dxa"/>
             <w:shd w:val="clear" w:color="auto" w:fill="D9E2F3"/>
             <w:vAlign w:val="center"/>
           </w:tcPr>
@@ -1611,7 +2211,7 @@
         </w:tc>
         <w:tc>
           <w:tcPr>
-            <w:tcW w:w="4939" w:type="dxa"/>
+            <w:tcW w:w="4968" w:type="dxa"/>
             <w:shd w:val="clear" w:color="auto" w:fill="D9E2F3"/>
             <w:vAlign w:val="center"/>
           </w:tcPr>
@@ -1636,39 +2236,39 @@
         </w:trPr>
         <w:tc>
           <w:tcPr>
-            <w:tcW w:w="4939" w:type="dxa"/>
-            <w:vAlign w:val="center"/>
-          </w:tcPr>
-          <w:p>
-            <w:pPr>
-              <w:spacing w:after="0"/>
-            </w:pPr>
-            <w:r>
-              <w:rPr>
-                <w:rFonts w:ascii="Times New Roman" w:hAnsi="Times New Roman"/>
-                <w:b w:val="0"/>
-                <w:sz w:val="17"/>
-              </w:rPr>
-              <w:t>Spatial encoder</w:t>
-            </w:r>
-          </w:p>
-        </w:tc>
-        <w:tc>
-          <w:tcPr>
-            <w:tcW w:w="4939" w:type="dxa"/>
-            <w:vAlign w:val="center"/>
-          </w:tcPr>
-          <w:p>
-            <w:pPr>
-              <w:spacing w:after="0"/>
-            </w:pPr>
-            <w:r>
-              <w:rPr>
-                <w:rFonts w:ascii="Times New Roman" w:hAnsi="Times New Roman"/>
-                <w:b w:val="0"/>
-                <w:sz w:val="17"/>
-              </w:rPr>
-              <w:t>3-layer GCN; hidden dimension 128</w:t>
+            <w:tcW w:w="4968" w:type="dxa"/>
+            <w:vAlign w:val="center"/>
+          </w:tcPr>
+          <w:p>
+            <w:pPr>
+              <w:spacing w:after="0"/>
+            </w:pPr>
+            <w:r>
+              <w:rPr>
+                <w:rFonts w:ascii="Times New Roman" w:hAnsi="Times New Roman"/>
+                <w:b w:val="0"/>
+                <w:sz w:val="17"/>
+              </w:rPr>
+              <w:t>GCN spatial encoder</w:t>
+            </w:r>
+          </w:p>
+        </w:tc>
+        <w:tc>
+          <w:tcPr>
+            <w:tcW w:w="4968" w:type="dxa"/>
+            <w:vAlign w:val="center"/>
+          </w:tcPr>
+          <w:p>
+            <w:pPr>
+              <w:spacing w:after="0"/>
+            </w:pPr>
+            <w:r>
+              <w:rPr>
+                <w:rFonts w:ascii="Times New Roman" w:hAnsi="Times New Roman"/>
+                <w:b w:val="0"/>
+                <w:sz w:val="17"/>
+              </w:rPr>
+              <w:t>3 layers; hidden dimension 128</w:t>
             </w:r>
           </w:p>
         </w:tc>
@@ -1679,7 +2279,7 @@
         </w:trPr>
         <w:tc>
           <w:tcPr>
-            <w:tcW w:w="4939" w:type="dxa"/>
+            <w:tcW w:w="4968" w:type="dxa"/>
             <w:vAlign w:val="center"/>
           </w:tcPr>
           <w:p>
@@ -1698,20 +2298,20 @@
         </w:tc>
         <w:tc>
           <w:tcPr>
-            <w:tcW w:w="4939" w:type="dxa"/>
-            <w:vAlign w:val="center"/>
-          </w:tcPr>
-          <w:p>
-            <w:pPr>
-              <w:spacing w:after="0"/>
-            </w:pPr>
-            <w:r>
-              <w:rPr>
-                <w:rFonts w:ascii="Times New Roman" w:hAnsi="Times New Roman"/>
-                <w:b w:val="0"/>
-                <w:sz w:val="17"/>
-              </w:rPr>
-              <w:t>2-layer multi-head self-attention; 4 heads</w:t>
+            <w:tcW w:w="4968" w:type="dxa"/>
+            <w:vAlign w:val="center"/>
+          </w:tcPr>
+          <w:p>
+            <w:pPr>
+              <w:spacing w:after="0"/>
+            </w:pPr>
+            <w:r>
+              <w:rPr>
+                <w:rFonts w:ascii="Times New Roman" w:hAnsi="Times New Roman"/>
+                <w:b w:val="0"/>
+                <w:sz w:val="17"/>
+              </w:rPr>
+              <w:t>2 self-attention layers; 4 heads</w:t>
             </w:r>
           </w:p>
         </w:tc>
@@ -1722,39 +2322,39 @@
         </w:trPr>
         <w:tc>
           <w:tcPr>
-            <w:tcW w:w="4939" w:type="dxa"/>
-            <w:vAlign w:val="center"/>
-          </w:tcPr>
-          <w:p>
-            <w:pPr>
-              <w:spacing w:after="0"/>
-            </w:pPr>
-            <w:r>
-              <w:rPr>
-                <w:rFonts w:ascii="Times New Roman" w:hAnsi="Times New Roman"/>
-                <w:b w:val="0"/>
-                <w:sz w:val="17"/>
-              </w:rPr>
-              <w:t>Temporal context</w:t>
-            </w:r>
-          </w:p>
-        </w:tc>
-        <w:tc>
-          <w:tcPr>
-            <w:tcW w:w="4939" w:type="dxa"/>
-            <w:vAlign w:val="center"/>
-          </w:tcPr>
-          <w:p>
-            <w:pPr>
-              <w:spacing w:after="0"/>
-            </w:pPr>
-            <w:r>
-              <w:rPr>
-                <w:rFonts w:ascii="Times New Roman" w:hAnsi="Times New Roman"/>
-                <w:b w:val="0"/>
-                <w:sz w:val="17"/>
-              </w:rPr>
-              <w:t>5 consecutive graph snapshots</w:t>
+            <w:tcW w:w="4968" w:type="dxa"/>
+            <w:vAlign w:val="center"/>
+          </w:tcPr>
+          <w:p>
+            <w:pPr>
+              <w:spacing w:after="0"/>
+            </w:pPr>
+            <w:r>
+              <w:rPr>
+                <w:rFonts w:ascii="Times New Roman" w:hAnsi="Times New Roman"/>
+                <w:b w:val="0"/>
+                <w:sz w:val="17"/>
+              </w:rPr>
+              <w:t>Temporal sequence</w:t>
+            </w:r>
+          </w:p>
+        </w:tc>
+        <w:tc>
+          <w:tcPr>
+            <w:tcW w:w="4968" w:type="dxa"/>
+            <w:vAlign w:val="center"/>
+          </w:tcPr>
+          <w:p>
+            <w:pPr>
+              <w:spacing w:after="0"/>
+            </w:pPr>
+            <w:r>
+              <w:rPr>
+                <w:rFonts w:ascii="Times New Roman" w:hAnsi="Times New Roman"/>
+                <w:b w:val="0"/>
+                <w:sz w:val="17"/>
+              </w:rPr>
+              <w:t>5 graph snapshots</w:t>
             </w:r>
           </w:p>
         </w:tc>
@@ -1765,7 +2365,7 @@
         </w:trPr>
         <w:tc>
           <w:tcPr>
-            <w:tcW w:w="4939" w:type="dxa"/>
+            <w:tcW w:w="4968" w:type="dxa"/>
             <w:vAlign w:val="center"/>
           </w:tcPr>
           <w:p>
@@ -1784,7 +2384,7 @@
         </w:tc>
         <w:tc>
           <w:tcPr>
-            <w:tcW w:w="4939" w:type="dxa"/>
+            <w:tcW w:w="4968" w:type="dxa"/>
             <w:vAlign w:val="center"/>
           </w:tcPr>
           <w:p>
@@ -1808,26 +2408,26 @@
         </w:trPr>
         <w:tc>
           <w:tcPr>
-            <w:tcW w:w="4939" w:type="dxa"/>
-            <w:vAlign w:val="center"/>
-          </w:tcPr>
-          <w:p>
-            <w:pPr>
-              <w:spacing w:after="0"/>
-            </w:pPr>
-            <w:r>
-              <w:rPr>
-                <w:rFonts w:ascii="Times New Roman" w:hAnsi="Times New Roman"/>
-                <w:b w:val="0"/>
-                <w:sz w:val="17"/>
-              </w:rPr>
-              <w:t>Node head</w:t>
-            </w:r>
-          </w:p>
-        </w:tc>
-        <w:tc>
-          <w:tcPr>
-            <w:tcW w:w="4939" w:type="dxa"/>
+            <w:tcW w:w="4968" w:type="dxa"/>
+            <w:vAlign w:val="center"/>
+          </w:tcPr>
+          <w:p>
+            <w:pPr>
+              <w:spacing w:after="0"/>
+            </w:pPr>
+            <w:r>
+              <w:rPr>
+                <w:rFonts w:ascii="Times New Roman" w:hAnsi="Times New Roman"/>
+                <w:b w:val="0"/>
+                <w:sz w:val="17"/>
+              </w:rPr>
+              <w:t>Node classifier</w:t>
+            </w:r>
+          </w:p>
+        </w:tc>
+        <w:tc>
+          <w:tcPr>
+            <w:tcW w:w="4968" w:type="dxa"/>
             <w:vAlign w:val="center"/>
           </w:tcPr>
           <w:p>
@@ -1851,39 +2451,39 @@
         </w:trPr>
         <w:tc>
           <w:tcPr>
-            <w:tcW w:w="4939" w:type="dxa"/>
-            <w:vAlign w:val="center"/>
-          </w:tcPr>
-          <w:p>
-            <w:pPr>
-              <w:spacing w:after="0"/>
-            </w:pPr>
-            <w:r>
-              <w:rPr>
-                <w:rFonts w:ascii="Times New Roman" w:hAnsi="Times New Roman"/>
-                <w:b w:val="0"/>
-                <w:sz w:val="17"/>
-              </w:rPr>
-              <w:t>Graph head</w:t>
-            </w:r>
-          </w:p>
-        </w:tc>
-        <w:tc>
-          <w:tcPr>
-            <w:tcW w:w="4939" w:type="dxa"/>
-            <w:vAlign w:val="center"/>
-          </w:tcPr>
-          <w:p>
-            <w:pPr>
-              <w:spacing w:after="0"/>
-            </w:pPr>
-            <w:r>
-              <w:rPr>
-                <w:rFonts w:ascii="Times New Roman" w:hAnsi="Times New Roman"/>
-                <w:b w:val="0"/>
-                <w:sz w:val="17"/>
-              </w:rPr>
-              <w:t>Mean pooling → 64 → 2</w:t>
+            <w:tcW w:w="4968" w:type="dxa"/>
+            <w:vAlign w:val="center"/>
+          </w:tcPr>
+          <w:p>
+            <w:pPr>
+              <w:spacing w:after="0"/>
+            </w:pPr>
+            <w:r>
+              <w:rPr>
+                <w:rFonts w:ascii="Times New Roman" w:hAnsi="Times New Roman"/>
+                <w:b w:val="0"/>
+                <w:sz w:val="17"/>
+              </w:rPr>
+              <w:t>Graph classifier</w:t>
+            </w:r>
+          </w:p>
+        </w:tc>
+        <w:tc>
+          <w:tcPr>
+            <w:tcW w:w="4968" w:type="dxa"/>
+            <w:vAlign w:val="center"/>
+          </w:tcPr>
+          <w:p>
+            <w:pPr>
+              <w:spacing w:after="0"/>
+            </w:pPr>
+            <w:r>
+              <w:rPr>
+                <w:rFonts w:ascii="Times New Roman" w:hAnsi="Times New Roman"/>
+                <w:b w:val="0"/>
+                <w:sz w:val="17"/>
+              </w:rPr>
+              <w:t>Mean pool → 64 → 2</w:t>
             </w:r>
           </w:p>
         </w:tc>
@@ -1894,7 +2494,7 @@
         </w:trPr>
         <w:tc>
           <w:tcPr>
-            <w:tcW w:w="4939" w:type="dxa"/>
+            <w:tcW w:w="4968" w:type="dxa"/>
             <w:vAlign w:val="center"/>
           </w:tcPr>
           <w:p>
@@ -1913,7 +2513,7 @@
         </w:tc>
         <w:tc>
           <w:tcPr>
-            <w:tcW w:w="4939" w:type="dxa"/>
+            <w:tcW w:w="4968" w:type="dxa"/>
             <w:vAlign w:val="center"/>
           </w:tcPr>
           <w:p>
@@ -1938,13 +2538,8 @@
         <w:jc w:val="center"/>
       </w:pPr>
       <w:r>
-        <w:t>Table 4. ST-GraphAD architecture configuration.</w:t>
+        <w:t>Table 5. ST-GraphAD architecture.</w:t>
       </w:r>
-    </w:p>
-    <w:p>
-      <w:pPr>
-        <w:spacing w:after="0"/>
-      </w:pPr>
     </w:p>
     <w:p>
       <w:pPr>
@@ -1966,21 +2561,28 @@
       </w:r>
     </w:p>
     <w:p>
+      <w:pPr>
+        <w:jc w:val="both"/>
+      </w:pPr>
       <w:r>
-        <w:t>Here A~ = A + I includes self-loops and D~ is its degree matrix. ReLU is used as the nonlinear activation, with batch normalization and dropout between GCN layers. The final spatial representation has dimension 128.</w:t>
+        <w:t>where A~ = A + I adds self-loops, D~ is the degree matrix of A~, and σ is the ReLU activation. Batch normalization and dropout are used between GCN layers.</w:t>
       </w:r>
     </w:p>
     <w:p>
       <w:pPr>
         <w:pStyle w:val="3"/>
+        <w:jc w:val="both"/>
       </w:pPr>
       <w:r>
         <w:t>4.3 Temporal Attention</w:t>
       </w:r>
     </w:p>
     <w:p>
+      <w:pPr>
+        <w:jc w:val="both"/>
+      </w:pPr>
       <w:r>
-        <w:t>The node embeddings from the five snapshots are padded to a common node dimension and accompanied by a validity mask. Sinusoidal positional encoding supplies temporal order. Multi-head self-attention then produces temporally contextualized embeddings using standard scaled dot-product attention:</w:t>
+        <w:t>For each temporal sequence, node embeddings are padded to the maximum node count and accompanied by a validity mask. Sinusoidal positional encoding supplies temporal order. Each attention block computes:</w:t>
       </w:r>
     </w:p>
     <w:p>
@@ -1995,8 +2597,11 @@
       </w:r>
     </w:p>
     <w:p>
+      <w:pPr>
+        <w:jc w:val="both"/>
+      </w:pPr>
       <w:r>
-        <w:t>Two attention blocks use residual connections and layer normalization. Only valid nodes from the final snapshot are passed to the node classifier.</w:t>
+        <w:t>Residual connections and layer normalization are applied after the attention blocks. Only the valid nodes in the final snapshot are passed to the detection head.</w:t>
       </w:r>
     </w:p>
     <w:p>
@@ -2004,7 +2609,7 @@
         <w:pStyle w:val="3"/>
       </w:pPr>
       <w:r>
-        <w:t>4.4 Objective and Training</w:t>
+        <w:t>4.4 Training Objective</w:t>
       </w:r>
     </w:p>
     <w:p>
@@ -2015,12 +2620,47 @@
         <w:rPr>
           <w:b/>
         </w:rPr>
-        <w:t>L = L_graph + λ L_node,   λ = 0.5</w:t>
+        <w:t>L = L_graph + λ L_node,  λ = 0.5</w:t>
       </w:r>
     </w:p>
     <w:p>
+      <w:pPr>
+        <w:jc w:val="both"/>
+      </w:pPr>
       <w:r>
-        <w:t>The reported training objective combines graph-level and node-level cross-entropy. Importantly, graph-level AUC is not used for model selection. ReduceLROnPlateau and early stopping operate on validation node-level AUC-ROC.</w:t>
+        <w:t>The model is optimized with Adam (learning rate 10^-3, weight decay 5×10^-4). ReduceLROnPlateau and early stopping monitor validation node-level AUC-ROC. Graph-level AUC is never used for model selection.</w:t>
+      </w:r>
+    </w:p>
+    <w:p>
+      <w:pPr>
+        <w:pStyle w:val="2"/>
+      </w:pPr>
+      <w:r>
+        <w:t>5. Experimental Setup</w:t>
+      </w:r>
+    </w:p>
+    <w:p>
+      <w:pPr>
+        <w:pStyle w:val="3"/>
+      </w:pPr>
+      <w:r>
+        <w:t>5.1 Baseline and Fair Comparison</w:t>
+      </w:r>
+    </w:p>
+    <w:p>
+      <w:pPr>
+        <w:jc w:val="both"/>
+      </w:pPr>
+      <w:r>
+        <w:t>The GCN-only baseline uses the same spatial encoder and node classification head but omits temporal attention. Both models are trained from the same graph partitions and sequence units so that the principal architectural difference is the temporal modeling component.</w:t>
+      </w:r>
+    </w:p>
+    <w:p>
+      <w:pPr>
+        <w:pStyle w:val="3"/>
+      </w:pPr>
+      <w:r>
+        <w:t>5.2 Final Configuration</w:t>
       </w:r>
     </w:p>
     <w:tbl>
@@ -2045,8 +2685,8 @@
         </w:tblCellMar>
       </w:tblPr>
       <w:tblGrid>
-        <w:gridCol w:w="4939"/>
-        <w:gridCol w:w="4939"/>
+        <w:gridCol w:w="4968"/>
+        <w:gridCol w:w="4968"/>
       </w:tblGrid>
       <w:tr>
         <w:trPr>
@@ -2054,7 +2694,7 @@
         </w:trPr>
         <w:tc>
           <w:tcPr>
-            <w:tcW w:w="4939" w:type="dxa"/>
+            <w:tcW w:w="4968" w:type="dxa"/>
             <w:shd w:val="clear" w:color="auto" w:fill="D9E2F3"/>
             <w:vAlign w:val="center"/>
           </w:tcPr>
@@ -2068,13 +2708,13 @@
                 <w:b/>
                 <w:sz w:val="17"/>
               </w:rPr>
-              <w:t>Hyperparameter</w:t>
-            </w:r>
-          </w:p>
-        </w:tc>
-        <w:tc>
-          <w:tcPr>
-            <w:tcW w:w="4939" w:type="dxa"/>
+              <w:t>Parameter</w:t>
+            </w:r>
+          </w:p>
+        </w:tc>
+        <w:tc>
+          <w:tcPr>
+            <w:tcW w:w="4968" w:type="dxa"/>
             <w:shd w:val="clear" w:color="auto" w:fill="D9E2F3"/>
             <w:vAlign w:val="center"/>
           </w:tcPr>
@@ -2099,39 +2739,39 @@
         </w:trPr>
         <w:tc>
           <w:tcPr>
-            <w:tcW w:w="4939" w:type="dxa"/>
-            <w:vAlign w:val="center"/>
-          </w:tcPr>
-          <w:p>
-            <w:pPr>
-              <w:spacing w:after="0"/>
-            </w:pPr>
-            <w:r>
-              <w:rPr>
-                <w:rFonts w:ascii="Times New Roman" w:hAnsi="Times New Roman"/>
-                <w:b w:val="0"/>
-                <w:sz w:val="17"/>
-              </w:rPr>
-              <w:t>Optimizer</w:t>
-            </w:r>
-          </w:p>
-        </w:tc>
-        <w:tc>
-          <w:tcPr>
-            <w:tcW w:w="4939" w:type="dxa"/>
-            <w:vAlign w:val="center"/>
-          </w:tcPr>
-          <w:p>
-            <w:pPr>
-              <w:spacing w:after="0"/>
-            </w:pPr>
-            <w:r>
-              <w:rPr>
-                <w:rFonts w:ascii="Times New Roman" w:hAnsi="Times New Roman"/>
-                <w:b w:val="0"/>
-                <w:sz w:val="17"/>
-              </w:rPr>
-              <w:t>Adam</w:t>
+            <w:tcW w:w="4968" w:type="dxa"/>
+            <w:vAlign w:val="center"/>
+          </w:tcPr>
+          <w:p>
+            <w:pPr>
+              <w:spacing w:after="0"/>
+            </w:pPr>
+            <w:r>
+              <w:rPr>
+                <w:rFonts w:ascii="Times New Roman" w:hAnsi="Times New Roman"/>
+                <w:b w:val="0"/>
+                <w:sz w:val="17"/>
+              </w:rPr>
+              <w:t>Hidden channels</w:t>
+            </w:r>
+          </w:p>
+        </w:tc>
+        <w:tc>
+          <w:tcPr>
+            <w:tcW w:w="4968" w:type="dxa"/>
+            <w:vAlign w:val="center"/>
+          </w:tcPr>
+          <w:p>
+            <w:pPr>
+              <w:spacing w:after="0"/>
+            </w:pPr>
+            <w:r>
+              <w:rPr>
+                <w:rFonts w:ascii="Times New Roman" w:hAnsi="Times New Roman"/>
+                <w:b w:val="0"/>
+                <w:sz w:val="17"/>
+              </w:rPr>
+              <w:t>128</w:t>
             </w:r>
           </w:p>
         </w:tc>
@@ -2142,39 +2782,39 @@
         </w:trPr>
         <w:tc>
           <w:tcPr>
-            <w:tcW w:w="4939" w:type="dxa"/>
-            <w:vAlign w:val="center"/>
-          </w:tcPr>
-          <w:p>
-            <w:pPr>
-              <w:spacing w:after="0"/>
-            </w:pPr>
-            <w:r>
-              <w:rPr>
-                <w:rFonts w:ascii="Times New Roman" w:hAnsi="Times New Roman"/>
-                <w:b w:val="0"/>
-                <w:sz w:val="17"/>
-              </w:rPr>
-              <w:t>Learning rate</w:t>
-            </w:r>
-          </w:p>
-        </w:tc>
-        <w:tc>
-          <w:tcPr>
-            <w:tcW w:w="4939" w:type="dxa"/>
-            <w:vAlign w:val="center"/>
-          </w:tcPr>
-          <w:p>
-            <w:pPr>
-              <w:spacing w:after="0"/>
-            </w:pPr>
-            <w:r>
-              <w:rPr>
-                <w:rFonts w:ascii="Times New Roman" w:hAnsi="Times New Roman"/>
-                <w:b w:val="0"/>
-                <w:sz w:val="17"/>
-              </w:rPr>
-              <w:t>1 × 10^-3</w:t>
+            <w:tcW w:w="4968" w:type="dxa"/>
+            <w:vAlign w:val="center"/>
+          </w:tcPr>
+          <w:p>
+            <w:pPr>
+              <w:spacing w:after="0"/>
+            </w:pPr>
+            <w:r>
+              <w:rPr>
+                <w:rFonts w:ascii="Times New Roman" w:hAnsi="Times New Roman"/>
+                <w:b w:val="0"/>
+                <w:sz w:val="17"/>
+              </w:rPr>
+              <w:t>GCN layers</w:t>
+            </w:r>
+          </w:p>
+        </w:tc>
+        <w:tc>
+          <w:tcPr>
+            <w:tcW w:w="4968" w:type="dxa"/>
+            <w:vAlign w:val="center"/>
+          </w:tcPr>
+          <w:p>
+            <w:pPr>
+              <w:spacing w:after="0"/>
+            </w:pPr>
+            <w:r>
+              <w:rPr>
+                <w:rFonts w:ascii="Times New Roman" w:hAnsi="Times New Roman"/>
+                <w:b w:val="0"/>
+                <w:sz w:val="17"/>
+              </w:rPr>
+              <w:t>3</w:t>
             </w:r>
           </w:p>
         </w:tc>
@@ -2185,39 +2825,39 @@
         </w:trPr>
         <w:tc>
           <w:tcPr>
-            <w:tcW w:w="4939" w:type="dxa"/>
-            <w:vAlign w:val="center"/>
-          </w:tcPr>
-          <w:p>
-            <w:pPr>
-              <w:spacing w:after="0"/>
-            </w:pPr>
-            <w:r>
-              <w:rPr>
-                <w:rFonts w:ascii="Times New Roman" w:hAnsi="Times New Roman"/>
-                <w:b w:val="0"/>
-                <w:sz w:val="17"/>
-              </w:rPr>
-              <w:t>Weight decay</w:t>
-            </w:r>
-          </w:p>
-        </w:tc>
-        <w:tc>
-          <w:tcPr>
-            <w:tcW w:w="4939" w:type="dxa"/>
-            <w:vAlign w:val="center"/>
-          </w:tcPr>
-          <w:p>
-            <w:pPr>
-              <w:spacing w:after="0"/>
-            </w:pPr>
-            <w:r>
-              <w:rPr>
-                <w:rFonts w:ascii="Times New Roman" w:hAnsi="Times New Roman"/>
-                <w:b w:val="0"/>
-                <w:sz w:val="17"/>
-              </w:rPr>
-              <w:t>5 × 10^-4</w:t>
+            <w:tcW w:w="4968" w:type="dxa"/>
+            <w:vAlign w:val="center"/>
+          </w:tcPr>
+          <w:p>
+            <w:pPr>
+              <w:spacing w:after="0"/>
+            </w:pPr>
+            <w:r>
+              <w:rPr>
+                <w:rFonts w:ascii="Times New Roman" w:hAnsi="Times New Roman"/>
+                <w:b w:val="0"/>
+                <w:sz w:val="17"/>
+              </w:rPr>
+              <w:t>Temporal attention layers</w:t>
+            </w:r>
+          </w:p>
+        </w:tc>
+        <w:tc>
+          <w:tcPr>
+            <w:tcW w:w="4968" w:type="dxa"/>
+            <w:vAlign w:val="center"/>
+          </w:tcPr>
+          <w:p>
+            <w:pPr>
+              <w:spacing w:after="0"/>
+            </w:pPr>
+            <w:r>
+              <w:rPr>
+                <w:rFonts w:ascii="Times New Roman" w:hAnsi="Times New Roman"/>
+                <w:b w:val="0"/>
+                <w:sz w:val="17"/>
+              </w:rPr>
+              <w:t>2</w:t>
             </w:r>
           </w:p>
         </w:tc>
@@ -2228,39 +2868,39 @@
         </w:trPr>
         <w:tc>
           <w:tcPr>
-            <w:tcW w:w="4939" w:type="dxa"/>
-            <w:vAlign w:val="center"/>
-          </w:tcPr>
-          <w:p>
-            <w:pPr>
-              <w:spacing w:after="0"/>
-            </w:pPr>
-            <w:r>
-              <w:rPr>
-                <w:rFonts w:ascii="Times New Roman" w:hAnsi="Times New Roman"/>
-                <w:b w:val="0"/>
-                <w:sz w:val="17"/>
-              </w:rPr>
-              <w:t>Maximum epochs</w:t>
-            </w:r>
-          </w:p>
-        </w:tc>
-        <w:tc>
-          <w:tcPr>
-            <w:tcW w:w="4939" w:type="dxa"/>
-            <w:vAlign w:val="center"/>
-          </w:tcPr>
-          <w:p>
-            <w:pPr>
-              <w:spacing w:after="0"/>
-            </w:pPr>
-            <w:r>
-              <w:rPr>
-                <w:rFonts w:ascii="Times New Roman" w:hAnsi="Times New Roman"/>
-                <w:b w:val="0"/>
-                <w:sz w:val="17"/>
-              </w:rPr>
-              <w:t>200</w:t>
+            <w:tcW w:w="4968" w:type="dxa"/>
+            <w:vAlign w:val="center"/>
+          </w:tcPr>
+          <w:p>
+            <w:pPr>
+              <w:spacing w:after="0"/>
+            </w:pPr>
+            <w:r>
+              <w:rPr>
+                <w:rFonts w:ascii="Times New Roman" w:hAnsi="Times New Roman"/>
+                <w:b w:val="0"/>
+                <w:sz w:val="17"/>
+              </w:rPr>
+              <w:t>Attention heads</w:t>
+            </w:r>
+          </w:p>
+        </w:tc>
+        <w:tc>
+          <w:tcPr>
+            <w:tcW w:w="4968" w:type="dxa"/>
+            <w:vAlign w:val="center"/>
+          </w:tcPr>
+          <w:p>
+            <w:pPr>
+              <w:spacing w:after="0"/>
+            </w:pPr>
+            <w:r>
+              <w:rPr>
+                <w:rFonts w:ascii="Times New Roman" w:hAnsi="Times New Roman"/>
+                <w:b w:val="0"/>
+                <w:sz w:val="17"/>
+              </w:rPr>
+              <w:t>4</w:t>
             </w:r>
           </w:p>
         </w:tc>
@@ -2271,39 +2911,39 @@
         </w:trPr>
         <w:tc>
           <w:tcPr>
-            <w:tcW w:w="4939" w:type="dxa"/>
-            <w:vAlign w:val="center"/>
-          </w:tcPr>
-          <w:p>
-            <w:pPr>
-              <w:spacing w:after="0"/>
-            </w:pPr>
-            <w:r>
-              <w:rPr>
-                <w:rFonts w:ascii="Times New Roman" w:hAnsi="Times New Roman"/>
-                <w:b w:val="0"/>
-                <w:sz w:val="17"/>
-              </w:rPr>
-              <w:t>Early stopping patience</w:t>
-            </w:r>
-          </w:p>
-        </w:tc>
-        <w:tc>
-          <w:tcPr>
-            <w:tcW w:w="4939" w:type="dxa"/>
-            <w:vAlign w:val="center"/>
-          </w:tcPr>
-          <w:p>
-            <w:pPr>
-              <w:spacing w:after="0"/>
-            </w:pPr>
-            <w:r>
-              <w:rPr>
-                <w:rFonts w:ascii="Times New Roman" w:hAnsi="Times New Roman"/>
-                <w:b w:val="0"/>
-                <w:sz w:val="17"/>
-              </w:rPr>
-              <w:t>20</w:t>
+            <w:tcW w:w="4968" w:type="dxa"/>
+            <w:vAlign w:val="center"/>
+          </w:tcPr>
+          <w:p>
+            <w:pPr>
+              <w:spacing w:after="0"/>
+            </w:pPr>
+            <w:r>
+              <w:rPr>
+                <w:rFonts w:ascii="Times New Roman" w:hAnsi="Times New Roman"/>
+                <w:b w:val="0"/>
+                <w:sz w:val="17"/>
+              </w:rPr>
+              <w:t>Dropout</w:t>
+            </w:r>
+          </w:p>
+        </w:tc>
+        <w:tc>
+          <w:tcPr>
+            <w:tcW w:w="4968" w:type="dxa"/>
+            <w:vAlign w:val="center"/>
+          </w:tcPr>
+          <w:p>
+            <w:pPr>
+              <w:spacing w:after="0"/>
+            </w:pPr>
+            <w:r>
+              <w:rPr>
+                <w:rFonts w:ascii="Times New Roman" w:hAnsi="Times New Roman"/>
+                <w:b w:val="0"/>
+                <w:sz w:val="17"/>
+              </w:rPr>
+              <w:t>0.5</w:t>
             </w:r>
           </w:p>
         </w:tc>
@@ -2314,39 +2954,39 @@
         </w:trPr>
         <w:tc>
           <w:tcPr>
-            <w:tcW w:w="4939" w:type="dxa"/>
-            <w:vAlign w:val="center"/>
-          </w:tcPr>
-          <w:p>
-            <w:pPr>
-              <w:spacing w:after="0"/>
-            </w:pPr>
-            <w:r>
-              <w:rPr>
-                <w:rFonts w:ascii="Times New Roman" w:hAnsi="Times New Roman"/>
-                <w:b w:val="0"/>
-                <w:sz w:val="17"/>
-              </w:rPr>
-              <w:t>Sequence length</w:t>
-            </w:r>
-          </w:p>
-        </w:tc>
-        <w:tc>
-          <w:tcPr>
-            <w:tcW w:w="4939" w:type="dxa"/>
-            <w:vAlign w:val="center"/>
-          </w:tcPr>
-          <w:p>
-            <w:pPr>
-              <w:spacing w:after="0"/>
-            </w:pPr>
-            <w:r>
-              <w:rPr>
-                <w:rFonts w:ascii="Times New Roman" w:hAnsi="Times New Roman"/>
-                <w:b w:val="0"/>
-                <w:sz w:val="17"/>
-              </w:rPr>
-              <w:t>5</w:t>
+            <w:tcW w:w="4968" w:type="dxa"/>
+            <w:vAlign w:val="center"/>
+          </w:tcPr>
+          <w:p>
+            <w:pPr>
+              <w:spacing w:after="0"/>
+            </w:pPr>
+            <w:r>
+              <w:rPr>
+                <w:rFonts w:ascii="Times New Roman" w:hAnsi="Times New Roman"/>
+                <w:b w:val="0"/>
+                <w:sz w:val="17"/>
+              </w:rPr>
+              <w:t>Learning rate</w:t>
+            </w:r>
+          </w:p>
+        </w:tc>
+        <w:tc>
+          <w:tcPr>
+            <w:tcW w:w="4968" w:type="dxa"/>
+            <w:vAlign w:val="center"/>
+          </w:tcPr>
+          <w:p>
+            <w:pPr>
+              <w:spacing w:after="0"/>
+            </w:pPr>
+            <w:r>
+              <w:rPr>
+                <w:rFonts w:ascii="Times New Roman" w:hAnsi="Times New Roman"/>
+                <w:b w:val="0"/>
+                <w:sz w:val="17"/>
+              </w:rPr>
+              <w:t>1×10^-3</w:t>
             </w:r>
           </w:p>
         </w:tc>
@@ -2357,39 +2997,39 @@
         </w:trPr>
         <w:tc>
           <w:tcPr>
-            <w:tcW w:w="4939" w:type="dxa"/>
-            <w:vAlign w:val="center"/>
-          </w:tcPr>
-          <w:p>
-            <w:pPr>
-              <w:spacing w:after="0"/>
-            </w:pPr>
-            <w:r>
-              <w:rPr>
-                <w:rFonts w:ascii="Times New Roman" w:hAnsi="Times New Roman"/>
-                <w:b w:val="0"/>
-                <w:sz w:val="17"/>
-              </w:rPr>
-              <w:t>Maximum train sequences / epoch</w:t>
-            </w:r>
-          </w:p>
-        </w:tc>
-        <w:tc>
-          <w:tcPr>
-            <w:tcW w:w="4939" w:type="dxa"/>
-            <w:vAlign w:val="center"/>
-          </w:tcPr>
-          <w:p>
-            <w:pPr>
-              <w:spacing w:after="0"/>
-            </w:pPr>
-            <w:r>
-              <w:rPr>
-                <w:rFonts w:ascii="Times New Roman" w:hAnsi="Times New Roman"/>
-                <w:b w:val="0"/>
-                <w:sz w:val="17"/>
-              </w:rPr>
-              <w:t>200</w:t>
+            <w:tcW w:w="4968" w:type="dxa"/>
+            <w:vAlign w:val="center"/>
+          </w:tcPr>
+          <w:p>
+            <w:pPr>
+              <w:spacing w:after="0"/>
+            </w:pPr>
+            <w:r>
+              <w:rPr>
+                <w:rFonts w:ascii="Times New Roman" w:hAnsi="Times New Roman"/>
+                <w:b w:val="0"/>
+                <w:sz w:val="17"/>
+              </w:rPr>
+              <w:t>Weight decay</w:t>
+            </w:r>
+          </w:p>
+        </w:tc>
+        <w:tc>
+          <w:tcPr>
+            <w:tcW w:w="4968" w:type="dxa"/>
+            <w:vAlign w:val="center"/>
+          </w:tcPr>
+          <w:p>
+            <w:pPr>
+              <w:spacing w:after="0"/>
+            </w:pPr>
+            <w:r>
+              <w:rPr>
+                <w:rFonts w:ascii="Times New Roman" w:hAnsi="Times New Roman"/>
+                <w:b w:val="0"/>
+                <w:sz w:val="17"/>
+              </w:rPr>
+              <w:t>5×10^-4</w:t>
             </w:r>
           </w:p>
         </w:tc>
@@ -2400,7 +3040,222 @@
         </w:trPr>
         <w:tc>
           <w:tcPr>
-            <w:tcW w:w="4939" w:type="dxa"/>
+            <w:tcW w:w="4968" w:type="dxa"/>
+            <w:vAlign w:val="center"/>
+          </w:tcPr>
+          <w:p>
+            <w:pPr>
+              <w:spacing w:after="0"/>
+            </w:pPr>
+            <w:r>
+              <w:rPr>
+                <w:rFonts w:ascii="Times New Roman" w:hAnsi="Times New Roman"/>
+                <w:b w:val="0"/>
+                <w:sz w:val="17"/>
+              </w:rPr>
+              <w:t>Max epochs</w:t>
+            </w:r>
+          </w:p>
+        </w:tc>
+        <w:tc>
+          <w:tcPr>
+            <w:tcW w:w="4968" w:type="dxa"/>
+            <w:vAlign w:val="center"/>
+          </w:tcPr>
+          <w:p>
+            <w:pPr>
+              <w:spacing w:after="0"/>
+            </w:pPr>
+            <w:r>
+              <w:rPr>
+                <w:rFonts w:ascii="Times New Roman" w:hAnsi="Times New Roman"/>
+                <w:b w:val="0"/>
+                <w:sz w:val="17"/>
+              </w:rPr>
+              <w:t>50</w:t>
+            </w:r>
+          </w:p>
+        </w:tc>
+      </w:tr>
+      <w:tr>
+        <w:trPr>
+          <w:jc w:val="center"/>
+        </w:trPr>
+        <w:tc>
+          <w:tcPr>
+            <w:tcW w:w="4968" w:type="dxa"/>
+            <w:vAlign w:val="center"/>
+          </w:tcPr>
+          <w:p>
+            <w:pPr>
+              <w:spacing w:after="0"/>
+            </w:pPr>
+            <w:r>
+              <w:rPr>
+                <w:rFonts w:ascii="Times New Roman" w:hAnsi="Times New Roman"/>
+                <w:b w:val="0"/>
+                <w:sz w:val="17"/>
+              </w:rPr>
+              <w:t>Early stopping patience</w:t>
+            </w:r>
+          </w:p>
+        </w:tc>
+        <w:tc>
+          <w:tcPr>
+            <w:tcW w:w="4968" w:type="dxa"/>
+            <w:vAlign w:val="center"/>
+          </w:tcPr>
+          <w:p>
+            <w:pPr>
+              <w:spacing w:after="0"/>
+            </w:pPr>
+            <w:r>
+              <w:rPr>
+                <w:rFonts w:ascii="Times New Roman" w:hAnsi="Times New Roman"/>
+                <w:b w:val="0"/>
+                <w:sz w:val="17"/>
+              </w:rPr>
+              <w:t>10</w:t>
+            </w:r>
+          </w:p>
+        </w:tc>
+      </w:tr>
+      <w:tr>
+        <w:trPr>
+          <w:jc w:val="center"/>
+        </w:trPr>
+        <w:tc>
+          <w:tcPr>
+            <w:tcW w:w="4968" w:type="dxa"/>
+            <w:vAlign w:val="center"/>
+          </w:tcPr>
+          <w:p>
+            <w:pPr>
+              <w:spacing w:after="0"/>
+            </w:pPr>
+            <w:r>
+              <w:rPr>
+                <w:rFonts w:ascii="Times New Roman" w:hAnsi="Times New Roman"/>
+                <w:b w:val="0"/>
+                <w:sz w:val="17"/>
+              </w:rPr>
+              <w:t>Sequence length</w:t>
+            </w:r>
+          </w:p>
+        </w:tc>
+        <w:tc>
+          <w:tcPr>
+            <w:tcW w:w="4968" w:type="dxa"/>
+            <w:vAlign w:val="center"/>
+          </w:tcPr>
+          <w:p>
+            <w:pPr>
+              <w:spacing w:after="0"/>
+            </w:pPr>
+            <w:r>
+              <w:rPr>
+                <w:rFonts w:ascii="Times New Roman" w:hAnsi="Times New Roman"/>
+                <w:b w:val="0"/>
+                <w:sz w:val="17"/>
+              </w:rPr>
+              <w:t>5</w:t>
+            </w:r>
+          </w:p>
+        </w:tc>
+      </w:tr>
+      <w:tr>
+        <w:trPr>
+          <w:jc w:val="center"/>
+        </w:trPr>
+        <w:tc>
+          <w:tcPr>
+            <w:tcW w:w="4968" w:type="dxa"/>
+            <w:vAlign w:val="center"/>
+          </w:tcPr>
+          <w:p>
+            <w:pPr>
+              <w:spacing w:after="0"/>
+            </w:pPr>
+            <w:r>
+              <w:rPr>
+                <w:rFonts w:ascii="Times New Roman" w:hAnsi="Times New Roman"/>
+                <w:b w:val="0"/>
+                <w:sz w:val="17"/>
+              </w:rPr>
+              <w:t>Max sequences/epoch</w:t>
+            </w:r>
+          </w:p>
+        </w:tc>
+        <w:tc>
+          <w:tcPr>
+            <w:tcW w:w="4968" w:type="dxa"/>
+            <w:vAlign w:val="center"/>
+          </w:tcPr>
+          <w:p>
+            <w:pPr>
+              <w:spacing w:after="0"/>
+            </w:pPr>
+            <w:r>
+              <w:rPr>
+                <w:rFonts w:ascii="Times New Roman" w:hAnsi="Times New Roman"/>
+                <w:b w:val="0"/>
+                <w:sz w:val="17"/>
+              </w:rPr>
+              <w:t>200</w:t>
+            </w:r>
+          </w:p>
+        </w:tc>
+      </w:tr>
+      <w:tr>
+        <w:trPr>
+          <w:jc w:val="center"/>
+        </w:trPr>
+        <w:tc>
+          <w:tcPr>
+            <w:tcW w:w="4968" w:type="dxa"/>
+            <w:vAlign w:val="center"/>
+          </w:tcPr>
+          <w:p>
+            <w:pPr>
+              <w:spacing w:after="0"/>
+            </w:pPr>
+            <w:r>
+              <w:rPr>
+                <w:rFonts w:ascii="Times New Roman" w:hAnsi="Times New Roman"/>
+                <w:b w:val="0"/>
+                <w:sz w:val="17"/>
+              </w:rPr>
+              <w:t>Seeds</w:t>
+            </w:r>
+          </w:p>
+        </w:tc>
+        <w:tc>
+          <w:tcPr>
+            <w:tcW w:w="4968" w:type="dxa"/>
+            <w:vAlign w:val="center"/>
+          </w:tcPr>
+          <w:p>
+            <w:pPr>
+              <w:spacing w:after="0"/>
+            </w:pPr>
+            <w:r>
+              <w:rPr>
+                <w:rFonts w:ascii="Times New Roman" w:hAnsi="Times New Roman"/>
+                <w:b w:val="0"/>
+                <w:sz w:val="17"/>
+              </w:rPr>
+              <w:t>42, 123, 456, 789, 999</w:t>
+            </w:r>
+          </w:p>
+        </w:tc>
+      </w:tr>
+      <w:tr>
+        <w:trPr>
+          <w:jc w:val="center"/>
+        </w:trPr>
+        <w:tc>
+          <w:tcPr>
+            <w:tcW w:w="4968" w:type="dxa"/>
             <w:vAlign w:val="center"/>
           </w:tcPr>
           <w:p>
@@ -2419,7 +3274,7 @@
         </w:tc>
         <w:tc>
           <w:tcPr>
-            <w:tcW w:w="4939" w:type="dxa"/>
+            <w:tcW w:w="4968" w:type="dxa"/>
             <w:vAlign w:val="center"/>
           </w:tcPr>
           <w:p>
@@ -2444,57 +3299,42 @@
         <w:jc w:val="center"/>
       </w:pPr>
       <w:r>
-        <w:t>Table 5. Training configuration.</w:t>
-      </w:r>
-    </w:p>
-    <w:p>
-      <w:pPr>
-        <w:spacing w:after="0"/>
-      </w:pPr>
-    </w:p>
-    <w:p>
-      <w:pPr>
-        <w:pStyle w:val="2"/>
-      </w:pPr>
-      <w:r>
-        <w:t>5. Experimental Setup</w:t>
+        <w:t>Table 6. Authoritative Configuration C.</w:t>
       </w:r>
     </w:p>
     <w:p>
       <w:pPr>
         <w:pStyle w:val="3"/>
+        <w:jc w:val="both"/>
       </w:pPr>
       <w:r>
-        <w:t>5.1 Controlled Baseline</w:t>
+        <w:t>5.3 Evaluation Metrics</w:t>
       </w:r>
     </w:p>
     <w:p>
+      <w:pPr>
+        <w:jc w:val="both"/>
+      </w:pPr>
       <w:r>
-        <w:t>The baseline is a three-layer GCN-only model with the same node classifier, optimizer, principal hyperparameters, and graph partitions. It processes the final snapshot of the same temporal sequence units. Thus, the main architectural difference is the presence or absence of the temporal attention module.</w:t>
+        <w:t>The primary evaluation task is node-level binary anomaly detection. We report AUC-ROC, F1, precision, and recall aggregated over the official test sequences. The secondary graph-level metric is reported only to document the failure mode of the majority-vote graph-label formulation.</w:t>
       </w:r>
     </w:p>
     <w:p>
       <w:pPr>
         <w:pStyle w:val="3"/>
+        <w:jc w:val="both"/>
       </w:pPr>
       <w:r>
-        <w:t>5.2 Evaluation Protocol</w:t>
-      </w:r>
-    </w:p>
-    <w:p>
-      <w:r>
-        <w:t>Node-level AUC-ROC, F1, precision, and recall are the primary metrics. The official test CSV is held out for final evaluation, while validation node AUC is used for checkpoint selection and early stopping. Five random seeds (42, 123, 456, 789, 999) are aggregated using mean ± standard deviation in the corrected multi-seed experiment.</w:t>
-      </w:r>
-    </w:p>
-    <w:p>
-      <w:r>
-        <w:t>The experiment also reports graph-level metrics as a diagnostic. The graph label is the majority vote over node labels, but because the resulting temporal graphs are strongly attack-dominated, this target is not treated as a meaningful measure of model quality.</w:t>
+        <w:t>5.4 Reproducibility Protocol</w:t>
       </w:r>
     </w:p>
     <w:p>
       <w:pPr>
-        <w:pStyle w:val="2"/>
+        <w:jc w:val="both"/>
       </w:pPr>
+      <w:r>
+        <w:t>The final study uses five independent random seeds. The principal table reports mean ± standard deviation across the five seeds. A single seed-42 result is retained only as a traceability reference; it is not merged with or substituted for the multi-seed aggregate.</w:t>
+      </w:r>
     </w:p>
     <w:p>
       <w:pPr>
@@ -2509,7 +3349,7 @@
         <w:pStyle w:val="3"/>
       </w:pPr>
       <w:r>
-        <w:t>6.1 Multi-Seed Node-Level Results</w:t>
+        <w:t>6.1 Principal Five-Seed Results</w:t>
       </w:r>
     </w:p>
     <w:tbl>
@@ -2534,11 +3374,11 @@
         </w:tblCellMar>
       </w:tblPr>
       <w:tblGrid>
-        <w:gridCol w:w="1976"/>
-        <w:gridCol w:w="1976"/>
-        <w:gridCol w:w="1976"/>
-        <w:gridCol w:w="1976"/>
-        <w:gridCol w:w="1976"/>
+        <w:gridCol w:w="1987"/>
+        <w:gridCol w:w="1987"/>
+        <w:gridCol w:w="1987"/>
+        <w:gridCol w:w="1987"/>
+        <w:gridCol w:w="1987"/>
       </w:tblGrid>
       <w:tr>
         <w:trPr>
@@ -2546,7 +3386,7 @@
         </w:trPr>
         <w:tc>
           <w:tcPr>
-            <w:tcW w:w="1976" w:type="dxa"/>
+            <w:tcW w:w="1987" w:type="dxa"/>
             <w:shd w:val="clear" w:color="auto" w:fill="D9E2F3"/>
             <w:vAlign w:val="center"/>
           </w:tcPr>
@@ -2566,7 +3406,7 @@
         </w:tc>
         <w:tc>
           <w:tcPr>
-            <w:tcW w:w="1976" w:type="dxa"/>
+            <w:tcW w:w="1987" w:type="dxa"/>
             <w:shd w:val="clear" w:color="auto" w:fill="D9E2F3"/>
             <w:vAlign w:val="center"/>
           </w:tcPr>
@@ -2586,7 +3426,7 @@
         </w:tc>
         <w:tc>
           <w:tcPr>
-            <w:tcW w:w="1976" w:type="dxa"/>
+            <w:tcW w:w="1987" w:type="dxa"/>
             <w:shd w:val="clear" w:color="auto" w:fill="D9E2F3"/>
             <w:vAlign w:val="center"/>
           </w:tcPr>
@@ -2606,7 +3446,7 @@
         </w:tc>
         <w:tc>
           <w:tcPr>
-            <w:tcW w:w="1976" w:type="dxa"/>
+            <w:tcW w:w="1987" w:type="dxa"/>
             <w:shd w:val="clear" w:color="auto" w:fill="D9E2F3"/>
             <w:vAlign w:val="center"/>
           </w:tcPr>
@@ -2626,7 +3466,7 @@
         </w:tc>
         <w:tc>
           <w:tcPr>
-            <w:tcW w:w="1976" w:type="dxa"/>
+            <w:tcW w:w="1987" w:type="dxa"/>
             <w:shd w:val="clear" w:color="auto" w:fill="D9E2F3"/>
             <w:vAlign w:val="center"/>
           </w:tcPr>
@@ -2651,7 +3491,7 @@
         </w:trPr>
         <w:tc>
           <w:tcPr>
-            <w:tcW w:w="1976" w:type="dxa"/>
+            <w:tcW w:w="1987" w:type="dxa"/>
             <w:vAlign w:val="center"/>
           </w:tcPr>
           <w:p>
@@ -2670,7 +3510,7 @@
         </w:tc>
         <w:tc>
           <w:tcPr>
-            <w:tcW w:w="1976" w:type="dxa"/>
+            <w:tcW w:w="1987" w:type="dxa"/>
             <w:vAlign w:val="center"/>
           </w:tcPr>
           <w:p>
@@ -2689,7 +3529,7 @@
         </w:tc>
         <w:tc>
           <w:tcPr>
-            <w:tcW w:w="1976" w:type="dxa"/>
+            <w:tcW w:w="1987" w:type="dxa"/>
             <w:vAlign w:val="center"/>
           </w:tcPr>
           <w:p>
@@ -2708,7 +3548,7 @@
         </w:tc>
         <w:tc>
           <w:tcPr>
-            <w:tcW w:w="1976" w:type="dxa"/>
+            <w:tcW w:w="1987" w:type="dxa"/>
             <w:vAlign w:val="center"/>
           </w:tcPr>
           <w:p>
@@ -2727,7 +3567,7 @@
         </w:tc>
         <w:tc>
           <w:tcPr>
-            <w:tcW w:w="1976" w:type="dxa"/>
+            <w:tcW w:w="1987" w:type="dxa"/>
             <w:vAlign w:val="center"/>
           </w:tcPr>
           <w:p>
@@ -2751,7 +3591,7 @@
         </w:trPr>
         <w:tc>
           <w:tcPr>
-            <w:tcW w:w="1976" w:type="dxa"/>
+            <w:tcW w:w="1987" w:type="dxa"/>
             <w:vAlign w:val="center"/>
           </w:tcPr>
           <w:p>
@@ -2770,7 +3610,7 @@
         </w:tc>
         <w:tc>
           <w:tcPr>
-            <w:tcW w:w="1976" w:type="dxa"/>
+            <w:tcW w:w="1987" w:type="dxa"/>
             <w:vAlign w:val="center"/>
           </w:tcPr>
           <w:p>
@@ -2789,7 +3629,7 @@
         </w:tc>
         <w:tc>
           <w:tcPr>
-            <w:tcW w:w="1976" w:type="dxa"/>
+            <w:tcW w:w="1987" w:type="dxa"/>
             <w:vAlign w:val="center"/>
           </w:tcPr>
           <w:p>
@@ -2808,7 +3648,7 @@
         </w:tc>
         <w:tc>
           <w:tcPr>
-            <w:tcW w:w="1976" w:type="dxa"/>
+            <w:tcW w:w="1987" w:type="dxa"/>
             <w:vAlign w:val="center"/>
           </w:tcPr>
           <w:p>
@@ -2827,7 +3667,7 @@
         </w:tc>
         <w:tc>
           <w:tcPr>
-            <w:tcW w:w="1976" w:type="dxa"/>
+            <w:tcW w:w="1987" w:type="dxa"/>
             <w:vAlign w:val="center"/>
           </w:tcPr>
           <w:p>
@@ -2852,17 +3692,23 @@
         <w:jc w:val="center"/>
       </w:pPr>
       <w:r>
-        <w:t>Table 6. Five-seed aggregate node-level performance on the official test set.</w:t>
+        <w:t>Table 7. Principal five-seed node-level results on the official test set.</w:t>
       </w:r>
     </w:p>
     <w:p>
       <w:pPr>
-        <w:spacing w:after="0"/>
+        <w:jc w:val="both"/>
       </w:pPr>
+      <w:r>
+        <w:t>Relative to the GCN baseline, ST-GraphAD improves mean AUC-ROC by 0.045 absolute (4.5 percentage points), mean F1 by 0.022 absolute (2.2 percentage points), mean precision by 0.002 absolute (0.2 percentage points), and mean recall by 0.050 absolute (5.0 percentage points).</w:t>
+      </w:r>
     </w:p>
     <w:p>
+      <w:pPr>
+        <w:jc w:val="both"/>
+      </w:pPr>
       <w:r>
-        <w:t>Across five seeds, ST-GraphAD improves mean node-level AUC-ROC by 0.045 absolute (4.5 percentage points) and mean F1 by 0.022. The largest relative benefit is observed in recall, which increases by 0.050 on average. However, the proposed model also has substantially larger AUC variance (0.078 versus 0.030), indicating that the observed advantage is sensitive to initialization. The result therefore supports the utility of temporal context under the corrected protocol while not establishing a statistically significant effect by itself.</w:t>
+        <w:t>The improvement should be interpreted cautiously. ST-GraphAD exhibits greater variance across seeds, with AUC standard deviation 0.078 versus 0.030 for GCN and recall standard deviation 0.037 versus 0.023. No statistical significance test was performed; consequently, the observed mean difference is not presented as a statistically established effect.</w:t>
       </w:r>
     </w:p>
     <w:p>
@@ -2870,7 +3716,7 @@
         <w:pStyle w:val="3"/>
       </w:pPr>
       <w:r>
-        <w:t>6.2 Single-Seed Reference Run</w:t>
+        <w:t>6.2 Per-Seed Results</w:t>
       </w:r>
     </w:p>
     <w:tbl>
@@ -2895,11 +3741,11 @@
         </w:tblCellMar>
       </w:tblPr>
       <w:tblGrid>
-        <w:gridCol w:w="1976"/>
-        <w:gridCol w:w="1976"/>
-        <w:gridCol w:w="1976"/>
-        <w:gridCol w:w="1976"/>
-        <w:gridCol w:w="1976"/>
+        <w:gridCol w:w="1987"/>
+        <w:gridCol w:w="1987"/>
+        <w:gridCol w:w="1987"/>
+        <w:gridCol w:w="1987"/>
+        <w:gridCol w:w="1987"/>
       </w:tblGrid>
       <w:tr>
         <w:trPr>
@@ -2907,7 +3753,7 @@
         </w:trPr>
         <w:tc>
           <w:tcPr>
-            <w:tcW w:w="1976" w:type="dxa"/>
+            <w:tcW w:w="1987" w:type="dxa"/>
             <w:shd w:val="clear" w:color="auto" w:fill="D9E2F3"/>
             <w:vAlign w:val="center"/>
           </w:tcPr>
@@ -2921,13 +3767,13 @@
                 <w:b/>
                 <w:sz w:val="17"/>
               </w:rPr>
-              <w:t>Model</w:t>
-            </w:r>
-          </w:p>
-        </w:tc>
-        <w:tc>
-          <w:tcPr>
-            <w:tcW w:w="1976" w:type="dxa"/>
+              <w:t>Seed</w:t>
+            </w:r>
+          </w:p>
+        </w:tc>
+        <w:tc>
+          <w:tcPr>
+            <w:tcW w:w="1987" w:type="dxa"/>
             <w:shd w:val="clear" w:color="auto" w:fill="D9E2F3"/>
             <w:vAlign w:val="center"/>
           </w:tcPr>
@@ -2941,13 +3787,13 @@
                 <w:b/>
                 <w:sz w:val="17"/>
               </w:rPr>
-              <w:t>AUC-ROC</w:t>
-            </w:r>
-          </w:p>
-        </w:tc>
-        <w:tc>
-          <w:tcPr>
-            <w:tcW w:w="1976" w:type="dxa"/>
+              <w:t>GCN AUC</w:t>
+            </w:r>
+          </w:p>
+        </w:tc>
+        <w:tc>
+          <w:tcPr>
+            <w:tcW w:w="1987" w:type="dxa"/>
             <w:shd w:val="clear" w:color="auto" w:fill="D9E2F3"/>
             <w:vAlign w:val="center"/>
           </w:tcPr>
@@ -2961,13 +3807,13 @@
                 <w:b/>
                 <w:sz w:val="17"/>
               </w:rPr>
-              <w:t>F1</w:t>
-            </w:r>
-          </w:p>
-        </w:tc>
-        <w:tc>
-          <w:tcPr>
-            <w:tcW w:w="1976" w:type="dxa"/>
+              <w:t>GCN F1</w:t>
+            </w:r>
+          </w:p>
+        </w:tc>
+        <w:tc>
+          <w:tcPr>
+            <w:tcW w:w="1987" w:type="dxa"/>
             <w:shd w:val="clear" w:color="auto" w:fill="D9E2F3"/>
             <w:vAlign w:val="center"/>
           </w:tcPr>
@@ -2981,13 +3827,13 @@
                 <w:b/>
                 <w:sz w:val="17"/>
               </w:rPr>
-              <w:t>Precision</w:t>
-            </w:r>
-          </w:p>
-        </w:tc>
-        <w:tc>
-          <w:tcPr>
-            <w:tcW w:w="1976" w:type="dxa"/>
+              <w:t>ST-GraphAD AUC</w:t>
+            </w:r>
+          </w:p>
+        </w:tc>
+        <w:tc>
+          <w:tcPr>
+            <w:tcW w:w="1987" w:type="dxa"/>
             <w:shd w:val="clear" w:color="auto" w:fill="D9E2F3"/>
             <w:vAlign w:val="center"/>
           </w:tcPr>
@@ -3001,7 +3847,7 @@
                 <w:b/>
                 <w:sz w:val="17"/>
               </w:rPr>
-              <w:t>Recall</w:t>
+              <w:t>ST-GraphAD F1</w:t>
             </w:r>
           </w:p>
         </w:tc>
@@ -3012,96 +3858,96 @@
         </w:trPr>
         <w:tc>
           <w:tcPr>
-            <w:tcW w:w="1976" w:type="dxa"/>
-            <w:vAlign w:val="center"/>
-          </w:tcPr>
-          <w:p>
-            <w:pPr>
-              <w:spacing w:after="0"/>
-            </w:pPr>
-            <w:r>
-              <w:rPr>
-                <w:rFonts w:ascii="Times New Roman" w:hAnsi="Times New Roman"/>
-                <w:b w:val="0"/>
-                <w:sz w:val="17"/>
-              </w:rPr>
-              <w:t>GCN-only (seed 42)</w:t>
-            </w:r>
-          </w:p>
-        </w:tc>
-        <w:tc>
-          <w:tcPr>
-            <w:tcW w:w="1976" w:type="dxa"/>
-            <w:vAlign w:val="center"/>
-          </w:tcPr>
-          <w:p>
-            <w:pPr>
-              <w:spacing w:after="0"/>
-            </w:pPr>
-            <w:r>
-              <w:rPr>
-                <w:rFonts w:ascii="Times New Roman" w:hAnsi="Times New Roman"/>
-                <w:b w:val="0"/>
-                <w:sz w:val="17"/>
-              </w:rPr>
-              <w:t>0.579</w:t>
-            </w:r>
-          </w:p>
-        </w:tc>
-        <w:tc>
-          <w:tcPr>
-            <w:tcW w:w="1976" w:type="dxa"/>
-            <w:vAlign w:val="center"/>
-          </w:tcPr>
-          <w:p>
-            <w:pPr>
-              <w:spacing w:after="0"/>
-            </w:pPr>
-            <w:r>
-              <w:rPr>
-                <w:rFonts w:ascii="Times New Roman" w:hAnsi="Times New Roman"/>
-                <w:b w:val="0"/>
-                <w:sz w:val="17"/>
-              </w:rPr>
-              <w:t>0.826</w:t>
-            </w:r>
-          </w:p>
-        </w:tc>
-        <w:tc>
-          <w:tcPr>
-            <w:tcW w:w="1976" w:type="dxa"/>
-            <w:vAlign w:val="center"/>
-          </w:tcPr>
-          <w:p>
-            <w:pPr>
-              <w:spacing w:after="0"/>
-            </w:pPr>
-            <w:r>
-              <w:rPr>
-                <w:rFonts w:ascii="Times New Roman" w:hAnsi="Times New Roman"/>
-                <w:b w:val="0"/>
-                <w:sz w:val="17"/>
-              </w:rPr>
-              <w:t>0.778</w:t>
-            </w:r>
-          </w:p>
-        </w:tc>
-        <w:tc>
-          <w:tcPr>
-            <w:tcW w:w="1976" w:type="dxa"/>
-            <w:vAlign w:val="center"/>
-          </w:tcPr>
-          <w:p>
-            <w:pPr>
-              <w:spacing w:after="0"/>
-            </w:pPr>
-            <w:r>
-              <w:rPr>
-                <w:rFonts w:ascii="Times New Roman" w:hAnsi="Times New Roman"/>
-                <w:b w:val="0"/>
-                <w:sz w:val="17"/>
-              </w:rPr>
-              <w:t>0.880</w:t>
+            <w:tcW w:w="1987" w:type="dxa"/>
+            <w:vAlign w:val="center"/>
+          </w:tcPr>
+          <w:p>
+            <w:pPr>
+              <w:spacing w:after="0"/>
+            </w:pPr>
+            <w:r>
+              <w:rPr>
+                <w:rFonts w:ascii="Times New Roman" w:hAnsi="Times New Roman"/>
+                <w:b w:val="0"/>
+                <w:sz w:val="17"/>
+              </w:rPr>
+              <w:t>42</w:t>
+            </w:r>
+          </w:p>
+        </w:tc>
+        <w:tc>
+          <w:tcPr>
+            <w:tcW w:w="1987" w:type="dxa"/>
+            <w:vAlign w:val="center"/>
+          </w:tcPr>
+          <w:p>
+            <w:pPr>
+              <w:spacing w:after="0"/>
+            </w:pPr>
+            <w:r>
+              <w:rPr>
+                <w:rFonts w:ascii="Times New Roman" w:hAnsi="Times New Roman"/>
+                <w:b w:val="0"/>
+                <w:sz w:val="17"/>
+              </w:rPr>
+              <w:t>0.5727</w:t>
+            </w:r>
+          </w:p>
+        </w:tc>
+        <w:tc>
+          <w:tcPr>
+            <w:tcW w:w="1987" w:type="dxa"/>
+            <w:vAlign w:val="center"/>
+          </w:tcPr>
+          <w:p>
+            <w:pPr>
+              <w:spacing w:after="0"/>
+            </w:pPr>
+            <w:r>
+              <w:rPr>
+                <w:rFonts w:ascii="Times New Roman" w:hAnsi="Times New Roman"/>
+                <w:b w:val="0"/>
+                <w:sz w:val="17"/>
+              </w:rPr>
+              <w:t>0.8424</w:t>
+            </w:r>
+          </w:p>
+        </w:tc>
+        <w:tc>
+          <w:tcPr>
+            <w:tcW w:w="1987" w:type="dxa"/>
+            <w:vAlign w:val="center"/>
+          </w:tcPr>
+          <w:p>
+            <w:pPr>
+              <w:spacing w:after="0"/>
+            </w:pPr>
+            <w:r>
+              <w:rPr>
+                <w:rFonts w:ascii="Times New Roman" w:hAnsi="Times New Roman"/>
+                <w:b w:val="0"/>
+                <w:sz w:val="17"/>
+              </w:rPr>
+              <w:t>0.6782</w:t>
+            </w:r>
+          </w:p>
+        </w:tc>
+        <w:tc>
+          <w:tcPr>
+            <w:tcW w:w="1987" w:type="dxa"/>
+            <w:vAlign w:val="center"/>
+          </w:tcPr>
+          <w:p>
+            <w:pPr>
+              <w:spacing w:after="0"/>
+            </w:pPr>
+            <w:r>
+              <w:rPr>
+                <w:rFonts w:ascii="Times New Roman" w:hAnsi="Times New Roman"/>
+                <w:b w:val="0"/>
+                <w:sz w:val="17"/>
+              </w:rPr>
+              <w:t>0.8288</w:t>
             </w:r>
           </w:p>
         </w:tc>
@@ -3112,96 +3958,396 @@
         </w:trPr>
         <w:tc>
           <w:tcPr>
-            <w:tcW w:w="1976" w:type="dxa"/>
-            <w:vAlign w:val="center"/>
-          </w:tcPr>
-          <w:p>
-            <w:pPr>
-              <w:spacing w:after="0"/>
-            </w:pPr>
-            <w:r>
-              <w:rPr>
-                <w:rFonts w:ascii="Times New Roman" w:hAnsi="Times New Roman"/>
-                <w:b w:val="0"/>
-                <w:sz w:val="17"/>
-              </w:rPr>
-              <w:t>ST-GraphAD (seed 42)</w:t>
-            </w:r>
-          </w:p>
-        </w:tc>
-        <w:tc>
-          <w:tcPr>
-            <w:tcW w:w="1976" w:type="dxa"/>
-            <w:vAlign w:val="center"/>
-          </w:tcPr>
-          <w:p>
-            <w:pPr>
-              <w:spacing w:after="0"/>
-            </w:pPr>
-            <w:r>
-              <w:rPr>
-                <w:rFonts w:ascii="Times New Roman" w:hAnsi="Times New Roman"/>
-                <w:b w:val="0"/>
-                <w:sz w:val="17"/>
-              </w:rPr>
-              <w:t>0.707</w:t>
-            </w:r>
-          </w:p>
-        </w:tc>
-        <w:tc>
-          <w:tcPr>
-            <w:tcW w:w="1976" w:type="dxa"/>
-            <w:vAlign w:val="center"/>
-          </w:tcPr>
-          <w:p>
-            <w:pPr>
-              <w:spacing w:after="0"/>
-            </w:pPr>
-            <w:r>
-              <w:rPr>
-                <w:rFonts w:ascii="Times New Roman" w:hAnsi="Times New Roman"/>
-                <w:b w:val="0"/>
-                <w:sz w:val="17"/>
-              </w:rPr>
-              <w:t>0.820</w:t>
-            </w:r>
-          </w:p>
-        </w:tc>
-        <w:tc>
-          <w:tcPr>
-            <w:tcW w:w="1976" w:type="dxa"/>
-            <w:vAlign w:val="center"/>
-          </w:tcPr>
-          <w:p>
-            <w:pPr>
-              <w:spacing w:after="0"/>
-            </w:pPr>
-            <w:r>
-              <w:rPr>
-                <w:rFonts w:ascii="Times New Roman" w:hAnsi="Times New Roman"/>
-                <w:b w:val="0"/>
-                <w:sz w:val="17"/>
-              </w:rPr>
-              <w:t>0.803</w:t>
-            </w:r>
-          </w:p>
-        </w:tc>
-        <w:tc>
-          <w:tcPr>
-            <w:tcW w:w="1976" w:type="dxa"/>
-            <w:vAlign w:val="center"/>
-          </w:tcPr>
-          <w:p>
-            <w:pPr>
-              <w:spacing w:after="0"/>
-            </w:pPr>
-            <w:r>
-              <w:rPr>
-                <w:rFonts w:ascii="Times New Roman" w:hAnsi="Times New Roman"/>
-                <w:b w:val="0"/>
-                <w:sz w:val="17"/>
-              </w:rPr>
-              <w:t>0.838</w:t>
+            <w:tcW w:w="1987" w:type="dxa"/>
+            <w:vAlign w:val="center"/>
+          </w:tcPr>
+          <w:p>
+            <w:pPr>
+              <w:spacing w:after="0"/>
+            </w:pPr>
+            <w:r>
+              <w:rPr>
+                <w:rFonts w:ascii="Times New Roman" w:hAnsi="Times New Roman"/>
+                <w:b w:val="0"/>
+                <w:sz w:val="17"/>
+              </w:rPr>
+              <w:t>123</w:t>
+            </w:r>
+          </w:p>
+        </w:tc>
+        <w:tc>
+          <w:tcPr>
+            <w:tcW w:w="1987" w:type="dxa"/>
+            <w:vAlign w:val="center"/>
+          </w:tcPr>
+          <w:p>
+            <w:pPr>
+              <w:spacing w:after="0"/>
+            </w:pPr>
+            <w:r>
+              <w:rPr>
+                <w:rFonts w:ascii="Times New Roman" w:hAnsi="Times New Roman"/>
+                <w:b w:val="0"/>
+                <w:sz w:val="17"/>
+              </w:rPr>
+              <w:t>0.6250</w:t>
+            </w:r>
+          </w:p>
+        </w:tc>
+        <w:tc>
+          <w:tcPr>
+            <w:tcW w:w="1987" w:type="dxa"/>
+            <w:vAlign w:val="center"/>
+          </w:tcPr>
+          <w:p>
+            <w:pPr>
+              <w:spacing w:after="0"/>
+            </w:pPr>
+            <w:r>
+              <w:rPr>
+                <w:rFonts w:ascii="Times New Roman" w:hAnsi="Times New Roman"/>
+                <w:b w:val="0"/>
+                <w:sz w:val="17"/>
+              </w:rPr>
+              <w:t>0.8499</w:t>
+            </w:r>
+          </w:p>
+        </w:tc>
+        <w:tc>
+          <w:tcPr>
+            <w:tcW w:w="1987" w:type="dxa"/>
+            <w:vAlign w:val="center"/>
+          </w:tcPr>
+          <w:p>
+            <w:pPr>
+              <w:spacing w:after="0"/>
+            </w:pPr>
+            <w:r>
+              <w:rPr>
+                <w:rFonts w:ascii="Times New Roman" w:hAnsi="Times New Roman"/>
+                <w:b w:val="0"/>
+                <w:sz w:val="17"/>
+              </w:rPr>
+              <w:t>0.5581</w:t>
+            </w:r>
+          </w:p>
+        </w:tc>
+        <w:tc>
+          <w:tcPr>
+            <w:tcW w:w="1987" w:type="dxa"/>
+            <w:vAlign w:val="center"/>
+          </w:tcPr>
+          <w:p>
+            <w:pPr>
+              <w:spacing w:after="0"/>
+            </w:pPr>
+            <w:r>
+              <w:rPr>
+                <w:rFonts w:ascii="Times New Roman" w:hAnsi="Times New Roman"/>
+                <w:b w:val="0"/>
+                <w:sz w:val="17"/>
+              </w:rPr>
+              <w:t>0.8632</w:t>
+            </w:r>
+          </w:p>
+        </w:tc>
+      </w:tr>
+      <w:tr>
+        <w:trPr>
+          <w:jc w:val="center"/>
+        </w:trPr>
+        <w:tc>
+          <w:tcPr>
+            <w:tcW w:w="1987" w:type="dxa"/>
+            <w:vAlign w:val="center"/>
+          </w:tcPr>
+          <w:p>
+            <w:pPr>
+              <w:spacing w:after="0"/>
+            </w:pPr>
+            <w:r>
+              <w:rPr>
+                <w:rFonts w:ascii="Times New Roman" w:hAnsi="Times New Roman"/>
+                <w:b w:val="0"/>
+                <w:sz w:val="17"/>
+              </w:rPr>
+              <w:t>456</w:t>
+            </w:r>
+          </w:p>
+        </w:tc>
+        <w:tc>
+          <w:tcPr>
+            <w:tcW w:w="1987" w:type="dxa"/>
+            <w:vAlign w:val="center"/>
+          </w:tcPr>
+          <w:p>
+            <w:pPr>
+              <w:spacing w:after="0"/>
+            </w:pPr>
+            <w:r>
+              <w:rPr>
+                <w:rFonts w:ascii="Times New Roman" w:hAnsi="Times New Roman"/>
+                <w:b w:val="0"/>
+                <w:sz w:val="17"/>
+              </w:rPr>
+              <w:t>0.6232</w:t>
+            </w:r>
+          </w:p>
+        </w:tc>
+        <w:tc>
+          <w:tcPr>
+            <w:tcW w:w="1987" w:type="dxa"/>
+            <w:vAlign w:val="center"/>
+          </w:tcPr>
+          <w:p>
+            <w:pPr>
+              <w:spacing w:after="0"/>
+            </w:pPr>
+            <w:r>
+              <w:rPr>
+                <w:rFonts w:ascii="Times New Roman" w:hAnsi="Times New Roman"/>
+                <w:b w:val="0"/>
+                <w:sz w:val="17"/>
+              </w:rPr>
+              <w:t>0.8216</w:t>
+            </w:r>
+          </w:p>
+        </w:tc>
+        <w:tc>
+          <w:tcPr>
+            <w:tcW w:w="1987" w:type="dxa"/>
+            <w:vAlign w:val="center"/>
+          </w:tcPr>
+          <w:p>
+            <w:pPr>
+              <w:spacing w:after="0"/>
+            </w:pPr>
+            <w:r>
+              <w:rPr>
+                <w:rFonts w:ascii="Times New Roman" w:hAnsi="Times New Roman"/>
+                <w:b w:val="0"/>
+                <w:sz w:val="17"/>
+              </w:rPr>
+              <w:t>0.5945</w:t>
+            </w:r>
+          </w:p>
+        </w:tc>
+        <w:tc>
+          <w:tcPr>
+            <w:tcW w:w="1987" w:type="dxa"/>
+            <w:vAlign w:val="center"/>
+          </w:tcPr>
+          <w:p>
+            <w:pPr>
+              <w:spacing w:after="0"/>
+            </w:pPr>
+            <w:r>
+              <w:rPr>
+                <w:rFonts w:ascii="Times New Roman" w:hAnsi="Times New Roman"/>
+                <w:b w:val="0"/>
+                <w:sz w:val="17"/>
+              </w:rPr>
+              <w:t>0.8453</w:t>
+            </w:r>
+          </w:p>
+        </w:tc>
+      </w:tr>
+      <w:tr>
+        <w:trPr>
+          <w:jc w:val="center"/>
+        </w:trPr>
+        <w:tc>
+          <w:tcPr>
+            <w:tcW w:w="1987" w:type="dxa"/>
+            <w:vAlign w:val="center"/>
+          </w:tcPr>
+          <w:p>
+            <w:pPr>
+              <w:spacing w:after="0"/>
+            </w:pPr>
+            <w:r>
+              <w:rPr>
+                <w:rFonts w:ascii="Times New Roman" w:hAnsi="Times New Roman"/>
+                <w:b w:val="0"/>
+                <w:sz w:val="17"/>
+              </w:rPr>
+              <w:t>789</w:t>
+            </w:r>
+          </w:p>
+        </w:tc>
+        <w:tc>
+          <w:tcPr>
+            <w:tcW w:w="1987" w:type="dxa"/>
+            <w:vAlign w:val="center"/>
+          </w:tcPr>
+          <w:p>
+            <w:pPr>
+              <w:spacing w:after="0"/>
+            </w:pPr>
+            <w:r>
+              <w:rPr>
+                <w:rFonts w:ascii="Times New Roman" w:hAnsi="Times New Roman"/>
+                <w:b w:val="0"/>
+                <w:sz w:val="17"/>
+              </w:rPr>
+              <w:t>0.5848</w:t>
+            </w:r>
+          </w:p>
+        </w:tc>
+        <w:tc>
+          <w:tcPr>
+            <w:tcW w:w="1987" w:type="dxa"/>
+            <w:vAlign w:val="center"/>
+          </w:tcPr>
+          <w:p>
+            <w:pPr>
+              <w:spacing w:after="0"/>
+            </w:pPr>
+            <w:r>
+              <w:rPr>
+                <w:rFonts w:ascii="Times New Roman" w:hAnsi="Times New Roman"/>
+                <w:b w:val="0"/>
+                <w:sz w:val="17"/>
+              </w:rPr>
+              <w:t>0.8186</w:t>
+            </w:r>
+          </w:p>
+        </w:tc>
+        <w:tc>
+          <w:tcPr>
+            <w:tcW w:w="1987" w:type="dxa"/>
+            <w:vAlign w:val="center"/>
+          </w:tcPr>
+          <w:p>
+            <w:pPr>
+              <w:spacing w:after="0"/>
+            </w:pPr>
+            <w:r>
+              <w:rPr>
+                <w:rFonts w:ascii="Times New Roman" w:hAnsi="Times New Roman"/>
+                <w:b w:val="0"/>
+                <w:sz w:val="17"/>
+              </w:rPr>
+              <w:t>0.6703</w:t>
+            </w:r>
+          </w:p>
+        </w:tc>
+        <w:tc>
+          <w:tcPr>
+            <w:tcW w:w="1987" w:type="dxa"/>
+            <w:vAlign w:val="center"/>
+          </w:tcPr>
+          <w:p>
+            <w:pPr>
+              <w:spacing w:after="0"/>
+            </w:pPr>
+            <w:r>
+              <w:rPr>
+                <w:rFonts w:ascii="Times New Roman" w:hAnsi="Times New Roman"/>
+                <w:b w:val="0"/>
+                <w:sz w:val="17"/>
+              </w:rPr>
+              <w:t>0.8590</w:t>
+            </w:r>
+          </w:p>
+        </w:tc>
+      </w:tr>
+      <w:tr>
+        <w:trPr>
+          <w:jc w:val="center"/>
+        </w:trPr>
+        <w:tc>
+          <w:tcPr>
+            <w:tcW w:w="1987" w:type="dxa"/>
+            <w:vAlign w:val="center"/>
+          </w:tcPr>
+          <w:p>
+            <w:pPr>
+              <w:spacing w:after="0"/>
+            </w:pPr>
+            <w:r>
+              <w:rPr>
+                <w:rFonts w:ascii="Times New Roman" w:hAnsi="Times New Roman"/>
+                <w:b w:val="0"/>
+                <w:sz w:val="17"/>
+              </w:rPr>
+              <w:t>999</w:t>
+            </w:r>
+          </w:p>
+        </w:tc>
+        <w:tc>
+          <w:tcPr>
+            <w:tcW w:w="1987" w:type="dxa"/>
+            <w:vAlign w:val="center"/>
+          </w:tcPr>
+          <w:p>
+            <w:pPr>
+              <w:spacing w:after="0"/>
+            </w:pPr>
+            <w:r>
+              <w:rPr>
+                <w:rFonts w:ascii="Times New Roman" w:hAnsi="Times New Roman"/>
+                <w:b w:val="0"/>
+                <w:sz w:val="17"/>
+              </w:rPr>
+              <w:t>0.6547</w:t>
+            </w:r>
+          </w:p>
+        </w:tc>
+        <w:tc>
+          <w:tcPr>
+            <w:tcW w:w="1987" w:type="dxa"/>
+            <w:vAlign w:val="center"/>
+          </w:tcPr>
+          <w:p>
+            <w:pPr>
+              <w:spacing w:after="0"/>
+            </w:pPr>
+            <w:r>
+              <w:rPr>
+                <w:rFonts w:ascii="Times New Roman" w:hAnsi="Times New Roman"/>
+                <w:b w:val="0"/>
+                <w:sz w:val="17"/>
+              </w:rPr>
+              <w:t>0.8474</w:t>
+            </w:r>
+          </w:p>
+        </w:tc>
+        <w:tc>
+          <w:tcPr>
+            <w:tcW w:w="1987" w:type="dxa"/>
+            <w:vAlign w:val="center"/>
+          </w:tcPr>
+          <w:p>
+            <w:pPr>
+              <w:spacing w:after="0"/>
+            </w:pPr>
+            <w:r>
+              <w:rPr>
+                <w:rFonts w:ascii="Times New Roman" w:hAnsi="Times New Roman"/>
+                <w:b w:val="0"/>
+                <w:sz w:val="17"/>
+              </w:rPr>
+              <w:t>0.7832</w:t>
+            </w:r>
+          </w:p>
+        </w:tc>
+        <w:tc>
+          <w:tcPr>
+            <w:tcW w:w="1987" w:type="dxa"/>
+            <w:vAlign w:val="center"/>
+          </w:tcPr>
+          <w:p>
+            <w:pPr>
+              <w:spacing w:after="0"/>
+            </w:pPr>
+            <w:r>
+              <w:rPr>
+                <w:rFonts w:ascii="Times New Roman" w:hAnsi="Times New Roman"/>
+                <w:b w:val="0"/>
+                <w:sz w:val="17"/>
+              </w:rPr>
+              <w:t>0.8932</w:t>
             </w:r>
           </w:p>
         </w:tc>
@@ -3213,17 +4359,90 @@
         <w:jc w:val="center"/>
       </w:pPr>
       <w:r>
-        <w:t>Table 7. Single-seed reference run (seed 42).</w:t>
+        <w:t>Table 8. Per-seed AUC and F1 values used to compute the principal aggregate.</w:t>
       </w:r>
     </w:p>
     <w:p>
       <w:pPr>
-        <w:spacing w:after="0"/>
+        <w:jc w:val="both"/>
       </w:pPr>
+      <w:r>
+        <w:t>The per-seed results show that ST-GraphAD does not outperform GCN on every seed. In particular, seed 123 produces lower ST-GraphAD AUC than GCN. This supports the variance caveat and argues against characterizing the method as uniformly superior.</w:t>
+      </w:r>
+    </w:p>
+    <w:p>
+      <w:pPr>
+        <w:pStyle w:val="3"/>
+        <w:jc w:val="both"/>
+      </w:pPr>
+      <w:r>
+        <w:t>6.3 Training Dynamics</w:t>
+      </w:r>
+    </w:p>
+    <w:p>
+      <w:pPr>
+        <w:jc w:val="both"/>
+      </w:pPr>
+      <w:r>
+        <w:t>The corrected training curves show decreasing training loss for both models and meaningful node-level validation AUC/F1 trajectories. In the representative seed-42 run, the best validation AUC is approximately 0.979 for GCN and 0.994 for ST-GraphAD, with best checkpoints selected using node-level validation AUC.</w:t>
+      </w:r>
+    </w:p>
+    <w:p>
+      <w:pPr>
+        <w:jc w:val="center"/>
+      </w:pPr>
+      <w:r>
+        <w:drawing>
+          <wp:inline distT="0" distB="0" distL="114300" distR="114300">
+            <wp:extent cx="6080760" cy="2689860"/>
+            <wp:effectExtent l="0" t="0" r="15240" b="2540"/>
+            <wp:docPr id="1" name="Picture 1"/>
+            <wp:cNvGraphicFramePr>
+              <a:graphicFrameLocks xmlns:a="http://schemas.openxmlformats.org/drawingml/2006/main" noChangeAspect="1"/>
+            </wp:cNvGraphicFramePr>
+            <a:graphic xmlns:a="http://schemas.openxmlformats.org/drawingml/2006/main">
+              <a:graphicData uri="http://schemas.openxmlformats.org/drawingml/2006/picture">
+                <pic:pic xmlns:pic="http://schemas.openxmlformats.org/drawingml/2006/picture">
+                  <pic:nvPicPr>
+                    <pic:cNvPr id="1" name="Picture 1"/>
+                    <pic:cNvPicPr>
+                      <a:picLocks noChangeAspect="1"/>
+                    </pic:cNvPicPr>
+                  </pic:nvPicPr>
+                  <pic:blipFill>
+                    <a:blip r:embed="rId7"/>
+                    <a:stretch>
+                      <a:fillRect/>
+                    </a:stretch>
+                  </pic:blipFill>
+                  <pic:spPr>
+                    <a:xfrm>
+                      <a:off x="0" y="0"/>
+                      <a:ext cx="6080760" cy="2690482"/>
+                    </a:xfrm>
+                    <a:prstGeom prst="rect">
+                      <a:avLst/>
+                    </a:prstGeom>
+                  </pic:spPr>
+                </pic:pic>
+              </a:graphicData>
+            </a:graphic>
+          </wp:inline>
+        </w:drawing>
+      </w:r>
+    </w:p>
+    <w:p>
+      <w:pPr>
+        <w:pStyle w:val="164"/>
+        <w:jc w:val="center"/>
+      </w:pPr>
+      <w:r>
+        <w:t>Figure 1. Corrected training loss and node-level validation metrics. The graph-level AUC diagnostic is intentionally excluded from this final figure.</w:t>
+      </w:r>
     </w:p>
     <w:p>
       <w:r>
-        <w:t>The single-seed result illustrates why multi-seed reporting is necessary. ST-GraphAD obtains higher AUC in seed 42 but slightly lower F1 than the GCN baseline. These results are retained for reproducibility but are not used as the principal headline claim.</w:t>
+        <w:t>The validation curves should not be interpreted as test-set performance. They are used for checkpoint selection only; the official test set is evaluated after model selection.</w:t>
       </w:r>
     </w:p>
     <w:p>
@@ -3231,7 +4450,60 @@
         <w:pStyle w:val="3"/>
       </w:pPr>
       <w:r>
-        <w:t>6.3 Validation Dynamics</w:t>
+        <w:t>6.4 Seed-42 Test Confusion Matrices</w:t>
+      </w:r>
+    </w:p>
+    <w:p>
+      <w:pPr>
+        <w:jc w:val="center"/>
+      </w:pPr>
+      <w:r>
+        <w:drawing>
+          <wp:inline distT="0" distB="0" distL="114300" distR="114300">
+            <wp:extent cx="5029200" cy="3620770"/>
+            <wp:effectExtent l="0" t="0" r="0" b="11430"/>
+            <wp:docPr id="2" name="Picture 2"/>
+            <wp:cNvGraphicFramePr>
+              <a:graphicFrameLocks xmlns:a="http://schemas.openxmlformats.org/drawingml/2006/main" noChangeAspect="1"/>
+            </wp:cNvGraphicFramePr>
+            <a:graphic xmlns:a="http://schemas.openxmlformats.org/drawingml/2006/main">
+              <a:graphicData uri="http://schemas.openxmlformats.org/drawingml/2006/picture">
+                <pic:pic xmlns:pic="http://schemas.openxmlformats.org/drawingml/2006/picture">
+                  <pic:nvPicPr>
+                    <pic:cNvPr id="2" name="Picture 2"/>
+                    <pic:cNvPicPr>
+                      <a:picLocks noChangeAspect="1"/>
+                    </pic:cNvPicPr>
+                  </pic:nvPicPr>
+                  <pic:blipFill>
+                    <a:blip r:embed="rId8"/>
+                    <a:stretch>
+                      <a:fillRect/>
+                    </a:stretch>
+                  </pic:blipFill>
+                  <pic:spPr>
+                    <a:xfrm>
+                      <a:off x="0" y="0"/>
+                      <a:ext cx="5029200" cy="3621024"/>
+                    </a:xfrm>
+                    <a:prstGeom prst="rect">
+                      <a:avLst/>
+                    </a:prstGeom>
+                  </pic:spPr>
+                </pic:pic>
+              </a:graphicData>
+            </a:graphic>
+          </wp:inline>
+        </w:drawing>
+      </w:r>
+    </w:p>
+    <w:p>
+      <w:pPr>
+        <w:pStyle w:val="164"/>
+        <w:jc w:val="center"/>
+      </w:pPr>
+      <w:r>
+        <w:t>Figure 2. Authoritative ST-GraphAD seed-42 test confusion matrix from Configuration C.</w:t>
       </w:r>
     </w:p>
     <w:tbl>
@@ -3256,10 +4528,11 @@
         </w:tblCellMar>
       </w:tblPr>
       <w:tblGrid>
-        <w:gridCol w:w="2469"/>
-        <w:gridCol w:w="2469"/>
-        <w:gridCol w:w="2469"/>
-        <w:gridCol w:w="2469"/>
+        <w:gridCol w:w="1987"/>
+        <w:gridCol w:w="1987"/>
+        <w:gridCol w:w="1987"/>
+        <w:gridCol w:w="1987"/>
+        <w:gridCol w:w="1987"/>
       </w:tblGrid>
       <w:tr>
         <w:trPr>
@@ -3267,7 +4540,7 @@
         </w:trPr>
         <w:tc>
           <w:tcPr>
-            <w:tcW w:w="2469" w:type="dxa"/>
+            <w:tcW w:w="1987" w:type="dxa"/>
             <w:shd w:val="clear" w:color="auto" w:fill="D9E2F3"/>
             <w:vAlign w:val="center"/>
           </w:tcPr>
@@ -3287,7 +4560,7 @@
         </w:tc>
         <w:tc>
           <w:tcPr>
-            <w:tcW w:w="2469" w:type="dxa"/>
+            <w:tcW w:w="1987" w:type="dxa"/>
             <w:shd w:val="clear" w:color="auto" w:fill="D9E2F3"/>
             <w:vAlign w:val="center"/>
           </w:tcPr>
@@ -3301,13 +4574,13 @@
                 <w:b/>
                 <w:sz w:val="17"/>
               </w:rPr>
-              <w:t>Epoch 0 loss</w:t>
-            </w:r>
-          </w:p>
-        </w:tc>
-        <w:tc>
-          <w:tcPr>
-            <w:tcW w:w="2469" w:type="dxa"/>
+              <w:t>TN</w:t>
+            </w:r>
+          </w:p>
+        </w:tc>
+        <w:tc>
+          <w:tcPr>
+            <w:tcW w:w="1987" w:type="dxa"/>
             <w:shd w:val="clear" w:color="auto" w:fill="D9E2F3"/>
             <w:vAlign w:val="center"/>
           </w:tcPr>
@@ -3321,13 +4594,13 @@
                 <w:b/>
                 <w:sz w:val="17"/>
               </w:rPr>
-              <w:t>Best validation epoch</w:t>
-            </w:r>
-          </w:p>
-        </w:tc>
-        <w:tc>
-          <w:tcPr>
-            <w:tcW w:w="2469" w:type="dxa"/>
+              <w:t>FP</w:t>
+            </w:r>
+          </w:p>
+        </w:tc>
+        <w:tc>
+          <w:tcPr>
+            <w:tcW w:w="1987" w:type="dxa"/>
             <w:shd w:val="clear" w:color="auto" w:fill="D9E2F3"/>
             <w:vAlign w:val="center"/>
           </w:tcPr>
@@ -3341,7 +4614,27 @@
                 <w:b/>
                 <w:sz w:val="17"/>
               </w:rPr>
-              <w:t>Best validation AUC</w:t>
+              <w:t>FN</w:t>
+            </w:r>
+          </w:p>
+        </w:tc>
+        <w:tc>
+          <w:tcPr>
+            <w:tcW w:w="1987" w:type="dxa"/>
+            <w:shd w:val="clear" w:color="auto" w:fill="D9E2F3"/>
+            <w:vAlign w:val="center"/>
+          </w:tcPr>
+          <w:p>
+            <w:pPr>
+              <w:spacing w:after="0"/>
+            </w:pPr>
+            <w:r>
+              <w:rPr>
+                <w:rFonts w:ascii="Times New Roman" w:hAnsi="Times New Roman"/>
+                <w:b/>
+                <w:sz w:val="17"/>
+              </w:rPr>
+              <w:t>TP</w:t>
             </w:r>
           </w:p>
         </w:tc>
@@ -3352,77 +4645,96 @@
         </w:trPr>
         <w:tc>
           <w:tcPr>
-            <w:tcW w:w="2469" w:type="dxa"/>
-            <w:vAlign w:val="center"/>
-          </w:tcPr>
-          <w:p>
-            <w:pPr>
-              <w:spacing w:after="0"/>
-            </w:pPr>
-            <w:r>
-              <w:rPr>
-                <w:rFonts w:ascii="Times New Roman" w:hAnsi="Times New Roman"/>
-                <w:b w:val="0"/>
-                <w:sz w:val="17"/>
-              </w:rPr>
-              <w:t>GCN-only</w:t>
-            </w:r>
-          </w:p>
-        </w:tc>
-        <w:tc>
-          <w:tcPr>
-            <w:tcW w:w="2469" w:type="dxa"/>
-            <w:vAlign w:val="center"/>
-          </w:tcPr>
-          <w:p>
-            <w:pPr>
-              <w:spacing w:after="0"/>
-            </w:pPr>
-            <w:r>
-              <w:rPr>
-                <w:rFonts w:ascii="Times New Roman" w:hAnsi="Times New Roman"/>
-                <w:b w:val="0"/>
-                <w:sz w:val="17"/>
-              </w:rPr>
-              <w:t>0.61</w:t>
-            </w:r>
-          </w:p>
-        </w:tc>
-        <w:tc>
-          <w:tcPr>
-            <w:tcW w:w="2469" w:type="dxa"/>
-            <w:vAlign w:val="center"/>
-          </w:tcPr>
-          <w:p>
-            <w:pPr>
-              <w:spacing w:after="0"/>
-            </w:pPr>
-            <w:r>
-              <w:rPr>
-                <w:rFonts w:ascii="Times New Roman" w:hAnsi="Times New Roman"/>
-                <w:b w:val="0"/>
-                <w:sz w:val="17"/>
-              </w:rPr>
-              <w:t>89</w:t>
-            </w:r>
-          </w:p>
-        </w:tc>
-        <w:tc>
-          <w:tcPr>
-            <w:tcW w:w="2469" w:type="dxa"/>
-            <w:vAlign w:val="center"/>
-          </w:tcPr>
-          <w:p>
-            <w:pPr>
-              <w:spacing w:after="0"/>
-            </w:pPr>
-            <w:r>
-              <w:rPr>
-                <w:rFonts w:ascii="Times New Roman" w:hAnsi="Times New Roman"/>
-                <w:b w:val="0"/>
-                <w:sz w:val="17"/>
-              </w:rPr>
-              <w:t>0.979</w:t>
+            <w:tcW w:w="1987" w:type="dxa"/>
+            <w:vAlign w:val="center"/>
+          </w:tcPr>
+          <w:p>
+            <w:pPr>
+              <w:spacing w:after="0"/>
+            </w:pPr>
+            <w:r>
+              <w:rPr>
+                <w:rFonts w:ascii="Times New Roman" w:hAnsi="Times New Roman"/>
+                <w:b w:val="0"/>
+                <w:sz w:val="17"/>
+              </w:rPr>
+              <w:t>GCN-only, seed 42</w:t>
+            </w:r>
+          </w:p>
+        </w:tc>
+        <w:tc>
+          <w:tcPr>
+            <w:tcW w:w="1987" w:type="dxa"/>
+            <w:vAlign w:val="center"/>
+          </w:tcPr>
+          <w:p>
+            <w:pPr>
+              <w:spacing w:after="0"/>
+            </w:pPr>
+            <w:r>
+              <w:rPr>
+                <w:rFonts w:ascii="Times New Roman" w:hAnsi="Times New Roman"/>
+                <w:b w:val="0"/>
+                <w:sz w:val="17"/>
+              </w:rPr>
+              <w:t>99</w:t>
+            </w:r>
+          </w:p>
+        </w:tc>
+        <w:tc>
+          <w:tcPr>
+            <w:tcW w:w="1987" w:type="dxa"/>
+            <w:vAlign w:val="center"/>
+          </w:tcPr>
+          <w:p>
+            <w:pPr>
+              <w:spacing w:after="0"/>
+            </w:pPr>
+            <w:r>
+              <w:rPr>
+                <w:rFonts w:ascii="Times New Roman" w:hAnsi="Times New Roman"/>
+                <w:b w:val="0"/>
+                <w:sz w:val="17"/>
+              </w:rPr>
+              <w:t>438</w:t>
+            </w:r>
+          </w:p>
+        </w:tc>
+        <w:tc>
+          <w:tcPr>
+            <w:tcW w:w="1987" w:type="dxa"/>
+            <w:vAlign w:val="center"/>
+          </w:tcPr>
+          <w:p>
+            <w:pPr>
+              <w:spacing w:after="0"/>
+            </w:pPr>
+            <w:r>
+              <w:rPr>
+                <w:rFonts w:ascii="Times New Roman" w:hAnsi="Times New Roman"/>
+                <w:b w:val="0"/>
+                <w:sz w:val="17"/>
+              </w:rPr>
+              <w:t>187</w:t>
+            </w:r>
+          </w:p>
+        </w:tc>
+        <w:tc>
+          <w:tcPr>
+            <w:tcW w:w="1987" w:type="dxa"/>
+            <w:vAlign w:val="center"/>
+          </w:tcPr>
+          <w:p>
+            <w:pPr>
+              <w:spacing w:after="0"/>
+            </w:pPr>
+            <w:r>
+              <w:rPr>
+                <w:rFonts w:ascii="Times New Roman" w:hAnsi="Times New Roman"/>
+                <w:b w:val="0"/>
+                <w:sz w:val="17"/>
+              </w:rPr>
+              <w:t>1365</w:t>
             </w:r>
           </w:p>
         </w:tc>
@@ -3433,77 +4745,96 @@
         </w:trPr>
         <w:tc>
           <w:tcPr>
-            <w:tcW w:w="2469" w:type="dxa"/>
-            <w:vAlign w:val="center"/>
-          </w:tcPr>
-          <w:p>
-            <w:pPr>
-              <w:spacing w:after="0"/>
-            </w:pPr>
-            <w:r>
-              <w:rPr>
-                <w:rFonts w:ascii="Times New Roman" w:hAnsi="Times New Roman"/>
-                <w:b w:val="0"/>
-                <w:sz w:val="17"/>
-              </w:rPr>
-              <w:t>ST-GraphAD</w:t>
-            </w:r>
-          </w:p>
-        </w:tc>
-        <w:tc>
-          <w:tcPr>
-            <w:tcW w:w="2469" w:type="dxa"/>
-            <w:vAlign w:val="center"/>
-          </w:tcPr>
-          <w:p>
-            <w:pPr>
-              <w:spacing w:after="0"/>
-            </w:pPr>
-            <w:r>
-              <w:rPr>
-                <w:rFonts w:ascii="Times New Roman" w:hAnsi="Times New Roman"/>
-                <w:b w:val="0"/>
-                <w:sz w:val="17"/>
-              </w:rPr>
-              <w:t>0.18</w:t>
-            </w:r>
-          </w:p>
-        </w:tc>
-        <w:tc>
-          <w:tcPr>
-            <w:tcW w:w="2469" w:type="dxa"/>
-            <w:vAlign w:val="center"/>
-          </w:tcPr>
-          <w:p>
-            <w:pPr>
-              <w:spacing w:after="0"/>
-            </w:pPr>
-            <w:r>
-              <w:rPr>
-                <w:rFonts w:ascii="Times New Roman" w:hAnsi="Times New Roman"/>
-                <w:b w:val="0"/>
-                <w:sz w:val="17"/>
-              </w:rPr>
-              <w:t>152</w:t>
-            </w:r>
-          </w:p>
-        </w:tc>
-        <w:tc>
-          <w:tcPr>
-            <w:tcW w:w="2469" w:type="dxa"/>
-            <w:vAlign w:val="center"/>
-          </w:tcPr>
-          <w:p>
-            <w:pPr>
-              <w:spacing w:after="0"/>
-            </w:pPr>
-            <w:r>
-              <w:rPr>
-                <w:rFonts w:ascii="Times New Roman" w:hAnsi="Times New Roman"/>
-                <w:b w:val="0"/>
-                <w:sz w:val="17"/>
-              </w:rPr>
-              <w:t>0.994</w:t>
+            <w:tcW w:w="1987" w:type="dxa"/>
+            <w:vAlign w:val="center"/>
+          </w:tcPr>
+          <w:p>
+            <w:pPr>
+              <w:spacing w:after="0"/>
+            </w:pPr>
+            <w:r>
+              <w:rPr>
+                <w:rFonts w:ascii="Times New Roman" w:hAnsi="Times New Roman"/>
+                <w:b w:val="0"/>
+                <w:sz w:val="17"/>
+              </w:rPr>
+              <w:t>ST-GraphAD, seed 42</w:t>
+            </w:r>
+          </w:p>
+        </w:tc>
+        <w:tc>
+          <w:tcPr>
+            <w:tcW w:w="1987" w:type="dxa"/>
+            <w:vAlign w:val="center"/>
+          </w:tcPr>
+          <w:p>
+            <w:pPr>
+              <w:spacing w:after="0"/>
+            </w:pPr>
+            <w:r>
+              <w:rPr>
+                <w:rFonts w:ascii="Times New Roman" w:hAnsi="Times New Roman"/>
+                <w:b w:val="0"/>
+                <w:sz w:val="17"/>
+              </w:rPr>
+              <w:t>71</w:t>
+            </w:r>
+          </w:p>
+        </w:tc>
+        <w:tc>
+          <w:tcPr>
+            <w:tcW w:w="1987" w:type="dxa"/>
+            <w:vAlign w:val="center"/>
+          </w:tcPr>
+          <w:p>
+            <w:pPr>
+              <w:spacing w:after="0"/>
+            </w:pPr>
+            <w:r>
+              <w:rPr>
+                <w:rFonts w:ascii="Times New Roman" w:hAnsi="Times New Roman"/>
+                <w:b w:val="0"/>
+                <w:sz w:val="17"/>
+              </w:rPr>
+              <w:t>466</w:t>
+            </w:r>
+          </w:p>
+        </w:tc>
+        <w:tc>
+          <w:tcPr>
+            <w:tcW w:w="1987" w:type="dxa"/>
+            <w:vAlign w:val="center"/>
+          </w:tcPr>
+          <w:p>
+            <w:pPr>
+              <w:spacing w:after="0"/>
+            </w:pPr>
+            <w:r>
+              <w:rPr>
+                <w:rFonts w:ascii="Times New Roman" w:hAnsi="Times New Roman"/>
+                <w:b w:val="0"/>
+                <w:sz w:val="17"/>
+              </w:rPr>
+              <w:t>177</w:t>
+            </w:r>
+          </w:p>
+        </w:tc>
+        <w:tc>
+          <w:tcPr>
+            <w:tcW w:w="1987" w:type="dxa"/>
+            <w:vAlign w:val="center"/>
+          </w:tcPr>
+          <w:p>
+            <w:pPr>
+              <w:spacing w:after="0"/>
+            </w:pPr>
+            <w:r>
+              <w:rPr>
+                <w:rFonts w:ascii="Times New Roman" w:hAnsi="Times New Roman"/>
+                <w:b w:val="0"/>
+                <w:sz w:val="17"/>
+              </w:rPr>
+              <w:t>1375</w:t>
             </w:r>
           </w:p>
         </w:tc>
@@ -3515,17 +4846,7 @@
         <w:jc w:val="center"/>
       </w:pPr>
       <w:r>
-        <w:t>Table 8. Representative training dynamics for the seed-42 corrected run.</w:t>
-      </w:r>
-    </w:p>
-    <w:p>
-      <w:pPr>
-        <w:spacing w:after="0"/>
-      </w:pPr>
-    </w:p>
-    <w:p>
-      <w:r>
-        <w:t>The supplied training figure shows both models reducing training loss while node-level validation AUC rises during training. ST-GraphAD reaches a higher best validation AUC in the displayed run. This figure should be interpreted alongside the official test results rather than as evidence that validation performance alone guarantees generalization.</w:t>
+        <w:t>Table 9. Seed-42 confusion matrices. These are reference diagnostics; confusion matrices vary by seed.</w:t>
       </w:r>
     </w:p>
     <w:p>
@@ -3533,20 +4854,7 @@
         <w:pStyle w:val="3"/>
       </w:pPr>
       <w:r>
-        <w:t>6.4 Graph-Level Evaluation</w:t>
-      </w:r>
-    </w:p>
-    <w:p>
-      <w:r>
-        <w:t>Under the current majority-vote formulation, graph-level AUC is 0.00 and graph-level F1/precision/recall can become artificially perfect when almost every graph is labeled Attack. Such values are a property of the target construction, not evidence of perfect intrusion detection. For this reason, graph-level metrics are explicitly demoted to diagnostic status and are excluded from checkpoint selection.</w:t>
-      </w:r>
-    </w:p>
-    <w:p>
-      <w:pPr>
-        <w:pStyle w:val="3"/>
-      </w:pPr>
-      <w:r>
-        <w:t>6.5 Computational Cost</w:t>
+        <w:t>6.5 Graph-Level Evaluation</w:t>
       </w:r>
     </w:p>
     <w:tbl>
@@ -3571,10 +4879,11 @@
         </w:tblCellMar>
       </w:tblPr>
       <w:tblGrid>
-        <w:gridCol w:w="2469"/>
-        <w:gridCol w:w="2469"/>
-        <w:gridCol w:w="2469"/>
-        <w:gridCol w:w="2469"/>
+        <w:gridCol w:w="1987"/>
+        <w:gridCol w:w="1987"/>
+        <w:gridCol w:w="1987"/>
+        <w:gridCol w:w="1987"/>
+        <w:gridCol w:w="1987"/>
       </w:tblGrid>
       <w:tr>
         <w:trPr>
@@ -3582,7 +4891,7 @@
         </w:trPr>
         <w:tc>
           <w:tcPr>
-            <w:tcW w:w="2469" w:type="dxa"/>
+            <w:tcW w:w="1987" w:type="dxa"/>
             <w:shd w:val="clear" w:color="auto" w:fill="D9E2F3"/>
             <w:vAlign w:val="center"/>
           </w:tcPr>
@@ -3602,7 +4911,7 @@
         </w:tc>
         <w:tc>
           <w:tcPr>
-            <w:tcW w:w="2469" w:type="dxa"/>
+            <w:tcW w:w="1987" w:type="dxa"/>
             <w:shd w:val="clear" w:color="auto" w:fill="D9E2F3"/>
             <w:vAlign w:val="center"/>
           </w:tcPr>
@@ -3616,13 +4925,13 @@
                 <w:b/>
                 <w:sz w:val="17"/>
               </w:rPr>
-              <w:t>Parameters</w:t>
-            </w:r>
-          </w:p>
-        </w:tc>
-        <w:tc>
-          <w:tcPr>
-            <w:tcW w:w="2469" w:type="dxa"/>
+              <w:t>AUC-ROC</w:t>
+            </w:r>
+          </w:p>
+        </w:tc>
+        <w:tc>
+          <w:tcPr>
+            <w:tcW w:w="1987" w:type="dxa"/>
             <w:shd w:val="clear" w:color="auto" w:fill="D9E2F3"/>
             <w:vAlign w:val="center"/>
           </w:tcPr>
@@ -3636,13 +4945,13 @@
                 <w:b/>
                 <w:sz w:val="17"/>
               </w:rPr>
-              <w:t>Full training time</w:t>
-            </w:r>
-          </w:p>
-        </w:tc>
-        <w:tc>
-          <w:tcPr>
-            <w:tcW w:w="2469" w:type="dxa"/>
+              <w:t>F1</w:t>
+            </w:r>
+          </w:p>
+        </w:tc>
+        <w:tc>
+          <w:tcPr>
+            <w:tcW w:w="1987" w:type="dxa"/>
             <w:shd w:val="clear" w:color="auto" w:fill="D9E2F3"/>
             <w:vAlign w:val="center"/>
           </w:tcPr>
@@ -3656,7 +4965,27 @@
                 <w:b/>
                 <w:sz w:val="17"/>
               </w:rPr>
-              <w:t>Peak CPU memory</w:t>
+              <w:t>Precision</w:t>
+            </w:r>
+          </w:p>
+        </w:tc>
+        <w:tc>
+          <w:tcPr>
+            <w:tcW w:w="1987" w:type="dxa"/>
+            <w:shd w:val="clear" w:color="auto" w:fill="D9E2F3"/>
+            <w:vAlign w:val="center"/>
+          </w:tcPr>
+          <w:p>
+            <w:pPr>
+              <w:spacing w:after="0"/>
+            </w:pPr>
+            <w:r>
+              <w:rPr>
+                <w:rFonts w:ascii="Times New Roman" w:hAnsi="Times New Roman"/>
+                <w:b/>
+                <w:sz w:val="17"/>
+              </w:rPr>
+              <w:t>Recall</w:t>
             </w:r>
           </w:p>
         </w:tc>
@@ -3667,7 +4996,7 @@
         </w:trPr>
         <w:tc>
           <w:tcPr>
-            <w:tcW w:w="2469" w:type="dxa"/>
+            <w:tcW w:w="1987" w:type="dxa"/>
             <w:vAlign w:val="center"/>
           </w:tcPr>
           <w:p>
@@ -3686,58 +5015,77 @@
         </w:tc>
         <w:tc>
           <w:tcPr>
-            <w:tcW w:w="2469" w:type="dxa"/>
-            <w:vAlign w:val="center"/>
-          </w:tcPr>
-          <w:p>
-            <w:pPr>
-              <w:spacing w:after="0"/>
-            </w:pPr>
-            <w:r>
-              <w:rPr>
-                <w:rFonts w:ascii="Times New Roman" w:hAnsi="Times New Roman"/>
-                <w:b w:val="0"/>
-                <w:sz w:val="17"/>
-              </w:rPr>
-              <w:t>~180K</w:t>
-            </w:r>
-          </w:p>
-        </w:tc>
-        <w:tc>
-          <w:tcPr>
-            <w:tcW w:w="2469" w:type="dxa"/>
-            <w:vAlign w:val="center"/>
-          </w:tcPr>
-          <w:p>
-            <w:pPr>
-              <w:spacing w:after="0"/>
-            </w:pPr>
-            <w:r>
-              <w:rPr>
-                <w:rFonts w:ascii="Times New Roman" w:hAnsi="Times New Roman"/>
-                <w:b w:val="0"/>
-                <w:sz w:val="17"/>
-              </w:rPr>
-              <w:t>~33 s</w:t>
-            </w:r>
-          </w:p>
-        </w:tc>
-        <w:tc>
-          <w:tcPr>
-            <w:tcW w:w="2469" w:type="dxa"/>
-            <w:vAlign w:val="center"/>
-          </w:tcPr>
-          <w:p>
-            <w:pPr>
-              <w:spacing w:after="0"/>
-            </w:pPr>
-            <w:r>
-              <w:rPr>
-                <w:rFonts w:ascii="Times New Roman" w:hAnsi="Times New Roman"/>
-                <w:b w:val="0"/>
-                <w:sz w:val="17"/>
-              </w:rPr>
-              <w:t>~300 MB</w:t>
+            <w:tcW w:w="1987" w:type="dxa"/>
+            <w:vAlign w:val="center"/>
+          </w:tcPr>
+          <w:p>
+            <w:pPr>
+              <w:spacing w:after="0"/>
+            </w:pPr>
+            <w:r>
+              <w:rPr>
+                <w:rFonts w:ascii="Times New Roman" w:hAnsi="Times New Roman"/>
+                <w:b w:val="0"/>
+                <w:sz w:val="17"/>
+              </w:rPr>
+              <w:t>0.00</w:t>
+            </w:r>
+          </w:p>
+        </w:tc>
+        <w:tc>
+          <w:tcPr>
+            <w:tcW w:w="1987" w:type="dxa"/>
+            <w:vAlign w:val="center"/>
+          </w:tcPr>
+          <w:p>
+            <w:pPr>
+              <w:spacing w:after="0"/>
+            </w:pPr>
+            <w:r>
+              <w:rPr>
+                <w:rFonts w:ascii="Times New Roman" w:hAnsi="Times New Roman"/>
+                <w:b w:val="0"/>
+                <w:sz w:val="17"/>
+              </w:rPr>
+              <w:t>1.00</w:t>
+            </w:r>
+          </w:p>
+        </w:tc>
+        <w:tc>
+          <w:tcPr>
+            <w:tcW w:w="1987" w:type="dxa"/>
+            <w:vAlign w:val="center"/>
+          </w:tcPr>
+          <w:p>
+            <w:pPr>
+              <w:spacing w:after="0"/>
+            </w:pPr>
+            <w:r>
+              <w:rPr>
+                <w:rFonts w:ascii="Times New Roman" w:hAnsi="Times New Roman"/>
+                <w:b w:val="0"/>
+                <w:sz w:val="17"/>
+              </w:rPr>
+              <w:t>1.00</w:t>
+            </w:r>
+          </w:p>
+        </w:tc>
+        <w:tc>
+          <w:tcPr>
+            <w:tcW w:w="1987" w:type="dxa"/>
+            <w:vAlign w:val="center"/>
+          </w:tcPr>
+          <w:p>
+            <w:pPr>
+              <w:spacing w:after="0"/>
+            </w:pPr>
+            <w:r>
+              <w:rPr>
+                <w:rFonts w:ascii="Times New Roman" w:hAnsi="Times New Roman"/>
+                <w:b w:val="0"/>
+                <w:sz w:val="17"/>
+              </w:rPr>
+              <w:t>1.00</w:t>
             </w:r>
           </w:p>
         </w:tc>
@@ -3748,7 +5096,7 @@
         </w:trPr>
         <w:tc>
           <w:tcPr>
-            <w:tcW w:w="2469" w:type="dxa"/>
+            <w:tcW w:w="1987" w:type="dxa"/>
             <w:vAlign w:val="center"/>
           </w:tcPr>
           <w:p>
@@ -3767,58 +5115,77 @@
         </w:tc>
         <w:tc>
           <w:tcPr>
-            <w:tcW w:w="2469" w:type="dxa"/>
-            <w:vAlign w:val="center"/>
-          </w:tcPr>
-          <w:p>
-            <w:pPr>
-              <w:spacing w:after="0"/>
-            </w:pPr>
-            <w:r>
-              <w:rPr>
-                <w:rFonts w:ascii="Times New Roman" w:hAnsi="Times New Roman"/>
-                <w:b w:val="0"/>
-                <w:sz w:val="17"/>
-              </w:rPr>
-              <w:t>~4.2M</w:t>
-            </w:r>
-          </w:p>
-        </w:tc>
-        <w:tc>
-          <w:tcPr>
-            <w:tcW w:w="2469" w:type="dxa"/>
-            <w:vAlign w:val="center"/>
-          </w:tcPr>
-          <w:p>
-            <w:pPr>
-              <w:spacing w:after="0"/>
-            </w:pPr>
-            <w:r>
-              <w:rPr>
-                <w:rFonts w:ascii="Times New Roman" w:hAnsi="Times New Roman"/>
-                <w:b w:val="0"/>
-                <w:sz w:val="17"/>
-              </w:rPr>
-              <w:t>~418 s</w:t>
-            </w:r>
-          </w:p>
-        </w:tc>
-        <w:tc>
-          <w:tcPr>
-            <w:tcW w:w="2469" w:type="dxa"/>
-            <w:vAlign w:val="center"/>
-          </w:tcPr>
-          <w:p>
-            <w:pPr>
-              <w:spacing w:after="0"/>
-            </w:pPr>
-            <w:r>
-              <w:rPr>
-                <w:rFonts w:ascii="Times New Roman" w:hAnsi="Times New Roman"/>
-                <w:b w:val="0"/>
-                <w:sz w:val="17"/>
-              </w:rPr>
-              <w:t>~1.2 GB</w:t>
+            <w:tcW w:w="1987" w:type="dxa"/>
+            <w:vAlign w:val="center"/>
+          </w:tcPr>
+          <w:p>
+            <w:pPr>
+              <w:spacing w:after="0"/>
+            </w:pPr>
+            <w:r>
+              <w:rPr>
+                <w:rFonts w:ascii="Times New Roman" w:hAnsi="Times New Roman"/>
+                <w:b w:val="0"/>
+                <w:sz w:val="17"/>
+              </w:rPr>
+              <w:t>0.00</w:t>
+            </w:r>
+          </w:p>
+        </w:tc>
+        <w:tc>
+          <w:tcPr>
+            <w:tcW w:w="1987" w:type="dxa"/>
+            <w:vAlign w:val="center"/>
+          </w:tcPr>
+          <w:p>
+            <w:pPr>
+              <w:spacing w:after="0"/>
+            </w:pPr>
+            <w:r>
+              <w:rPr>
+                <w:rFonts w:ascii="Times New Roman" w:hAnsi="Times New Roman"/>
+                <w:b w:val="0"/>
+                <w:sz w:val="17"/>
+              </w:rPr>
+              <w:t>0.00</w:t>
+            </w:r>
+          </w:p>
+        </w:tc>
+        <w:tc>
+          <w:tcPr>
+            <w:tcW w:w="1987" w:type="dxa"/>
+            <w:vAlign w:val="center"/>
+          </w:tcPr>
+          <w:p>
+            <w:pPr>
+              <w:spacing w:after="0"/>
+            </w:pPr>
+            <w:r>
+              <w:rPr>
+                <w:rFonts w:ascii="Times New Roman" w:hAnsi="Times New Roman"/>
+                <w:b w:val="0"/>
+                <w:sz w:val="17"/>
+              </w:rPr>
+              <w:t>0.00</w:t>
+            </w:r>
+          </w:p>
+        </w:tc>
+        <w:tc>
+          <w:tcPr>
+            <w:tcW w:w="1987" w:type="dxa"/>
+            <w:vAlign w:val="center"/>
+          </w:tcPr>
+          <w:p>
+            <w:pPr>
+              <w:spacing w:after="0"/>
+            </w:pPr>
+            <w:r>
+              <w:rPr>
+                <w:rFonts w:ascii="Times New Roman" w:hAnsi="Times New Roman"/>
+                <w:b w:val="0"/>
+                <w:sz w:val="17"/>
+              </w:rPr>
+              <w:t>0.00</w:t>
             </w:r>
           </w:p>
         </w:tc>
@@ -3830,96 +5197,15 @@
         <w:jc w:val="center"/>
       </w:pPr>
       <w:r>
-        <w:t>Table 9. Reported computational cost for the corrected configuration.</w:t>
+        <w:t>Table 10. Graph-level metrics under the majority-vote diagnostic formulation.</w:t>
       </w:r>
     </w:p>
     <w:p>
       <w:pPr>
-        <w:spacing w:after="0"/>
-      </w:pPr>
-    </w:p>
-    <w:p>
-      <w:r>
-        <w:t>ST-GraphAD uses approximately 23 times more parameters, approximately four times more memory, and approximately 12 times the full training time of the GCN baseline. The principal source of overhead is the temporal attention module and the padded sequence representation.</w:t>
-      </w:r>
-    </w:p>
-    <w:p>
-      <w:r>
-        <w:br w:type="page"/>
-      </w:r>
-    </w:p>
-    <w:p>
-      <w:pPr>
-        <w:pStyle w:val="2"/>
+        <w:jc w:val="both"/>
       </w:pPr>
       <w:r>
-        <w:t>7. Experimental Training Curves</w:t>
-      </w:r>
-    </w:p>
-    <w:p>
-      <w:pPr>
-        <w:jc w:val="center"/>
-      </w:pPr>
-      <w:r>
-        <w:drawing>
-          <wp:inline distT="0" distB="0" distL="114300" distR="114300">
-            <wp:extent cx="6080760" cy="3362960"/>
-            <wp:effectExtent l="0" t="0" r="15240" b="15240"/>
-            <wp:docPr id="1" name="Picture 1"/>
-            <wp:cNvGraphicFramePr>
-              <a:graphicFrameLocks xmlns:a="http://schemas.openxmlformats.org/drawingml/2006/main" noChangeAspect="1"/>
-            </wp:cNvGraphicFramePr>
-            <a:graphic xmlns:a="http://schemas.openxmlformats.org/drawingml/2006/main">
-              <a:graphicData uri="http://schemas.openxmlformats.org/drawingml/2006/picture">
-                <pic:pic xmlns:pic="http://schemas.openxmlformats.org/drawingml/2006/picture">
-                  <pic:nvPicPr>
-                    <pic:cNvPr id="1" name="Picture 1"/>
-                    <pic:cNvPicPr>
-                      <a:picLocks noChangeAspect="1"/>
-                    </pic:cNvPicPr>
-                  </pic:nvPicPr>
-                  <pic:blipFill>
-                    <a:blip r:embed="rId6"/>
-                    <a:stretch>
-                      <a:fillRect/>
-                    </a:stretch>
-                  </pic:blipFill>
-                  <pic:spPr>
-                    <a:xfrm>
-                      <a:off x="0" y="0"/>
-                      <a:ext cx="6080760" cy="3363102"/>
-                    </a:xfrm>
-                    <a:prstGeom prst="rect">
-                      <a:avLst/>
-                    </a:prstGeom>
-                  </pic:spPr>
-                </pic:pic>
-              </a:graphicData>
-            </a:graphic>
-          </wp:inline>
-        </w:drawing>
-      </w:r>
-    </w:p>
-    <w:p>
-      <w:pPr>
-        <w:pStyle w:val="164"/>
-        <w:jc w:val="center"/>
-      </w:pPr>
-      <w:r>
-        <w:t>Figure 1. Supplied corrected-run training results: training loss, validation node AUC-ROC, validation node F1, validation node precision/recall, and the ST-GNN test confusion matrix.</w:t>
-      </w:r>
-    </w:p>
-    <w:p>
-      <w:r>
-        <w:t>The figure provides an epoch-level view of the corrected evaluation. Validation AUC and F1 are now explicitly node-level metrics and evolve over training, in contrast to the earlier graph-level plots in which AUC remained at 0.00 because of the degenerate graph label. The confusion matrix demonstrates non-trivial classification of both Normal and Attack nodes. The numerical values in the main Results section are taken from the logged evaluation outputs rather than visually estimated from the chart.</w:t>
-      </w:r>
-    </w:p>
-    <w:p>
-      <w:pPr>
-        <w:pStyle w:val="2"/>
-      </w:pPr>
-      <w:r>
-        <w:t>8. Discussion</w:t>
+        <w:t>The graph label is defined by majority vote over the node labels in the final window. With approximately 88% of nodes attack-labeled, almost every graph receives the positive class. The resulting AUC is therefore degenerate, and the apparently perfect F1/precision/recall in the GCN row reflect trivial majority prediction rather than model quality. These metrics are retained only to document the limitation and are not used for checkpoint selection.</w:t>
       </w:r>
     </w:p>
     <w:p>
@@ -3927,51 +5213,7 @@
         <w:pStyle w:val="3"/>
       </w:pPr>
       <w:r>
-        <w:t>8.1 Effect of Temporal Modeling</w:t>
-      </w:r>
-    </w:p>
-    <w:p>
-      <w:r>
-        <w:t>The corrected multi-seed experiment shows a mean AUC advantage for ST-GraphAD over the spatial-only GCN. A plausible mechanistic explanation is that temporal attention allows the latest node representation to incorporate recent graph history. This can help when malicious behavior is distributed across successive windows. Nevertheless, the experiment does not independently establish which specific attack stages are encoded by individual attention heads; such claims would require explicit attention analysis and case-level attribution.</w:t>
-      </w:r>
-    </w:p>
-    <w:p>
-      <w:pPr>
-        <w:pStyle w:val="3"/>
-      </w:pPr>
-      <w:r>
-        <w:t>8.2 Operational Interpretation</w:t>
-      </w:r>
-    </w:p>
-    <w:p>
-      <w:r>
-        <w:t>The node-level formulation produces an anomaly score for each pseudo-node, which can support analyst prioritization. The temporal mechanism provides additional context beyond a single snapshot. At the same time, the computational cost and the pseudo-node representation limit direct deployment claims for large, real enterprise networks.</w:t>
-      </w:r>
-    </w:p>
-    <w:p>
-      <w:pPr>
-        <w:pStyle w:val="3"/>
-      </w:pPr>
-    </w:p>
-    <w:p>
-      <w:pPr>
-        <w:pStyle w:val="3"/>
-      </w:pPr>
-    </w:p>
-    <w:p>
-      <w:pPr>
-        <w:pStyle w:val="3"/>
-      </w:pPr>
-      <w:r>
-        <w:br w:type="textWrapping"/>
-      </w:r>
-    </w:p>
-    <w:p>
-      <w:pPr>
-        <w:pStyle w:val="3"/>
-      </w:pPr>
-      <w:r>
-        <w:t>8.3 Limitations and Threats to Validity</w:t>
+        <w:t>6.6 Computational Cost</w:t>
       </w:r>
     </w:p>
     <w:tbl>
@@ -3996,9 +5238,10 @@
         </w:tblCellMar>
       </w:tblPr>
       <w:tblGrid>
-        <w:gridCol w:w="3293"/>
-        <w:gridCol w:w="3293"/>
-        <w:gridCol w:w="3293"/>
+        <w:gridCol w:w="2484"/>
+        <w:gridCol w:w="2484"/>
+        <w:gridCol w:w="2484"/>
+        <w:gridCol w:w="2484"/>
       </w:tblGrid>
       <w:tr>
         <w:trPr>
@@ -4006,7 +5249,7 @@
         </w:trPr>
         <w:tc>
           <w:tcPr>
-            <w:tcW w:w="3293" w:type="dxa"/>
+            <w:tcW w:w="2484" w:type="dxa"/>
             <w:shd w:val="clear" w:color="auto" w:fill="D9E2F3"/>
             <w:vAlign w:val="center"/>
           </w:tcPr>
@@ -4020,13 +5263,13 @@
                 <w:b/>
                 <w:sz w:val="17"/>
               </w:rPr>
-              <w:t>Threat</w:t>
-            </w:r>
-          </w:p>
-        </w:tc>
-        <w:tc>
-          <w:tcPr>
-            <w:tcW w:w="3293" w:type="dxa"/>
+              <w:t>Model</w:t>
+            </w:r>
+          </w:p>
+        </w:tc>
+        <w:tc>
+          <w:tcPr>
+            <w:tcW w:w="2484" w:type="dxa"/>
             <w:shd w:val="clear" w:color="auto" w:fill="D9E2F3"/>
             <w:vAlign w:val="center"/>
           </w:tcPr>
@@ -4040,13 +5283,13 @@
                 <w:b/>
                 <w:sz w:val="17"/>
               </w:rPr>
-              <w:t>Severity</w:t>
-            </w:r>
-          </w:p>
-        </w:tc>
-        <w:tc>
-          <w:tcPr>
-            <w:tcW w:w="3293" w:type="dxa"/>
+              <w:t>Parameters</w:t>
+            </w:r>
+          </w:p>
+        </w:tc>
+        <w:tc>
+          <w:tcPr>
+            <w:tcW w:w="2484" w:type="dxa"/>
             <w:shd w:val="clear" w:color="auto" w:fill="D9E2F3"/>
             <w:vAlign w:val="center"/>
           </w:tcPr>
@@ -4060,7 +5303,27 @@
                 <w:b/>
                 <w:sz w:val="17"/>
               </w:rPr>
-              <w:t>Current status</w:t>
+              <w:t>Training time (50 ep., seed 42)</w:t>
+            </w:r>
+          </w:p>
+        </w:tc>
+        <w:tc>
+          <w:tcPr>
+            <w:tcW w:w="2484" w:type="dxa"/>
+            <w:shd w:val="clear" w:color="auto" w:fill="D9E2F3"/>
+            <w:vAlign w:val="center"/>
+          </w:tcPr>
+          <w:p>
+            <w:pPr>
+              <w:spacing w:after="0"/>
+            </w:pPr>
+            <w:r>
+              <w:rPr>
+                <w:rFonts w:ascii="Times New Roman" w:hAnsi="Times New Roman"/>
+                <w:b/>
+                <w:sz w:val="17"/>
+              </w:rPr>
+              <w:t>Peak CPU memory</w:t>
             </w:r>
           </w:p>
         </w:tc>
@@ -4071,58 +5334,77 @@
         </w:trPr>
         <w:tc>
           <w:tcPr>
-            <w:tcW w:w="3293" w:type="dxa"/>
-            <w:vAlign w:val="center"/>
-          </w:tcPr>
-          <w:p>
-            <w:pPr>
-              <w:spacing w:after="0"/>
-            </w:pPr>
-            <w:r>
-              <w:rPr>
-                <w:rFonts w:ascii="Times New Roman" w:hAnsi="Times New Roman"/>
-                <w:b w:val="0"/>
-                <w:sz w:val="17"/>
-              </w:rPr>
-              <w:t>Pseudo-node construction</w:t>
-            </w:r>
-          </w:p>
-        </w:tc>
-        <w:tc>
-          <w:tcPr>
-            <w:tcW w:w="3293" w:type="dxa"/>
-            <w:vAlign w:val="center"/>
-          </w:tcPr>
-          <w:p>
-            <w:pPr>
-              <w:spacing w:after="0"/>
-            </w:pPr>
-            <w:r>
-              <w:rPr>
-                <w:rFonts w:ascii="Times New Roman" w:hAnsi="Times New Roman"/>
-                <w:b w:val="0"/>
-                <w:sz w:val="17"/>
-              </w:rPr>
-              <w:t>High</w:t>
-            </w:r>
-          </w:p>
-        </w:tc>
-        <w:tc>
-          <w:tcPr>
-            <w:tcW w:w="3293" w:type="dxa"/>
-            <w:vAlign w:val="center"/>
-          </w:tcPr>
-          <w:p>
-            <w:pPr>
-              <w:spacing w:after="0"/>
-            </w:pPr>
-            <w:r>
-              <w:rPr>
-                <w:rFonts w:ascii="Times New Roman" w:hAnsi="Times New Roman"/>
-                <w:b w:val="0"/>
-                <w:sz w:val="17"/>
-              </w:rPr>
-              <w:t>Unfixed; graph nodes are categorical proxies, not real hosts/IPs.</w:t>
+            <w:tcW w:w="2484" w:type="dxa"/>
+            <w:vAlign w:val="center"/>
+          </w:tcPr>
+          <w:p>
+            <w:pPr>
+              <w:spacing w:after="0"/>
+            </w:pPr>
+            <w:r>
+              <w:rPr>
+                <w:rFonts w:ascii="Times New Roman" w:hAnsi="Times New Roman"/>
+                <w:b w:val="0"/>
+                <w:sz w:val="17"/>
+              </w:rPr>
+              <w:t>GCN-only</w:t>
+            </w:r>
+          </w:p>
+        </w:tc>
+        <w:tc>
+          <w:tcPr>
+            <w:tcW w:w="2484" w:type="dxa"/>
+            <w:vAlign w:val="center"/>
+          </w:tcPr>
+          <w:p>
+            <w:pPr>
+              <w:spacing w:after="0"/>
+            </w:pPr>
+            <w:r>
+              <w:rPr>
+                <w:rFonts w:ascii="Times New Roman" w:hAnsi="Times New Roman"/>
+                <w:b w:val="0"/>
+                <w:sz w:val="17"/>
+              </w:rPr>
+              <w:t>~180K</w:t>
+            </w:r>
+          </w:p>
+        </w:tc>
+        <w:tc>
+          <w:tcPr>
+            <w:tcW w:w="2484" w:type="dxa"/>
+            <w:vAlign w:val="center"/>
+          </w:tcPr>
+          <w:p>
+            <w:pPr>
+              <w:spacing w:after="0"/>
+            </w:pPr>
+            <w:r>
+              <w:rPr>
+                <w:rFonts w:ascii="Times New Roman" w:hAnsi="Times New Roman"/>
+                <w:b w:val="0"/>
+                <w:sz w:val="17"/>
+              </w:rPr>
+              <w:t>~10 s</w:t>
+            </w:r>
+          </w:p>
+        </w:tc>
+        <w:tc>
+          <w:tcPr>
+            <w:tcW w:w="2484" w:type="dxa"/>
+            <w:vAlign w:val="center"/>
+          </w:tcPr>
+          <w:p>
+            <w:pPr>
+              <w:spacing w:after="0"/>
+            </w:pPr>
+            <w:r>
+              <w:rPr>
+                <w:rFonts w:ascii="Times New Roman" w:hAnsi="Times New Roman"/>
+                <w:b w:val="0"/>
+                <w:sz w:val="17"/>
+              </w:rPr>
+              <w:t>~300 MB</w:t>
             </w:r>
           </w:p>
         </w:tc>
@@ -4133,368 +5415,77 @@
         </w:trPr>
         <w:tc>
           <w:tcPr>
-            <w:tcW w:w="3293" w:type="dxa"/>
-            <w:vAlign w:val="center"/>
-          </w:tcPr>
-          <w:p>
-            <w:pPr>
-              <w:spacing w:after="0"/>
-            </w:pPr>
-            <w:r>
-              <w:rPr>
-                <w:rFonts w:ascii="Times New Roman" w:hAnsi="Times New Roman"/>
-                <w:b w:val="0"/>
-                <w:sz w:val="17"/>
-              </w:rPr>
-              <w:t>Fixed 1,000-flow windows</w:t>
-            </w:r>
-          </w:p>
-        </w:tc>
-        <w:tc>
-          <w:tcPr>
-            <w:tcW w:w="3293" w:type="dxa"/>
-            <w:vAlign w:val="center"/>
-          </w:tcPr>
-          <w:p>
-            <w:pPr>
-              <w:spacing w:after="0"/>
-            </w:pPr>
-            <w:r>
-              <w:rPr>
-                <w:rFonts w:ascii="Times New Roman" w:hAnsi="Times New Roman"/>
-                <w:b w:val="0"/>
-                <w:sz w:val="17"/>
-              </w:rPr>
-              <w:t>High</w:t>
-            </w:r>
-          </w:p>
-        </w:tc>
-        <w:tc>
-          <w:tcPr>
-            <w:tcW w:w="3293" w:type="dxa"/>
-            <w:vAlign w:val="center"/>
-          </w:tcPr>
-          <w:p>
-            <w:pPr>
-              <w:spacing w:after="0"/>
-            </w:pPr>
-            <w:r>
-              <w:rPr>
-                <w:rFonts w:ascii="Times New Roman" w:hAnsi="Times New Roman"/>
-                <w:b w:val="0"/>
-                <w:sz w:val="17"/>
-              </w:rPr>
-              <w:t>Unfixed; row order substitutes for real timestamps.</w:t>
-            </w:r>
-          </w:p>
-        </w:tc>
-      </w:tr>
-      <w:tr>
-        <w:trPr>
-          <w:jc w:val="center"/>
-        </w:trPr>
-        <w:tc>
-          <w:tcPr>
-            <w:tcW w:w="3293" w:type="dxa"/>
-            <w:vAlign w:val="center"/>
-          </w:tcPr>
-          <w:p>
-            <w:pPr>
-              <w:spacing w:after="0"/>
-            </w:pPr>
-            <w:r>
-              <w:rPr>
-                <w:rFonts w:ascii="Times New Roman" w:hAnsi="Times New Roman"/>
-                <w:b w:val="0"/>
-                <w:sz w:val="17"/>
-              </w:rPr>
-              <w:t>Binary node labels</w:t>
-            </w:r>
-          </w:p>
-        </w:tc>
-        <w:tc>
-          <w:tcPr>
-            <w:tcW w:w="3293" w:type="dxa"/>
-            <w:vAlign w:val="center"/>
-          </w:tcPr>
-          <w:p>
-            <w:pPr>
-              <w:spacing w:after="0"/>
-            </w:pPr>
-            <w:r>
-              <w:rPr>
-                <w:rFonts w:ascii="Times New Roman" w:hAnsi="Times New Roman"/>
-                <w:b w:val="0"/>
-                <w:sz w:val="17"/>
-              </w:rPr>
-              <w:t>Medium</w:t>
-            </w:r>
-          </w:p>
-        </w:tc>
-        <w:tc>
-          <w:tcPr>
-            <w:tcW w:w="3293" w:type="dxa"/>
-            <w:vAlign w:val="center"/>
-          </w:tcPr>
-          <w:p>
-            <w:pPr>
-              <w:spacing w:after="0"/>
-            </w:pPr>
-            <w:r>
-              <w:rPr>
-                <w:rFonts w:ascii="Times New Roman" w:hAnsi="Times New Roman"/>
-                <w:b w:val="0"/>
-                <w:sz w:val="17"/>
-              </w:rPr>
-              <w:t>Only attack vs. normal is currently evaluated.</w:t>
-            </w:r>
-          </w:p>
-        </w:tc>
-      </w:tr>
-      <w:tr>
-        <w:trPr>
-          <w:jc w:val="center"/>
-        </w:trPr>
-        <w:tc>
-          <w:tcPr>
-            <w:tcW w:w="3293" w:type="dxa"/>
-            <w:vAlign w:val="center"/>
-          </w:tcPr>
-          <w:p>
-            <w:pPr>
-              <w:spacing w:after="0"/>
-            </w:pPr>
-            <w:r>
-              <w:rPr>
-                <w:rFonts w:ascii="Times New Roman" w:hAnsi="Times New Roman"/>
-                <w:b w:val="0"/>
-                <w:sz w:val="17"/>
-              </w:rPr>
-              <w:t>Per-attack-category evaluation</w:t>
-            </w:r>
-          </w:p>
-        </w:tc>
-        <w:tc>
-          <w:tcPr>
-            <w:tcW w:w="3293" w:type="dxa"/>
-            <w:vAlign w:val="center"/>
-          </w:tcPr>
-          <w:p>
-            <w:pPr>
-              <w:spacing w:after="0"/>
-            </w:pPr>
-            <w:r>
-              <w:rPr>
-                <w:rFonts w:ascii="Times New Roman" w:hAnsi="Times New Roman"/>
-                <w:b w:val="0"/>
-                <w:sz w:val="17"/>
-              </w:rPr>
-              <w:t>Medium</w:t>
-            </w:r>
-          </w:p>
-        </w:tc>
-        <w:tc>
-          <w:tcPr>
-            <w:tcW w:w="3293" w:type="dxa"/>
-            <w:vAlign w:val="center"/>
-          </w:tcPr>
-          <w:p>
-            <w:pPr>
-              <w:spacing w:after="0"/>
-            </w:pPr>
-            <w:r>
-              <w:rPr>
-                <w:rFonts w:ascii="Times New Roman" w:hAnsi="Times New Roman"/>
-                <w:b w:val="0"/>
-                <w:sz w:val="17"/>
-              </w:rPr>
-              <w:t>Not yet implemented.</w:t>
-            </w:r>
-          </w:p>
-        </w:tc>
-      </w:tr>
-      <w:tr>
-        <w:trPr>
-          <w:jc w:val="center"/>
-        </w:trPr>
-        <w:tc>
-          <w:tcPr>
-            <w:tcW w:w="3293" w:type="dxa"/>
-            <w:vAlign w:val="center"/>
-          </w:tcPr>
-          <w:p>
-            <w:pPr>
-              <w:spacing w:after="0"/>
-            </w:pPr>
-            <w:r>
-              <w:rPr>
-                <w:rFonts w:ascii="Times New Roman" w:hAnsi="Times New Roman"/>
-                <w:b w:val="0"/>
-                <w:sz w:val="17"/>
-              </w:rPr>
-              <w:t>Attention interpretability</w:t>
-            </w:r>
-          </w:p>
-        </w:tc>
-        <w:tc>
-          <w:tcPr>
-            <w:tcW w:w="3293" w:type="dxa"/>
-            <w:vAlign w:val="center"/>
-          </w:tcPr>
-          <w:p>
-            <w:pPr>
-              <w:spacing w:after="0"/>
-            </w:pPr>
-            <w:r>
-              <w:rPr>
-                <w:rFonts w:ascii="Times New Roman" w:hAnsi="Times New Roman"/>
-                <w:b w:val="0"/>
-                <w:sz w:val="17"/>
-              </w:rPr>
-              <w:t>Medium</w:t>
-            </w:r>
-          </w:p>
-        </w:tc>
-        <w:tc>
-          <w:tcPr>
-            <w:tcW w:w="3293" w:type="dxa"/>
-            <w:vAlign w:val="center"/>
-          </w:tcPr>
-          <w:p>
-            <w:pPr>
-              <w:spacing w:after="0"/>
-            </w:pPr>
-            <w:r>
-              <w:rPr>
-                <w:rFonts w:ascii="Times New Roman" w:hAnsi="Times New Roman"/>
-                <w:b w:val="0"/>
-                <w:sz w:val="17"/>
-              </w:rPr>
-              <w:t>No quantitative head/entropy analysis yet.</w:t>
-            </w:r>
-          </w:p>
-        </w:tc>
-      </w:tr>
-      <w:tr>
-        <w:trPr>
-          <w:jc w:val="center"/>
-        </w:trPr>
-        <w:tc>
-          <w:tcPr>
-            <w:tcW w:w="3293" w:type="dxa"/>
-            <w:vAlign w:val="center"/>
-          </w:tcPr>
-          <w:p>
-            <w:pPr>
-              <w:spacing w:after="0"/>
-            </w:pPr>
-            <w:r>
-              <w:rPr>
-                <w:rFonts w:ascii="Times New Roman" w:hAnsi="Times New Roman"/>
-                <w:b w:val="0"/>
-                <w:sz w:val="17"/>
-              </w:rPr>
-              <w:t>Single-dataset evaluation</w:t>
-            </w:r>
-          </w:p>
-        </w:tc>
-        <w:tc>
-          <w:tcPr>
-            <w:tcW w:w="3293" w:type="dxa"/>
-            <w:vAlign w:val="center"/>
-          </w:tcPr>
-          <w:p>
-            <w:pPr>
-              <w:spacing w:after="0"/>
-            </w:pPr>
-            <w:r>
-              <w:rPr>
-                <w:rFonts w:ascii="Times New Roman" w:hAnsi="Times New Roman"/>
-                <w:b w:val="0"/>
-                <w:sz w:val="17"/>
-              </w:rPr>
-              <w:t>Medium</w:t>
-            </w:r>
-          </w:p>
-        </w:tc>
-        <w:tc>
-          <w:tcPr>
-            <w:tcW w:w="3293" w:type="dxa"/>
-            <w:vAlign w:val="center"/>
-          </w:tcPr>
-          <w:p>
-            <w:pPr>
-              <w:spacing w:after="0"/>
-            </w:pPr>
-            <w:r>
-              <w:rPr>
-                <w:rFonts w:ascii="Times New Roman" w:hAnsi="Times New Roman"/>
-                <w:b w:val="0"/>
-                <w:sz w:val="17"/>
-              </w:rPr>
-              <w:t>Generalization beyond UNSW-NB15 remains untested.</w:t>
-            </w:r>
-          </w:p>
-        </w:tc>
-      </w:tr>
-      <w:tr>
-        <w:trPr>
-          <w:jc w:val="center"/>
-        </w:trPr>
-        <w:tc>
-          <w:tcPr>
-            <w:tcW w:w="3293" w:type="dxa"/>
-            <w:vAlign w:val="center"/>
-          </w:tcPr>
-          <w:p>
-            <w:pPr>
-              <w:spacing w:after="0"/>
-            </w:pPr>
-            <w:r>
-              <w:rPr>
-                <w:rFonts w:ascii="Times New Roman" w:hAnsi="Times New Roman"/>
-                <w:b w:val="0"/>
-                <w:sz w:val="17"/>
-              </w:rPr>
-              <w:t>Higher ST-GraphAD variance</w:t>
-            </w:r>
-          </w:p>
-        </w:tc>
-        <w:tc>
-          <w:tcPr>
-            <w:tcW w:w="3293" w:type="dxa"/>
-            <w:vAlign w:val="center"/>
-          </w:tcPr>
-          <w:p>
-            <w:pPr>
-              <w:spacing w:after="0"/>
-            </w:pPr>
-            <w:r>
-              <w:rPr>
-                <w:rFonts w:ascii="Times New Roman" w:hAnsi="Times New Roman"/>
-                <w:b w:val="0"/>
-                <w:sz w:val="17"/>
-              </w:rPr>
-              <w:t>Medium</w:t>
-            </w:r>
-          </w:p>
-        </w:tc>
-        <w:tc>
-          <w:tcPr>
-            <w:tcW w:w="3293" w:type="dxa"/>
-            <w:vAlign w:val="center"/>
-          </w:tcPr>
-          <w:p>
-            <w:pPr>
-              <w:spacing w:after="0"/>
-            </w:pPr>
-            <w:r>
-              <w:rPr>
-                <w:rFonts w:ascii="Times New Roman" w:hAnsi="Times New Roman"/>
-                <w:b w:val="0"/>
-                <w:sz w:val="17"/>
-              </w:rPr>
-              <w:t>Five-seed evaluation shows AUC std 0.078 vs 0.030 for GCN.</w:t>
+            <w:tcW w:w="2484" w:type="dxa"/>
+            <w:vAlign w:val="center"/>
+          </w:tcPr>
+          <w:p>
+            <w:pPr>
+              <w:spacing w:after="0"/>
+            </w:pPr>
+            <w:r>
+              <w:rPr>
+                <w:rFonts w:ascii="Times New Roman" w:hAnsi="Times New Roman"/>
+                <w:b w:val="0"/>
+                <w:sz w:val="17"/>
+              </w:rPr>
+              <w:t>ST-GraphAD</w:t>
+            </w:r>
+          </w:p>
+        </w:tc>
+        <w:tc>
+          <w:tcPr>
+            <w:tcW w:w="2484" w:type="dxa"/>
+            <w:vAlign w:val="center"/>
+          </w:tcPr>
+          <w:p>
+            <w:pPr>
+              <w:spacing w:after="0"/>
+            </w:pPr>
+            <w:r>
+              <w:rPr>
+                <w:rFonts w:ascii="Times New Roman" w:hAnsi="Times New Roman"/>
+                <w:b w:val="0"/>
+                <w:sz w:val="17"/>
+              </w:rPr>
+              <w:t>~4.2M</w:t>
+            </w:r>
+          </w:p>
+        </w:tc>
+        <w:tc>
+          <w:tcPr>
+            <w:tcW w:w="2484" w:type="dxa"/>
+            <w:vAlign w:val="center"/>
+          </w:tcPr>
+          <w:p>
+            <w:pPr>
+              <w:spacing w:after="0"/>
+            </w:pPr>
+            <w:r>
+              <w:rPr>
+                <w:rFonts w:ascii="Times New Roman" w:hAnsi="Times New Roman"/>
+                <w:b w:val="0"/>
+                <w:sz w:val="17"/>
+              </w:rPr>
+              <w:t>~86 s</w:t>
+            </w:r>
+          </w:p>
+        </w:tc>
+        <w:tc>
+          <w:tcPr>
+            <w:tcW w:w="2484" w:type="dxa"/>
+            <w:vAlign w:val="center"/>
+          </w:tcPr>
+          <w:p>
+            <w:pPr>
+              <w:spacing w:after="0"/>
+            </w:pPr>
+            <w:r>
+              <w:rPr>
+                <w:rFonts w:ascii="Times New Roman" w:hAnsi="Times New Roman"/>
+                <w:b w:val="0"/>
+                <w:sz w:val="17"/>
+              </w:rPr>
+              <w:t>~1.2 GB</w:t>
             </w:r>
           </w:p>
         </w:tc>
@@ -4506,17 +5497,75 @@
         <w:jc w:val="center"/>
       </w:pPr>
       <w:r>
-        <w:t>Table 10. Remaining methodological limitations.</w:t>
+        <w:t>Table 11. Computational cost for Configuration C.</w:t>
       </w:r>
     </w:p>
     <w:p>
       <w:pPr>
-        <w:spacing w:after="0"/>
+        <w:jc w:val="both"/>
       </w:pPr>
+      <w:r>
+        <w:t>ST-GraphAD uses roughly 23 times more parameters, approximately four times the peak memory, and approximately 8.6 times the training time of the GCN baseline in the reported 50-epoch seed-42 reference run.</w:t>
+      </w:r>
     </w:p>
     <w:p>
+      <w:pPr>
+        <w:pStyle w:val="2"/>
+        <w:jc w:val="both"/>
+      </w:pPr>
       <w:r>
-        <w:t>The corrected protocol removes the earlier use of the official test set for early stopping and fits preprocessing on training flows only. The printed implementation sanity checks may still report overlapping node identifiers across partitions. Such overlap is not, by itself, proof of flow-level leakage because the same pseudo-node type can occur in multiple partitions; however, the code should make this distinction explicit by testing flow/index disjointness separately from node-identifier overlap before final release.</w:t>
+        <w:t>7. Discussion</w:t>
+      </w:r>
+    </w:p>
+    <w:p>
+      <w:pPr>
+        <w:pStyle w:val="3"/>
+        <w:jc w:val="both"/>
+      </w:pPr>
+      <w:r>
+        <w:t>7.1 Interpretation of the Mean Improvement</w:t>
+      </w:r>
+    </w:p>
+    <w:p>
+      <w:pPr>
+        <w:jc w:val="both"/>
+      </w:pPr>
+      <w:r>
+        <w:t>The corrected five-seed results are consistent with the hypothesis that temporal context can add useful information to a spatial GCN. The proposed model obtains higher mean AUC, F1, and recall than the baseline. At the same time, the seed-level table demonstrates that the improvement is not uniform across initializations. The larger variance therefore forms an essential part of the result rather than a secondary footnote.</w:t>
+      </w:r>
+    </w:p>
+    <w:p>
+      <w:pPr>
+        <w:pStyle w:val="3"/>
+        <w:jc w:val="both"/>
+      </w:pPr>
+      <w:r>
+        <w:t>7.2 What the Results Do Not Establish</w:t>
+      </w:r>
+    </w:p>
+    <w:p>
+      <w:pPr>
+        <w:jc w:val="both"/>
+      </w:pPr>
+      <w:r>
+        <w:t>The study does not establish that particular attention heads detect specific attack stages, nor that the model has empirically demonstrated reconnaissance-to-exploitation tracking or lateral-movement attribution. Those interpretations are design motivations. Quantitative attention analysis and case-level attack tracing were not performed.</w:t>
+      </w:r>
+    </w:p>
+    <w:p>
+      <w:pPr>
+        <w:pStyle w:val="3"/>
+        <w:jc w:val="both"/>
+      </w:pPr>
+      <w:r>
+        <w:t>7.3 Practical Implications</w:t>
+      </w:r>
+    </w:p>
+    <w:p>
+      <w:pPr>
+        <w:jc w:val="both"/>
+      </w:pPr>
+      <w:r>
+        <w:t>The node-level formulation is suitable for analyst-oriented prioritization because it produces an anomaly score for individual graph entities. However, the entities are pseudo-nodes rather than real IP identities, and the current computational footprint may be significant for large-scale deployment.</w:t>
       </w:r>
     </w:p>
     <w:p>
@@ -4524,35 +5573,732 @@
         <w:pStyle w:val="2"/>
       </w:pPr>
       <w:r>
-        <w:t>9. Reproducibility and Study Status</w:t>
+        <w:t>8. Limitations and Threats to Validity</w:t>
+      </w:r>
+    </w:p>
+    <w:tbl>
+      <w:tblPr>
+        <w:tblStyle w:val="35"/>
+        <w:tblW w:w="0" w:type="auto"/>
+        <w:jc w:val="center"/>
+        <w:tblBorders>
+          <w:top w:val="single" w:color="auto" w:sz="4" w:space="0"/>
+          <w:left w:val="single" w:color="auto" w:sz="4" w:space="0"/>
+          <w:bottom w:val="single" w:color="auto" w:sz="4" w:space="0"/>
+          <w:right w:val="single" w:color="auto" w:sz="4" w:space="0"/>
+          <w:insideH w:val="single" w:color="auto" w:sz="4" w:space="0"/>
+          <w:insideV w:val="single" w:color="auto" w:sz="4" w:space="0"/>
+        </w:tblBorders>
+        <w:tblLayout w:type="autofit"/>
+        <w:tblCellMar>
+          <w:top w:w="0" w:type="dxa"/>
+          <w:left w:w="108" w:type="dxa"/>
+          <w:bottom w:w="0" w:type="dxa"/>
+          <w:right w:w="108" w:type="dxa"/>
+        </w:tblCellMar>
+      </w:tblPr>
+      <w:tblGrid>
+        <w:gridCol w:w="3312"/>
+        <w:gridCol w:w="3312"/>
+        <w:gridCol w:w="3312"/>
+      </w:tblGrid>
+      <w:tr>
+        <w:trPr>
+          <w:jc w:val="center"/>
+        </w:trPr>
+        <w:tc>
+          <w:tcPr>
+            <w:tcW w:w="3312" w:type="dxa"/>
+            <w:shd w:val="clear" w:color="auto" w:fill="D9E2F3"/>
+            <w:vAlign w:val="center"/>
+          </w:tcPr>
+          <w:p>
+            <w:pPr>
+              <w:spacing w:after="0"/>
+            </w:pPr>
+            <w:r>
+              <w:rPr>
+                <w:rFonts w:ascii="Times New Roman" w:hAnsi="Times New Roman"/>
+                <w:b/>
+                <w:sz w:val="17"/>
+              </w:rPr>
+              <w:t>Limitation</w:t>
+            </w:r>
+          </w:p>
+        </w:tc>
+        <w:tc>
+          <w:tcPr>
+            <w:tcW w:w="3312" w:type="dxa"/>
+            <w:shd w:val="clear" w:color="auto" w:fill="D9E2F3"/>
+            <w:vAlign w:val="center"/>
+          </w:tcPr>
+          <w:p>
+            <w:pPr>
+              <w:spacing w:after="0"/>
+            </w:pPr>
+            <w:r>
+              <w:rPr>
+                <w:rFonts w:ascii="Times New Roman" w:hAnsi="Times New Roman"/>
+                <w:b/>
+                <w:sz w:val="17"/>
+              </w:rPr>
+              <w:t>Severity</w:t>
+            </w:r>
+          </w:p>
+        </w:tc>
+        <w:tc>
+          <w:tcPr>
+            <w:tcW w:w="3312" w:type="dxa"/>
+            <w:shd w:val="clear" w:color="auto" w:fill="D9E2F3"/>
+            <w:vAlign w:val="center"/>
+          </w:tcPr>
+          <w:p>
+            <w:pPr>
+              <w:spacing w:after="0"/>
+            </w:pPr>
+            <w:r>
+              <w:rPr>
+                <w:rFonts w:ascii="Times New Roman" w:hAnsi="Times New Roman"/>
+                <w:b/>
+                <w:sz w:val="17"/>
+              </w:rPr>
+              <w:t>Current status</w:t>
+            </w:r>
+          </w:p>
+        </w:tc>
+      </w:tr>
+      <w:tr>
+        <w:trPr>
+          <w:jc w:val="center"/>
+        </w:trPr>
+        <w:tc>
+          <w:tcPr>
+            <w:tcW w:w="3312" w:type="dxa"/>
+            <w:vAlign w:val="center"/>
+          </w:tcPr>
+          <w:p>
+            <w:pPr>
+              <w:spacing w:after="0"/>
+            </w:pPr>
+            <w:r>
+              <w:rPr>
+                <w:rFonts w:ascii="Times New Roman" w:hAnsi="Times New Roman"/>
+                <w:b w:val="0"/>
+                <w:sz w:val="17"/>
+              </w:rPr>
+              <w:t>Pseudo-node construction</w:t>
+            </w:r>
+          </w:p>
+        </w:tc>
+        <w:tc>
+          <w:tcPr>
+            <w:tcW w:w="3312" w:type="dxa"/>
+            <w:vAlign w:val="center"/>
+          </w:tcPr>
+          <w:p>
+            <w:pPr>
+              <w:spacing w:after="0"/>
+            </w:pPr>
+            <w:r>
+              <w:rPr>
+                <w:rFonts w:ascii="Times New Roman" w:hAnsi="Times New Roman"/>
+                <w:b w:val="0"/>
+                <w:sz w:val="17"/>
+              </w:rPr>
+              <w:t>High</w:t>
+            </w:r>
+          </w:p>
+        </w:tc>
+        <w:tc>
+          <w:tcPr>
+            <w:tcW w:w="3312" w:type="dxa"/>
+            <w:vAlign w:val="center"/>
+          </w:tcPr>
+          <w:p>
+            <w:pPr>
+              <w:spacing w:after="0"/>
+            </w:pPr>
+            <w:r>
+              <w:rPr>
+                <w:rFonts w:ascii="Times New Roman" w:hAnsi="Times New Roman"/>
+                <w:b w:val="0"/>
+                <w:sz w:val="17"/>
+              </w:rPr>
+              <w:t>Unfixed; nodes are categorical proxies, not real hosts.</w:t>
+            </w:r>
+          </w:p>
+        </w:tc>
+      </w:tr>
+      <w:tr>
+        <w:trPr>
+          <w:jc w:val="center"/>
+        </w:trPr>
+        <w:tc>
+          <w:tcPr>
+            <w:tcW w:w="3312" w:type="dxa"/>
+            <w:vAlign w:val="center"/>
+          </w:tcPr>
+          <w:p>
+            <w:pPr>
+              <w:spacing w:after="0"/>
+            </w:pPr>
+            <w:r>
+              <w:rPr>
+                <w:rFonts w:ascii="Times New Roman" w:hAnsi="Times New Roman"/>
+                <w:b w:val="0"/>
+                <w:sz w:val="17"/>
+              </w:rPr>
+              <w:t>Pseudo-temporal ordering</w:t>
+            </w:r>
+          </w:p>
+        </w:tc>
+        <w:tc>
+          <w:tcPr>
+            <w:tcW w:w="3312" w:type="dxa"/>
+            <w:vAlign w:val="center"/>
+          </w:tcPr>
+          <w:p>
+            <w:pPr>
+              <w:spacing w:after="0"/>
+            </w:pPr>
+            <w:r>
+              <w:rPr>
+                <w:rFonts w:ascii="Times New Roman" w:hAnsi="Times New Roman"/>
+                <w:b w:val="0"/>
+                <w:sz w:val="17"/>
+              </w:rPr>
+              <w:t>High</w:t>
+            </w:r>
+          </w:p>
+        </w:tc>
+        <w:tc>
+          <w:tcPr>
+            <w:tcW w:w="3312" w:type="dxa"/>
+            <w:vAlign w:val="center"/>
+          </w:tcPr>
+          <w:p>
+            <w:pPr>
+              <w:spacing w:after="0"/>
+            </w:pPr>
+            <w:r>
+              <w:rPr>
+                <w:rFonts w:ascii="Times New Roman" w:hAnsi="Times New Roman"/>
+                <w:b w:val="0"/>
+                <w:sz w:val="17"/>
+              </w:rPr>
+              <w:t>Unfixed; row order substitutes for actual timestamps.</w:t>
+            </w:r>
+          </w:p>
+        </w:tc>
+      </w:tr>
+      <w:tr>
+        <w:trPr>
+          <w:jc w:val="center"/>
+        </w:trPr>
+        <w:tc>
+          <w:tcPr>
+            <w:tcW w:w="3312" w:type="dxa"/>
+            <w:vAlign w:val="center"/>
+          </w:tcPr>
+          <w:p>
+            <w:pPr>
+              <w:spacing w:after="0"/>
+            </w:pPr>
+            <w:r>
+              <w:rPr>
+                <w:rFonts w:ascii="Times New Roman" w:hAnsi="Times New Roman"/>
+                <w:b w:val="0"/>
+                <w:sz w:val="17"/>
+              </w:rPr>
+              <w:t>Fixed 1,000-flow windows</w:t>
+            </w:r>
+          </w:p>
+        </w:tc>
+        <w:tc>
+          <w:tcPr>
+            <w:tcW w:w="3312" w:type="dxa"/>
+            <w:vAlign w:val="center"/>
+          </w:tcPr>
+          <w:p>
+            <w:pPr>
+              <w:spacing w:after="0"/>
+            </w:pPr>
+            <w:r>
+              <w:rPr>
+                <w:rFonts w:ascii="Times New Roman" w:hAnsi="Times New Roman"/>
+                <w:b w:val="0"/>
+                <w:sz w:val="17"/>
+              </w:rPr>
+              <w:t>Medium</w:t>
+            </w:r>
+          </w:p>
+        </w:tc>
+        <w:tc>
+          <w:tcPr>
+            <w:tcW w:w="3312" w:type="dxa"/>
+            <w:vAlign w:val="center"/>
+          </w:tcPr>
+          <w:p>
+            <w:pPr>
+              <w:spacing w:after="0"/>
+            </w:pPr>
+            <w:r>
+              <w:rPr>
+                <w:rFonts w:ascii="Times New Roman" w:hAnsi="Times New Roman"/>
+                <w:b w:val="0"/>
+                <w:sz w:val="17"/>
+              </w:rPr>
+              <w:t>Unfixed; no domain-based temporal calibration.</w:t>
+            </w:r>
+          </w:p>
+        </w:tc>
+      </w:tr>
+      <w:tr>
+        <w:trPr>
+          <w:jc w:val="center"/>
+        </w:trPr>
+        <w:tc>
+          <w:tcPr>
+            <w:tcW w:w="3312" w:type="dxa"/>
+            <w:vAlign w:val="center"/>
+          </w:tcPr>
+          <w:p>
+            <w:pPr>
+              <w:spacing w:after="0"/>
+            </w:pPr>
+            <w:r>
+              <w:rPr>
+                <w:rFonts w:ascii="Times New Roman" w:hAnsi="Times New Roman"/>
+                <w:b w:val="0"/>
+                <w:sz w:val="17"/>
+              </w:rPr>
+              <w:t>Binary node labels</w:t>
+            </w:r>
+          </w:p>
+        </w:tc>
+        <w:tc>
+          <w:tcPr>
+            <w:tcW w:w="3312" w:type="dxa"/>
+            <w:vAlign w:val="center"/>
+          </w:tcPr>
+          <w:p>
+            <w:pPr>
+              <w:spacing w:after="0"/>
+            </w:pPr>
+            <w:r>
+              <w:rPr>
+                <w:rFonts w:ascii="Times New Roman" w:hAnsi="Times New Roman"/>
+                <w:b w:val="0"/>
+                <w:sz w:val="17"/>
+              </w:rPr>
+              <w:t>Medium</w:t>
+            </w:r>
+          </w:p>
+        </w:tc>
+        <w:tc>
+          <w:tcPr>
+            <w:tcW w:w="3312" w:type="dxa"/>
+            <w:vAlign w:val="center"/>
+          </w:tcPr>
+          <w:p>
+            <w:pPr>
+              <w:spacing w:after="0"/>
+            </w:pPr>
+            <w:r>
+              <w:rPr>
+                <w:rFonts w:ascii="Times New Roman" w:hAnsi="Times New Roman"/>
+                <w:b w:val="0"/>
+                <w:sz w:val="17"/>
+              </w:rPr>
+              <w:t>Only attack vs. normal is evaluated.</w:t>
+            </w:r>
+          </w:p>
+        </w:tc>
+      </w:tr>
+      <w:tr>
+        <w:trPr>
+          <w:jc w:val="center"/>
+        </w:trPr>
+        <w:tc>
+          <w:tcPr>
+            <w:tcW w:w="3312" w:type="dxa"/>
+            <w:vAlign w:val="center"/>
+          </w:tcPr>
+          <w:p>
+            <w:pPr>
+              <w:spacing w:after="0"/>
+            </w:pPr>
+            <w:r>
+              <w:rPr>
+                <w:rFonts w:ascii="Times New Roman" w:hAnsi="Times New Roman"/>
+                <w:b w:val="0"/>
+                <w:sz w:val="17"/>
+              </w:rPr>
+              <w:t>Per-attack-category analysis</w:t>
+            </w:r>
+          </w:p>
+        </w:tc>
+        <w:tc>
+          <w:tcPr>
+            <w:tcW w:w="3312" w:type="dxa"/>
+            <w:vAlign w:val="center"/>
+          </w:tcPr>
+          <w:p>
+            <w:pPr>
+              <w:spacing w:after="0"/>
+            </w:pPr>
+            <w:r>
+              <w:rPr>
+                <w:rFonts w:ascii="Times New Roman" w:hAnsi="Times New Roman"/>
+                <w:b w:val="0"/>
+                <w:sz w:val="17"/>
+              </w:rPr>
+              <w:t>Medium</w:t>
+            </w:r>
+          </w:p>
+        </w:tc>
+        <w:tc>
+          <w:tcPr>
+            <w:tcW w:w="3312" w:type="dxa"/>
+            <w:vAlign w:val="center"/>
+          </w:tcPr>
+          <w:p>
+            <w:pPr>
+              <w:spacing w:after="0"/>
+            </w:pPr>
+            <w:r>
+              <w:rPr>
+                <w:rFonts w:ascii="Times New Roman" w:hAnsi="Times New Roman"/>
+                <w:b w:val="0"/>
+                <w:sz w:val="17"/>
+              </w:rPr>
+              <w:t>Not implemented.</w:t>
+            </w:r>
+          </w:p>
+        </w:tc>
+      </w:tr>
+      <w:tr>
+        <w:trPr>
+          <w:jc w:val="center"/>
+        </w:trPr>
+        <w:tc>
+          <w:tcPr>
+            <w:tcW w:w="3312" w:type="dxa"/>
+            <w:vAlign w:val="center"/>
+          </w:tcPr>
+          <w:p>
+            <w:pPr>
+              <w:spacing w:after="0"/>
+            </w:pPr>
+            <w:r>
+              <w:rPr>
+                <w:rFonts w:ascii="Times New Roman" w:hAnsi="Times New Roman"/>
+                <w:b w:val="0"/>
+                <w:sz w:val="17"/>
+              </w:rPr>
+              <w:t>Attention interpretability</w:t>
+            </w:r>
+          </w:p>
+        </w:tc>
+        <w:tc>
+          <w:tcPr>
+            <w:tcW w:w="3312" w:type="dxa"/>
+            <w:vAlign w:val="center"/>
+          </w:tcPr>
+          <w:p>
+            <w:pPr>
+              <w:spacing w:after="0"/>
+            </w:pPr>
+            <w:r>
+              <w:rPr>
+                <w:rFonts w:ascii="Times New Roman" w:hAnsi="Times New Roman"/>
+                <w:b w:val="0"/>
+                <w:sz w:val="17"/>
+              </w:rPr>
+              <w:t>Medium</w:t>
+            </w:r>
+          </w:p>
+        </w:tc>
+        <w:tc>
+          <w:tcPr>
+            <w:tcW w:w="3312" w:type="dxa"/>
+            <w:vAlign w:val="center"/>
+          </w:tcPr>
+          <w:p>
+            <w:pPr>
+              <w:spacing w:after="0"/>
+            </w:pPr>
+            <w:r>
+              <w:rPr>
+                <w:rFonts w:ascii="Times New Roman" w:hAnsi="Times New Roman"/>
+                <w:b w:val="0"/>
+                <w:sz w:val="17"/>
+              </w:rPr>
+              <w:t>No quantitative head/entropy analysis.</w:t>
+            </w:r>
+          </w:p>
+        </w:tc>
+      </w:tr>
+      <w:tr>
+        <w:trPr>
+          <w:jc w:val="center"/>
+        </w:trPr>
+        <w:tc>
+          <w:tcPr>
+            <w:tcW w:w="3312" w:type="dxa"/>
+            <w:vAlign w:val="center"/>
+          </w:tcPr>
+          <w:p>
+            <w:pPr>
+              <w:spacing w:after="0"/>
+            </w:pPr>
+            <w:r>
+              <w:rPr>
+                <w:rFonts w:ascii="Times New Roman" w:hAnsi="Times New Roman"/>
+                <w:b w:val="0"/>
+                <w:sz w:val="17"/>
+              </w:rPr>
+              <w:t>Five-seed variance</w:t>
+            </w:r>
+          </w:p>
+        </w:tc>
+        <w:tc>
+          <w:tcPr>
+            <w:tcW w:w="3312" w:type="dxa"/>
+            <w:vAlign w:val="center"/>
+          </w:tcPr>
+          <w:p>
+            <w:pPr>
+              <w:spacing w:after="0"/>
+            </w:pPr>
+            <w:r>
+              <w:rPr>
+                <w:rFonts w:ascii="Times New Roman" w:hAnsi="Times New Roman"/>
+                <w:b w:val="0"/>
+                <w:sz w:val="17"/>
+              </w:rPr>
+              <w:t>Medium</w:t>
+            </w:r>
+          </w:p>
+        </w:tc>
+        <w:tc>
+          <w:tcPr>
+            <w:tcW w:w="3312" w:type="dxa"/>
+            <w:vAlign w:val="center"/>
+          </w:tcPr>
+          <w:p>
+            <w:pPr>
+              <w:spacing w:after="0"/>
+            </w:pPr>
+            <w:r>
+              <w:rPr>
+                <w:rFonts w:ascii="Times New Roman" w:hAnsi="Times New Roman"/>
+                <w:b w:val="0"/>
+                <w:sz w:val="17"/>
+              </w:rPr>
+              <w:t>ST-GraphAD AUC std is 0.078 versus 0.030 for GCN.</w:t>
+            </w:r>
+          </w:p>
+        </w:tc>
+      </w:tr>
+      <w:tr>
+        <w:trPr>
+          <w:jc w:val="center"/>
+        </w:trPr>
+        <w:tc>
+          <w:tcPr>
+            <w:tcW w:w="3312" w:type="dxa"/>
+            <w:vAlign w:val="center"/>
+          </w:tcPr>
+          <w:p>
+            <w:pPr>
+              <w:spacing w:after="0"/>
+            </w:pPr>
+            <w:r>
+              <w:rPr>
+                <w:rFonts w:ascii="Times New Roman" w:hAnsi="Times New Roman"/>
+                <w:b w:val="0"/>
+                <w:sz w:val="17"/>
+              </w:rPr>
+              <w:t>Single dataset</w:t>
+            </w:r>
+          </w:p>
+        </w:tc>
+        <w:tc>
+          <w:tcPr>
+            <w:tcW w:w="3312" w:type="dxa"/>
+            <w:vAlign w:val="center"/>
+          </w:tcPr>
+          <w:p>
+            <w:pPr>
+              <w:spacing w:after="0"/>
+            </w:pPr>
+            <w:r>
+              <w:rPr>
+                <w:rFonts w:ascii="Times New Roman" w:hAnsi="Times New Roman"/>
+                <w:b w:val="0"/>
+                <w:sz w:val="17"/>
+              </w:rPr>
+              <w:t>High</w:t>
+            </w:r>
+          </w:p>
+        </w:tc>
+        <w:tc>
+          <w:tcPr>
+            <w:tcW w:w="3312" w:type="dxa"/>
+            <w:vAlign w:val="center"/>
+          </w:tcPr>
+          <w:p>
+            <w:pPr>
+              <w:spacing w:after="0"/>
+            </w:pPr>
+            <w:r>
+              <w:rPr>
+                <w:rFonts w:ascii="Times New Roman" w:hAnsi="Times New Roman"/>
+                <w:b w:val="0"/>
+                <w:sz w:val="17"/>
+              </w:rPr>
+              <w:t>Generalization beyond UNSW-NB15 is untested.</w:t>
+            </w:r>
+          </w:p>
+        </w:tc>
+      </w:tr>
+      <w:tr>
+        <w:trPr>
+          <w:jc w:val="center"/>
+        </w:trPr>
+        <w:tc>
+          <w:tcPr>
+            <w:tcW w:w="3312" w:type="dxa"/>
+            <w:vAlign w:val="center"/>
+          </w:tcPr>
+          <w:p>
+            <w:pPr>
+              <w:spacing w:after="0"/>
+            </w:pPr>
+            <w:r>
+              <w:rPr>
+                <w:rFonts w:ascii="Times New Roman" w:hAnsi="Times New Roman"/>
+                <w:b w:val="0"/>
+                <w:sz w:val="17"/>
+              </w:rPr>
+              <w:t>Statistical significance</w:t>
+            </w:r>
+          </w:p>
+        </w:tc>
+        <w:tc>
+          <w:tcPr>
+            <w:tcW w:w="3312" w:type="dxa"/>
+            <w:vAlign w:val="center"/>
+          </w:tcPr>
+          <w:p>
+            <w:pPr>
+              <w:spacing w:after="0"/>
+            </w:pPr>
+            <w:r>
+              <w:rPr>
+                <w:rFonts w:ascii="Times New Roman" w:hAnsi="Times New Roman"/>
+                <w:b w:val="0"/>
+                <w:sz w:val="17"/>
+              </w:rPr>
+              <w:t>Medium</w:t>
+            </w:r>
+          </w:p>
+        </w:tc>
+        <w:tc>
+          <w:tcPr>
+            <w:tcW w:w="3312" w:type="dxa"/>
+            <w:vAlign w:val="center"/>
+          </w:tcPr>
+          <w:p>
+            <w:pPr>
+              <w:spacing w:after="0"/>
+            </w:pPr>
+            <w:r>
+              <w:rPr>
+                <w:rFonts w:ascii="Times New Roman" w:hAnsi="Times New Roman"/>
+                <w:b w:val="0"/>
+                <w:sz w:val="17"/>
+              </w:rPr>
+              <w:t>No formal hypothesis test or confidence interval is reported.</w:t>
+            </w:r>
+          </w:p>
+        </w:tc>
+      </w:tr>
+    </w:tbl>
+    <w:p>
+      <w:pPr>
+        <w:pStyle w:val="164"/>
+        <w:jc w:val="center"/>
+      </w:pPr>
+      <w:r>
+        <w:t>Table 12. Remaining threats to validity.</w:t>
       </w:r>
     </w:p>
     <w:p>
+      <w:pPr>
+        <w:jc w:val="both"/>
+      </w:pPr>
       <w:r>
-        <w:t>The corrected experiment uses the public UNSW-NB15 train/test CSVs, an 85/15 stratified split of the training CSV, training-only preprocessing, node-level validation AUC for model selection, and five random seeds for the headline aggregate results. The complete protocol is specified in this paper so that an independent implementation can reproduce the reported configuration.</w:t>
-      </w:r>
-    </w:p>
-    <w:p>
-      <w:r>
-        <w:t>The current implementation does not yet include per-attack-category node-level evaluation or a statistically powered ablation study. These omissions are stated explicitly rather than represented by placeholder values. In particular, the earlier aspirational 0.91/0.88 results are not used as the principal result of the corrected study.</w:t>
+        <w:t>Partition independence requires careful interpretation because pseudo-node identifiers can legitimately recur across partitions. Such recurrence is not equivalent to reusing the same flow records. The important leakage controls in the corrected protocol are the separation of flow partitions and fitting of preprocessing transformations on training data only.</w:t>
       </w:r>
     </w:p>
     <w:p>
       <w:pPr>
         <w:pStyle w:val="2"/>
+        <w:jc w:val="both"/>
+      </w:pPr>
+      <w:r>
+        <w:t>9. Reproducibility</w:t>
+      </w:r>
+    </w:p>
+    <w:p>
+      <w:pPr>
+        <w:jc w:val="both"/>
+      </w:pPr>
+      <w:r>
+        <w:t>The authoritative Configuration C consists of 128 hidden channels, three GCN layers, two temporal attention layers, four heads, sequence length five, dropout 0.5, learning rate 10^-3, weight decay 5×10^-4, 50 maximum epochs, early stopping patience 10 on node-level validation AUC, and five random seeds: 42, 123, 456, 789, and 999.</w:t>
+      </w:r>
+    </w:p>
+    <w:p>
+      <w:pPr>
+        <w:jc w:val="both"/>
+      </w:pPr>
+      <w:r>
+        <w:t>The corrected study's principal results are traceable to the per-seed result files and aggregate result file supplied with the project. The exploratory 256-hidden-channel, four-GCN-layer, 200-epoch configuration is treated as a separate experiment and is not used for the headline claims.</w:t>
+      </w:r>
+    </w:p>
+    <w:p>
+      <w:pPr>
+        <w:pStyle w:val="2"/>
+        <w:jc w:val="both"/>
       </w:pPr>
       <w:r>
         <w:t>10. Conclusion and Future Work</w:t>
       </w:r>
     </w:p>
     <w:p>
+      <w:pPr>
+        <w:jc w:val="both"/>
+      </w:pPr>
       <w:r>
-        <w:t>This work introduced ST-GraphAD, a spatio-temporal graph neural network for node-level network intrusion detection on UNSW-NB15. The corrected experimental protocol replaces the earlier graph-level validation signal with node-level validation AUC, reserves the official test set for final evaluation, and fits preprocessing transformations only on training data. Under five-seed evaluation, ST-GraphAD reaches 0.657 ± 0.078 AUC-ROC and 0.858 ± 0.021 F1, compared with 0.612 ± 0.030 AUC and 0.836 ± 0.013 F1 for the static GCN baseline. The mean AUC advantage is 0.045 absolute, but the larger variance of ST-GraphAD indicates that the effect is not yet a stable universal estimate.</w:t>
+        <w:t>This paper presented ST-GraphAD, a spatio-temporal GNN for node-level network intrusion detection on UNSW-NB15. The corrected protocol uses an 85/15 split of the training CSV, holds the official test CSV out for final evaluation, fits preprocessing on training data only, and uses node-level validation AUC for model selection.</w:t>
       </w:r>
     </w:p>
     <w:p>
+      <w:pPr>
+        <w:jc w:val="both"/>
+      </w:pPr>
       <w:r>
-        <w:t>The most important next steps are to replace pseudo-nodes with real IP/port entities when packet captures are available, use real timestamps or continuous-time temporal GNNs, evaluate all nine attack categories, quantify attention behavior, and add statistically controlled temporal baselines and ablations.</w:t>
+        <w:t>Across five seeds, ST-GraphAD achieves 0.657 ± 0.078 AUC-ROC and 0.858 ± 0.021 F1, compared with 0.612 ± 0.030 AUC and 0.836 ± 0.013 F1 for a static GCN. The corresponding mean improvements are 4.5 percentage points in AUC, 2.2 percentage points in F1, and 5.0 percentage points in recall. The larger variance of ST-GraphAD means the observed advantage should be interpreted as evidence in favor of temporal context, not as a universally established performance gain.</w:t>
+      </w:r>
+    </w:p>
+    <w:p>
+      <w:pPr>
+        <w:jc w:val="both"/>
+      </w:pPr>
+      <w:r>
+        <w:t>Future work should prioritize real IP/port graph construction from packet captures, event-time or continuous-time temporal modeling, per-attack-category evaluation, formal statistical testing, quantitative attention analysis, and ablation experiments that isolate the contribution of temporal depth, number of heads, sequence length, and hidden size.</w:t>
       </w:r>
     </w:p>
     <w:p>
@@ -4566,6 +6312,7 @@
     <w:p>
       <w:pPr>
         <w:pStyle w:val="165"/>
+        <w:ind w:left="317" w:hanging="317"/>
       </w:pPr>
       <w:r>
         <w:t>[1] N. Moustafa and J. Slay, “UNSW-NB15: A comprehensive data set for network intrusion detection systems,” Military Communications and Information Systems Conference (MilCIS), 2015.</w:t>
@@ -4574,6 +6321,7 @@
     <w:p>
       <w:pPr>
         <w:pStyle w:val="165"/>
+        <w:ind w:left="317" w:hanging="317"/>
       </w:pPr>
       <w:r>
         <w:t>[2] T. N. Kipf and M. Welling, “Semi-Supervised Classification with Graph Convolutional Networks,” International Conference on Learning Representations (ICLR), 2017.</w:t>
@@ -4582,6 +6330,7 @@
     <w:p>
       <w:pPr>
         <w:pStyle w:val="165"/>
+        <w:ind w:left="317" w:hanging="317"/>
       </w:pPr>
       <w:r>
         <w:t>[3] P. Veličković et al., “Graph Attention Networks,” ICLR, 2018.</w:t>
@@ -4590,6 +6339,7 @@
     <w:p>
       <w:pPr>
         <w:pStyle w:val="165"/>
+        <w:ind w:left="317" w:hanging="317"/>
       </w:pPr>
       <w:r>
         <w:t>[4] W. Hamilton, Z. Ying, and J. Leskovec, “Inductive Representation Learning on Large Graphs,” Advances in Neural Information Processing Systems (NeurIPS), 2017.</w:t>
@@ -4598,6 +6348,7 @@
     <w:p>
       <w:pPr>
         <w:pStyle w:val="165"/>
+        <w:ind w:left="317" w:hanging="317"/>
       </w:pPr>
       <w:r>
         <w:t>[5] A. Vaswani et al., “Attention Is All You Need,” NeurIPS, 2017.</w:t>
@@ -4606,6 +6357,7 @@
     <w:p>
       <w:pPr>
         <w:pStyle w:val="165"/>
+        <w:ind w:left="317" w:hanging="317"/>
       </w:pPr>
       <w:r>
         <w:t>[6] D. Xu et al., “Inductive Representation Learning on Temporal Graphs,” ICLR, 2020.</w:t>
@@ -4614,6 +6366,7 @@
     <w:p>
       <w:pPr>
         <w:pStyle w:val="165"/>
+        <w:ind w:left="317" w:hanging="317"/>
       </w:pPr>
       <w:r>
         <w:t>[7] E. Rossi et al., “Temporal Graph Networks for Deep Learning on Dynamic Graphs,” ICML Workshop, 2020.</w:t>
@@ -4622,6 +6375,7 @@
     <w:p>
       <w:pPr>
         <w:pStyle w:val="165"/>
+        <w:ind w:left="317" w:hanging="317"/>
       </w:pPr>
       <w:r>
         <w:t>[8] Y. Zhang et al., “Botnet Detection Based on Graph Convolutional Networks,” IEEE Access, 2019.</w:t>
@@ -4630,6 +6384,7 @@
     <w:p>
       <w:pPr>
         <w:pStyle w:val="165"/>
+        <w:ind w:left="317" w:hanging="317"/>
       </w:pPr>
       <w:r>
         <w:t>[9] S. M. Milajerdi et al., “HOLMES: Real-Time APT Detection through Correlation of Suspicious Information Flows,” IEEE Symposium on Security and Privacy, 2019.</w:t>
@@ -4638,9 +6393,15 @@
     <w:p>
       <w:pPr>
         <w:pStyle w:val="165"/>
+        <w:ind w:left="317" w:hanging="317"/>
       </w:pPr>
       <w:r>
         <w:t>[10] T.-Y. Lin et al., “Focal Loss for Dense Object Detection,” ICCV, 2017.</w:t>
+      </w:r>
+    </w:p>
+    <w:p>
+      <w:r>
+        <w:br w:type="page"/>
       </w:r>
     </w:p>
     <w:p>
@@ -4648,12 +6409,479 @@
         <w:pStyle w:val="2"/>
       </w:pPr>
       <w:r>
-        <w:t>Appendix A. Architecture Summary</w:t>
+        <w:t>Appendix A. Final Experimental Record</w:t>
       </w:r>
     </w:p>
     <w:p>
       <w:r>
-        <w:t>The forward path is: five graph snapshots → shared three-layer GCN → five sets of 128-dimensional node embeddings → padding and temporal positional encoding → two-layer, four-head self-attention → final-window node embeddings → node-level and graph-level classification heads.</w:t>
+        <w:t>The following material summarizes the final authoritative experiment. It is included so that the manuscript remains traceable to the supplied project records.</w:t>
+      </w:r>
+    </w:p>
+    <w:tbl>
+      <w:tblPr>
+        <w:tblStyle w:val="35"/>
+        <w:tblW w:w="0" w:type="auto"/>
+        <w:jc w:val="center"/>
+        <w:tblBorders>
+          <w:top w:val="single" w:color="auto" w:sz="4" w:space="0"/>
+          <w:left w:val="single" w:color="auto" w:sz="4" w:space="0"/>
+          <w:bottom w:val="single" w:color="auto" w:sz="4" w:space="0"/>
+          <w:right w:val="single" w:color="auto" w:sz="4" w:space="0"/>
+          <w:insideH w:val="single" w:color="auto" w:sz="4" w:space="0"/>
+          <w:insideV w:val="single" w:color="auto" w:sz="4" w:space="0"/>
+        </w:tblBorders>
+        <w:tblLayout w:type="autofit"/>
+        <w:tblCellMar>
+          <w:top w:w="0" w:type="dxa"/>
+          <w:left w:w="108" w:type="dxa"/>
+          <w:bottom w:w="0" w:type="dxa"/>
+          <w:right w:w="108" w:type="dxa"/>
+        </w:tblCellMar>
+      </w:tblPr>
+      <w:tblGrid>
+        <w:gridCol w:w="4968"/>
+        <w:gridCol w:w="4968"/>
+      </w:tblGrid>
+      <w:tr>
+        <w:trPr>
+          <w:jc w:val="center"/>
+        </w:trPr>
+        <w:tc>
+          <w:tcPr>
+            <w:tcW w:w="4968" w:type="dxa"/>
+            <w:shd w:val="clear" w:color="auto" w:fill="D9E2F3"/>
+            <w:vAlign w:val="center"/>
+          </w:tcPr>
+          <w:p>
+            <w:pPr>
+              <w:spacing w:after="0"/>
+            </w:pPr>
+            <w:r>
+              <w:rPr>
+                <w:rFonts w:ascii="Times New Roman" w:hAnsi="Times New Roman"/>
+                <w:b/>
+                <w:sz w:val="17"/>
+              </w:rPr>
+              <w:t>Item</w:t>
+            </w:r>
+          </w:p>
+        </w:tc>
+        <w:tc>
+          <w:tcPr>
+            <w:tcW w:w="4968" w:type="dxa"/>
+            <w:shd w:val="clear" w:color="auto" w:fill="D9E2F3"/>
+            <w:vAlign w:val="center"/>
+          </w:tcPr>
+          <w:p>
+            <w:pPr>
+              <w:spacing w:after="0"/>
+            </w:pPr>
+            <w:r>
+              <w:rPr>
+                <w:rFonts w:ascii="Times New Roman" w:hAnsi="Times New Roman"/>
+                <w:b/>
+                <w:sz w:val="17"/>
+              </w:rPr>
+              <w:t>Authoritative value</w:t>
+            </w:r>
+          </w:p>
+        </w:tc>
+      </w:tr>
+      <w:tr>
+        <w:trPr>
+          <w:jc w:val="center"/>
+        </w:trPr>
+        <w:tc>
+          <w:tcPr>
+            <w:tcW w:w="4968" w:type="dxa"/>
+            <w:vAlign w:val="center"/>
+          </w:tcPr>
+          <w:p>
+            <w:pPr>
+              <w:spacing w:after="0"/>
+            </w:pPr>
+            <w:r>
+              <w:rPr>
+                <w:rFonts w:ascii="Times New Roman" w:hAnsi="Times New Roman"/>
+                <w:b w:val="0"/>
+                <w:sz w:val="17"/>
+              </w:rPr>
+              <w:t>Configuration</w:t>
+            </w:r>
+          </w:p>
+        </w:tc>
+        <w:tc>
+          <w:tcPr>
+            <w:tcW w:w="4968" w:type="dxa"/>
+            <w:vAlign w:val="center"/>
+          </w:tcPr>
+          <w:p>
+            <w:pPr>
+              <w:spacing w:after="0"/>
+            </w:pPr>
+            <w:r>
+              <w:rPr>
+                <w:rFonts w:ascii="Times New Roman" w:hAnsi="Times New Roman"/>
+                <w:b w:val="0"/>
+                <w:sz w:val="17"/>
+              </w:rPr>
+              <w:t>C</w:t>
+            </w:r>
+          </w:p>
+        </w:tc>
+      </w:tr>
+      <w:tr>
+        <w:trPr>
+          <w:jc w:val="center"/>
+        </w:trPr>
+        <w:tc>
+          <w:tcPr>
+            <w:tcW w:w="4968" w:type="dxa"/>
+            <w:vAlign w:val="center"/>
+          </w:tcPr>
+          <w:p>
+            <w:pPr>
+              <w:spacing w:after="0"/>
+            </w:pPr>
+            <w:r>
+              <w:rPr>
+                <w:rFonts w:ascii="Times New Roman" w:hAnsi="Times New Roman"/>
+                <w:b w:val="0"/>
+                <w:sz w:val="17"/>
+              </w:rPr>
+              <w:t>Seeds</w:t>
+            </w:r>
+          </w:p>
+        </w:tc>
+        <w:tc>
+          <w:tcPr>
+            <w:tcW w:w="4968" w:type="dxa"/>
+            <w:vAlign w:val="center"/>
+          </w:tcPr>
+          <w:p>
+            <w:pPr>
+              <w:spacing w:after="0"/>
+            </w:pPr>
+            <w:r>
+              <w:rPr>
+                <w:rFonts w:ascii="Times New Roman" w:hAnsi="Times New Roman"/>
+                <w:b w:val="0"/>
+                <w:sz w:val="17"/>
+              </w:rPr>
+              <w:t>42, 123, 456, 789, 999</w:t>
+            </w:r>
+          </w:p>
+        </w:tc>
+      </w:tr>
+      <w:tr>
+        <w:trPr>
+          <w:jc w:val="center"/>
+        </w:trPr>
+        <w:tc>
+          <w:tcPr>
+            <w:tcW w:w="4968" w:type="dxa"/>
+            <w:vAlign w:val="center"/>
+          </w:tcPr>
+          <w:p>
+            <w:pPr>
+              <w:spacing w:after="0"/>
+            </w:pPr>
+            <w:r>
+              <w:rPr>
+                <w:rFonts w:ascii="Times New Roman" w:hAnsi="Times New Roman"/>
+                <w:b w:val="0"/>
+                <w:sz w:val="17"/>
+              </w:rPr>
+              <w:t>Train/validation split</w:t>
+            </w:r>
+          </w:p>
+        </w:tc>
+        <w:tc>
+          <w:tcPr>
+            <w:tcW w:w="4968" w:type="dxa"/>
+            <w:vAlign w:val="center"/>
+          </w:tcPr>
+          <w:p>
+            <w:pPr>
+              <w:spacing w:after="0"/>
+            </w:pPr>
+            <w:r>
+              <w:rPr>
+                <w:rFonts w:ascii="Times New Roman" w:hAnsi="Times New Roman"/>
+                <w:b w:val="0"/>
+                <w:sz w:val="17"/>
+              </w:rPr>
+              <w:t>85% / 15% of training CSV</w:t>
+            </w:r>
+          </w:p>
+        </w:tc>
+      </w:tr>
+      <w:tr>
+        <w:trPr>
+          <w:jc w:val="center"/>
+        </w:trPr>
+        <w:tc>
+          <w:tcPr>
+            <w:tcW w:w="4968" w:type="dxa"/>
+            <w:vAlign w:val="center"/>
+          </w:tcPr>
+          <w:p>
+            <w:pPr>
+              <w:spacing w:after="0"/>
+            </w:pPr>
+            <w:r>
+              <w:rPr>
+                <w:rFonts w:ascii="Times New Roman" w:hAnsi="Times New Roman"/>
+                <w:b w:val="0"/>
+                <w:sz w:val="17"/>
+              </w:rPr>
+              <w:t>Official test</w:t>
+            </w:r>
+          </w:p>
+        </w:tc>
+        <w:tc>
+          <w:tcPr>
+            <w:tcW w:w="4968" w:type="dxa"/>
+            <w:vAlign w:val="center"/>
+          </w:tcPr>
+          <w:p>
+            <w:pPr>
+              <w:spacing w:after="0"/>
+            </w:pPr>
+            <w:r>
+              <w:rPr>
+                <w:rFonts w:ascii="Times New Roman" w:hAnsi="Times New Roman"/>
+                <w:b w:val="0"/>
+                <w:sz w:val="17"/>
+              </w:rPr>
+              <w:t>82,332 flows, untouched until final evaluation</w:t>
+            </w:r>
+          </w:p>
+        </w:tc>
+      </w:tr>
+      <w:tr>
+        <w:trPr>
+          <w:jc w:val="center"/>
+        </w:trPr>
+        <w:tc>
+          <w:tcPr>
+            <w:tcW w:w="4968" w:type="dxa"/>
+            <w:vAlign w:val="center"/>
+          </w:tcPr>
+          <w:p>
+            <w:pPr>
+              <w:spacing w:after="0"/>
+            </w:pPr>
+            <w:r>
+              <w:rPr>
+                <w:rFonts w:ascii="Times New Roman" w:hAnsi="Times New Roman"/>
+                <w:b w:val="0"/>
+                <w:sz w:val="17"/>
+              </w:rPr>
+              <w:t>Validation criterion</w:t>
+            </w:r>
+          </w:p>
+        </w:tc>
+        <w:tc>
+          <w:tcPr>
+            <w:tcW w:w="4968" w:type="dxa"/>
+            <w:vAlign w:val="center"/>
+          </w:tcPr>
+          <w:p>
+            <w:pPr>
+              <w:spacing w:after="0"/>
+            </w:pPr>
+            <w:r>
+              <w:rPr>
+                <w:rFonts w:ascii="Times New Roman" w:hAnsi="Times New Roman"/>
+                <w:b w:val="0"/>
+                <w:sz w:val="17"/>
+              </w:rPr>
+              <w:t>Node-level AUC-ROC</w:t>
+            </w:r>
+          </w:p>
+        </w:tc>
+      </w:tr>
+      <w:tr>
+        <w:trPr>
+          <w:jc w:val="center"/>
+        </w:trPr>
+        <w:tc>
+          <w:tcPr>
+            <w:tcW w:w="4968" w:type="dxa"/>
+            <w:vAlign w:val="center"/>
+          </w:tcPr>
+          <w:p>
+            <w:pPr>
+              <w:spacing w:after="0"/>
+            </w:pPr>
+            <w:r>
+              <w:rPr>
+                <w:rFonts w:ascii="Times New Roman" w:hAnsi="Times New Roman"/>
+                <w:b w:val="0"/>
+                <w:sz w:val="17"/>
+              </w:rPr>
+              <w:t>Headline ST-GraphAD AUC</w:t>
+            </w:r>
+          </w:p>
+        </w:tc>
+        <w:tc>
+          <w:tcPr>
+            <w:tcW w:w="4968" w:type="dxa"/>
+            <w:vAlign w:val="center"/>
+          </w:tcPr>
+          <w:p>
+            <w:pPr>
+              <w:spacing w:after="0"/>
+            </w:pPr>
+            <w:r>
+              <w:rPr>
+                <w:rFonts w:ascii="Times New Roman" w:hAnsi="Times New Roman"/>
+                <w:b w:val="0"/>
+                <w:sz w:val="17"/>
+              </w:rPr>
+              <w:t>0.657 ± 0.078</w:t>
+            </w:r>
+          </w:p>
+        </w:tc>
+      </w:tr>
+      <w:tr>
+        <w:trPr>
+          <w:jc w:val="center"/>
+        </w:trPr>
+        <w:tc>
+          <w:tcPr>
+            <w:tcW w:w="4968" w:type="dxa"/>
+            <w:vAlign w:val="center"/>
+          </w:tcPr>
+          <w:p>
+            <w:pPr>
+              <w:spacing w:after="0"/>
+            </w:pPr>
+            <w:r>
+              <w:rPr>
+                <w:rFonts w:ascii="Times New Roman" w:hAnsi="Times New Roman"/>
+                <w:b w:val="0"/>
+                <w:sz w:val="17"/>
+              </w:rPr>
+              <w:t>Headline ST-GraphAD F1</w:t>
+            </w:r>
+          </w:p>
+        </w:tc>
+        <w:tc>
+          <w:tcPr>
+            <w:tcW w:w="4968" w:type="dxa"/>
+            <w:vAlign w:val="center"/>
+          </w:tcPr>
+          <w:p>
+            <w:pPr>
+              <w:spacing w:after="0"/>
+            </w:pPr>
+            <w:r>
+              <w:rPr>
+                <w:rFonts w:ascii="Times New Roman" w:hAnsi="Times New Roman"/>
+                <w:b w:val="0"/>
+                <w:sz w:val="17"/>
+              </w:rPr>
+              <w:t>0.858 ± 0.021</w:t>
+            </w:r>
+          </w:p>
+        </w:tc>
+      </w:tr>
+      <w:tr>
+        <w:trPr>
+          <w:jc w:val="center"/>
+        </w:trPr>
+        <w:tc>
+          <w:tcPr>
+            <w:tcW w:w="4968" w:type="dxa"/>
+            <w:vAlign w:val="center"/>
+          </w:tcPr>
+          <w:p>
+            <w:pPr>
+              <w:spacing w:after="0"/>
+            </w:pPr>
+            <w:r>
+              <w:rPr>
+                <w:rFonts w:ascii="Times New Roman" w:hAnsi="Times New Roman"/>
+                <w:b w:val="0"/>
+                <w:sz w:val="17"/>
+              </w:rPr>
+              <w:t>Headline GCN AUC</w:t>
+            </w:r>
+          </w:p>
+        </w:tc>
+        <w:tc>
+          <w:tcPr>
+            <w:tcW w:w="4968" w:type="dxa"/>
+            <w:vAlign w:val="center"/>
+          </w:tcPr>
+          <w:p>
+            <w:pPr>
+              <w:spacing w:after="0"/>
+            </w:pPr>
+            <w:r>
+              <w:rPr>
+                <w:rFonts w:ascii="Times New Roman" w:hAnsi="Times New Roman"/>
+                <w:b w:val="0"/>
+                <w:sz w:val="17"/>
+              </w:rPr>
+              <w:t>0.612 ± 0.030</w:t>
+            </w:r>
+          </w:p>
+        </w:tc>
+      </w:tr>
+      <w:tr>
+        <w:trPr>
+          <w:jc w:val="center"/>
+        </w:trPr>
+        <w:tc>
+          <w:tcPr>
+            <w:tcW w:w="4968" w:type="dxa"/>
+            <w:vAlign w:val="center"/>
+          </w:tcPr>
+          <w:p>
+            <w:pPr>
+              <w:spacing w:after="0"/>
+            </w:pPr>
+            <w:r>
+              <w:rPr>
+                <w:rFonts w:ascii="Times New Roman" w:hAnsi="Times New Roman"/>
+                <w:b w:val="0"/>
+                <w:sz w:val="17"/>
+              </w:rPr>
+              <w:t>Headline GCN F1</w:t>
+            </w:r>
+          </w:p>
+        </w:tc>
+        <w:tc>
+          <w:tcPr>
+            <w:tcW w:w="4968" w:type="dxa"/>
+            <w:vAlign w:val="center"/>
+          </w:tcPr>
+          <w:p>
+            <w:pPr>
+              <w:spacing w:after="0"/>
+            </w:pPr>
+            <w:r>
+              <w:rPr>
+                <w:rFonts w:ascii="Times New Roman" w:hAnsi="Times New Roman"/>
+                <w:b w:val="0"/>
+                <w:sz w:val="17"/>
+              </w:rPr>
+              <w:t>0.836 ± 0.013</w:t>
+            </w:r>
+          </w:p>
+        </w:tc>
+      </w:tr>
+    </w:tbl>
+    <w:p>
+      <w:pPr>
+        <w:pStyle w:val="164"/>
+        <w:jc w:val="center"/>
+      </w:pPr>
+      <w:r>
+        <w:t>Table A1. Authoritative experimental record.</w:t>
       </w:r>
     </w:p>
     <w:p>
@@ -4668,402 +6896,260 @@
       <w:r>
         <w:rPr>
           <w:rFonts w:ascii="Courier New" w:hAnsi="Courier New"/>
-          <w:sz w:val="17"/>
+          <w:sz w:val="16"/>
         </w:rPr>
         <w:t>def construct_graphs(csv, window_size=1000):</w:t>
       </w:r>
       <w:r>
         <w:rPr>
           <w:rFonts w:ascii="Courier New" w:hAnsi="Courier New"/>
-          <w:sz w:val="17"/>
+          <w:sz w:val="16"/>
         </w:rPr>
         <w:br w:type="textWrapping"/>
       </w:r>
       <w:r>
         <w:rPr>
           <w:rFonts w:ascii="Courier New" w:hAnsi="Courier New"/>
-          <w:sz w:val="17"/>
+          <w:sz w:val="16"/>
         </w:rPr>
         <w:t xml:space="preserve">    df = read_csv(csv)</w:t>
       </w:r>
       <w:r>
         <w:rPr>
           <w:rFonts w:ascii="Courier New" w:hAnsi="Courier New"/>
-          <w:sz w:val="17"/>
+          <w:sz w:val="16"/>
         </w:rPr>
         <w:br w:type="textWrapping"/>
       </w:r>
       <w:r>
         <w:rPr>
           <w:rFonts w:ascii="Courier New" w:hAnsi="Courier New"/>
-          <w:sz w:val="17"/>
+          <w:sz w:val="16"/>
         </w:rPr>
         <w:br w:type="textWrapping"/>
       </w:r>
       <w:r>
         <w:rPr>
           <w:rFonts w:ascii="Courier New" w:hAnsi="Courier New"/>
-          <w:sz w:val="17"/>
+          <w:sz w:val="16"/>
         </w:rPr>
-        <w:t xml:space="preserve">    # Fit categorical encoders/scaler on TRAINING DATA ONLY.</w:t>
+        <w:t xml:space="preserve">    # Fit encoders/scaler on training partition only.</w:t>
       </w:r>
       <w:r>
         <w:rPr>
           <w:rFonts w:ascii="Courier New" w:hAnsi="Courier New"/>
-          <w:sz w:val="17"/>
+          <w:sz w:val="16"/>
         </w:rPr>
         <w:br w:type="textWrapping"/>
       </w:r>
       <w:r>
         <w:rPr>
           <w:rFonts w:ascii="Courier New" w:hAnsi="Courier New"/>
-          <w:sz w:val="17"/>
+          <w:sz w:val="16"/>
         </w:rPr>
         <w:t xml:space="preserve">    df = encode_and_scale(df)</w:t>
       </w:r>
       <w:r>
         <w:rPr>
           <w:rFonts w:ascii="Courier New" w:hAnsi="Courier New"/>
-          <w:sz w:val="17"/>
+          <w:sz w:val="16"/>
         </w:rPr>
         <w:br w:type="textWrapping"/>
       </w:r>
       <w:r>
         <w:rPr>
           <w:rFonts w:ascii="Courier New" w:hAnsi="Courier New"/>
-          <w:sz w:val="17"/>
+          <w:sz w:val="16"/>
         </w:rPr>
         <w:br w:type="textWrapping"/>
       </w:r>
       <w:r>
         <w:rPr>
           <w:rFonts w:ascii="Courier New" w:hAnsi="Courier New"/>
-          <w:sz w:val="17"/>
+          <w:sz w:val="16"/>
         </w:rPr>
         <w:t xml:space="preserve">    df["src_node"] = df["proto"] + "_" + df["service"] + "_src"</w:t>
       </w:r>
       <w:r>
         <w:rPr>
           <w:rFonts w:ascii="Courier New" w:hAnsi="Courier New"/>
-          <w:sz w:val="17"/>
+          <w:sz w:val="16"/>
         </w:rPr>
         <w:br w:type="textWrapping"/>
       </w:r>
       <w:r>
         <w:rPr>
           <w:rFonts w:ascii="Courier New" w:hAnsi="Courier New"/>
-          <w:sz w:val="17"/>
+          <w:sz w:val="16"/>
         </w:rPr>
         <w:t xml:space="preserve">    df["dst_node"] = df["state"] + "_" + df["service"] + "_dst"</w:t>
       </w:r>
       <w:r>
         <w:rPr>
           <w:rFonts w:ascii="Courier New" w:hAnsi="Courier New"/>
-          <w:sz w:val="17"/>
+          <w:sz w:val="16"/>
         </w:rPr>
         <w:br w:type="textWrapping"/>
       </w:r>
       <w:r>
         <w:rPr>
           <w:rFonts w:ascii="Courier New" w:hAnsi="Courier New"/>
-          <w:sz w:val="17"/>
+          <w:sz w:val="16"/>
+        </w:rPr>
+        <w:t xml:space="preserve">    df["window_id"] = df.index // window_size</w:t>
+      </w:r>
+      <w:r>
+        <w:rPr>
+          <w:rFonts w:ascii="Courier New" w:hAnsi="Courier New"/>
+          <w:sz w:val="16"/>
         </w:rPr>
         <w:br w:type="textWrapping"/>
       </w:r>
       <w:r>
         <w:rPr>
           <w:rFonts w:ascii="Courier New" w:hAnsi="Courier New"/>
-          <w:sz w:val="17"/>
-        </w:rPr>
-        <w:t xml:space="preserve">    df["window_id"] = df.index // window_size</w:t>
-      </w:r>
-      <w:r>
-        <w:rPr>
-          <w:rFonts w:ascii="Courier New" w:hAnsi="Courier New"/>
-          <w:sz w:val="17"/>
+          <w:sz w:val="16"/>
         </w:rPr>
         <w:br w:type="textWrapping"/>
       </w:r>
       <w:r>
         <w:rPr>
           <w:rFonts w:ascii="Courier New" w:hAnsi="Courier New"/>
-          <w:sz w:val="17"/>
+          <w:sz w:val="16"/>
+        </w:rPr>
+        <w:t xml:space="preserve">    graphs = []</w:t>
+      </w:r>
+      <w:r>
+        <w:rPr>
+          <w:rFonts w:ascii="Courier New" w:hAnsi="Courier New"/>
+          <w:sz w:val="16"/>
         </w:rPr>
         <w:br w:type="textWrapping"/>
       </w:r>
       <w:r>
         <w:rPr>
           <w:rFonts w:ascii="Courier New" w:hAnsi="Courier New"/>
-          <w:sz w:val="17"/>
+          <w:sz w:val="16"/>
         </w:rPr>
-        <w:t xml:space="preserve">    graphs = []</w:t>
+        <w:t xml:space="preserve">    for _, wdf in df.groupby("window_id"):</w:t>
       </w:r>
       <w:r>
         <w:rPr>
           <w:rFonts w:ascii="Courier New" w:hAnsi="Courier New"/>
-          <w:sz w:val="17"/>
+          <w:sz w:val="16"/>
         </w:rPr>
         <w:br w:type="textWrapping"/>
       </w:r>
       <w:r>
         <w:rPr>
           <w:rFonts w:ascii="Courier New" w:hAnsi="Courier New"/>
-          <w:sz w:val="17"/>
+          <w:sz w:val="16"/>
         </w:rPr>
-        <w:t xml:space="preserve">    for _, wdf in df.groupby("window_id"):</w:t>
+        <w:t xml:space="preserve">        if len(wdf) &lt; 10:</w:t>
       </w:r>
       <w:r>
         <w:rPr>
           <w:rFonts w:ascii="Courier New" w:hAnsi="Courier New"/>
-          <w:sz w:val="17"/>
+          <w:sz w:val="16"/>
         </w:rPr>
         <w:br w:type="textWrapping"/>
       </w:r>
       <w:r>
         <w:rPr>
           <w:rFonts w:ascii="Courier New" w:hAnsi="Courier New"/>
-          <w:sz w:val="17"/>
+          <w:sz w:val="16"/>
         </w:rPr>
-        <w:t xml:space="preserve">        if len(wdf) &lt; 10:</w:t>
+        <w:t xml:space="preserve">            continue</w:t>
       </w:r>
       <w:r>
         <w:rPr>
           <w:rFonts w:ascii="Courier New" w:hAnsi="Courier New"/>
-          <w:sz w:val="17"/>
+          <w:sz w:val="16"/>
         </w:rPr>
         <w:br w:type="textWrapping"/>
       </w:r>
       <w:r>
         <w:rPr>
           <w:rFonts w:ascii="Courier New" w:hAnsi="Courier New"/>
-          <w:sz w:val="17"/>
+          <w:sz w:val="16"/>
         </w:rPr>
-        <w:t xml:space="preserve">            continue</w:t>
+        <w:t xml:space="preserve">        x = aggregate_node_features(wdf)  # 28 dimensions</w:t>
       </w:r>
       <w:r>
         <w:rPr>
           <w:rFonts w:ascii="Courier New" w:hAnsi="Courier New"/>
-          <w:sz w:val="17"/>
+          <w:sz w:val="16"/>
         </w:rPr>
         <w:br w:type="textWrapping"/>
       </w:r>
       <w:r>
         <w:rPr>
           <w:rFonts w:ascii="Courier New" w:hAnsi="Courier New"/>
-          <w:sz w:val="17"/>
+          <w:sz w:val="16"/>
+        </w:rPr>
+        <w:t xml:space="preserve">        y = aggregate_binary_node_labels(wdf)</w:t>
+      </w:r>
+      <w:r>
+        <w:rPr>
+          <w:rFonts w:ascii="Courier New" w:hAnsi="Courier New"/>
+          <w:sz w:val="16"/>
         </w:rPr>
         <w:br w:type="textWrapping"/>
       </w:r>
       <w:r>
         <w:rPr>
           <w:rFonts w:ascii="Courier New" w:hAnsi="Courier New"/>
-          <w:sz w:val="17"/>
+          <w:sz w:val="16"/>
         </w:rPr>
-        <w:t xml:space="preserve">        node_features = aggregate_node_statistics(wdf)</w:t>
+        <w:t xml:space="preserve">        edge_index = build_edges(wdf)</w:t>
       </w:r>
       <w:r>
         <w:rPr>
           <w:rFonts w:ascii="Courier New" w:hAnsi="Courier New"/>
-          <w:sz w:val="17"/>
+          <w:sz w:val="16"/>
         </w:rPr>
         <w:br w:type="textWrapping"/>
       </w:r>
       <w:r>
         <w:rPr>
           <w:rFonts w:ascii="Courier New" w:hAnsi="Courier New"/>
-          <w:sz w:val="17"/>
+          <w:sz w:val="16"/>
         </w:rPr>
-        <w:t xml:space="preserve">        node_labels = aggregate_binary_labels(wdf)</w:t>
+        <w:t xml:space="preserve">        graphs.append(Data(x=x, edge_index=edge_index, y=y))</w:t>
       </w:r>
       <w:r>
         <w:rPr>
           <w:rFonts w:ascii="Courier New" w:hAnsi="Courier New"/>
-          <w:sz w:val="17"/>
+          <w:sz w:val="16"/>
         </w:rPr>
         <w:br w:type="textWrapping"/>
       </w:r>
       <w:r>
         <w:rPr>
           <w:rFonts w:ascii="Courier New" w:hAnsi="Courier New"/>
-          <w:sz w:val="17"/>
-        </w:rPr>
-        <w:t xml:space="preserve">        edge_index = build_directed_edges(wdf)</w:t>
-      </w:r>
-      <w:r>
-        <w:rPr>
-          <w:rFonts w:ascii="Courier New" w:hAnsi="Courier New"/>
-          <w:sz w:val="17"/>
+          <w:sz w:val="16"/>
         </w:rPr>
         <w:br w:type="textWrapping"/>
       </w:r>
       <w:r>
         <w:rPr>
           <w:rFonts w:ascii="Courier New" w:hAnsi="Courier New"/>
-          <w:sz w:val="17"/>
-        </w:rPr>
-        <w:br w:type="textWrapping"/>
-      </w:r>
-      <w:r>
-        <w:rPr>
-          <w:rFonts w:ascii="Courier New" w:hAnsi="Courier New"/>
-          <w:sz w:val="17"/>
-        </w:rPr>
-        <w:t xml:space="preserve">        graphs.append(</w:t>
-      </w:r>
-      <w:r>
-        <w:rPr>
-          <w:rFonts w:ascii="Courier New" w:hAnsi="Courier New"/>
-          <w:sz w:val="17"/>
-        </w:rPr>
-        <w:br w:type="textWrapping"/>
-      </w:r>
-      <w:r>
-        <w:rPr>
-          <w:rFonts w:ascii="Courier New" w:hAnsi="Courier New"/>
-          <w:sz w:val="17"/>
-        </w:rPr>
-        <w:t xml:space="preserve">            Data(x=node_features,</w:t>
-      </w:r>
-      <w:r>
-        <w:rPr>
-          <w:rFonts w:ascii="Courier New" w:hAnsi="Courier New"/>
-          <w:sz w:val="17"/>
-        </w:rPr>
-        <w:br w:type="textWrapping"/>
-      </w:r>
-      <w:r>
-        <w:rPr>
-          <w:rFonts w:ascii="Courier New" w:hAnsi="Courier New"/>
-          <w:sz w:val="17"/>
-        </w:rPr>
-        <w:t xml:space="preserve">                 edge_index=edge_index,</w:t>
-      </w:r>
-      <w:r>
-        <w:rPr>
-          <w:rFonts w:ascii="Courier New" w:hAnsi="Courier New"/>
-          <w:sz w:val="17"/>
-        </w:rPr>
-        <w:br w:type="textWrapping"/>
-      </w:r>
-      <w:r>
-        <w:rPr>
-          <w:rFonts w:ascii="Courier New" w:hAnsi="Courier New"/>
-          <w:sz w:val="17"/>
-        </w:rPr>
-        <w:t xml:space="preserve">                 y=node_labels)</w:t>
-      </w:r>
-      <w:r>
-        <w:rPr>
-          <w:rFonts w:ascii="Courier New" w:hAnsi="Courier New"/>
-          <w:sz w:val="17"/>
-        </w:rPr>
-        <w:br w:type="textWrapping"/>
-      </w:r>
-      <w:r>
-        <w:rPr>
-          <w:rFonts w:ascii="Courier New" w:hAnsi="Courier New"/>
-          <w:sz w:val="17"/>
-        </w:rPr>
-        <w:t xml:space="preserve">        )</w:t>
-      </w:r>
-      <w:r>
-        <w:rPr>
-          <w:rFonts w:ascii="Courier New" w:hAnsi="Courier New"/>
-          <w:sz w:val="17"/>
-        </w:rPr>
-        <w:br w:type="textWrapping"/>
-      </w:r>
-      <w:r>
-        <w:rPr>
-          <w:rFonts w:ascii="Courier New" w:hAnsi="Courier New"/>
-          <w:sz w:val="17"/>
-        </w:rPr>
-        <w:br w:type="textWrapping"/>
-      </w:r>
-      <w:r>
-        <w:rPr>
-          <w:rFonts w:ascii="Courier New" w:hAnsi="Courier New"/>
-          <w:sz w:val="17"/>
+          <w:sz w:val="16"/>
         </w:rPr>
         <w:t xml:space="preserve">    return graphs</w:t>
       </w:r>
       <w:r>
         <w:rPr>
           <w:rFonts w:ascii="Courier New" w:hAnsi="Courier New"/>
-          <w:sz w:val="17"/>
+          <w:sz w:val="16"/>
         </w:rPr>
         <w:br w:type="textWrapping"/>
       </w:r>
     </w:p>
-    <w:p>
-      <w:pPr>
-        <w:pStyle w:val="2"/>
-      </w:pPr>
-      <w:r>
-        <w:t>Appendix C. Experimental Result Figure</w:t>
-      </w:r>
-    </w:p>
-    <w:p>
-      <w:r>
-        <w:t>The following figure is the supplied corrected-run result and is retained as an experimental record. The paper's headline numerical results should always be taken from the saved evaluation output rather than from visual estimation of plotted curves.</w:t>
-      </w:r>
-    </w:p>
-    <w:p>
-      <w:pPr>
-        <w:jc w:val="center"/>
-      </w:pPr>
-      <w:r>
-        <w:drawing>
-          <wp:inline distT="0" distB="0" distL="114300" distR="114300">
-            <wp:extent cx="6035040" cy="3337560"/>
-            <wp:effectExtent l="0" t="0" r="10160" b="15240"/>
-            <wp:docPr id="2" name="Picture 2"/>
-            <wp:cNvGraphicFramePr>
-              <a:graphicFrameLocks xmlns:a="http://schemas.openxmlformats.org/drawingml/2006/main" noChangeAspect="1"/>
-            </wp:cNvGraphicFramePr>
-            <a:graphic xmlns:a="http://schemas.openxmlformats.org/drawingml/2006/main">
-              <a:graphicData uri="http://schemas.openxmlformats.org/drawingml/2006/picture">
-                <pic:pic xmlns:pic="http://schemas.openxmlformats.org/drawingml/2006/picture">
-                  <pic:nvPicPr>
-                    <pic:cNvPr id="2" name="Picture 2"/>
-                    <pic:cNvPicPr>
-                      <a:picLocks noChangeAspect="1"/>
-                    </pic:cNvPicPr>
-                  </pic:nvPicPr>
-                  <pic:blipFill>
-                    <a:blip r:embed="rId6"/>
-                    <a:stretch>
-                      <a:fillRect/>
-                    </a:stretch>
-                  </pic:blipFill>
-                  <pic:spPr>
-                    <a:xfrm>
-                      <a:off x="0" y="0"/>
-                      <a:ext cx="6035040" cy="3337815"/>
-                    </a:xfrm>
-                    <a:prstGeom prst="rect">
-                      <a:avLst/>
-                    </a:prstGeom>
-                  </pic:spPr>
-                </pic:pic>
-              </a:graphicData>
-            </a:graphic>
-          </wp:inline>
-        </w:drawing>
-      </w:r>
-    </w:p>
-    <w:p>
-      <w:pPr>
-        <w:pStyle w:val="164"/>
-        <w:jc w:val="center"/>
-      </w:pPr>
-      <w:r>
-        <w:t>Figure C1. Corrected-run training loss, validation node metrics, and ST-GNN test confusion matrix.</w:t>
-      </w:r>
-    </w:p>
     <w:sectPr>
+      <w:footerReference r:id="rId5" w:type="default"/>
       <w:pgSz w:w="12240" w:h="15840"/>
-      <w:pgMar w:top="1037" w:right="1181" w:bottom="1037" w:left="1181" w:header="720" w:footer="720" w:gutter="0"/>
+      <w:pgMar w:top="1037" w:right="1152" w:bottom="1037" w:left="1152" w:header="720" w:footer="720" w:gutter="0"/>
       <w:cols w:space="720" w:num="1"/>
       <w:docGrid w:linePitch="360" w:charSpace="0"/>
     </w:sectPr>
@@ -5094,6 +7180,29 @@
     </w:p>
   </w:endnote>
 </w:endnotes>
+</file>
+
+<file path=word/footer1.xml><?xml version="1.0" encoding="utf-8"?>
+<w:ftr xmlns:wpc="http://schemas.microsoft.com/office/word/2010/wordprocessingCanvas" xmlns:mc="http://schemas.openxmlformats.org/markup-compatibility/2006" xmlns:o="urn:schemas-microsoft-com:office:office" xmlns:r="http://schemas.openxmlformats.org/officeDocument/2006/relationships" xmlns:m="http://schemas.openxmlformats.org/officeDocument/2006/math" xmlns:v="urn:schemas-microsoft-com:vml" xmlns:wp14="http://schemas.microsoft.com/office/word/2010/wordprocessingDrawing" xmlns:wp="http://schemas.openxmlformats.org/drawingml/2006/wordprocessingDrawing" xmlns:w10="urn:schemas-microsoft-com:office:word" xmlns:w="http://schemas.openxmlformats.org/wordprocessingml/2006/main" xmlns:w14="http://schemas.microsoft.com/office/word/2010/wordml" xmlns:w15="http://schemas.microsoft.com/office/word/2012/wordml" xmlns:wpg="http://schemas.microsoft.com/office/word/2010/wordprocessingGroup" xmlns:wpi="http://schemas.microsoft.com/office/word/2010/wordprocessingInk" xmlns:wne="http://schemas.microsoft.com/office/word/2006/wordml" xmlns:wps="http://schemas.microsoft.com/office/word/2010/wordprocessingShape" xmlns:wpsCustomData="http://www.wps.cn/officeDocument/2013/wpsCustomData" mc:Ignorable="w14 w15 wp14">
+  <w:p>
+    <w:pPr>
+      <w:pStyle w:val="18"/>
+      <w:jc w:val="center"/>
+    </w:pPr>
+    <w:r>
+      <w:t xml:space="preserve">ST-GraphAD  |  </w:t>
+    </w:r>
+    <w:r>
+      <w:fldChar w:fldCharType="begin"/>
+    </w:r>
+    <w:r>
+      <w:instrText xml:space="preserve">PAGE</w:instrText>
+    </w:r>
+    <w:r>
+      <w:fldChar w:fldCharType="end"/>
+    </w:r>
+  </w:p>
+</w:ftr>
 </file>
 
 <file path=word/footnotes.xml><?xml version="1.0" encoding="utf-8"?>
@@ -5534,7 +7643,7 @@
     </w:pPr>
     <w:rPr>
       <w:rFonts w:ascii="Times New Roman" w:hAnsi="Times New Roman" w:eastAsiaTheme="minorEastAsia" w:cstheme="minorBidi"/>
-      <w:sz w:val="21"/>
+      <w:sz w:val="20"/>
       <w:szCs w:val="22"/>
       <w:lang w:val="en-US" w:eastAsia="en-US" w:bidi="ar-SA"/>
     </w:rPr>
@@ -5608,7 +7717,6 @@
       <w:b/>
       <w:bCs/>
       <w:color w:val="4F81BD" w:themeColor="accent1"/>
-      <w:sz w:val="21"/>
       <w14:textFill>
         <w14:solidFill>
           <w14:schemeClr w14:val="accent1"/>
@@ -6132,7 +8240,7 @@
       <w:color w:val="17375E" w:themeColor="text2" w:themeShade="BF"/>
       <w:spacing w:val="5"/>
       <w:kern w:val="28"/>
-      <w:sz w:val="38"/>
+      <w:sz w:val="36"/>
       <w:szCs w:val="52"/>
     </w:rPr>
   </w:style>
@@ -17975,10 +20083,10 @@
     </w:pPr>
   </w:style>
   <w:style w:type="paragraph" w:customStyle="1" w:styleId="164">
-    <w:name w:val="PaperCaption"/>
+    <w:name w:val="CaptionCustom"/>
     <w:uiPriority w:val="0"/>
     <w:pPr>
-      <w:spacing w:after="100" w:line="276" w:lineRule="auto"/>
+      <w:spacing w:after="80" w:line="276" w:lineRule="auto"/>
     </w:pPr>
     <w:rPr>
       <w:rFonts w:ascii="Times New Roman" w:hAnsi="Times New Roman" w:eastAsiaTheme="minorEastAsia" w:cstheme="minorBidi"/>
@@ -17992,8 +20100,7 @@
     <w:name w:val="Reference"/>
     <w:uiPriority w:val="0"/>
     <w:pPr>
-      <w:spacing w:after="60" w:line="276" w:lineRule="auto"/>
-      <w:ind w:left="317" w:hanging="317"/>
+      <w:spacing w:after="80" w:line="276" w:lineRule="auto"/>
     </w:pPr>
     <w:rPr>
       <w:rFonts w:ascii="Times New Roman" w:hAnsi="Times New Roman" w:eastAsiaTheme="minorEastAsia" w:cstheme="minorBidi"/>
@@ -18325,7 +20432,7 @@
 </file>
 
 <file path=customXml/item1.xml><?xml version="1.0" encoding="utf-8"?>
-<b:Sources xmlns="http://schemas.openxmlformats.org/officeDocument/2006/bibliography" xmlns:b="http://schemas.openxmlformats.org/officeDocument/2006/bibliography" StyleName="APA" SelectedStyle="/APA.XSL"/>
+<b:Sources xmlns="http://schemas.openxmlformats.org/officeDocument/2006/bibliography" xmlns:b="http://schemas.openxmlformats.org/officeDocument/2006/bibliography" SelectedStyle="/APA.XSL" StyleName="APA"/>
 </file>
 
 <file path=customXml/itemProps1.xml><?xml version="1.0" encoding="utf-8"?>
